--- a/downloads/teacher/ai-6-week-15.docx
+++ b/downloads/teacher/ai-6-week-15.docx
@@ -2000,6 +2000,396 @@
         <w:t>For the Grounded Learning Service, retain an annotated trace and the changed-case result. Name the contract or evidence that makes the deciding step valid, so another team can review it.</w:t>
       </w:r>
     </w:p>
+    <w:p>
+      <w:pPr>
+        <w:pStyle w:val="Heading1"/>
+      </w:pPr>
+      <w:r>
+        <w:t>07. Prepare, teach and assess</w:t>
+      </w:r>
+    </w:p>
+    <w:p>
+      <w:r>
+        <w:t>Teaching target: Explain the mechanism and terminology of approval gates and idempotency</w:t>
+      </w:r>
+    </w:p>
+    <w:p>
+      <w:r>
+        <w:t>Prepare the labelled worked-case picture, the matching workbook, fictional input cards and a place for individual responses. Check a local Python 3 environment before class; have a paper-trace version ready.</w:t>
+      </w:r>
+    </w:p>
+    <w:tbl>
+      <w:tblPr>
+        <w:tblStyle w:val="LightShading-Accent1"/>
+        <w:tblW w:type="auto" w:w="0"/>
+        <w:tblLook w:firstColumn="1" w:firstRow="1" w:lastColumn="0" w:lastRow="0" w:noHBand="0" w:noVBand="1" w:val="04A0"/>
+      </w:tblPr>
+      <w:tblGrid>
+        <w:gridCol w:w="3408"/>
+        <w:gridCol w:w="3408"/>
+        <w:gridCol w:w="3408"/>
+      </w:tblGrid>
+      <w:tr>
+        <w:trPr>
+          <w:tblHeader/>
+        </w:trPr>
+        <w:tc>
+          <w:tcPr>
+            <w:tcW w:type="dxa" w:w="3408"/>
+          </w:tcPr>
+          <w:p>
+            <w:r>
+              <w:t>Session</w:t>
+            </w:r>
+          </w:p>
+        </w:tc>
+        <w:tc>
+          <w:tcPr>
+            <w:tcW w:type="dxa" w:w="3408"/>
+          </w:tcPr>
+          <w:p>
+            <w:r>
+              <w:t>Plan</w:t>
+            </w:r>
+          </w:p>
+        </w:tc>
+        <w:tc>
+          <w:tcPr>
+            <w:tcW w:type="dxa" w:w="3408"/>
+          </w:tcPr>
+          <w:p>
+            <w:r>
+              <w:t>Resources</w:t>
+            </w:r>
+          </w:p>
+        </w:tc>
+      </w:tr>
+      <w:tr>
+        <w:tc>
+          <w:tcPr>
+            <w:tcW w:type="dxa" w:w="3408"/>
+          </w:tcPr>
+          <w:p>
+            <w:r>
+              <w:t>Session 1 · Understand · 45 min</w:t>
+            </w:r>
+          </w:p>
+        </w:tc>
+        <w:tc>
+          <w:tcPr>
+            <w:tcW w:type="dxa" w:w="3408"/>
+          </w:tcPr>
+          <w:p>
+            <w:r>
+              <w:t>0–7: recall and prerequisite; 7–15: inspect the concrete case and predict; 15–30: teacher models the worked trace; 30–40: learners explain a step using the text and visual; 40–45: check the core idea.</w:t>
+            </w:r>
+          </w:p>
+        </w:tc>
+        <w:tc>
+          <w:tcPr>
+            <w:tcW w:type="dxa" w:w="3408"/>
+          </w:tcPr>
+          <w:p>
+            <w:r>
+              <w:t>Sections 1–6; record the brief recall in the workbook.</w:t>
+            </w:r>
+          </w:p>
+        </w:tc>
+      </w:tr>
+      <w:tr>
+        <w:tc>
+          <w:tcPr>
+            <w:tcW w:type="dxa" w:w="3408"/>
+          </w:tcPr>
+          <w:p>
+            <w:r>
+              <w:t>Session 2 · Practise · 45 min</w:t>
+            </w:r>
+          </w:p>
+        </w:tc>
+        <w:tc>
+          <w:tcPr>
+            <w:tcW w:type="dxa" w:w="3408"/>
+          </w:tcPr>
+          <w:p>
+            <w:r>
+              <w:t>0–5: retrieve the procedure; 5–15: W2 completion practice; 15–23: explain and check with a partner; 23–30: each learner answers the misconception check; 30–40: targeted reteaching or a harder variation; 40–45: prepare the investigation.</w:t>
+            </w:r>
+          </w:p>
+        </w:tc>
+        <w:tc>
+          <w:tcPr>
+            <w:tcW w:type="dxa" w:w="3408"/>
+          </w:tcPr>
+          <w:p>
+            <w:r>
+              <w:t>Sections 7–10; use the matching workbook W2 and misconception check.</w:t>
+            </w:r>
+          </w:p>
+        </w:tc>
+      </w:tr>
+      <w:tr>
+        <w:tc>
+          <w:tcPr>
+            <w:tcW w:type="dxa" w:w="3408"/>
+          </w:tcPr>
+          <w:p>
+            <w:r>
+              <w:t>Session 3 · Investigate and transfer · 45 min</w:t>
+            </w:r>
+          </w:p>
+        </w:tc>
+        <w:tc>
+          <w:tcPr>
+            <w:tcW w:type="dxa" w:w="3408"/>
+          </w:tcPr>
+          <w:p>
+            <w:r>
+              <w:t>0–5: retrieve the decision rule; 5–20: investigate or trace; 20–30: start the independent case; 30–38: connect the project; 38–43: act on feedback; 43–45: plan the return check.</w:t>
+            </w:r>
+          </w:p>
+        </w:tc>
+        <w:tc>
+          <w:tcPr>
+            <w:tcW w:type="dxa" w:w="3408"/>
+          </w:tcPr>
+          <w:p>
+            <w:r>
+              <w:t>Sections 9 and 11–14. Give extra time to finish the full task set; use Section 15 when the week includes a coding lab.</w:t>
+            </w:r>
+          </w:p>
+        </w:tc>
+      </w:tr>
+    </w:tbl>
+    <w:p>
+      <w:r>
+        <w:t>Before class, solve the supported practice: Approved send v1 to D uses key K, commits once, then caller retries K with the identical payload. Show the intermediate steps and give the conclusion with its scope.</w:t>
+      </w:r>
+    </w:p>
+    <w:p>
+      <w:r>
+        <w:t>Reasoned practice answer: Teacher explanation: Return the stored committed result; one effect total. A timeout alone is not evidence the first effect failed.</w:t>
+      </w:r>
+    </w:p>
+    <w:p>
+      <w:r>
+        <w:t>Check every learner before discussion: Use the worked case for Approval gates and idempotency. Proposed explanation: “The worked result establishes every future case”. Decide whether this explanation is supported. Point to the step or supplied fact that decides; explain your repair if needed.</w:t>
+      </w:r>
+    </w:p>
+    <w:p>
+      <w:r>
+        <w:t>Misconception repair: A key prevents duplicate application effects only within the implemented persistence and downstream guarantees; it is not universal exactly-once delivery.</w:t>
+      </w:r>
+    </w:p>
+    <w:p>
+      <w:r>
+        <w:t>Support: read the exact case aloud, enlarge the labelled picture, supply input cards and model only the first deciding step. Accept a spoken explanation or drawing; retain the reasoning goal.</w:t>
+      </w:r>
+    </w:p>
+    <w:p>
+      <w:r>
+        <w:t>Extension: A new K10 asks for desk 5 without approval. Require a prediction and a reason before comparing. Expected result: Stop K10 at the approval gate. Reason: K9’s approval does not apply to a different action.</w:t>
+      </w:r>
+    </w:p>
+    <w:p>
+      <w:r>
+        <w:t>Independent assessment: withhold the reserved answer until the learner has attempted the new case. Record support separately from correctness.</w:t>
+      </w:r>
+    </w:p>
+    <w:tbl>
+      <w:tblPr>
+        <w:tblStyle w:val="LightShading-Accent1"/>
+        <w:tblW w:type="auto" w:w="0"/>
+        <w:tblLook w:firstColumn="1" w:firstRow="1" w:lastColumn="0" w:lastRow="0" w:noHBand="0" w:noVBand="1" w:val="04A0"/>
+      </w:tblPr>
+      <w:tblGrid>
+        <w:gridCol w:w="2556"/>
+        <w:gridCol w:w="2556"/>
+        <w:gridCol w:w="2556"/>
+        <w:gridCol w:w="2556"/>
+      </w:tblGrid>
+      <w:tr>
+        <w:trPr>
+          <w:tblHeader/>
+        </w:trPr>
+        <w:tc>
+          <w:tcPr>
+            <w:tcW w:type="dxa" w:w="2556"/>
+          </w:tcPr>
+          <w:p>
+            <w:r>
+              <w:t>Criterion</w:t>
+            </w:r>
+          </w:p>
+        </w:tc>
+        <w:tc>
+          <w:tcPr>
+            <w:tcW w:type="dxa" w:w="2556"/>
+          </w:tcPr>
+          <w:p>
+            <w:r>
+              <w:t>Not yet</w:t>
+            </w:r>
+          </w:p>
+        </w:tc>
+        <w:tc>
+          <w:tcPr>
+            <w:tcW w:type="dxa" w:w="2556"/>
+          </w:tcPr>
+          <w:p>
+            <w:r>
+              <w:t>With support</w:t>
+            </w:r>
+          </w:p>
+        </w:tc>
+        <w:tc>
+          <w:tcPr>
+            <w:tcW w:type="dxa" w:w="2556"/>
+          </w:tcPr>
+          <w:p>
+            <w:r>
+              <w:t>Independent</w:t>
+            </w:r>
+          </w:p>
+        </w:tc>
+      </w:tr>
+      <w:tr>
+        <w:tc>
+          <w:tcPr>
+            <w:tcW w:type="dxa" w:w="2556"/>
+          </w:tcPr>
+          <w:p>
+            <w:r>
+              <w:t>Explanation</w:t>
+            </w:r>
+          </w:p>
+        </w:tc>
+        <w:tc>
+          <w:tcPr>
+            <w:tcW w:type="dxa" w:w="2556"/>
+          </w:tcPr>
+          <w:p>
+            <w:r>
+              <w:t>Names an answer without a deciding fact</w:t>
+            </w:r>
+          </w:p>
+        </w:tc>
+        <w:tc>
+          <w:tcPr>
+            <w:tcW w:type="dxa" w:w="2556"/>
+          </w:tcPr>
+          <w:p>
+            <w:r>
+              <w:t>Uses a hint to link fact and decision</w:t>
+            </w:r>
+          </w:p>
+        </w:tc>
+        <w:tc>
+          <w:tcPr>
+            <w:tcW w:type="dxa" w:w="2556"/>
+          </w:tcPr>
+          <w:p>
+            <w:r>
+              <w:t>Explains the deciding fact in own words</w:t>
+            </w:r>
+          </w:p>
+        </w:tc>
+      </w:tr>
+      <w:tr>
+        <w:tc>
+          <w:tcPr>
+            <w:tcW w:type="dxa" w:w="2556"/>
+          </w:tcPr>
+          <w:p>
+            <w:r>
+              <w:t>Trace or test</w:t>
+            </w:r>
+          </w:p>
+        </w:tc>
+        <w:tc>
+          <w:tcPr>
+            <w:tcW w:type="dxa" w:w="2556"/>
+          </w:tcPr>
+          <w:p>
+            <w:r>
+              <w:t>Cannot connect input and result</w:t>
+            </w:r>
+          </w:p>
+        </w:tc>
+        <w:tc>
+          <w:tcPr>
+            <w:tcW w:type="dxa" w:w="2556"/>
+          </w:tcPr>
+          <w:p>
+            <w:r>
+              <w:t>Completes steps with prompts</w:t>
+            </w:r>
+          </w:p>
+        </w:tc>
+        <w:tc>
+          <w:tcPr>
+            <w:tcW w:type="dxa" w:w="2556"/>
+          </w:tcPr>
+          <w:p>
+            <w:r>
+              <w:t>Traces or tests a changed case accurately</w:t>
+            </w:r>
+          </w:p>
+        </w:tc>
+      </w:tr>
+      <w:tr>
+        <w:tc>
+          <w:tcPr>
+            <w:tcW w:type="dxa" w:w="2556"/>
+          </w:tcPr>
+          <w:p>
+            <w:r>
+              <w:t>Limits and revision</w:t>
+            </w:r>
+          </w:p>
+        </w:tc>
+        <w:tc>
+          <w:tcPr>
+            <w:tcW w:type="dxa" w:w="2556"/>
+          </w:tcPr>
+          <w:p>
+            <w:r>
+              <w:t>Claims more than evidence supports</w:t>
+            </w:r>
+          </w:p>
+        </w:tc>
+        <w:tc>
+          <w:tcPr>
+            <w:tcW w:type="dxa" w:w="2556"/>
+          </w:tcPr>
+          <w:p>
+            <w:r>
+              <w:t>Names a limit after a prompt</w:t>
+            </w:r>
+          </w:p>
+        </w:tc>
+        <w:tc>
+          <w:tcPr>
+            <w:tcW w:type="dxa" w:w="2556"/>
+          </w:tcPr>
+          <w:p>
+            <w:r>
+              <w:t>States a defensible limit and useful next test</w:t>
+            </w:r>
+          </w:p>
+        </w:tc>
+      </w:tr>
+    </w:tbl>
+    <w:p>
+      <w:r>
+        <w:t>Project checkpoint: Test changed cases. Keep normal, boundary and failure cases; compare expected and observed results.</w:t>
+      </w:r>
+    </w:p>
+    <w:p>
+      <w:r>
+        <w:t>Use the weekly teacher answer for topic-specific reasoning. A saved progress tick is an activity record; judge mastery from the learner’s explanation and evidence.</w:t>
+      </w:r>
+    </w:p>
     <w:sectPr>
       <w:pgSz w:w="12240" w:h="15840"/>
       <w:pgMar w:top="936" w:right="1008" w:bottom="936" w:left="1008" w:header="720" w:footer="720" w:gutter="0"/>

--- a/downloads/teacher/ai-6-week-15.docx
+++ b/downloads/teacher/ai-6-week-15.docx
@@ -2390,6 +2390,39 @@
         <w:t>Use the weekly teacher answer for topic-specific reasoning. A saved progress tick is an activity record; judge mastery from the learner’s explanation and evidence.</w:t>
       </w:r>
     </w:p>
+    <w:p>
+      <w:pPr>
+        <w:pStyle w:val="Heading1"/>
+      </w:pPr>
+      <w:r>
+        <w:t>08. Use feedback, labs and repair paths</w:t>
+      </w:r>
+    </w:p>
+    <w:p>
+      <w:r>
+        <w:t>Use the two formative questions as supported practice, not as independent mastery scores. Discuss the deciding evidence rather than accepting a guessed selection.</w:t>
+      </w:r>
+    </w:p>
+    <w:p>
+      <w:r>
+        <w:t>The feedback comes from the reviewed public worked case. Do not reveal the separately reserved independent teacher answer until the learner has attempted that case.</w:t>
+      </w:r>
+    </w:p>
+    <w:p>
+      <w:r>
+        <w:t>Ask students to predict before running code. Preserve errors and actual outputs; collect a changed test and an explanation. The branch-boundary and indexing lessons deliberately include failure cases.</w:t>
+      </w:r>
+    </w:p>
+    <w:p>
+      <w:r>
+        <w:t>Use the earlier worked-explanation links to address a specific missing building block, then return to the current question. Adapt this suggestion after observing the learner; it is not an automatic diagnosis.</w:t>
+      </w:r>
+    </w:p>
+    <w:p>
+      <w:r>
+        <w:t>Collect the completed-work portfolio as evidence. Record support separately from correctness, and assess explanation, trace/test and limitations. Progress ticks and quiz selections alone do not establish mastery.</w:t>
+      </w:r>
+    </w:p>
     <w:sectPr>
       <w:pgSz w:w="12240" w:h="15840"/>
       <w:pgMar w:top="936" w:right="1008" w:bottom="936" w:left="1008" w:header="720" w:footer="720" w:gutter="0"/>

--- a/downloads/teacher/ai-6-week-15.docx
+++ b/downloads/teacher/ai-6-week-15.docx
@@ -29,16 +29,51 @@
       </w:r>
     </w:p>
     <w:p>
-      <w:pPr>
-        <w:pStyle w:val="Heading3"/>
-      </w:pPr>
-      <w:r>
-        <w:t>Teach the learning cycle</w:t>
+      <w:r>
+        <w:t>Prepare Approval gates and idempotency: check the target, prerequisites, resources and adaptable teaching schedule.</w:t>
       </w:r>
     </w:p>
     <w:p>
-      <w:r>
-        <w:t>Primary target: Explain the mechanism and terminology of approval gates and idempotency</w:t>
+      <w:pPr>
+        <w:pStyle w:val="Heading3"/>
+      </w:pPr>
+      <w:r>
+        <w:t>Teach the learning cycle</w:t>
+      </w:r>
+    </w:p>
+    <w:p>
+      <w:pPr>
+        <w:spacing w:line="336" w:lineRule="auto" w:after="180"/>
+      </w:pPr>
+      <w:r>
+        <w:rPr>
+          <w:b w:val="0"/>
+        </w:rPr>
+        <w:t xml:space="preserve">Primary target: Explain the </w:t>
+      </w:r>
+      <w:r>
+        <w:rPr>
+          <w:b/>
+        </w:rPr>
+        <w:t>mechanism</w:t>
+      </w:r>
+      <w:r>
+        <w:rPr>
+          <w:b w:val="0"/>
+        </w:rPr>
+        <w:t xml:space="preserve"> and terminology of </w:t>
+      </w:r>
+      <w:r>
+        <w:rPr>
+          <w:b/>
+        </w:rPr>
+        <w:t>approval gate</w:t>
+      </w:r>
+      <w:r>
+        <w:rPr>
+          <w:b w:val="0"/>
+        </w:rPr>
+        <w:t>s and idempotency</w:t>
       </w:r>
     </w:p>
     <w:tbl>
@@ -185,16 +220,37 @@
       </w:tr>
     </w:tbl>
     <w:p>
-      <w:r>
-        <w:t>This is a starting allocation of 135 minutes, not a validated duration. Preserve all named topics. Schedule extra time for connected examples, the full investigation, independent cases and project building. Repeated copies of a case share one recorded attempt; they are not new evidence.</w:t>
+      <w:pPr>
+        <w:spacing w:line="336" w:lineRule="auto" w:after="180"/>
+      </w:pPr>
+      <w:r>
+        <w:rPr>
+          <w:b w:val="0"/>
+        </w:rPr>
+        <w:t>This is a starting allocation of 135 minutes, not a validated duration. Preserve all named topics. Schedule extra time for connected examples, the full investigation, independent cases and project building.</w:t>
       </w:r>
     </w:p>
     <w:p>
       <w:pPr>
-        <w:pStyle w:val="Heading3"/>
-      </w:pPr>
-      <w:r>
-        <w:t>Retrieval answer guidance</w:t>
+        <w:spacing w:line="336" w:lineRule="auto" w:after="180"/>
+      </w:pPr>
+      <w:r>
+        <w:rPr>
+          <w:b w:val="0"/>
+        </w:rPr>
+        <w:t xml:space="preserve">Repeated copies of a case share one recorded attempt; they are not new </w:t>
+      </w:r>
+      <w:r>
+        <w:rPr>
+          <w:b/>
+        </w:rPr>
+        <w:t>evidence</w:t>
+      </w:r>
+      <w:r>
+        <w:rPr>
+          <w:b w:val="0"/>
+        </w:rPr>
+        <w:t>.</w:t>
       </w:r>
     </w:p>
     <w:p>
@@ -202,132 +258,381 @@
         <w:pStyle w:val="Heading3"/>
       </w:pPr>
       <w:r>
-        <w:t>Planning and action selection</w:t>
+        <w:t>Retrieval answer guidance</w:t>
       </w:r>
     </w:p>
     <w:p>
-      <w:r>
-        <w:t>Without opening the old lesson, explain one key idea from Planning and action selection. Give an example and a mistake that the idea helps you avoid.</w:t>
+      <w:pPr>
+        <w:pStyle w:val="Heading3"/>
+      </w:pPr>
+      <w:r>
+        <w:t>Planning and action selection</w:t>
       </w:r>
     </w:p>
     <w:p>
-      <w:r>
-        <w:t>Look for: Explain the mechanism and terminology of planning and action selection</w:t>
+      <w:pPr>
+        <w:spacing w:line="336" w:lineRule="auto" w:after="180"/>
+      </w:pPr>
+      <w:r>
+        <w:rPr>
+          <w:b w:val="0"/>
+        </w:rPr>
+        <w:t>Without opening the old lesson, explain one key idea from Planning and action selection. Give an example and a mistake that the idea helps you avoid.</w:t>
       </w:r>
     </w:p>
     <w:p>
-      <w:r>
-        <w:t>Reference example, not the only acceptable wording: Teacher explanation: Planning proposes steps; execution must still validate permissions and prerequisites for each step. Replanning cannot invent authority. For read-only reporting, allowed plan is validate -&gt; retrieve -&gt; verify -&gt; answer. If retrieval lacks evidence, route to review. Reject write or send steps before they run.</w:t>
+      <w:pPr>
+        <w:spacing w:line="336" w:lineRule="auto" w:after="180"/>
+      </w:pPr>
+      <w:r>
+        <w:rPr>
+          <w:b w:val="0"/>
+        </w:rPr>
+        <w:t xml:space="preserve">Look for: Explain the </w:t>
+      </w:r>
+      <w:r>
+        <w:rPr>
+          <w:b/>
+        </w:rPr>
+        <w:t>mechanism</w:t>
+      </w:r>
+      <w:r>
+        <w:rPr>
+          <w:b w:val="0"/>
+        </w:rPr>
+        <w:t xml:space="preserve"> and terminology of planning and action selection</w:t>
       </w:r>
     </w:p>
     <w:p>
       <w:pPr>
-        <w:pStyle w:val="Heading3"/>
-      </w:pPr>
-      <w:r>
-        <w:t>Logs traces and privacy</w:t>
+        <w:spacing w:line="336" w:lineRule="auto" w:after="180"/>
+      </w:pPr>
+      <w:r>
+        <w:rPr>
+          <w:b w:val="0"/>
+        </w:rPr>
+        <w:t>Reference example, not the only acceptable wording: Teacher explanation: Planning proposes steps; execution must still validate permissions and prerequisites for each step. Replanning cannot invent authority.</w:t>
       </w:r>
     </w:p>
     <w:p>
-      <w:r>
-        <w:t>Without opening the old lesson, explain one key idea from Logs traces and privacy. Give an example and a mistake that the idea helps you avoid.</w:t>
+      <w:pPr>
+        <w:spacing w:line="336" w:lineRule="auto" w:after="180"/>
+      </w:pPr>
+      <w:r>
+        <w:rPr>
+          <w:b w:val="0"/>
+        </w:rPr>
+        <w:t xml:space="preserve">For read-only reporting, allowed plan is validate -&gt; retrieve -&gt; verify -&gt; answer. If retrieval lacks </w:t>
+      </w:r>
+      <w:r>
+        <w:rPr>
+          <w:b/>
+        </w:rPr>
+        <w:t>evidence</w:t>
+      </w:r>
+      <w:r>
+        <w:rPr>
+          <w:b w:val="0"/>
+        </w:rPr>
+        <w:t>, route to review. Reject write or send steps before they run.</w:t>
       </w:r>
     </w:p>
     <w:p>
-      <w:r>
-        <w:t>Look for: Explain the mechanism and terminology of logs traces and privacy</w:t>
+      <w:pPr>
+        <w:pStyle w:val="Heading3"/>
+      </w:pPr>
+      <w:r>
+        <w:t>Logs traces and privacy</w:t>
       </w:r>
     </w:p>
     <w:p>
-      <w:r>
-        <w:t>Reference example, not the only acceptable wording: Teacher explanation: Logs support diagnosis, but excessive recording can expose private content. Trace IDs link stages without storing complete sensitive inputs. For this policy log trace ID, stage, status, duration and error category; do not log passcodes, student text or teacher answers. Restrict access and declare retention.</w:t>
+      <w:pPr>
+        <w:spacing w:line="336" w:lineRule="auto" w:after="180"/>
+      </w:pPr>
+      <w:r>
+        <w:rPr>
+          <w:b w:val="0"/>
+        </w:rPr>
+        <w:t>Without opening the old lesson, explain one key idea from Logs traces and privacy. Give an example and a mistake that the idea helps you avoid.</w:t>
       </w:r>
     </w:p>
     <w:p>
       <w:pPr>
-        <w:pStyle w:val="Heading3"/>
-      </w:pPr>
-      <w:r>
-        <w:t>Integration tests and fixtures</w:t>
+        <w:spacing w:line="336" w:lineRule="auto" w:after="180"/>
+      </w:pPr>
+      <w:r>
+        <w:rPr>
+          <w:b w:val="0"/>
+        </w:rPr>
+        <w:t xml:space="preserve">Look for: Explain the </w:t>
+      </w:r>
+      <w:r>
+        <w:rPr>
+          <w:b/>
+        </w:rPr>
+        <w:t>mechanism</w:t>
+      </w:r>
+      <w:r>
+        <w:rPr>
+          <w:b w:val="0"/>
+        </w:rPr>
+        <w:t xml:space="preserve"> and terminology of logs traces and privacy</w:t>
       </w:r>
     </w:p>
     <w:p>
-      <w:r>
-        <w:t>Without opening the old lesson, explain one key idea from Integration tests and fixtures. Give an example and a mistake that the idea helps you avoid.</w:t>
+      <w:pPr>
+        <w:spacing w:line="336" w:lineRule="auto" w:after="180"/>
+      </w:pPr>
+      <w:r>
+        <w:rPr>
+          <w:b w:val="0"/>
+        </w:rPr>
+        <w:t xml:space="preserve">Reference example, not the only acceptable wording: Teacher explanation: Logs support diagnosis, but excessive recording can expose private content. Trace IDs link stages without storing complete sensitive </w:t>
+      </w:r>
+      <w:r>
+        <w:rPr>
+          <w:b/>
+        </w:rPr>
+        <w:t>input</w:t>
+      </w:r>
+      <w:r>
+        <w:rPr>
+          <w:b w:val="0"/>
+        </w:rPr>
+        <w:t>s.</w:t>
       </w:r>
     </w:p>
     <w:p>
-      <w:r>
-        <w:t>Look for: Explain the mechanism and terminology of integration tests and fixtures</w:t>
+      <w:pPr>
+        <w:spacing w:line="336" w:lineRule="auto" w:after="180"/>
+      </w:pPr>
+      <w:r>
+        <w:rPr>
+          <w:b w:val="0"/>
+        </w:rPr>
+        <w:t>For this policy log trace ID, stage, status, duration and error category; do not log passcodes, student text or teacher answers. Restrict access and declare retention.</w:t>
       </w:r>
     </w:p>
     <w:p>
-      <w:r>
-        <w:t>Reference example, not the only acceptable wording: Teacher explanation: Integration tests exercise connected components and failure propagation. Fixtures supply controlled input records and mocked service outcomes. Trace request validation, session permission, lookup and output validation together. Include absent sources and failing dependencies; verify that denied requests never invoke restricted lookup.</w:t>
+      <w:pPr>
+        <w:pStyle w:val="Heading3"/>
+      </w:pPr>
+      <w:r>
+        <w:t>Integration tests and fixtures</w:t>
       </w:r>
     </w:p>
     <w:p>
-      <w:r>
-        <w:t>Two 45-minute sessions. Approval gates bind side effects to an actor, exact version and destination. Idempotency prevents repeated requests with the same key from repeating a committed effect. Use the supplied constructed scenarios to make the mechanism inspectable. Collect W4 before sharing solutions. Students should name intermediate evidence and limitations; classroom pacing and learning effectiveness remain unvalidated.</w:t>
+      <w:pPr>
+        <w:spacing w:line="336" w:lineRule="auto" w:after="180"/>
+      </w:pPr>
+      <w:r>
+        <w:rPr>
+          <w:b w:val="0"/>
+        </w:rPr>
+        <w:t>Without opening the old lesson, explain one key idea from Integration tests and fixtures. Give an example and a mistake that the idea helps you avoid.</w:t>
       </w:r>
     </w:p>
     <w:p>
       <w:pPr>
-        <w:pStyle w:val="Heading3"/>
-      </w:pPr>
-      <w:r>
-        <w:t>Outcomes</w:t>
+        <w:spacing w:line="336" w:lineRule="auto" w:after="180"/>
+      </w:pPr>
+      <w:r>
+        <w:rPr>
+          <w:b w:val="0"/>
+        </w:rPr>
+        <w:t xml:space="preserve">Look for: Explain the </w:t>
+      </w:r>
+      <w:r>
+        <w:rPr>
+          <w:b/>
+        </w:rPr>
+        <w:t>mechanism</w:t>
+      </w:r>
+      <w:r>
+        <w:rPr>
+          <w:b w:val="0"/>
+        </w:rPr>
+        <w:t xml:space="preserve"> and terminology of integration tests and fixtures</w:t>
       </w:r>
     </w:p>
     <w:p>
-      <w:r>
-        <w:t>Explain the mechanism and terminology of approval gates and idempotency</w:t>
+      <w:pPr>
+        <w:spacing w:line="336" w:lineRule="auto" w:after="180"/>
+      </w:pPr>
+      <w:r>
+        <w:rPr>
+          <w:b w:val="0"/>
+        </w:rPr>
+        <w:t xml:space="preserve">Reference example, not the only acceptable wording: Teacher explanation: Integration tests exercise connected components and failure propagation. Fixtures supply controlled </w:t>
+      </w:r>
+      <w:r>
+        <w:rPr>
+          <w:b/>
+        </w:rPr>
+        <w:t>input</w:t>
+      </w:r>
+      <w:r>
+        <w:rPr>
+          <w:b w:val="0"/>
+        </w:rPr>
+        <w:t xml:space="preserve"> records and mocked service outcomes.</w:t>
       </w:r>
     </w:p>
     <w:p>
-      <w:r>
-        <w:t>Apply the stated procedure to a new case with a traceable result</w:t>
+      <w:pPr>
+        <w:spacing w:line="336" w:lineRule="auto" w:after="180"/>
+      </w:pPr>
+      <w:r>
+        <w:rPr>
+          <w:b w:val="0"/>
+        </w:rPr>
+        <w:t xml:space="preserve">Trace request validation, session permission, lookup and </w:t>
+      </w:r>
+      <w:r>
+        <w:rPr>
+          <w:b/>
+        </w:rPr>
+        <w:t>output</w:t>
+      </w:r>
+      <w:r>
+        <w:rPr>
+          <w:b w:val="0"/>
+        </w:rPr>
+        <w:t xml:space="preserve"> validation together. Include absent sources and failing dependencies; verify that denied requests never invoke restricted lookup.</w:t>
       </w:r>
     </w:p>
     <w:p>
-      <w:r>
-        <w:t>Identify an assumption or limitation and design a revealing follow-up</w:t>
+      <w:pPr>
+        <w:spacing w:line="336" w:lineRule="auto" w:after="180"/>
+      </w:pPr>
+      <w:r>
+        <w:rPr>
+          <w:b w:val="0"/>
+        </w:rPr>
+        <w:t xml:space="preserve">Two 45-minute sessions. </w:t>
+      </w:r>
+      <w:r>
+        <w:rPr>
+          <w:b/>
+        </w:rPr>
+        <w:t>Approval gate</w:t>
+      </w:r>
+      <w:r>
+        <w:rPr>
+          <w:b w:val="0"/>
+        </w:rPr>
+        <w:t>s bind side effects to an actor, exact version and destination. Idempotency prevents repeated requests with the same key from repeating a committed effect.</w:t>
       </w:r>
     </w:p>
     <w:p>
       <w:pPr>
-        <w:pStyle w:val="Heading3"/>
-      </w:pPr>
-      <w:r>
-        <w:t>Preparation</w:t>
+        <w:spacing w:line="336" w:lineRule="auto" w:after="180"/>
+      </w:pPr>
+      <w:r>
+        <w:rPr>
+          <w:b w:val="0"/>
+        </w:rPr>
+        <w:t xml:space="preserve">Use the supplied constructed scenarios to make the </w:t>
+      </w:r>
+      <w:r>
+        <w:rPr>
+          <w:b/>
+        </w:rPr>
+        <w:t>mechanism</w:t>
+      </w:r>
+      <w:r>
+        <w:rPr>
+          <w:b w:val="0"/>
+        </w:rPr>
+        <w:t xml:space="preserve"> inspectable. Collect W4 before sharing solutions.</w:t>
       </w:r>
     </w:p>
     <w:p>
-      <w:r>
-        <w:t>Lesson and workbook; paper and pencil</w:t>
+      <w:pPr>
+        <w:spacing w:line="336" w:lineRule="auto" w:after="180"/>
+      </w:pPr>
+      <w:r>
+        <w:rPr>
+          <w:b w:val="0"/>
+        </w:rPr>
+        <w:t xml:space="preserve">Students should name intermediate </w:t>
+      </w:r>
+      <w:r>
+        <w:rPr>
+          <w:b/>
+        </w:rPr>
+        <w:t>evidence</w:t>
+      </w:r>
+      <w:r>
+        <w:rPr>
+          <w:b w:val="0"/>
+        </w:rPr>
+        <w:t xml:space="preserve"> and limitations; classroom pacing and learning effectiveness remain unvalidated.</w:t>
       </w:r>
     </w:p>
     <w:p>
-      <w:r>
-        <w:t>Calculator and optional local Python 3 for arithmetic; no live API or private data</w:t>
+      <w:pPr>
+        <w:pStyle w:val="Heading3"/>
+      </w:pPr>
+      <w:r>
+        <w:t>Outcomes</w:t>
       </w:r>
     </w:p>
     <w:p>
-      <w:r>
-        <w:t>Prepare the fresh retry separately and withhold its solution until after collection</w:t>
+      <w:pPr>
+        <w:spacing w:line="336" w:lineRule="auto" w:after="180"/>
+      </w:pPr>
+      <w:r>
+        <w:rPr>
+          <w:b w:val="0"/>
+        </w:rPr>
+        <w:t xml:space="preserve">Explain the </w:t>
+      </w:r>
+      <w:r>
+        <w:rPr>
+          <w:b/>
+        </w:rPr>
+        <w:t>mechanism</w:t>
+      </w:r>
+      <w:r>
+        <w:rPr>
+          <w:b w:val="0"/>
+        </w:rPr>
+        <w:t xml:space="preserve"> and terminology of </w:t>
+      </w:r>
+      <w:r>
+        <w:rPr>
+          <w:b/>
+        </w:rPr>
+        <w:t>approval gate</w:t>
+      </w:r>
+      <w:r>
+        <w:rPr>
+          <w:b w:val="0"/>
+        </w:rPr>
+        <w:t>s and idempotency</w:t>
       </w:r>
     </w:p>
     <w:p>
       <w:pPr>
-        <w:pStyle w:val="Heading3"/>
-      </w:pPr>
-      <w:r>
-        <w:t>Prerequisite answer</w:t>
+        <w:spacing w:line="336" w:lineRule="auto" w:after="180"/>
+      </w:pPr>
+      <w:r>
+        <w:rPr>
+          <w:b w:val="0"/>
+        </w:rPr>
+        <w:t>Apply the stated procedure to a new case with a traceable result</w:t>
       </w:r>
     </w:p>
     <w:p>
-      <w:r>
-        <w:t>A result depends on the inputs, procedure and conditions that produced it. Preserve data roles and distinguish observed outcomes from predictions or unmeasured conditions. If the prior concept cannot be explained, use a short retrieval activity before this chapter.</w:t>
+      <w:pPr>
+        <w:spacing w:line="336" w:lineRule="auto" w:after="180"/>
+      </w:pPr>
+      <w:r>
+        <w:rPr>
+          <w:b w:val="0"/>
+        </w:rPr>
+        <w:t>Identify an assumption or limitation and design a revealing follow-up</w:t>
       </w:r>
     </w:p>
     <w:p>
@@ -335,45 +640,261 @@
         <w:pStyle w:val="Heading3"/>
       </w:pPr>
       <w:r>
-        <w:t>End goal for the pictorial case</w:t>
+        <w:t>Preparation</w:t>
       </w:r>
     </w:p>
     <w:p>
-      <w:r>
-        <w:t>Explain approval gates and idempotency using the deciding step in this fictional service.</w:t>
+      <w:pPr>
+        <w:spacing w:line="336" w:lineRule="auto" w:after="180"/>
+      </w:pPr>
+      <w:r>
+        <w:rPr>
+          <w:b w:val="0"/>
+        </w:rPr>
+        <w:t>Lesson and workbook; paper and pencil</w:t>
       </w:r>
     </w:p>
     <w:p>
-      <w:r>
-        <w:t>This added worked case illustrates the week’s main idea. Retain all original and connected topics; schedule its practice within the teaching cycle.</w:t>
+      <w:pPr>
+        <w:spacing w:line="336" w:lineRule="auto" w:after="180"/>
+      </w:pPr>
+      <w:r>
+        <w:rPr>
+          <w:b w:val="0"/>
+        </w:rPr>
+        <w:t>Calculator and optional local Python 3 for arithmetic; no live API or private data</w:t>
       </w:r>
     </w:p>
     <w:p>
       <w:pPr>
-        <w:pStyle w:val="Heading1"/>
-      </w:pPr>
-      <w:r>
-        <w:t>02. Explain and model the mechanism</w:t>
+        <w:spacing w:line="336" w:lineRule="auto" w:after="180"/>
+      </w:pPr>
+      <w:r>
+        <w:rPr>
+          <w:b w:val="0"/>
+        </w:rPr>
+        <w:t>Prepare the fresh retry separately and withhold its solution until after collection</w:t>
       </w:r>
     </w:p>
     <w:p>
-      <w:r>
-        <w:t>Approval gates bind side effects to an actor, exact version and destination. Idempotency prevents repeated requests with the same key from repeating a committed effect.</w:t>
+      <w:pPr>
+        <w:pStyle w:val="Heading3"/>
+      </w:pPr>
+      <w:r>
+        <w:t>Prerequisite answer</w:t>
       </w:r>
     </w:p>
     <w:p>
-      <w:r>
-        <w:t>Begin by writing the question the procedure is intended to answer. Identify the information already supplied, the information it will produce and the information still missing. These are constructed classroom examples; they do not require live accounts, private records or an external service. Do not treat a plausible explanation as a measured outcome.</w:t>
+      <w:pPr>
+        <w:spacing w:line="336" w:lineRule="auto" w:after="180"/>
+      </w:pPr>
+      <w:r>
+        <w:rPr>
+          <w:b w:val="0"/>
+        </w:rPr>
+        <w:t xml:space="preserve">A result depends on the </w:t>
+      </w:r>
+      <w:r>
+        <w:rPr>
+          <w:b/>
+        </w:rPr>
+        <w:t>input</w:t>
+      </w:r>
+      <w:r>
+        <w:rPr>
+          <w:b w:val="0"/>
+        </w:rPr>
+        <w:t xml:space="preserve">s, procedure and conditions that produced it. Preserve data roles and distinguish observed outcomes from </w:t>
+      </w:r>
+      <w:r>
+        <w:rPr>
+          <w:b/>
+        </w:rPr>
+        <w:t>prediction</w:t>
+      </w:r>
+      <w:r>
+        <w:rPr>
+          <w:b w:val="0"/>
+        </w:rPr>
+        <w:t>s or unmeasured conditions.</w:t>
       </w:r>
     </w:p>
     <w:p>
-      <w:r>
-        <w:t>The mock submission requires approval for request version v1 and destination D. Store key -&gt; committed result. Reusing the same key with the same payload returns that result; the same key with different payload is rejected.</w:t>
+      <w:pPr>
+        <w:spacing w:line="336" w:lineRule="auto" w:after="180"/>
+      </w:pPr>
+      <w:r>
+        <w:rPr>
+          <w:b w:val="0"/>
+        </w:rPr>
+        <w:t>If the prior concept cannot be explained, use a short retrieval activity before this chapter.</w:t>
       </w:r>
     </w:p>
     <w:p>
-      <w:r>
-        <w:t>Before applying the procedure, write its units, denominator or decision boundary where relevant. A partner should be able to repeat each step using the same inputs. If a required input is absent or violates the stated contract, record that condition explicitly instead of quietly replacing it with a convenient value.</w:t>
+      <w:pPr>
+        <w:pStyle w:val="Heading3"/>
+      </w:pPr>
+      <w:r>
+        <w:t>End goal for the pictorial case</w:t>
+      </w:r>
+    </w:p>
+    <w:p>
+      <w:pPr>
+        <w:spacing w:line="336" w:lineRule="auto" w:after="180"/>
+      </w:pPr>
+      <w:r>
+        <w:rPr>
+          <w:b w:val="0"/>
+        </w:rPr>
+        <w:t xml:space="preserve">Explain </w:t>
+      </w:r>
+      <w:r>
+        <w:rPr>
+          <w:b/>
+        </w:rPr>
+        <w:t>approval gate</w:t>
+      </w:r>
+      <w:r>
+        <w:rPr>
+          <w:b w:val="0"/>
+        </w:rPr>
+        <w:t>s and idempotency using the deciding step in this fictional service.</w:t>
+      </w:r>
+    </w:p>
+    <w:p>
+      <w:pPr>
+        <w:spacing w:line="336" w:lineRule="auto" w:after="180"/>
+      </w:pPr>
+      <w:r>
+        <w:rPr>
+          <w:b w:val="0"/>
+        </w:rPr>
+        <w:t>This added worked case illustrates the week’s main idea. Retain all original and connected topics; schedule its practice within the teaching cycle.</w:t>
+      </w:r>
+    </w:p>
+    <w:p>
+      <w:pPr>
+        <w:pStyle w:val="Heading1"/>
+      </w:pPr>
+      <w:r>
+        <w:t>02. Explain and model the mechanism</w:t>
+      </w:r>
+    </w:p>
+    <w:p>
+      <w:r>
+        <w:t>Model Approval gates and idempotency using the supplied case, labelled mechanism and reasoning. Make the scope of each conclusion explicit.</w:t>
+      </w:r>
+    </w:p>
+    <w:p>
+      <w:pPr>
+        <w:spacing w:line="336" w:lineRule="auto" w:after="180"/>
+      </w:pPr>
+      <w:r>
+        <w:rPr>
+          <w:b/>
+        </w:rPr>
+        <w:t>Approval gate</w:t>
+      </w:r>
+      <w:r>
+        <w:rPr>
+          <w:b w:val="0"/>
+        </w:rPr>
+        <w:t>s bind side effects to an actor, exact version and destination. Idempotency prevents repeated requests with the same key from repeating a committed effect.</w:t>
+      </w:r>
+    </w:p>
+    <w:p>
+      <w:pPr>
+        <w:pStyle w:val="Heading3"/>
+      </w:pPr>
+      <w:r>
+        <w:t>Explain Approval gates and idempotency · 1</w:t>
+      </w:r>
+    </w:p>
+    <w:p>
+      <w:pPr>
+        <w:spacing w:line="336" w:lineRule="auto" w:after="180"/>
+      </w:pPr>
+      <w:r>
+        <w:rPr>
+          <w:b w:val="0"/>
+        </w:rPr>
+        <w:t>Begin by writing the question the procedure is intended to answer. Identify the information already supplied, the information it will produce and the information still missing.</w:t>
+      </w:r>
+    </w:p>
+    <w:p>
+      <w:pPr>
+        <w:spacing w:line="336" w:lineRule="auto" w:after="180"/>
+      </w:pPr>
+      <w:r>
+        <w:rPr>
+          <w:b w:val="0"/>
+        </w:rPr>
+        <w:t>These are constructed classroom examples; they do not require live accounts, private records or an external service. Do not treat a plausible explanation as a measured outcome.</w:t>
+      </w:r>
+    </w:p>
+    <w:p>
+      <w:pPr>
+        <w:spacing w:line="336" w:lineRule="auto" w:after="180"/>
+      </w:pPr>
+      <w:r>
+        <w:rPr>
+          <w:b w:val="0"/>
+        </w:rPr>
+        <w:t>The mock submission requires approval for request version v1 and destination D. Store key -&gt; committed result. Reusing the same key with the same payload returns that result; the same key with different payload is rejected.</w:t>
+      </w:r>
+    </w:p>
+    <w:p>
+      <w:pPr>
+        <w:pStyle w:val="Heading3"/>
+      </w:pPr>
+      <w:r>
+        <w:t>Explain Approval gates and idempotency · 2</w:t>
+      </w:r>
+    </w:p>
+    <w:p>
+      <w:pPr>
+        <w:spacing w:line="336" w:lineRule="auto" w:after="180"/>
+      </w:pPr>
+      <w:r>
+        <w:rPr>
+          <w:b w:val="0"/>
+        </w:rPr>
+        <w:t xml:space="preserve">Before applying the procedure, write its units, denominator or decision boundary where relevant. A partner should be able to repeat each step using the same </w:t>
+      </w:r>
+      <w:r>
+        <w:rPr>
+          <w:b/>
+        </w:rPr>
+        <w:t>input</w:t>
+      </w:r>
+      <w:r>
+        <w:rPr>
+          <w:b w:val="0"/>
+        </w:rPr>
+        <w:t>s.</w:t>
+      </w:r>
+    </w:p>
+    <w:p>
+      <w:pPr>
+        <w:spacing w:line="336" w:lineRule="auto" w:after="180"/>
+      </w:pPr>
+      <w:r>
+        <w:rPr>
+          <w:b w:val="0"/>
+        </w:rPr>
+        <w:t xml:space="preserve">If a required </w:t>
+      </w:r>
+      <w:r>
+        <w:rPr>
+          <w:b/>
+        </w:rPr>
+        <w:t>input</w:t>
+      </w:r>
+      <w:r>
+        <w:rPr>
+          <w:b w:val="0"/>
+        </w:rPr>
+        <w:t xml:space="preserve"> is absent or violates the stated contract, record that condition explicitly instead of quietly replacing it with a convenient value.</w:t>
       </w:r>
     </w:p>
     <w:tbl>
@@ -571,41 +1092,264 @@
       </w:r>
     </w:p>
     <w:p>
-      <w:r>
-        <w:t>Guided: Return the stored committed result; one effect total. A timeout alone is not evidence the first effect failed. Qualification: A key prevents duplicate application effects only within the implemented persistence and downstream guarantees; it is not universal exactly-once delivery. Exit: accept a concrete variation with its predicted outcome and a stated condition that would challenge the mechanism; reject a claim resting on unmeasured evidence.</w:t>
+      <w:pPr>
+        <w:pStyle w:val="Heading3"/>
+      </w:pPr>
+      <w:r>
+        <w:t>Explain Approval gates and idempotency · 3</w:t>
       </w:r>
     </w:p>
     <w:p>
       <w:pPr>
-        <w:pStyle w:val="Heading3"/>
-      </w:pPr>
-      <w:r>
-        <w:t>Model the reasoning aloud</w:t>
+        <w:spacing w:line="336" w:lineRule="auto" w:after="180"/>
+      </w:pPr>
+      <w:r>
+        <w:rPr>
+          <w:b w:val="0"/>
+        </w:rPr>
+        <w:t xml:space="preserve">Guided: Return the stored committed result; one effect total. A timeout alone is not </w:t>
+      </w:r>
+      <w:r>
+        <w:rPr>
+          <w:b/>
+        </w:rPr>
+        <w:t>evidence</w:t>
+      </w:r>
+      <w:r>
+        <w:rPr>
+          <w:b w:val="0"/>
+        </w:rPr>
+        <w:t xml:space="preserve"> the first effect failed.</w:t>
       </w:r>
     </w:p>
     <w:p>
-      <w:r>
-        <w:t>Use the complete worked example below before asking learners to complete W2. Reveal a small part, invite a prediction, then explain the deciding step. These teacher notes contain solutions; do not reveal the independent case answer during modelling.</w:t>
+      <w:pPr>
+        <w:spacing w:line="336" w:lineRule="auto" w:after="180"/>
+      </w:pPr>
+      <w:r>
+        <w:rPr>
+          <w:b w:val="0"/>
+        </w:rPr>
+        <w:t>Qualification: A key prevents duplicate application effects only within the implemented persistence and downstream guarantees; it is not universal exactly-once delivery.</w:t>
       </w:r>
     </w:p>
     <w:p>
-      <w:r>
-        <w:t>Approved send v1 to D uses key K, commits once, then caller retries K with the identical payload.</w:t>
+      <w:pPr>
+        <w:spacing w:line="336" w:lineRule="auto" w:after="180"/>
+      </w:pPr>
+      <w:r>
+        <w:rPr>
+          <w:b w:val="0"/>
+        </w:rPr>
+        <w:t xml:space="preserve">Exit: accept a concrete variation with its predicted outcome and a stated condition that would challenge the </w:t>
+      </w:r>
+      <w:r>
+        <w:rPr>
+          <w:b/>
+        </w:rPr>
+        <w:t>mechanism</w:t>
+      </w:r>
+      <w:r>
+        <w:rPr>
+          <w:b w:val="0"/>
+        </w:rPr>
+        <w:t xml:space="preserve">; reject a claim resting on unmeasured </w:t>
+      </w:r>
+      <w:r>
+        <w:rPr>
+          <w:b/>
+        </w:rPr>
+        <w:t>evidence</w:t>
+      </w:r>
+      <w:r>
+        <w:rPr>
+          <w:b w:val="0"/>
+        </w:rPr>
+        <w:t>.</w:t>
       </w:r>
     </w:p>
     <w:p>
-      <w:r>
-        <w:t>Return the stored committed result; one effect total. A timeout alone is not evidence the first effect failed.</w:t>
+      <w:pPr>
+        <w:pStyle w:val="Heading3"/>
+      </w:pPr>
+      <w:r>
+        <w:t>Model the reasoning aloud</w:t>
       </w:r>
     </w:p>
     <w:p>
-      <w:r>
-        <w:t>Compare the intermediate evidence with the final statement. Explain why each number or decision follows from the stated inputs. The conclusion belongs to this scenario and procedure; changing the inputs, evaluation population or authority can change what it establishes. Retain the raw record so a later revision can be compared honestly.</w:t>
+      <w:pPr>
+        <w:spacing w:line="336" w:lineRule="auto" w:after="180"/>
+      </w:pPr>
+      <w:r>
+        <w:rPr>
+          <w:b w:val="0"/>
+        </w:rPr>
+        <w:t xml:space="preserve">Use the complete worked example below before asking learners to complete W2. Reveal a small part, invite a </w:t>
+      </w:r>
+      <w:r>
+        <w:rPr>
+          <w:b/>
+        </w:rPr>
+        <w:t>prediction</w:t>
+      </w:r>
+      <w:r>
+        <w:rPr>
+          <w:b w:val="0"/>
+        </w:rPr>
+        <w:t>, then explain the deciding step.</w:t>
       </w:r>
     </w:p>
     <w:p>
-      <w:r>
-        <w:t>Optional local lab: predict the printed result before running this standalone Python 3 example. Change one relevant boundary input, record the outcome and state the contract or statistical assumptions. The program uses fictional values and the Python standard library; it performs no external operations.</w:t>
+      <w:pPr>
+        <w:spacing w:line="336" w:lineRule="auto" w:after="180"/>
+      </w:pPr>
+      <w:r>
+        <w:rPr>
+          <w:b w:val="0"/>
+        </w:rPr>
+        <w:t>These teacher notes contain solutions; do not reveal the independent case answer during modelling.</w:t>
+      </w:r>
+    </w:p>
+    <w:p>
+      <w:pPr>
+        <w:spacing w:line="336" w:lineRule="auto" w:after="180"/>
+      </w:pPr>
+      <w:r>
+        <w:rPr>
+          <w:b w:val="0"/>
+        </w:rPr>
+        <w:t>Approved send v1 to D uses key K, commits once, then caller retries K with the identical payload.</w:t>
+      </w:r>
+    </w:p>
+    <w:p>
+      <w:pPr>
+        <w:spacing w:line="336" w:lineRule="auto" w:after="180"/>
+      </w:pPr>
+      <w:r>
+        <w:rPr>
+          <w:b w:val="0"/>
+        </w:rPr>
+        <w:t xml:space="preserve">Return the stored committed result; one effect total. A timeout alone is not </w:t>
+      </w:r>
+      <w:r>
+        <w:rPr>
+          <w:b/>
+        </w:rPr>
+        <w:t>evidence</w:t>
+      </w:r>
+      <w:r>
+        <w:rPr>
+          <w:b w:val="0"/>
+        </w:rPr>
+        <w:t xml:space="preserve"> the first effect failed.</w:t>
+      </w:r>
+    </w:p>
+    <w:p>
+      <w:pPr>
+        <w:pStyle w:val="Heading3"/>
+      </w:pPr>
+      <w:r>
+        <w:t>Model the reasoning aloud · 4</w:t>
+      </w:r>
+    </w:p>
+    <w:p>
+      <w:pPr>
+        <w:spacing w:line="336" w:lineRule="auto" w:after="180"/>
+      </w:pPr>
+      <w:r>
+        <w:rPr>
+          <w:b w:val="0"/>
+        </w:rPr>
+        <w:t xml:space="preserve">Compare the intermediate </w:t>
+      </w:r>
+      <w:r>
+        <w:rPr>
+          <w:b/>
+        </w:rPr>
+        <w:t>evidence</w:t>
+      </w:r>
+      <w:r>
+        <w:rPr>
+          <w:b w:val="0"/>
+        </w:rPr>
+        <w:t xml:space="preserve"> with the final statement. Explain why each number or decision follows from the stated </w:t>
+      </w:r>
+      <w:r>
+        <w:rPr>
+          <w:b/>
+        </w:rPr>
+        <w:t>input</w:t>
+      </w:r>
+      <w:r>
+        <w:rPr>
+          <w:b w:val="0"/>
+        </w:rPr>
+        <w:t>s.</w:t>
+      </w:r>
+    </w:p>
+    <w:p>
+      <w:pPr>
+        <w:spacing w:line="336" w:lineRule="auto" w:after="180"/>
+      </w:pPr>
+      <w:r>
+        <w:rPr>
+          <w:b w:val="0"/>
+        </w:rPr>
+        <w:t xml:space="preserve">The conclusion belongs to this scenario and procedure; changing the </w:t>
+      </w:r>
+      <w:r>
+        <w:rPr>
+          <w:b/>
+        </w:rPr>
+        <w:t>input</w:t>
+      </w:r>
+      <w:r>
+        <w:rPr>
+          <w:b w:val="0"/>
+        </w:rPr>
+        <w:t>s, evaluation population or authority can change what it establishes. Retain the raw record so a later revision can be compared honestly.</w:t>
+      </w:r>
+    </w:p>
+    <w:p>
+      <w:pPr>
+        <w:pStyle w:val="Heading3"/>
+      </w:pPr>
+      <w:r>
+        <w:t>Model the reasoning aloud · 5</w:t>
+      </w:r>
+    </w:p>
+    <w:p>
+      <w:pPr>
+        <w:spacing w:line="336" w:lineRule="auto" w:after="180"/>
+      </w:pPr>
+      <w:r>
+        <w:rPr>
+          <w:b w:val="0"/>
+        </w:rPr>
+        <w:t xml:space="preserve">Optional local lab: predict the printed result before running this standalone Python 3 example. Change one relevant boundary </w:t>
+      </w:r>
+      <w:r>
+        <w:rPr>
+          <w:b/>
+        </w:rPr>
+        <w:t>input</w:t>
+      </w:r>
+      <w:r>
+        <w:rPr>
+          <w:b w:val="0"/>
+        </w:rPr>
+        <w:t>, record the outcome and state the contract or statistical assumptions.</w:t>
+      </w:r>
+    </w:p>
+    <w:p>
+      <w:pPr>
+        <w:spacing w:line="336" w:lineRule="auto" w:after="180"/>
+      </w:pPr>
+      <w:r>
+        <w:rPr>
+          <w:b w:val="0"/>
+        </w:rPr>
+        <w:t>The program uses fictional values and the Python standard library; it performs no external operations.</w:t>
       </w:r>
     </w:p>
     <w:p>
@@ -768,7 +1512,13 @@
       </w:tr>
     </w:tbl>
     <w:p>
-      <w:r>
+      <w:pPr>
+        <w:spacing w:line="336" w:lineRule="auto" w:after="180"/>
+      </w:pPr>
+      <w:r>
+        <w:rPr>
+          <w:b w:val="0"/>
+        </w:rPr>
         <w:t>Use the diagram and verbal explanation together. Ask learners to match a sentence to a specific visual step; do not assign learners fixed visual or auditory learning styles.</w:t>
       </w:r>
     </w:p>
@@ -781,7 +1531,13 @@
       </w:r>
     </w:p>
     <w:p>
-      <w:r>
+      <w:pPr>
+        <w:spacing w:line="336" w:lineRule="auto" w:after="180"/>
+      </w:pPr>
+      <w:r>
+        <w:rPr>
+          <w:b w:val="0"/>
+        </w:rPr>
         <w:t>One approval, one reservation. A desk tool needs approval for the exact request and deduplicates repeated request keys.</w:t>
       </w:r>
     </w:p>
@@ -794,7 +1550,22 @@
       </w:r>
     </w:p>
     <w:p>
-      <w:r>
+      <w:pPr>
+        <w:pStyle w:val="Heading3"/>
+      </w:pPr>
+      <w:r>
+        <w:t>Supplied facts</w:t>
+      </w:r>
+    </w:p>
+    <w:p>
+      <w:pPr>
+        <w:spacing w:line="336" w:lineRule="auto" w:after="180"/>
+        <w:shd w:fill="F1F6FC"/>
+      </w:pPr>
+      <w:r>
+        <w:rPr>
+          <w:b w:val="0"/>
+        </w:rPr>
         <w:t>K9 reserves desk 4 and is approved once. Two copies of K9 arrive.</w:t>
       </w:r>
     </w:p>
@@ -958,21 +1729,31 @@
       </w:r>
     </w:p>
     <w:p>
-      <w:r>
-        <w:t>Approval answers whether an action may proceed. Idempotency prevents repeated handling of that action from creating duplicate effects.</w:t>
+      <w:pPr>
+        <w:pStyle w:val="Heading3"/>
+      </w:pPr>
+      <w:r>
+        <w:t>Why the result follows</w:t>
       </w:r>
     </w:p>
     <w:p>
       <w:pPr>
-        <w:pStyle w:val="Heading3"/>
-      </w:pPr>
-      <w:r>
-        <w:t>What this example does not establish</w:t>
+        <w:spacing w:line="336" w:lineRule="auto" w:after="180"/>
+        <w:shd w:fill="F1F6FC"/>
+      </w:pPr>
+      <w:r>
+        <w:rPr>
+          <w:b w:val="0"/>
+        </w:rPr>
+        <w:t>Approval answers whether an action may proceed. Idempotency prevents repeated handling of that action from creating duplicate effects.</w:t>
       </w:r>
     </w:p>
     <w:p>
-      <w:r>
-        <w:t>Deduplication requires reliable stored keys; this illustration does not prove crash-safe exactly-once execution.</w:t>
+      <w:pPr>
+        <w:pStyle w:val="Heading3"/>
+      </w:pPr>
+      <w:r>
+        <w:t>What this example does not establish</w:t>
       </w:r>
     </w:p>
     <w:p>
@@ -980,43 +1761,180 @@
         <w:pStyle w:val="Heading3"/>
       </w:pPr>
       <w:r>
-        <w:t>Change one thing in the pictured case</w:t>
+        <w:t>Keep the stated limit</w:t>
       </w:r>
     </w:p>
     <w:p>
-      <w:r>
-        <w:t>Change: A new K10 asks for desk 5 without approval.</w:t>
+      <w:pPr>
+        <w:spacing w:line="336" w:lineRule="auto" w:after="180"/>
+        <w:shd w:fill="FFF5E6"/>
+      </w:pPr>
+      <w:r>
+        <w:rPr>
+          <w:b w:val="0"/>
+        </w:rPr>
+        <w:t>Deduplication requires reliable stored keys; this illustration does not prove crash-safe exactly-once execution.</w:t>
       </w:r>
     </w:p>
     <w:p>
-      <w:r>
-        <w:t>Prediction: Stop K10 at the approval gate.</w:t>
+      <w:pPr>
+        <w:pStyle w:val="Heading3"/>
+      </w:pPr>
+      <w:r>
+        <w:t>Change one thing in the pictured case</w:t>
       </w:r>
     </w:p>
     <w:p>
-      <w:r>
-        <w:t>Reason: K9’s approval does not apply to a different action.</w:t>
+      <w:pPr>
+        <w:pStyle w:val="Heading3"/>
+      </w:pPr>
+      <w:r>
+        <w:t>Change one thing</w:t>
       </w:r>
     </w:p>
     <w:p>
       <w:pPr>
-        <w:pStyle w:val="Heading3"/>
-      </w:pPr>
-      <w:r>
-        <w:t>Ask while showing the picture</w:t>
+        <w:spacing w:line="336" w:lineRule="auto" w:after="180"/>
+        <w:shd w:fill="F5F1FB"/>
+      </w:pPr>
+      <w:r>
+        <w:rPr>
+          <w:b w:val="0"/>
+        </w:rPr>
+        <w:t>Change: A new K10 asks for desk 5 without approval.</w:t>
       </w:r>
     </w:p>
     <w:p>
-      <w:r>
-        <w:t>Cover the result. Ask learners to name the inputs and predict the next step. Uncover one step, connect the icon to the actual procedure, and explain its evidence. Then change the supplied condition and compare. The picture is a representation; it does not document execution of a real AI model.</w:t>
+      <w:pPr>
+        <w:pStyle w:val="Heading3"/>
+      </w:pPr>
+      <w:r>
+        <w:t>Predicted result</w:t>
       </w:r>
     </w:p>
     <w:p>
       <w:pPr>
+        <w:spacing w:line="336" w:lineRule="auto" w:after="180"/>
+        <w:shd w:fill="F1F6FC"/>
+      </w:pPr>
+      <w:r>
+        <w:rPr>
+          <w:b/>
+        </w:rPr>
+        <w:t>Prediction</w:t>
+      </w:r>
+      <w:r>
+        <w:rPr>
+          <w:b w:val="0"/>
+        </w:rPr>
+        <w:t xml:space="preserve">: Stop K10 at the </w:t>
+      </w:r>
+      <w:r>
+        <w:rPr>
+          <w:b/>
+        </w:rPr>
+        <w:t>approval gate</w:t>
+      </w:r>
+      <w:r>
+        <w:rPr>
+          <w:b w:val="0"/>
+        </w:rPr>
+        <w:t>.</w:t>
+      </w:r>
+    </w:p>
+    <w:p>
+      <w:pPr>
+        <w:pStyle w:val="Heading3"/>
+      </w:pPr>
+      <w:r>
+        <w:t>Why the result follows</w:t>
+      </w:r>
+    </w:p>
+    <w:p>
+      <w:pPr>
+        <w:spacing w:line="336" w:lineRule="auto" w:after="180"/>
+        <w:shd w:fill="F1F6FC"/>
+      </w:pPr>
+      <w:r>
+        <w:rPr>
+          <w:b w:val="0"/>
+        </w:rPr>
+        <w:t>Reason: K9’s approval does not apply to a different action.</w:t>
+      </w:r>
+    </w:p>
+    <w:p>
+      <w:pPr>
+        <w:pStyle w:val="Heading3"/>
+      </w:pPr>
+      <w:r>
+        <w:t>Ask while showing the picture</w:t>
+      </w:r>
+    </w:p>
+    <w:p>
+      <w:pPr>
+        <w:pStyle w:val="Heading3"/>
+      </w:pPr>
+      <w:r>
+        <w:t>Ask while showing the picture · 6</w:t>
+      </w:r>
+    </w:p>
+    <w:p>
+      <w:pPr>
+        <w:spacing w:line="336" w:lineRule="auto" w:after="180"/>
+      </w:pPr>
+      <w:r>
+        <w:rPr>
+          <w:b w:val="0"/>
+        </w:rPr>
+        <w:t xml:space="preserve">Cover the result. Ask learners to name the </w:t>
+      </w:r>
+      <w:r>
+        <w:rPr>
+          <w:b/>
+        </w:rPr>
+        <w:t>input</w:t>
+      </w:r>
+      <w:r>
+        <w:rPr>
+          <w:b w:val="0"/>
+        </w:rPr>
+        <w:t xml:space="preserve">s and predict the next step. Uncover one step, connect the icon to the actual procedure, and explain its </w:t>
+      </w:r>
+      <w:r>
+        <w:rPr>
+          <w:b/>
+        </w:rPr>
+        <w:t>evidence</w:t>
+      </w:r>
+      <w:r>
+        <w:rPr>
+          <w:b w:val="0"/>
+        </w:rPr>
+        <w:t>. Then change the supplied condition and compare.</w:t>
+      </w:r>
+    </w:p>
+    <w:p>
+      <w:pPr>
+        <w:spacing w:line="336" w:lineRule="auto" w:after="180"/>
+      </w:pPr>
+      <w:r>
+        <w:rPr>
+          <w:b w:val="0"/>
+        </w:rPr>
+        <w:t>The picture is a representation; it does not document execution of a real AI model.</w:t>
+      </w:r>
+    </w:p>
+    <w:p>
+      <w:pPr>
         <w:pStyle w:val="Heading1"/>
       </w:pPr>
       <w:r>
         <w:t>03. Demonstrate and guide practice</w:t>
+      </w:r>
+    </w:p>
+    <w:p>
+      <w:r>
+        <w:t>Demonstrate Approval gates and idempotency, reduce support deliberately and check individual reasoning before discussing answers.</w:t>
       </w:r>
     </w:p>
     <w:tbl>
@@ -1232,36 +2150,100 @@
       </w:tr>
     </w:tbl>
     <w:p>
-      <w:r>
-        <w:t>Use the worked example in Sections 3 and 6. Collect a prediction before revealing its result; ask the learner to point to each intermediate fact.</w:t>
+      <w:pPr>
+        <w:spacing w:line="336" w:lineRule="auto" w:after="180"/>
+      </w:pPr>
+      <w:r>
+        <w:rPr>
+          <w:b w:val="0"/>
+        </w:rPr>
+        <w:t xml:space="preserve">Use the worked example in Sections 3 and 6. Collect a </w:t>
+      </w:r>
+      <w:r>
+        <w:rPr>
+          <w:b/>
+        </w:rPr>
+        <w:t>prediction</w:t>
+      </w:r>
+      <w:r>
+        <w:rPr>
+          <w:b w:val="0"/>
+        </w:rPr>
+        <w:t xml:space="preserve"> before revealing its result; ask the learner to point to each intermediate fact.</w:t>
       </w:r>
     </w:p>
     <w:p>
-      <w:r>
-        <w:t>Provide an input/procedure/result/limit frame and a calculator when needed. Ask students to identify the first step before completing the whole trace. Extension: compare two concrete variants of this mechanism while holding unrelated conditions fixed; report both successful and unsuccessful outcomes.</w:t>
+      <w:pPr>
+        <w:spacing w:line="336" w:lineRule="auto" w:after="180"/>
+      </w:pPr>
+      <w:r>
+        <w:rPr>
+          <w:b w:val="0"/>
+        </w:rPr>
+        <w:t xml:space="preserve">Provide an </w:t>
+      </w:r>
+      <w:r>
+        <w:rPr>
+          <w:b/>
+        </w:rPr>
+        <w:t>input</w:t>
+      </w:r>
+      <w:r>
+        <w:rPr>
+          <w:b w:val="0"/>
+        </w:rPr>
+        <w:t>/procedure/result/limit frame and a calculator when needed. Ask students to identify the first step before completing the whole trace.</w:t>
       </w:r>
     </w:p>
     <w:p>
       <w:pPr>
-        <w:pStyle w:val="Heading3"/>
-      </w:pPr>
-      <w:r>
-        <w:t>Reduce help deliberately</w:t>
+        <w:spacing w:line="336" w:lineRule="auto" w:after="180"/>
+      </w:pPr>
+      <w:r>
+        <w:rPr>
+          <w:b w:val="0"/>
+        </w:rPr>
+        <w:t xml:space="preserve">Extension: compare two concrete variants of this </w:t>
+      </w:r>
+      <w:r>
+        <w:rPr>
+          <w:b/>
+        </w:rPr>
+        <w:t>mechanism</w:t>
+      </w:r>
+      <w:r>
+        <w:rPr>
+          <w:b w:val="0"/>
+        </w:rPr>
+        <w:t xml:space="preserve"> while holding unrelated conditions fixed; report both successful and unsuccessful outcomes.</w:t>
       </w:r>
     </w:p>
     <w:p>
-      <w:r>
-        <w:t>Completion task: Approved send v1 to D uses key K, commits once, then caller retries K with the identical payload. Show the intermediate steps and give the conclusion with its scope.</w:t>
+      <w:pPr>
+        <w:pStyle w:val="Heading3"/>
+      </w:pPr>
+      <w:r>
+        <w:t>Reduce help deliberately</w:t>
       </w:r>
     </w:p>
     <w:p>
-      <w:r>
-        <w:t>Teacher check: Teacher explanation: Return the stored committed result; one effect total. A timeout alone is not evidence the first effect failed.</w:t>
+      <w:pPr>
+        <w:pStyle w:val="Heading3"/>
+      </w:pPr>
+      <w:r>
+        <w:t>Completion practice</w:t>
       </w:r>
     </w:p>
     <w:p>
-      <w:r>
-        <w:t>Start by identifying the given inputs together. Leave the intermediate steps blank. If needed, model one step, then withdraw that help on the next step. Move to a full trace only when the partial trace is understood. For partners, alternate explainer and checker; collect a response from every learner before discussion.</w:t>
+      <w:pPr>
+        <w:spacing w:line="336" w:lineRule="auto" w:after="180"/>
+        <w:shd w:fill="F5F1FB"/>
+      </w:pPr>
+      <w:r>
+        <w:rPr>
+          <w:b w:val="0"/>
+        </w:rPr>
+        <w:t>Completion task: Approved send v1 to D uses key K, commits once, then caller retries K with the identical payload. Show the intermediate steps and give the conclusion with its scope.</w:t>
       </w:r>
     </w:p>
     <w:p>
@@ -1269,22 +2251,65 @@
         <w:pStyle w:val="Heading3"/>
       </w:pPr>
       <w:r>
-        <w:t>Individual reasoning check</w:t>
+        <w:t>Reasoning to listen for</w:t>
       </w:r>
     </w:p>
     <w:p>
-      <w:r>
-        <w:t>Use the worked case for Approval gates and idempotency. Proposed explanation: “The worked result establishes every future case”. Decide whether this explanation is supported. Point to the step or supplied fact that decides; explain your repair if needed.</w:t>
+      <w:pPr>
+        <w:spacing w:line="336" w:lineRule="auto" w:after="180"/>
+        <w:shd w:fill="F1F6FC"/>
+      </w:pPr>
+      <w:r>
+        <w:rPr>
+          <w:b w:val="0"/>
+        </w:rPr>
+        <w:t xml:space="preserve">Teacher check: Teacher explanation: Return the stored committed result; one effect total. A timeout alone is not </w:t>
+      </w:r>
+      <w:r>
+        <w:rPr>
+          <w:b/>
+        </w:rPr>
+        <w:t>evidence</w:t>
+      </w:r>
+      <w:r>
+        <w:rPr>
+          <w:b w:val="0"/>
+        </w:rPr>
+        <w:t xml:space="preserve"> the first effect failed.</w:t>
       </w:r>
     </w:p>
     <w:p>
-      <w:r>
-        <w:t>Expected correction: A key prevents duplicate application effects only within the implemented persistence and downstream guarantees; it is not universal exactly-once delivery.</w:t>
+      <w:pPr>
+        <w:spacing w:line="336" w:lineRule="auto" w:after="180"/>
+      </w:pPr>
+      <w:r>
+        <w:rPr>
+          <w:b w:val="0"/>
+        </w:rPr>
+        <w:t xml:space="preserve">Start by identifying the given </w:t>
+      </w:r>
+      <w:r>
+        <w:rPr>
+          <w:b/>
+        </w:rPr>
+        <w:t>input</w:t>
+      </w:r>
+      <w:r>
+        <w:rPr>
+          <w:b w:val="0"/>
+        </w:rPr>
+        <w:t>s together. Leave the intermediate steps blank. If needed, model one step, then withdraw that help on the next step. Move to a full trace only when the partial trace is understood.</w:t>
       </w:r>
     </w:p>
     <w:p>
-      <w:r>
-        <w:t>Collect explanations, not only yes/no votes. If a misunderstanding is common, re-model the relevant step for the class. If it affects a few learners, give a short targeted group explanation while others solve a more demanding variation.</w:t>
+      <w:pPr>
+        <w:spacing w:line="336" w:lineRule="auto" w:after="180"/>
+      </w:pPr>
+      <w:r>
+        <w:rPr>
+          <w:b w:val="0"/>
+        </w:rPr>
+        <w:t>For partners, alternate explainer and checker; collect a response from every learner before discussion.</w:t>
       </w:r>
     </w:p>
     <w:p>
@@ -1292,63 +2317,320 @@
         <w:pStyle w:val="Heading3"/>
       </w:pPr>
       <w:r>
-        <w:t>Pictorial practice question</w:t>
+        <w:t>Individual reasoning check</w:t>
       </w:r>
     </w:p>
     <w:p>
-      <w:r>
-        <w:t>Trace the two deliveries of approved K9. How many reservations should occur, and why can a new K10 for desk 5 not borrow K9’s approval?</w:t>
+      <w:pPr>
+        <w:spacing w:line="336" w:lineRule="auto" w:after="180"/>
+      </w:pPr>
+      <w:r>
+        <w:rPr>
+          <w:b w:val="0"/>
+        </w:rPr>
+        <w:t xml:space="preserve">Use the worked case for </w:t>
+      </w:r>
+      <w:r>
+        <w:rPr>
+          <w:b/>
+        </w:rPr>
+        <w:t>Approval gate</w:t>
+      </w:r>
+      <w:r>
+        <w:rPr>
+          <w:b w:val="0"/>
+        </w:rPr>
+        <w:t>s and idempotency. Proposed explanation: “The worked result establishes every future case”. Decide whether this explanation is supported.</w:t>
       </w:r>
     </w:p>
     <w:p>
       <w:pPr>
-        <w:pStyle w:val="Heading3"/>
-      </w:pPr>
-      <w:r>
-        <w:t>Reasoned teacher answer</w:t>
+        <w:spacing w:line="336" w:lineRule="auto" w:after="180"/>
+      </w:pPr>
+      <w:r>
+        <w:rPr>
+          <w:b w:val="0"/>
+        </w:rPr>
+        <w:t>Point to the step or supplied fact that decides; explain your repair if needed.</w:t>
       </w:r>
     </w:p>
     <w:p>
-      <w:r>
-        <w:t>The approved identifier and desk match K9. No result is stored yet, so perform the approved reservation once. Return the stored K9 result without another reservation. Changed case: Stop K10 at the approval gate. K9’s approval does not apply to a different action.</w:t>
+      <w:pPr>
+        <w:pStyle w:val="Heading3"/>
+      </w:pPr>
+      <w:r>
+        <w:t>Expected repair</w:t>
       </w:r>
     </w:p>
     <w:p>
-      <w:r>
-        <w:t>Changed-case reasoning: Stop K10 at the approval gate. K9’s approval does not apply to a different action.</w:t>
+      <w:pPr>
+        <w:spacing w:line="336" w:lineRule="auto" w:after="180"/>
+        <w:shd w:fill="F1F6FC"/>
+      </w:pPr>
+      <w:r>
+        <w:rPr>
+          <w:b w:val="0"/>
+        </w:rPr>
+        <w:t>Expected correction: A key prevents duplicate application effects only within the implemented persistence and downstream guarantees; it is not universal exactly-once delivery.</w:t>
       </w:r>
     </w:p>
     <w:p>
-      <w:r>
-        <w:t>Collect each learner’s explanation before discussion. Use the first missing connection between input, deciding step and result to choose support. This question is worked-case practice, not fresh mastery evidence.</w:t>
+      <w:pPr>
+        <w:spacing w:line="336" w:lineRule="auto" w:after="180"/>
+      </w:pPr>
+      <w:r>
+        <w:rPr>
+          <w:b w:val="0"/>
+        </w:rPr>
+        <w:t>Collect explanations, not only yes/no votes. If a misunderstanding is common, re-model the relevant step for the class.</w:t>
       </w:r>
     </w:p>
     <w:p>
       <w:pPr>
-        <w:pStyle w:val="Heading1"/>
-      </w:pPr>
-      <w:r>
-        <w:t>04. Run the investigation and diagnose misconceptions</w:t>
+        <w:spacing w:line="336" w:lineRule="auto" w:after="180"/>
+      </w:pPr>
+      <w:r>
+        <w:rPr>
+          <w:b w:val="0"/>
+        </w:rPr>
+        <w:t>If it affects a few learners, give a short targeted group explanation while others solve a more demanding variation.</w:t>
       </w:r>
     </w:p>
     <w:p>
-      <w:r>
-        <w:t>The worked result establishes every future case: A key prevents duplicate application effects only within the implemented persistence and downstream guarantees; it is not universal exactly-once delivery.</w:t>
+      <w:pPr>
+        <w:pStyle w:val="Heading3"/>
+      </w:pPr>
+      <w:r>
+        <w:t>Pictorial practice question</w:t>
       </w:r>
     </w:p>
     <w:p>
-      <w:r>
-        <w:t>A missing input may be replaced without recording the change: A replacement changes the evidence or contract. Record the change and its justification; do not silently turn unknown into a measured value.</w:t>
+      <w:pPr>
+        <w:spacing w:line="336" w:lineRule="auto" w:after="180"/>
+        <w:shd w:fill="F5F1FB"/>
+      </w:pPr>
+      <w:r>
+        <w:rPr>
+          <w:b w:val="0"/>
+        </w:rPr>
+        <w:t>Trace the two deliveries of approved K9. How many reservations should occur, and why can a new K10 for desk 5 not borrow K9’s approval?</w:t>
       </w:r>
     </w:p>
     <w:p>
-      <w:r>
-        <w:t>Repeating an assessed case is new independent evidence: A replay checks consistency. An example used for feedback or revision cannot later be described as untouched final evaluation.</w:t>
+      <w:pPr>
+        <w:pStyle w:val="Heading3"/>
+      </w:pPr>
+      <w:r>
+        <w:t>Reasoned teacher answer</w:t>
       </w:r>
     </w:p>
     <w:p>
-      <w:r>
-        <w:t>Use Section 9 for the evidence ledger. Add a boundary or missing-input case and record the expected response before checking. More successful repeats of one case do not establish wider coverage.</w:t>
+      <w:pPr>
+        <w:spacing w:line="336" w:lineRule="auto" w:after="180"/>
+      </w:pPr>
+      <w:r>
+        <w:rPr>
+          <w:b w:val="0"/>
+        </w:rPr>
+        <w:t xml:space="preserve">The approved identifier and desk match K9. No result is stored yet, so perform the approved reservation once. Return the stored K9 result without another reservation. Changed case: Stop K10 at the </w:t>
+      </w:r>
+      <w:r>
+        <w:rPr>
+          <w:b/>
+        </w:rPr>
+        <w:t>approval gate</w:t>
+      </w:r>
+      <w:r>
+        <w:rPr>
+          <w:b w:val="0"/>
+        </w:rPr>
+        <w:t>.</w:t>
+      </w:r>
+    </w:p>
+    <w:p>
+      <w:pPr>
+        <w:spacing w:line="336" w:lineRule="auto" w:after="180"/>
+      </w:pPr>
+      <w:r>
+        <w:rPr>
+          <w:b w:val="0"/>
+        </w:rPr>
+        <w:t>K9’s approval does not apply to a different action.</w:t>
+      </w:r>
+    </w:p>
+    <w:p>
+      <w:pPr>
+        <w:spacing w:line="336" w:lineRule="auto" w:after="180"/>
+      </w:pPr>
+      <w:r>
+        <w:rPr>
+          <w:b w:val="0"/>
+        </w:rPr>
+        <w:t xml:space="preserve">Changed-case reasoning: Stop K10 at the </w:t>
+      </w:r>
+      <w:r>
+        <w:rPr>
+          <w:b/>
+        </w:rPr>
+        <w:t>approval gate</w:t>
+      </w:r>
+      <w:r>
+        <w:rPr>
+          <w:b w:val="0"/>
+        </w:rPr>
+        <w:t>. K9’s approval does not apply to a different action.</w:t>
+      </w:r>
+    </w:p>
+    <w:p>
+      <w:pPr>
+        <w:spacing w:line="336" w:lineRule="auto" w:after="180"/>
+      </w:pPr>
+      <w:r>
+        <w:rPr>
+          <w:b w:val="0"/>
+        </w:rPr>
+        <w:t xml:space="preserve">Collect each learner’s explanation before discussion. Use the first missing connection between </w:t>
+      </w:r>
+      <w:r>
+        <w:rPr>
+          <w:b/>
+        </w:rPr>
+        <w:t>input</w:t>
+      </w:r>
+      <w:r>
+        <w:rPr>
+          <w:b w:val="0"/>
+        </w:rPr>
+        <w:t xml:space="preserve">, deciding step and result to choose support. This question is worked-case practice, not fresh mastery </w:t>
+      </w:r>
+      <w:r>
+        <w:rPr>
+          <w:b/>
+        </w:rPr>
+        <w:t>evidence</w:t>
+      </w:r>
+      <w:r>
+        <w:rPr>
+          <w:b w:val="0"/>
+        </w:rPr>
+        <w:t>.</w:t>
+      </w:r>
+    </w:p>
+    <w:p>
+      <w:pPr>
+        <w:pStyle w:val="Heading1"/>
+      </w:pPr>
+      <w:r>
+        <w:t>04. Run the investigation and diagnose misconceptions</w:t>
+      </w:r>
+    </w:p>
+    <w:p>
+      <w:r>
+        <w:t>Run the Approval gates and idempotency investigation and use the first unsupported step to choose a teaching response.</w:t>
+      </w:r>
+    </w:p>
+    <w:p>
+      <w:pPr>
+        <w:spacing w:line="336" w:lineRule="auto" w:after="180"/>
+      </w:pPr>
+      <w:r>
+        <w:rPr>
+          <w:b w:val="0"/>
+        </w:rPr>
+        <w:t>The worked result establishes every future case: A key prevents duplicate application effects only within the implemented persistence and downstream guarantees; it is not universal exactly-once delivery.</w:t>
+      </w:r>
+    </w:p>
+    <w:p>
+      <w:pPr>
+        <w:spacing w:line="336" w:lineRule="auto" w:after="180"/>
+      </w:pPr>
+      <w:r>
+        <w:rPr>
+          <w:b w:val="0"/>
+        </w:rPr>
+        <w:t xml:space="preserve">A missing </w:t>
+      </w:r>
+      <w:r>
+        <w:rPr>
+          <w:b/>
+        </w:rPr>
+        <w:t>input</w:t>
+      </w:r>
+      <w:r>
+        <w:rPr>
+          <w:b w:val="0"/>
+        </w:rPr>
+        <w:t xml:space="preserve"> may be replaced without recording the change: A replacement changes the </w:t>
+      </w:r>
+      <w:r>
+        <w:rPr>
+          <w:b/>
+        </w:rPr>
+        <w:t>evidence</w:t>
+      </w:r>
+      <w:r>
+        <w:rPr>
+          <w:b w:val="0"/>
+        </w:rPr>
+        <w:t xml:space="preserve"> or contract. Record the change and its justification; do not silently turn unknown into a measured value.</w:t>
+      </w:r>
+    </w:p>
+    <w:p>
+      <w:pPr>
+        <w:spacing w:line="336" w:lineRule="auto" w:after="180"/>
+      </w:pPr>
+      <w:r>
+        <w:rPr>
+          <w:b w:val="0"/>
+        </w:rPr>
+        <w:t xml:space="preserve">Repeating an assessed case is new independent </w:t>
+      </w:r>
+      <w:r>
+        <w:rPr>
+          <w:b/>
+        </w:rPr>
+        <w:t>evidence</w:t>
+      </w:r>
+      <w:r>
+        <w:rPr>
+          <w:b w:val="0"/>
+        </w:rPr>
+        <w:t>: A replay checks consistency. An example used for feedback or revision cannot later be described as untouched final evaluation.</w:t>
+      </w:r>
+    </w:p>
+    <w:p>
+      <w:pPr>
+        <w:spacing w:line="336" w:lineRule="auto" w:after="180"/>
+      </w:pPr>
+      <w:r>
+        <w:rPr>
+          <w:b w:val="0"/>
+        </w:rPr>
+        <w:t xml:space="preserve">Use Section 9 for the </w:t>
+      </w:r>
+      <w:r>
+        <w:rPr>
+          <w:b/>
+        </w:rPr>
+        <w:t>evidence</w:t>
+      </w:r>
+      <w:r>
+        <w:rPr>
+          <w:b w:val="0"/>
+        </w:rPr>
+        <w:t xml:space="preserve"> ledger. Add a boundary or missing-</w:t>
+      </w:r>
+      <w:r>
+        <w:rPr>
+          <w:b/>
+        </w:rPr>
+        <w:t>input</w:t>
+      </w:r>
+      <w:r>
+        <w:rPr>
+          <w:b w:val="0"/>
+        </w:rPr>
+        <w:t xml:space="preserve"> case and record the expected response before checking. More successful repeats of one case do not establish wider coverage.</w:t>
       </w:r>
     </w:p>
     <w:p>
@@ -1506,29 +2788,38 @@
       </w:tr>
     </w:tbl>
     <w:p>
-      <w:r>
-        <w:t>Offer an oral explanation, drawing, enlarged visual or fewer examples when that removes a reading/writing barrier. Keep the same reasoning goal. Stretch secure learners by changing a boundary or assumption and asking them to defend the effect, not simply by assigning more of the same questions.</w:t>
+      <w:pPr>
+        <w:spacing w:line="336" w:lineRule="auto" w:after="180"/>
+      </w:pPr>
+      <w:r>
+        <w:rPr>
+          <w:b w:val="0"/>
+        </w:rPr>
+        <w:t>Offer an oral explanation, drawing, enlarged visual or fewer examples when that removes a reading/writing barrier. Keep the same reasoning goal.</w:t>
       </w:r>
     </w:p>
     <w:p>
       <w:pPr>
-        <w:pStyle w:val="Heading1"/>
-      </w:pPr>
-      <w:r>
-        <w:t>05. Assess and explain the answers</w:t>
+        <w:spacing w:line="336" w:lineRule="auto" w:after="180"/>
+      </w:pPr>
+      <w:r>
+        <w:rPr>
+          <w:b w:val="0"/>
+        </w:rPr>
+        <w:t>Stretch secure learners by changing a boundary or assumption and asking them to defend the effect, not simply by assigning more of the same questions.</w:t>
       </w:r>
     </w:p>
     <w:p>
       <w:pPr>
-        <w:pStyle w:val="Heading3"/>
-      </w:pPr>
-      <w:r>
-        <w:t>Guided and exit questions</w:t>
+        <w:pStyle w:val="Heading1"/>
+      </w:pPr>
+      <w:r>
+        <w:t>05. Assess and explain the answers</w:t>
       </w:r>
     </w:p>
     <w:p>
       <w:r>
-        <w:t>Guided: Return the stored committed result; one effect total. A timeout alone is not evidence the first effect failed. Qualification: A key prevents duplicate application effects only within the implemented persistence and downstream guarantees; it is not universal exactly-once delivery. Exit: accept a concrete variation with its predicted outcome and a stated condition that would challenge the mechanism; reject a claim resting on unmeasured evidence.</w:t>
+        <w:t>Use the Approval gates and idempotency questions, teacher keys and criteria after the relevant attempts. Previously discussed cases are practice; protect the separately selected independent task.</w:t>
       </w:r>
     </w:p>
     <w:p>
@@ -1536,89 +2827,244 @@
         <w:pStyle w:val="Heading3"/>
       </w:pPr>
       <w:r>
-        <w:t>W1 Explain the mechanism</w:t>
+        <w:t>Guided and exit questions</w:t>
       </w:r>
     </w:p>
     <w:p>
-      <w:r>
-        <w:t>Explain the weekly mechanism in your own words. Use the worked scenario to name its input, decision rule and output.</w:t>
+      <w:pPr>
+        <w:spacing w:line="336" w:lineRule="auto" w:after="180"/>
+      </w:pPr>
+      <w:r>
+        <w:rPr>
+          <w:b w:val="0"/>
+        </w:rPr>
+        <w:t xml:space="preserve">Guided: Return the stored committed result; one effect total. A timeout alone is not </w:t>
+      </w:r>
+      <w:r>
+        <w:rPr>
+          <w:b/>
+        </w:rPr>
+        <w:t>evidence</w:t>
+      </w:r>
+      <w:r>
+        <w:rPr>
+          <w:b w:val="0"/>
+        </w:rPr>
+        <w:t xml:space="preserve"> the first effect failed.</w:t>
       </w:r>
     </w:p>
     <w:p>
-      <w:r>
-        <w:t>Teacher explanation: Approval gates bind side effects to an actor, exact version and destination. Idempotency prevents repeated requests with the same key from repeating a committed effect. The mock submission requires approval for request version v1 and destination D. Store key -&gt; committed result. Reusing the same key with the same payload returns that result; the same key with different payload is rejected.</w:t>
+      <w:pPr>
+        <w:spacing w:line="336" w:lineRule="auto" w:after="180"/>
+      </w:pPr>
+      <w:r>
+        <w:rPr>
+          <w:b w:val="0"/>
+        </w:rPr>
+        <w:t>Qualification: A key prevents duplicate application effects only within the implemented persistence and downstream guarantees; it is not universal exactly-once delivery.</w:t>
       </w:r>
     </w:p>
     <w:p>
       <w:pPr>
-        <w:pStyle w:val="Heading3"/>
-      </w:pPr>
-      <w:r>
-        <w:t>W2 Trace the worked case</w:t>
+        <w:spacing w:line="336" w:lineRule="auto" w:after="180"/>
+      </w:pPr>
+      <w:r>
+        <w:rPr>
+          <w:b w:val="0"/>
+        </w:rPr>
+        <w:t xml:space="preserve">Exit: accept a concrete variation with its predicted outcome and a stated condition that would challenge the </w:t>
+      </w:r>
+      <w:r>
+        <w:rPr>
+          <w:b/>
+        </w:rPr>
+        <w:t>mechanism</w:t>
+      </w:r>
+      <w:r>
+        <w:rPr>
+          <w:b w:val="0"/>
+        </w:rPr>
+        <w:t xml:space="preserve">; reject a claim resting on unmeasured </w:t>
+      </w:r>
+      <w:r>
+        <w:rPr>
+          <w:b/>
+        </w:rPr>
+        <w:t>evidence</w:t>
+      </w:r>
+      <w:r>
+        <w:rPr>
+          <w:b w:val="0"/>
+        </w:rPr>
+        <w:t>.</w:t>
       </w:r>
     </w:p>
     <w:p>
-      <w:r>
-        <w:t>Approved send v1 to D uses key K, commits once, then caller retries K with the identical payload. Show the intermediate steps and give the conclusion with its scope.</w:t>
+      <w:pPr>
+        <w:pStyle w:val="Heading3"/>
+      </w:pPr>
+      <w:r>
+        <w:t>W1 Explain the mechanism</w:t>
       </w:r>
     </w:p>
     <w:p>
-      <w:r>
-        <w:t>Teacher explanation: Return the stored committed result; one effect total. A timeout alone is not evidence the first effect failed.</w:t>
+      <w:pPr>
+        <w:pStyle w:val="Heading3"/>
+      </w:pPr>
+      <w:r>
+        <w:t>Workbook question · W1</w:t>
       </w:r>
     </w:p>
     <w:p>
       <w:pPr>
-        <w:pStyle w:val="Heading3"/>
-      </w:pPr>
-      <w:r>
-        <w:t>W3 Audit the limit</w:t>
+        <w:spacing w:line="336" w:lineRule="auto" w:after="180"/>
+        <w:shd w:fill="F5F1FB"/>
+      </w:pPr>
+      <w:r>
+        <w:rPr>
+          <w:b w:val="0"/>
+        </w:rPr>
+        <w:t xml:space="preserve">Explain the weekly </w:t>
+      </w:r>
+      <w:r>
+        <w:rPr>
+          <w:b/>
+        </w:rPr>
+        <w:t>mechanism</w:t>
+      </w:r>
+      <w:r>
+        <w:rPr>
+          <w:b w:val="0"/>
+        </w:rPr>
+        <w:t xml:space="preserve"> in your own words. Use the worked scenario to name its </w:t>
+      </w:r>
+      <w:r>
+        <w:rPr>
+          <w:b/>
+        </w:rPr>
+        <w:t>input</w:t>
+      </w:r>
+      <w:r>
+        <w:rPr>
+          <w:b w:val="0"/>
+        </w:rPr>
+        <w:t xml:space="preserve">, decision rule and </w:t>
+      </w:r>
+      <w:r>
+        <w:rPr>
+          <w:b/>
+        </w:rPr>
+        <w:t>output</w:t>
+      </w:r>
+      <w:r>
+        <w:rPr>
+          <w:b w:val="0"/>
+        </w:rPr>
+        <w:t>.</w:t>
       </w:r>
     </w:p>
     <w:p>
-      <w:r>
-        <w:t>A report omits this qualification: A key prevents duplicate application effects only within the implemented persistence and downstream guarantees; it is not universal exactly-once delivery. Explain how omitting it could change a reader's interpretation, and write an accurate replacement.</w:t>
+      <w:pPr>
+        <w:pStyle w:val="Heading3"/>
+      </w:pPr>
+      <w:r>
+        <w:t>Teacher reasoning · W1</w:t>
       </w:r>
     </w:p>
     <w:p>
-      <w:r>
-        <w:t>Teacher explanation: A key prevents duplicate application effects only within the implemented persistence and downstream guarantees; it is not universal exactly-once delivery. State the observed result separately from the unverified or out-of-scope claim; preserve the original evidence rather than inventing a missing fact.</w:t>
+      <w:pPr>
+        <w:spacing w:line="336" w:lineRule="auto" w:after="180"/>
+        <w:shd w:fill="F1F6FC"/>
+      </w:pPr>
+      <w:r>
+        <w:rPr>
+          <w:b w:val="0"/>
+        </w:rPr>
+        <w:t xml:space="preserve">Teacher explanation: </w:t>
+      </w:r>
+      <w:r>
+        <w:rPr>
+          <w:b/>
+        </w:rPr>
+        <w:t>Approval gate</w:t>
+      </w:r>
+      <w:r>
+        <w:rPr>
+          <w:b w:val="0"/>
+        </w:rPr>
+        <w:t>s bind side effects to an actor, exact version and destination. Idempotency prevents repeated requests with the same key from repeating a committed effect.</w:t>
       </w:r>
     </w:p>
     <w:p>
       <w:pPr>
-        <w:pStyle w:val="Heading3"/>
-      </w:pPr>
-      <w:r>
-        <w:t>W4 Apply a new case independently</w:t>
+        <w:spacing w:line="336" w:lineRule="auto" w:after="180"/>
+        <w:shd w:fill="F1F6FC"/>
+      </w:pPr>
+      <w:r>
+        <w:rPr>
+          <w:b w:val="0"/>
+        </w:rPr>
+        <w:t>The mock submission requires approval for request version v1 and destination D. Store key -&gt; committed result. Reusing the same key with the same payload returns that result; the same key with different payload is rejected.</w:t>
       </w:r>
     </w:p>
     <w:p>
-      <w:r>
-        <w:t>Key J already committed room A. A retry uses key J but room B. What should happen?</w:t>
+      <w:pPr>
+        <w:pStyle w:val="Heading3"/>
+      </w:pPr>
+      <w:r>
+        <w:t>W2 Trace the worked case</w:t>
       </w:r>
     </w:p>
     <w:p>
-      <w:r>
-        <w:t>Teacher explanation: Reject key/payload conflict; do not silently send B or return A as though it represented B. Obtain version-correct approval for a new operation.</w:t>
+      <w:pPr>
+        <w:pStyle w:val="Heading3"/>
+      </w:pPr>
+      <w:r>
+        <w:t>Workbook question · W2</w:t>
       </w:r>
     </w:p>
     <w:p>
       <w:pPr>
-        <w:pStyle w:val="Heading3"/>
-      </w:pPr>
-      <w:r>
-        <w:t>W5 Design a revealing follow-up</w:t>
+        <w:spacing w:line="336" w:lineRule="auto" w:after="180"/>
+        <w:shd w:fill="F5F1FB"/>
+      </w:pPr>
+      <w:r>
+        <w:rPr>
+          <w:b w:val="0"/>
+        </w:rPr>
+        <w:t>Approved send v1 to D uses key K, commits once, then caller retries K with the identical payload. Show the intermediate steps and give the conclusion with its scope.</w:t>
       </w:r>
     </w:p>
     <w:p>
-      <w:r>
-        <w:t>For the worked scenario, propose one additional case that could reveal a failure, describe its expected outcome before running it, and explain what would need to remain fixed for a fair comparison. Do not reuse W4 as a new final test after receiving feedback.</w:t>
+      <w:pPr>
+        <w:pStyle w:val="Heading3"/>
+      </w:pPr>
+      <w:r>
+        <w:t>Teacher reasoning · W2</w:t>
       </w:r>
     </w:p>
     <w:p>
-      <w:r>
-        <w:t>Teacher explanation: Accept a concrete variant of the worked input or a missing/conflicting/boundary condition, with an expectation derived from the declared procedure. Require preserved settings, original outputs and data roles. A key prevents duplicate application effects only within the implemented persistence and downstream guarantees; it is not universal exactly-once delivery. The new case should test this particular mechanism rather than merely restate the original result.</w:t>
+      <w:pPr>
+        <w:spacing w:line="336" w:lineRule="auto" w:after="180"/>
+        <w:shd w:fill="F1F6FC"/>
+      </w:pPr>
+      <w:r>
+        <w:rPr>
+          <w:b w:val="0"/>
+        </w:rPr>
+        <w:t xml:space="preserve">Teacher explanation: Return the stored committed result; one effect total. A timeout alone is not </w:t>
+      </w:r>
+      <w:r>
+        <w:rPr>
+          <w:b/>
+        </w:rPr>
+        <w:t>evidence</w:t>
+      </w:r>
+      <w:r>
+        <w:rPr>
+          <w:b w:val="0"/>
+        </w:rPr>
+        <w:t xml:space="preserve"> the first effect failed.</w:t>
       </w:r>
     </w:p>
     <w:p>
@@ -1626,25 +3072,39 @@
         <w:pStyle w:val="Heading3"/>
       </w:pPr>
       <w:r>
-        <w:t>Independent assessment and fresh retry</w:t>
+        <w:t>W3 Audit the limit</w:t>
       </w:r>
     </w:p>
     <w:p>
-      <w:r>
-        <w:t>W4: Reject key/payload conflict; do not silently send B or return A as though it represented B. Obtain version-correct approval for a new operation. Require intermediate reasoning and the stated scope. Fresh retry: Key M committed recipient X; retry changes recipient Y. Expected reasoning: Reject mismatch and preserve original result. Idempotency does not authorise a new recipient. If students need support, record it and reassess with another new case rather than awarding independence to a copied answer.</w:t>
+      <w:pPr>
+        <w:pStyle w:val="Heading3"/>
+      </w:pPr>
+      <w:r>
+        <w:t>Workbook question · W3</w:t>
       </w:r>
     </w:p>
     <w:p>
       <w:pPr>
-        <w:pStyle w:val="Heading3"/>
-      </w:pPr>
-      <w:r>
-        <w:t>Assess independent transfer</w:t>
+        <w:spacing w:line="336" w:lineRule="auto" w:after="180"/>
+        <w:shd w:fill="F5F1FB"/>
+      </w:pPr>
+      <w:r>
+        <w:rPr>
+          <w:b w:val="0"/>
+        </w:rPr>
+        <w:t>A report omits this qualification: A key prevents duplicate application effects only within the implemented persistence and downstream guarantees; it is not universal exactly-once delivery.</w:t>
       </w:r>
     </w:p>
     <w:p>
-      <w:r>
-        <w:t>Selected case: Key J already committed room A. A retry uses key J but room B. What should happen?</w:t>
+      <w:pPr>
+        <w:spacing w:line="336" w:lineRule="auto" w:after="180"/>
+        <w:shd w:fill="F5F1FB"/>
+      </w:pPr>
+      <w:r>
+        <w:rPr>
+          <w:b w:val="0"/>
+        </w:rPr>
+        <w:t>Explain how omitting it could change a reader's interpretation, and write an accurate replacement.</w:t>
       </w:r>
     </w:p>
     <w:p>
@@ -1652,12 +3112,355 @@
         <w:pStyle w:val="Heading3"/>
       </w:pPr>
       <w:r>
-        <w:t>Selected case answer</w:t>
+        <w:t>Teacher reasoning · W3</w:t>
       </w:r>
     </w:p>
     <w:p>
-      <w:r>
-        <w:t>Teacher explanation: Reject key/payload conflict; do not silently send B or return A as though it represented B. Obtain version-correct approval for a new operation.</w:t>
+      <w:pPr>
+        <w:spacing w:line="336" w:lineRule="auto" w:after="180"/>
+        <w:shd w:fill="F1F6FC"/>
+      </w:pPr>
+      <w:r>
+        <w:rPr>
+          <w:b w:val="0"/>
+        </w:rPr>
+        <w:t>Teacher explanation: A key prevents duplicate application effects only within the implemented persistence and downstream guarantees; it is not universal exactly-once delivery.</w:t>
+      </w:r>
+    </w:p>
+    <w:p>
+      <w:pPr>
+        <w:spacing w:line="336" w:lineRule="auto" w:after="180"/>
+        <w:shd w:fill="F1F6FC"/>
+      </w:pPr>
+      <w:r>
+        <w:rPr>
+          <w:b w:val="0"/>
+        </w:rPr>
+        <w:t xml:space="preserve">State the observed result separately from the unverified or out-of-scope claim; preserve the original </w:t>
+      </w:r>
+      <w:r>
+        <w:rPr>
+          <w:b/>
+        </w:rPr>
+        <w:t>evidence</w:t>
+      </w:r>
+      <w:r>
+        <w:rPr>
+          <w:b w:val="0"/>
+        </w:rPr>
+        <w:t xml:space="preserve"> rather than inventing a missing fact.</w:t>
+      </w:r>
+    </w:p>
+    <w:p>
+      <w:pPr>
+        <w:pStyle w:val="Heading3"/>
+      </w:pPr>
+      <w:r>
+        <w:t>W4 Apply a new case independently</w:t>
+      </w:r>
+    </w:p>
+    <w:p>
+      <w:pPr>
+        <w:pStyle w:val="Heading3"/>
+      </w:pPr>
+      <w:r>
+        <w:t>Workbook question · W4</w:t>
+      </w:r>
+    </w:p>
+    <w:p>
+      <w:pPr>
+        <w:spacing w:line="336" w:lineRule="auto" w:after="180"/>
+        <w:shd w:fill="F5F1FB"/>
+      </w:pPr>
+      <w:r>
+        <w:rPr>
+          <w:b w:val="0"/>
+        </w:rPr>
+        <w:t>Key J already committed room A. A retry uses key J but room B. What should happen?</w:t>
+      </w:r>
+    </w:p>
+    <w:p>
+      <w:pPr>
+        <w:pStyle w:val="Heading3"/>
+      </w:pPr>
+      <w:r>
+        <w:t>Teacher reasoning · W4</w:t>
+      </w:r>
+    </w:p>
+    <w:p>
+      <w:pPr>
+        <w:spacing w:line="336" w:lineRule="auto" w:after="180"/>
+        <w:shd w:fill="F1F6FC"/>
+      </w:pPr>
+      <w:r>
+        <w:rPr>
+          <w:b w:val="0"/>
+        </w:rPr>
+        <w:t>Teacher explanation: Reject key/</w:t>
+      </w:r>
+      <w:r>
+        <w:rPr>
+          <w:b/>
+        </w:rPr>
+        <w:t>payload conflict</w:t>
+      </w:r>
+      <w:r>
+        <w:rPr>
+          <w:b w:val="0"/>
+        </w:rPr>
+        <w:t>; do not silently send B or return A as though it represented B. Obtain version-correct approval for a new operation.</w:t>
+      </w:r>
+    </w:p>
+    <w:p>
+      <w:pPr>
+        <w:pStyle w:val="Heading3"/>
+      </w:pPr>
+      <w:r>
+        <w:t>W5 Design a revealing follow-up</w:t>
+      </w:r>
+    </w:p>
+    <w:p>
+      <w:pPr>
+        <w:pStyle w:val="Heading3"/>
+      </w:pPr>
+      <w:r>
+        <w:t>Workbook question · W5</w:t>
+      </w:r>
+    </w:p>
+    <w:p>
+      <w:pPr>
+        <w:spacing w:line="336" w:lineRule="auto" w:after="180"/>
+        <w:shd w:fill="F5F1FB"/>
+      </w:pPr>
+      <w:r>
+        <w:rPr>
+          <w:b w:val="0"/>
+        </w:rPr>
+        <w:t>For the worked scenario, propose one additional case that could reveal a failure, describe its expected outcome before running it, and explain what would need to remain fixed for a fair comparison.</w:t>
+      </w:r>
+    </w:p>
+    <w:p>
+      <w:pPr>
+        <w:spacing w:line="336" w:lineRule="auto" w:after="180"/>
+        <w:shd w:fill="F5F1FB"/>
+      </w:pPr>
+      <w:r>
+        <w:rPr>
+          <w:b w:val="0"/>
+        </w:rPr>
+        <w:t>Do not reuse W4 as a new final test after receiving feedback.</w:t>
+      </w:r>
+    </w:p>
+    <w:p>
+      <w:pPr>
+        <w:pStyle w:val="Heading3"/>
+      </w:pPr>
+      <w:r>
+        <w:t>Teacher reasoning · W5</w:t>
+      </w:r>
+    </w:p>
+    <w:p>
+      <w:pPr>
+        <w:spacing w:line="336" w:lineRule="auto" w:after="180"/>
+        <w:shd w:fill="F1F6FC"/>
+      </w:pPr>
+      <w:r>
+        <w:rPr>
+          <w:b w:val="0"/>
+        </w:rPr>
+        <w:t xml:space="preserve">Teacher explanation: Accept a concrete variant of the worked </w:t>
+      </w:r>
+      <w:r>
+        <w:rPr>
+          <w:b/>
+        </w:rPr>
+        <w:t>input</w:t>
+      </w:r>
+      <w:r>
+        <w:rPr>
+          <w:b w:val="0"/>
+        </w:rPr>
+        <w:t xml:space="preserve"> or a missing/conflicting/boundary condition, with an expectation derived from the declared procedure.</w:t>
+      </w:r>
+    </w:p>
+    <w:p>
+      <w:pPr>
+        <w:spacing w:line="336" w:lineRule="auto" w:after="180"/>
+        <w:shd w:fill="F1F6FC"/>
+      </w:pPr>
+      <w:r>
+        <w:rPr>
+          <w:b w:val="0"/>
+        </w:rPr>
+        <w:t xml:space="preserve">Require preserved settings, original </w:t>
+      </w:r>
+      <w:r>
+        <w:rPr>
+          <w:b/>
+        </w:rPr>
+        <w:t>output</w:t>
+      </w:r>
+      <w:r>
+        <w:rPr>
+          <w:b w:val="0"/>
+        </w:rPr>
+        <w:t>s and data roles. A key prevents duplicate application effects only within the implemented persistence and downstream guarantees; it is not universal exactly-once delivery.</w:t>
+      </w:r>
+    </w:p>
+    <w:p>
+      <w:pPr>
+        <w:spacing w:line="336" w:lineRule="auto" w:after="180"/>
+        <w:shd w:fill="F1F6FC"/>
+      </w:pPr>
+      <w:r>
+        <w:rPr>
+          <w:b w:val="0"/>
+        </w:rPr>
+        <w:t xml:space="preserve">The new case should test this particular </w:t>
+      </w:r>
+      <w:r>
+        <w:rPr>
+          <w:b/>
+        </w:rPr>
+        <w:t>mechanism</w:t>
+      </w:r>
+      <w:r>
+        <w:rPr>
+          <w:b w:val="0"/>
+        </w:rPr>
+        <w:t xml:space="preserve"> rather than merely restate the original result.</w:t>
+      </w:r>
+    </w:p>
+    <w:p>
+      <w:pPr>
+        <w:pStyle w:val="Heading3"/>
+      </w:pPr>
+      <w:r>
+        <w:t>Independent assessment and fresh retry</w:t>
+      </w:r>
+    </w:p>
+    <w:p>
+      <w:pPr>
+        <w:pStyle w:val="Heading3"/>
+      </w:pPr>
+      <w:r>
+        <w:t>Teacher key · Independent assessment and fresh retry</w:t>
+      </w:r>
+    </w:p>
+    <w:p>
+      <w:pPr>
+        <w:spacing w:line="336" w:lineRule="auto" w:after="180"/>
+        <w:shd w:fill="F1F6FC"/>
+      </w:pPr>
+      <w:r>
+        <w:rPr>
+          <w:b w:val="0"/>
+        </w:rPr>
+        <w:t>W4: Reject key/</w:t>
+      </w:r>
+      <w:r>
+        <w:rPr>
+          <w:b/>
+        </w:rPr>
+        <w:t>payload conflict</w:t>
+      </w:r>
+      <w:r>
+        <w:rPr>
+          <w:b w:val="0"/>
+        </w:rPr>
+        <w:t>; do not silently send B or return A as though it represented B. Obtain version-correct approval for a new operation. Require intermediate reasoning and the stated scope.</w:t>
+      </w:r>
+    </w:p>
+    <w:p>
+      <w:pPr>
+        <w:spacing w:line="336" w:lineRule="auto" w:after="180"/>
+        <w:shd w:fill="F1F6FC"/>
+      </w:pPr>
+      <w:r>
+        <w:rPr>
+          <w:b w:val="0"/>
+        </w:rPr>
+        <w:t>Fresh retry: Key M committed recipient X; retry changes recipient Y. Expected reasoning: Reject mismatch and preserve original result. Idempotency does not authorise a new recipient.</w:t>
+      </w:r>
+    </w:p>
+    <w:p>
+      <w:pPr>
+        <w:spacing w:line="336" w:lineRule="auto" w:after="180"/>
+        <w:shd w:fill="F1F6FC"/>
+      </w:pPr>
+      <w:r>
+        <w:rPr>
+          <w:b w:val="0"/>
+        </w:rPr>
+        <w:t>If students need support, record it and reassess with another new case rather than awarding independence to a copied answer.</w:t>
+      </w:r>
+    </w:p>
+    <w:p>
+      <w:pPr>
+        <w:pStyle w:val="Heading3"/>
+      </w:pPr>
+      <w:r>
+        <w:t>Assess independent transfer</w:t>
+      </w:r>
+    </w:p>
+    <w:p>
+      <w:pPr>
+        <w:pStyle w:val="Heading3"/>
+      </w:pPr>
+      <w:r>
+        <w:t>Independent question · withhold the key</w:t>
+      </w:r>
+    </w:p>
+    <w:p>
+      <w:pPr>
+        <w:spacing w:line="336" w:lineRule="auto" w:after="180"/>
+        <w:shd w:fill="F5F1FB"/>
+      </w:pPr>
+      <w:r>
+        <w:rPr>
+          <w:b w:val="0"/>
+        </w:rPr>
+        <w:t>Selected case: Key J already committed room A. A retry uses key J but room B. What should happen?</w:t>
+      </w:r>
+    </w:p>
+    <w:p>
+      <w:pPr>
+        <w:pStyle w:val="Heading3"/>
+      </w:pPr>
+      <w:r>
+        <w:t>Selected case answer</w:t>
+      </w:r>
+    </w:p>
+    <w:p>
+      <w:pPr>
+        <w:pStyle w:val="Heading3"/>
+      </w:pPr>
+      <w:r>
+        <w:t>Teacher key · Selected case answer</w:t>
+      </w:r>
+    </w:p>
+    <w:p>
+      <w:pPr>
+        <w:spacing w:line="336" w:lineRule="auto" w:after="180"/>
+        <w:shd w:fill="F1F6FC"/>
+      </w:pPr>
+      <w:r>
+        <w:rPr>
+          <w:b w:val="0"/>
+        </w:rPr>
+        <w:t>Teacher explanation: Reject key/</w:t>
+      </w:r>
+      <w:r>
+        <w:rPr>
+          <w:b/>
+        </w:rPr>
+        <w:t>payload conflict</w:t>
+      </w:r>
+      <w:r>
+        <w:rPr>
+          <w:b w:val="0"/>
+        </w:rPr>
+        <w:t>; do not silently send B or return A as though it represented B. Obtain version-correct approval for a new operation.</w:t>
       </w:r>
     </w:p>
     <w:tbl>
@@ -1763,67 +3566,305 @@
       </w:tr>
     </w:tbl>
     <w:p>
-      <w:r>
-        <w:t>Record each dimension as not yet, with support, or independent. Accept a valid alternative procedure with a defensible trace. Do not penalise an honestly recorded model failure if the learner correctly explains its evidence and limits.</w:t>
+      <w:pPr>
+        <w:pStyle w:val="Heading3"/>
+      </w:pPr>
+      <w:r>
+        <w:t>Teacher key · Selected case answer</w:t>
       </w:r>
     </w:p>
     <w:p>
       <w:pPr>
-        <w:pStyle w:val="Heading3"/>
-      </w:pPr>
-      <w:r>
-        <w:t>Feedback that the learner uses</w:t>
+        <w:spacing w:line="336" w:lineRule="auto" w:after="180"/>
+        <w:shd w:fill="F1F6FC"/>
+      </w:pPr>
+      <w:r>
+        <w:rPr>
+          <w:b w:val="0"/>
+        </w:rPr>
+        <w:t>Record each dimension as not yet, with support, or independent. Accept a valid alternative procedure with a defensible trace.</w:t>
       </w:r>
     </w:p>
     <w:p>
-      <w:r>
-        <w:t>Name the earliest unsupported step and give one action to repair it. Have the learner make that repair now and explain why. Then assess the relevant skill on a fresh, fully specified case. Confirm it was not previously practised with feedback; solve and check the new case before assigning it. A follow-up design prompt is a starting brief, not automatically an equivalent test.</w:t>
+      <w:pPr>
+        <w:spacing w:line="336" w:lineRule="auto" w:after="180"/>
+        <w:shd w:fill="F1F6FC"/>
+      </w:pPr>
+      <w:r>
+        <w:rPr>
+          <w:b w:val="0"/>
+        </w:rPr>
+        <w:t xml:space="preserve">Do not penalise an honestly recorded model failure if the learner correctly explains its </w:t>
+      </w:r>
+      <w:r>
+        <w:rPr>
+          <w:b/>
+        </w:rPr>
+        <w:t>evidence</w:t>
+      </w:r>
+      <w:r>
+        <w:rPr>
+          <w:b w:val="0"/>
+        </w:rPr>
+        <w:t xml:space="preserve"> and limits.</w:t>
       </w:r>
     </w:p>
     <w:p>
       <w:pPr>
-        <w:pStyle w:val="Heading1"/>
-      </w:pPr>
-      <w:r>
-        <w:t>06. Connect the project, support and next lesson</w:t>
+        <w:pStyle w:val="Heading3"/>
+      </w:pPr>
+      <w:r>
+        <w:t>Feedback that the learner uses</w:t>
       </w:r>
     </w:p>
     <w:p>
-      <w:r>
-        <w:t>Add a labelled approval gates and idempotency evidence sheet to Grounded Learning Service. Show how you can explain the mechanism and terminology of approval gates and idempotency. Use the supplied fictional case and keep its inputs, intermediate steps, calculation or prediction, and limitation. Connect this record to last week’s record; a matching answer without a trace is insufficient.</w:t>
+      <w:pPr>
+        <w:spacing w:line="336" w:lineRule="auto" w:after="180"/>
+      </w:pPr>
+      <w:r>
+        <w:rPr>
+          <w:b w:val="0"/>
+        </w:rPr>
+        <w:t>Name the earliest unsupported step and give one action to repair it. Have the learner make that repair now and explain why. Then assess the relevant skill on a fresh, fully specified case.</w:t>
       </w:r>
     </w:p>
     <w:p>
-      <w:r>
-        <w:t>Provide an input/procedure/result/limit frame and a calculator when needed. Ask students to identify the first step before completing the whole trace. Extension: compare two concrete variants of this mechanism while holding unrelated conditions fixed; report both successful and unsuccessful outcomes.</w:t>
+      <w:pPr>
+        <w:spacing w:line="336" w:lineRule="auto" w:after="180"/>
+      </w:pPr>
+      <w:r>
+        <w:rPr>
+          <w:b w:val="0"/>
+        </w:rPr>
+        <w:t>Confirm it was not previously practised with feedback; solve and check the new case before assigning it. A follow-up design prompt is a starting brief, not automatically an equivalent test.</w:t>
       </w:r>
     </w:p>
     <w:p>
-      <w:r>
-        <w:t>Next connection: Timeouts retries and cancellation. Preserve the current case record and retrieve its evidence boundary before moving on.</w:t>
+      <w:pPr>
+        <w:pStyle w:val="Heading1"/>
+      </w:pPr>
+      <w:r>
+        <w:t>06. Connect the project, support and next lesson</w:t>
       </w:r>
     </w:p>
     <w:p>
       <w:r>
-        <w:t>Retain the project ledger and assess a changed case after support. Check the relevant prerequisite before carrying this component forward.</w:t>
+        <w:t>Connect Approval gates and idempotency to Grounded Learning Service, adapt support and plan a later changed-case check.</w:t>
       </w:r>
     </w:p>
     <w:p>
       <w:pPr>
-        <w:pStyle w:val="Heading3"/>
-      </w:pPr>
-      <w:r>
-        <w:t>Plan the delayed return</w:t>
+        <w:spacing w:line="336" w:lineRule="auto" w:after="180"/>
+      </w:pPr>
+      <w:r>
+        <w:rPr>
+          <w:b w:val="0"/>
+        </w:rPr>
+        <w:t xml:space="preserve">Add a labelled </w:t>
+      </w:r>
+      <w:r>
+        <w:rPr>
+          <w:b/>
+        </w:rPr>
+        <w:t>approval gate</w:t>
+      </w:r>
+      <w:r>
+        <w:rPr>
+          <w:b w:val="0"/>
+        </w:rPr>
+        <w:t xml:space="preserve">s and idempotency </w:t>
+      </w:r>
+      <w:r>
+        <w:rPr>
+          <w:b/>
+        </w:rPr>
+        <w:t>evidence</w:t>
+      </w:r>
+      <w:r>
+        <w:rPr>
+          <w:b w:val="0"/>
+        </w:rPr>
+        <w:t xml:space="preserve"> sheet to Grounded Learning Service. Show how you can explain the </w:t>
+      </w:r>
+      <w:r>
+        <w:rPr>
+          <w:b/>
+        </w:rPr>
+        <w:t>mechanism</w:t>
+      </w:r>
+      <w:r>
+        <w:rPr>
+          <w:b w:val="0"/>
+        </w:rPr>
+        <w:t xml:space="preserve"> and terminology of </w:t>
+      </w:r>
+      <w:r>
+        <w:rPr>
+          <w:b/>
+        </w:rPr>
+        <w:t>approval gate</w:t>
+      </w:r>
+      <w:r>
+        <w:rPr>
+          <w:b w:val="0"/>
+        </w:rPr>
+        <w:t>s and idempotency.</w:t>
       </w:r>
     </w:p>
     <w:p>
-      <w:r>
-        <w:t>Suggested return points in this level: ai-6/16, ai-6/18, ai-6/21. Use actual classroom dates, adjusting for holidays and gaps. One, three and six teaching weeks are scheduling choices, not a claimed optimal spacing.</w:t>
+      <w:pPr>
+        <w:spacing w:line="336" w:lineRule="auto" w:after="180"/>
+      </w:pPr>
+      <w:r>
+        <w:rPr>
+          <w:b w:val="0"/>
+        </w:rPr>
+        <w:t xml:space="preserve">Use the supplied fictional case and keep its </w:t>
+      </w:r>
+      <w:r>
+        <w:rPr>
+          <w:b/>
+        </w:rPr>
+        <w:t>input</w:t>
+      </w:r>
+      <w:r>
+        <w:rPr>
+          <w:b w:val="0"/>
+        </w:rPr>
+        <w:t xml:space="preserve">s, intermediate steps, calculation or </w:t>
+      </w:r>
+      <w:r>
+        <w:rPr>
+          <w:b/>
+        </w:rPr>
+        <w:t>prediction</w:t>
+      </w:r>
+      <w:r>
+        <w:rPr>
+          <w:b w:val="0"/>
+        </w:rPr>
+        <w:t>, and limitation. Connect this record to last week’s record; a matching answer without a trace is insufficient.</w:t>
       </w:r>
     </w:p>
     <w:p>
-      <w:r>
-        <w:t>At a delayed check, ask for the idea from memory and a changed application. Compare with the earlier independent response and record support used. For a new level, revisit the previous capstone before checking the new prerequisites.</w:t>
+      <w:pPr>
+        <w:spacing w:line="336" w:lineRule="auto" w:after="180"/>
+      </w:pPr>
+      <w:r>
+        <w:rPr>
+          <w:b w:val="0"/>
+        </w:rPr>
+        <w:t xml:space="preserve">Provide an </w:t>
+      </w:r>
+      <w:r>
+        <w:rPr>
+          <w:b/>
+        </w:rPr>
+        <w:t>input</w:t>
+      </w:r>
+      <w:r>
+        <w:rPr>
+          <w:b w:val="0"/>
+        </w:rPr>
+        <w:t>/procedure/result/limit frame and a calculator when needed. Ask students to identify the first step before completing the whole trace.</w:t>
+      </w:r>
+    </w:p>
+    <w:p>
+      <w:pPr>
+        <w:spacing w:line="336" w:lineRule="auto" w:after="180"/>
+      </w:pPr>
+      <w:r>
+        <w:rPr>
+          <w:b w:val="0"/>
+        </w:rPr>
+        <w:t xml:space="preserve">Extension: compare two concrete variants of this </w:t>
+      </w:r>
+      <w:r>
+        <w:rPr>
+          <w:b/>
+        </w:rPr>
+        <w:t>mechanism</w:t>
+      </w:r>
+      <w:r>
+        <w:rPr>
+          <w:b w:val="0"/>
+        </w:rPr>
+        <w:t xml:space="preserve"> while holding unrelated conditions fixed; report both successful and unsuccessful outcomes.</w:t>
+      </w:r>
+    </w:p>
+    <w:p>
+      <w:pPr>
+        <w:spacing w:line="336" w:lineRule="auto" w:after="180"/>
+      </w:pPr>
+      <w:r>
+        <w:rPr>
+          <w:b w:val="0"/>
+        </w:rPr>
+        <w:t xml:space="preserve">Next connection: Timeouts retries and cancellation. Preserve the current case record and retrieve its </w:t>
+      </w:r>
+      <w:r>
+        <w:rPr>
+          <w:b/>
+        </w:rPr>
+        <w:t>evidence</w:t>
+      </w:r>
+      <w:r>
+        <w:rPr>
+          <w:b w:val="0"/>
+        </w:rPr>
+        <w:t xml:space="preserve"> boundary before moving on.</w:t>
+      </w:r>
+    </w:p>
+    <w:p>
+      <w:pPr>
+        <w:spacing w:line="336" w:lineRule="auto" w:after="180"/>
+      </w:pPr>
+      <w:r>
+        <w:rPr>
+          <w:b w:val="0"/>
+        </w:rPr>
+        <w:t>Retain the project ledger and assess a changed case after support. Check the relevant prerequisite before carrying this component forward.</w:t>
+      </w:r>
+    </w:p>
+    <w:p>
+      <w:pPr>
+        <w:pStyle w:val="Heading3"/>
+      </w:pPr>
+      <w:r>
+        <w:t>Plan the delayed return</w:t>
+      </w:r>
+    </w:p>
+    <w:p>
+      <w:pPr>
+        <w:spacing w:line="336" w:lineRule="auto" w:after="180"/>
+      </w:pPr>
+      <w:r>
+        <w:rPr>
+          <w:b w:val="0"/>
+        </w:rPr>
+        <w:t>Suggested return points in this level: ai-6/16, ai-6/18, ai-6/21. Use actual classroom dates, adjusting for holidays and gaps. One, three and six teaching weeks are scheduling choices, not a claimed optimal spacing.</w:t>
+      </w:r>
+    </w:p>
+    <w:p>
+      <w:pPr>
+        <w:spacing w:line="336" w:lineRule="auto" w:after="180"/>
+      </w:pPr>
+      <w:r>
+        <w:rPr>
+          <w:b w:val="0"/>
+        </w:rPr>
+        <w:t>At a delayed check, ask for the idea from memory and a changed application. Compare with the earlier independent response and record support used.</w:t>
+      </w:r>
+    </w:p>
+    <w:p>
+      <w:pPr>
+        <w:spacing w:line="336" w:lineRule="auto" w:after="180"/>
+      </w:pPr>
+      <w:r>
+        <w:rPr>
+          <w:b w:val="0"/>
+        </w:rPr>
+        <w:t>For a new level, revisit the previous capstone before checking the new prerequisites.</w:t>
       </w:r>
     </w:p>
     <w:tbl>
@@ -1983,8 +4024,26 @@
       </w:tr>
     </w:tbl>
     <w:p>
-      <w:r>
-        <w:t>Use the evidence to choose reteaching or the next step. A completed page, confidence rating or attractive project does not by itself demonstrate understanding.</w:t>
+      <w:pPr>
+        <w:spacing w:line="336" w:lineRule="auto" w:after="180"/>
+      </w:pPr>
+      <w:r>
+        <w:rPr>
+          <w:b w:val="0"/>
+        </w:rPr>
+        <w:t xml:space="preserve">Use the </w:t>
+      </w:r>
+      <w:r>
+        <w:rPr>
+          <w:b/>
+        </w:rPr>
+        <w:t>evidence</w:t>
+      </w:r>
+      <w:r>
+        <w:rPr>
+          <w:b w:val="0"/>
+        </w:rPr>
+        <w:t xml:space="preserve"> to choose reteaching or the next step. A completed page, confidence rating or attractive project does not by itself demonstrate understanding.</w:t>
       </w:r>
     </w:p>
     <w:p>
@@ -1996,8 +4055,26 @@
       </w:r>
     </w:p>
     <w:p>
-      <w:r>
-        <w:t>For the Grounded Learning Service, retain an annotated trace and the changed-case result. Name the contract or evidence that makes the deciding step valid, so another team can review it.</w:t>
+      <w:pPr>
+        <w:spacing w:line="336" w:lineRule="auto" w:after="180"/>
+      </w:pPr>
+      <w:r>
+        <w:rPr>
+          <w:b w:val="0"/>
+        </w:rPr>
+        <w:t xml:space="preserve">For the Grounded Learning Service, retain an annotated trace and the changed-case result. Name the contract or </w:t>
+      </w:r>
+      <w:r>
+        <w:rPr>
+          <w:b/>
+        </w:rPr>
+        <w:t>evidence</w:t>
+      </w:r>
+      <w:r>
+        <w:rPr>
+          <w:b w:val="0"/>
+        </w:rPr>
+        <w:t xml:space="preserve"> that makes the deciding step valid, so another team can review it.</w:t>
       </w:r>
     </w:p>
     <w:p>
@@ -2010,12 +4087,74 @@
     </w:p>
     <w:p>
       <w:r>
-        <w:t>Teaching target: Explain the mechanism and terminology of approval gates and idempotency</w:t>
+        <w:t>Use this preparation summary alongside the detailed Approval gates and idempotency lesson; it is a checklist rather than a replacement for the full sequence.</w:t>
       </w:r>
     </w:p>
     <w:p>
-      <w:r>
-        <w:t>Prepare the labelled worked-case picture, the matching workbook, fictional input cards and a place for individual responses. Check a local Python 3 environment before class; have a paper-trace version ready.</w:t>
+      <w:pPr>
+        <w:pStyle w:val="Heading3"/>
+      </w:pPr>
+      <w:r>
+        <w:t>Teaching target</w:t>
+      </w:r>
+    </w:p>
+    <w:p>
+      <w:pPr>
+        <w:spacing w:line="336" w:lineRule="auto" w:after="180"/>
+        <w:shd w:fill="EDF7F3"/>
+      </w:pPr>
+      <w:r>
+        <w:rPr>
+          <w:b w:val="0"/>
+        </w:rPr>
+        <w:t xml:space="preserve">Teaching target: Explain the </w:t>
+      </w:r>
+      <w:r>
+        <w:rPr>
+          <w:b/>
+        </w:rPr>
+        <w:t>mechanism</w:t>
+      </w:r>
+      <w:r>
+        <w:rPr>
+          <w:b w:val="0"/>
+        </w:rPr>
+        <w:t xml:space="preserve"> and terminology of </w:t>
+      </w:r>
+      <w:r>
+        <w:rPr>
+          <w:b/>
+        </w:rPr>
+        <w:t>approval gate</w:t>
+      </w:r>
+      <w:r>
+        <w:rPr>
+          <w:b w:val="0"/>
+        </w:rPr>
+        <w:t>s and idempotency</w:t>
+      </w:r>
+    </w:p>
+    <w:p>
+      <w:pPr>
+        <w:spacing w:line="336" w:lineRule="auto" w:after="180"/>
+      </w:pPr>
+      <w:r>
+        <w:rPr>
+          <w:b w:val="0"/>
+        </w:rPr>
+        <w:t xml:space="preserve">Prepare the labelled worked-case picture, the matching workbook, fictional </w:t>
+      </w:r>
+      <w:r>
+        <w:rPr>
+          <w:b/>
+        </w:rPr>
+        <w:t>input</w:t>
+      </w:r>
+      <w:r>
+        <w:rPr>
+          <w:b w:val="0"/>
+        </w:rPr>
+        <w:t xml:space="preserve"> cards and a place for individual responses. Check a local Python 3 environment before class; have a paper-trace version ready.</w:t>
       </w:r>
     </w:p>
     <w:tbl>
@@ -2162,37 +4301,195 @@
       </w:tr>
     </w:tbl>
     <w:p>
-      <w:r>
+      <w:pPr>
+        <w:spacing w:line="336" w:lineRule="auto" w:after="180"/>
+      </w:pPr>
+      <w:r>
+        <w:rPr>
+          <w:b w:val="0"/>
+        </w:rPr>
         <w:t>Before class, solve the supported practice: Approved send v1 to D uses key K, commits once, then caller retries K with the identical payload. Show the intermediate steps and give the conclusion with its scope.</w:t>
       </w:r>
     </w:p>
     <w:p>
-      <w:r>
-        <w:t>Reasoned practice answer: Teacher explanation: Return the stored committed result; one effect total. A timeout alone is not evidence the first effect failed.</w:t>
+      <w:pPr>
+        <w:pStyle w:val="Heading3"/>
+      </w:pPr>
+      <w:r>
+        <w:t>Supported practice answer</w:t>
       </w:r>
     </w:p>
     <w:p>
-      <w:r>
-        <w:t>Check every learner before discussion: Use the worked case for Approval gates and idempotency. Proposed explanation: “The worked result establishes every future case”. Decide whether this explanation is supported. Point to the step or supplied fact that decides; explain your repair if needed.</w:t>
+      <w:pPr>
+        <w:spacing w:line="336" w:lineRule="auto" w:after="180"/>
+        <w:shd w:fill="F1F6FC"/>
+      </w:pPr>
+      <w:r>
+        <w:rPr>
+          <w:b w:val="0"/>
+        </w:rPr>
+        <w:t xml:space="preserve">Reasoned practice answer: Teacher explanation: Return the stored committed result; one effect total. A timeout alone is not </w:t>
+      </w:r>
+      <w:r>
+        <w:rPr>
+          <w:b/>
+        </w:rPr>
+        <w:t>evidence</w:t>
+      </w:r>
+      <w:r>
+        <w:rPr>
+          <w:b w:val="0"/>
+        </w:rPr>
+        <w:t xml:space="preserve"> the first effect failed.</w:t>
       </w:r>
     </w:p>
     <w:p>
-      <w:r>
-        <w:t>Misconception repair: A key prevents duplicate application effects only within the implemented persistence and downstream guarantees; it is not universal exactly-once delivery.</w:t>
+      <w:pPr>
+        <w:spacing w:line="336" w:lineRule="auto" w:after="180"/>
+      </w:pPr>
+      <w:r>
+        <w:rPr>
+          <w:b w:val="0"/>
+        </w:rPr>
+        <w:t xml:space="preserve">Check every learner before discussion: Use the worked case for </w:t>
+      </w:r>
+      <w:r>
+        <w:rPr>
+          <w:b/>
+        </w:rPr>
+        <w:t>Approval gate</w:t>
+      </w:r>
+      <w:r>
+        <w:rPr>
+          <w:b w:val="0"/>
+        </w:rPr>
+        <w:t>s and idempotency. Proposed explanation: “The worked result establishes every future case”. Decide whether this explanation is supported.</w:t>
       </w:r>
     </w:p>
     <w:p>
-      <w:r>
-        <w:t>Support: read the exact case aloud, enlarge the labelled picture, supply input cards and model only the first deciding step. Accept a spoken explanation or drawing; retain the reasoning goal.</w:t>
+      <w:pPr>
+        <w:spacing w:line="336" w:lineRule="auto" w:after="180"/>
+      </w:pPr>
+      <w:r>
+        <w:rPr>
+          <w:b w:val="0"/>
+        </w:rPr>
+        <w:t>Point to the step or supplied fact that decides; explain your repair if needed.</w:t>
       </w:r>
     </w:p>
     <w:p>
-      <w:r>
-        <w:t>Extension: A new K10 asks for desk 5 without approval. Require a prediction and a reason before comparing. Expected result: Stop K10 at the approval gate. Reason: K9’s approval does not apply to a different action.</w:t>
+      <w:pPr>
+        <w:pStyle w:val="Heading3"/>
+      </w:pPr>
+      <w:r>
+        <w:t>Repair the misconception</w:t>
       </w:r>
     </w:p>
     <w:p>
-      <w:r>
+      <w:pPr>
+        <w:spacing w:line="336" w:lineRule="auto" w:after="180"/>
+        <w:shd w:fill="FFF5E6"/>
+      </w:pPr>
+      <w:r>
+        <w:rPr>
+          <w:b w:val="0"/>
+        </w:rPr>
+        <w:t>Misconception repair: A key prevents duplicate application effects only within the implemented persistence and downstream guarantees; it is not universal exactly-once delivery.</w:t>
+      </w:r>
+    </w:p>
+    <w:p>
+      <w:pPr>
+        <w:pStyle w:val="Heading3"/>
+      </w:pPr>
+      <w:r>
+        <w:t>Support without giving away the answer</w:t>
+      </w:r>
+    </w:p>
+    <w:p>
+      <w:pPr>
+        <w:spacing w:line="336" w:lineRule="auto" w:after="180"/>
+        <w:shd w:fill="F1F6F8"/>
+      </w:pPr>
+      <w:r>
+        <w:rPr>
+          <w:b w:val="0"/>
+        </w:rPr>
+        <w:t xml:space="preserve">Support: read the exact case aloud, enlarge the labelled picture, supply </w:t>
+      </w:r>
+      <w:r>
+        <w:rPr>
+          <w:b/>
+        </w:rPr>
+        <w:t>input</w:t>
+      </w:r>
+      <w:r>
+        <w:rPr>
+          <w:b w:val="0"/>
+        </w:rPr>
+        <w:t xml:space="preserve"> cards and model only the first deciding step. Accept a spoken explanation or drawing; retain the reasoning goal.</w:t>
+      </w:r>
+    </w:p>
+    <w:p>
+      <w:pPr>
+        <w:pStyle w:val="Heading3"/>
+      </w:pPr>
+      <w:r>
+        <w:t>Extend the reasoning</w:t>
+      </w:r>
+    </w:p>
+    <w:p>
+      <w:pPr>
+        <w:spacing w:line="336" w:lineRule="auto" w:after="180"/>
+        <w:shd w:fill="F5F1FB"/>
+      </w:pPr>
+      <w:r>
+        <w:rPr>
+          <w:b w:val="0"/>
+        </w:rPr>
+        <w:t xml:space="preserve">Extension: A new K10 asks for desk 5 without approval. Require a </w:t>
+      </w:r>
+      <w:r>
+        <w:rPr>
+          <w:b/>
+        </w:rPr>
+        <w:t>prediction</w:t>
+      </w:r>
+      <w:r>
+        <w:rPr>
+          <w:b w:val="0"/>
+        </w:rPr>
+        <w:t xml:space="preserve"> and a reason before comparing. Expected result: Stop K10 at the </w:t>
+      </w:r>
+      <w:r>
+        <w:rPr>
+          <w:b/>
+        </w:rPr>
+        <w:t>approval gate</w:t>
+      </w:r>
+      <w:r>
+        <w:rPr>
+          <w:b w:val="0"/>
+        </w:rPr>
+        <w:t>. Reason: K9’s approval does not apply to a different action.</w:t>
+      </w:r>
+    </w:p>
+    <w:p>
+      <w:pPr>
+        <w:pStyle w:val="Heading3"/>
+      </w:pPr>
+      <w:r>
+        <w:t>Protect the independent attempt</w:t>
+      </w:r>
+    </w:p>
+    <w:p>
+      <w:pPr>
+        <w:spacing w:line="336" w:lineRule="auto" w:after="180"/>
+        <w:shd w:fill="FFF5E6"/>
+      </w:pPr>
+      <w:r>
+        <w:rPr>
+          <w:b w:val="0"/>
+        </w:rPr>
         <w:t>Independent assessment: withhold the reserved answer until the learner has attempted the new case. Record support separately from correctness.</w:t>
       </w:r>
     </w:p>
@@ -2381,46 +4678,937 @@
       </w:tr>
     </w:tbl>
     <w:p>
-      <w:r>
-        <w:t>Project checkpoint: Test changed cases. Keep normal, boundary and failure cases; compare expected and observed results.</w:t>
+      <w:pPr>
+        <w:pStyle w:val="Heading3"/>
+      </w:pPr>
+      <w:r>
+        <w:t>Project checkpoint</w:t>
       </w:r>
     </w:p>
     <w:p>
-      <w:r>
-        <w:t>Use the weekly teacher answer for topic-specific reasoning. A saved progress tick is an activity record; judge mastery from the learner’s explanation and evidence.</w:t>
+      <w:pPr>
+        <w:spacing w:line="336" w:lineRule="auto" w:after="180"/>
+        <w:shd w:fill="EDF7F3"/>
+      </w:pPr>
+      <w:r>
+        <w:rPr>
+          <w:b w:val="0"/>
+        </w:rPr>
+        <w:t>Project checkpoint: Test changed cases. Keep normal, boundary and failure cases; compare expected and observed results.</w:t>
       </w:r>
     </w:p>
     <w:p>
       <w:pPr>
-        <w:pStyle w:val="Heading1"/>
-      </w:pPr>
-      <w:r>
-        <w:t>08. Use feedback, labs and repair paths</w:t>
+        <w:spacing w:line="336" w:lineRule="auto" w:after="180"/>
+      </w:pPr>
+      <w:r>
+        <w:rPr>
+          <w:b w:val="0"/>
+        </w:rPr>
+        <w:t xml:space="preserve">Use the weekly teacher answer for topic-specific reasoning. A saved progress tick is an activity record; judge mastery from the learner’s explanation and </w:t>
+      </w:r>
+      <w:r>
+        <w:rPr>
+          <w:b/>
+        </w:rPr>
+        <w:t>evidence</w:t>
+      </w:r>
+      <w:r>
+        <w:rPr>
+          <w:b w:val="0"/>
+        </w:rPr>
+        <w:t>.</w:t>
       </w:r>
     </w:p>
     <w:p>
-      <w:r>
-        <w:t>Use the two formative questions as supported practice, not as independent mastery scores. Discuss the deciding evidence rather than accepting a guessed selection.</w:t>
+      <w:pPr>
+        <w:pStyle w:val="Heading1"/>
+      </w:pPr>
+      <w:r>
+        <w:t>08. Use feedback, labs and repair paths</w:t>
       </w:r>
     </w:p>
     <w:p>
       <w:r>
-        <w:t>The feedback comes from the reviewed public worked case. Do not reveal the separately reserved independent teacher answer until the learner has attempted that case.</w:t>
+        <w:t>Use feedback, earlier review and portfolios purposefully. Apply the coding routine only when this lesson has an executable lab.</w:t>
       </w:r>
     </w:p>
     <w:p>
-      <w:r>
-        <w:t>Ask students to predict before running code. Preserve errors and actual outputs; collect a changed test and an explanation. The branch-boundary and indexing lessons deliberately include failure cases.</w:t>
+      <w:pPr>
+        <w:spacing w:line="336" w:lineRule="auto" w:after="180"/>
+      </w:pPr>
+      <w:r>
+        <w:rPr>
+          <w:b w:val="0"/>
+        </w:rPr>
+        <w:t xml:space="preserve">Use the two formative questions as supported practice, not as independent mastery scores. Discuss the deciding </w:t>
+      </w:r>
+      <w:r>
+        <w:rPr>
+          <w:b/>
+        </w:rPr>
+        <w:t>evidence</w:t>
+      </w:r>
+      <w:r>
+        <w:rPr>
+          <w:b w:val="0"/>
+        </w:rPr>
+        <w:t xml:space="preserve"> rather than accepting a guessed selection.</w:t>
       </w:r>
     </w:p>
     <w:p>
-      <w:r>
-        <w:t>Use the earlier worked-explanation links to address a specific missing building block, then return to the current question. Adapt this suggestion after observing the learner; it is not an automatic diagnosis.</w:t>
+      <w:pPr>
+        <w:spacing w:line="336" w:lineRule="auto" w:after="180"/>
+      </w:pPr>
+      <w:r>
+        <w:rPr>
+          <w:b w:val="0"/>
+        </w:rPr>
+        <w:t>The feedback comes from the reviewed public worked case. Do not reveal the separately reserved independent teacher answer until the learner has attempted that case.</w:t>
       </w:r>
     </w:p>
     <w:p>
-      <w:r>
-        <w:t>Collect the completed-work portfolio as evidence. Record support separately from correctness, and assess explanation, trace/test and limitations. Progress ticks and quiz selections alone do not establish mastery.</w:t>
+      <w:pPr>
+        <w:spacing w:line="336" w:lineRule="auto" w:after="180"/>
+      </w:pPr>
+      <w:r>
+        <w:rPr>
+          <w:b w:val="0"/>
+        </w:rPr>
+        <w:t xml:space="preserve">Ask students to predict before running code. Preserve errors and actual </w:t>
+      </w:r>
+      <w:r>
+        <w:rPr>
+          <w:b/>
+        </w:rPr>
+        <w:t>output</w:t>
+      </w:r>
+      <w:r>
+        <w:rPr>
+          <w:b w:val="0"/>
+        </w:rPr>
+        <w:t>s; collect a changed test and an explanation. The branch-boundary and indexing lessons deliberately include failure cases.</w:t>
+      </w:r>
+    </w:p>
+    <w:p>
+      <w:pPr>
+        <w:spacing w:line="336" w:lineRule="auto" w:after="180"/>
+      </w:pPr>
+      <w:r>
+        <w:rPr>
+          <w:b w:val="0"/>
+        </w:rPr>
+        <w:t>Use the earlier worked-explanation links to address a specific missing building block, then return to the current question. Adapt this suggestion after observing the learner; it is not an automatic diagnosis.</w:t>
+      </w:r>
+    </w:p>
+    <w:p>
+      <w:pPr>
+        <w:spacing w:line="336" w:lineRule="auto" w:after="180"/>
+      </w:pPr>
+      <w:r>
+        <w:rPr>
+          <w:b w:val="0"/>
+        </w:rPr>
+        <w:t xml:space="preserve">Collect the completed-work portfolio as </w:t>
+      </w:r>
+      <w:r>
+        <w:rPr>
+          <w:b/>
+        </w:rPr>
+        <w:t>evidence</w:t>
+      </w:r>
+      <w:r>
+        <w:rPr>
+          <w:b w:val="0"/>
+        </w:rPr>
+        <w:t>. Record support separately from correctness, and assess explanation, trace/test and limitations. Progress ticks and quiz selections alone do not establish mastery.</w:t>
+      </w:r>
+    </w:p>
+    <w:p>
+      <w:pPr>
+        <w:pStyle w:val="Heading1"/>
+      </w:pPr>
+      <w:r>
+        <w:t>09. Visual concept journey</w:t>
+      </w:r>
+    </w:p>
+    <w:p>
+      <w:r>
+        <w:t>Show one Approval gates and idempotency graphic at a time, request a prediction and discuss its trace before the independent assessment.</w:t>
+      </w:r>
+    </w:p>
+    <w:p>
+      <w:pPr>
+        <w:spacing w:line="336" w:lineRule="auto" w:after="180"/>
+      </w:pPr>
+      <w:r>
+        <w:rPr>
+          <w:b w:val="0"/>
+        </w:rPr>
+        <w:t xml:space="preserve">Use one picture at a time. Hide a worked result before asking for a </w:t>
+      </w:r>
+      <w:r>
+        <w:rPr>
+          <w:b/>
+        </w:rPr>
+        <w:t>prediction</w:t>
+      </w:r>
+      <w:r>
+        <w:rPr>
+          <w:b w:val="0"/>
+        </w:rPr>
+        <w:t>, then reveal it for feedback. These are supported teaching cases; retain the separate independent assessment for a fresh first attempt.</w:t>
+      </w:r>
+    </w:p>
+    <w:p>
+      <w:pPr>
+        <w:pStyle w:val="Heading3"/>
+      </w:pPr>
+      <w:r>
+        <w:t>01. Approval gates and idempotency: the case</w:t>
+      </w:r>
+    </w:p>
+    <w:p>
+      <w:r>
+        <w:drawing>
+          <wp:inline xmlns:a="http://schemas.openxmlformats.org/drawingml/2006/main" xmlns:pic="http://schemas.openxmlformats.org/drawingml/2006/picture">
+            <wp:extent cx="5486400" cy="2834640"/>
+            <wp:docPr id="2" name="Picture 2" descr="One approval, one reservation. A desk tool needs approval for the exact request and deduplicates repeated request keys. Supplied facts: K9 reserves desk 4 and is approved once. Two copies of K9 arrive."/>
+            <wp:cNvGraphicFramePr>
+              <a:graphicFrameLocks noChangeAspect="1"/>
+            </wp:cNvGraphicFramePr>
+            <a:graphic>
+              <a:graphicData uri="http://schemas.openxmlformats.org/drawingml/2006/picture">
+                <pic:pic>
+                  <pic:nvPicPr>
+                    <pic:cNvPr id="0" name="academy-story-ai-6-15-01.png"/>
+                    <pic:cNvPicPr/>
+                  </pic:nvPicPr>
+                  <pic:blipFill>
+                    <a:blip r:embed="rId10"/>
+                    <a:stretch>
+                      <a:fillRect/>
+                    </a:stretch>
+                  </pic:blipFill>
+                  <pic:spPr>
+                    <a:xfrm>
+                      <a:off x="0" y="0"/>
+                      <a:ext cx="5486400" cy="2834640"/>
+                    </a:xfrm>
+                    <a:prstGeom prst="rect"/>
+                  </pic:spPr>
+                </pic:pic>
+              </a:graphicData>
+            </a:graphic>
+          </wp:inline>
+        </w:drawing>
+      </w:r>
+    </w:p>
+    <w:p>
+      <w:pPr>
+        <w:spacing w:line="336" w:lineRule="auto" w:after="180"/>
+      </w:pPr>
+      <w:r>
+        <w:rPr>
+          <w:b w:val="0"/>
+        </w:rPr>
+        <w:t>One approval, one reservation. A desk tool needs approval for the exact request and deduplicates repeated request keys. Supplied facts: K9 reserves desk 4 and is approved once. Two copies of K9 arrive.</w:t>
+      </w:r>
+    </w:p>
+    <w:p>
+      <w:pPr>
+        <w:spacing w:line="336" w:lineRule="auto" w:after="180"/>
+        <w:shd w:fill="F5F1FB"/>
+      </w:pPr>
+      <w:r>
+        <w:rPr>
+          <w:b w:val="0"/>
+        </w:rPr>
+        <w:t>Point to the given fact that matters most. Explain why it matters.</w:t>
+      </w:r>
+    </w:p>
+    <w:p>
+      <w:pPr>
+        <w:pStyle w:val="Heading3"/>
+      </w:pPr>
+      <w:r>
+        <w:t>Discuss while showing the picture</w:t>
+      </w:r>
+    </w:p>
+    <w:p>
+      <w:pPr>
+        <w:spacing w:line="336" w:lineRule="auto" w:after="180"/>
+        <w:shd w:fill="F1F6F8"/>
+      </w:pPr>
+      <w:r>
+        <w:rPr>
+          <w:b w:val="0"/>
+        </w:rPr>
+        <w:t>Teacher prompt: Point to the given fact that matters most. Explain why it matters. Ask learners to describe one label or arrow in ordinary words. Use the adjacent transcript if the image is difficult to see.</w:t>
+      </w:r>
+    </w:p>
+    <w:p>
+      <w:pPr>
+        <w:pStyle w:val="Heading3"/>
+      </w:pPr>
+      <w:r>
+        <w:t>02. Follow the deciding steps</w:t>
+      </w:r>
+    </w:p>
+    <w:p>
+      <w:r>
+        <w:drawing>
+          <wp:inline xmlns:a="http://schemas.openxmlformats.org/drawingml/2006/main" xmlns:pic="http://schemas.openxmlformats.org/drawingml/2006/picture">
+            <wp:extent cx="5486400" cy="3182112"/>
+            <wp:docPr id="3" name="Picture 3" descr="Check approval: The approved identifier and desk match K9. → Execute first copy: No result is stored yet, so perform the approved reservation once. → Handle duplicate: Return the stored K9 result without another reservation."/>
+            <wp:cNvGraphicFramePr>
+              <a:graphicFrameLocks noChangeAspect="1"/>
+            </wp:cNvGraphicFramePr>
+            <a:graphic>
+              <a:graphicData uri="http://schemas.openxmlformats.org/drawingml/2006/picture">
+                <pic:pic>
+                  <pic:nvPicPr>
+                    <pic:cNvPr id="0" name="academy-story-ai-6-15-02.png"/>
+                    <pic:cNvPicPr/>
+                  </pic:nvPicPr>
+                  <pic:blipFill>
+                    <a:blip r:embed="rId11"/>
+                    <a:stretch>
+                      <a:fillRect/>
+                    </a:stretch>
+                  </pic:blipFill>
+                  <pic:spPr>
+                    <a:xfrm>
+                      <a:off x="0" y="0"/>
+                      <a:ext cx="5486400" cy="3182112"/>
+                    </a:xfrm>
+                    <a:prstGeom prst="rect"/>
+                  </pic:spPr>
+                </pic:pic>
+              </a:graphicData>
+            </a:graphic>
+          </wp:inline>
+        </w:drawing>
+      </w:r>
+    </w:p>
+    <w:p>
+      <w:pPr>
+        <w:spacing w:line="336" w:lineRule="auto" w:after="180"/>
+      </w:pPr>
+      <w:r>
+        <w:rPr>
+          <w:b w:val="0"/>
+        </w:rPr>
+        <w:t>Check approval: The approved identifier and desk match K9. → Execute first copy: No result is stored yet, so perform the approved reservation once. → Handle duplicate: Return the stored K9 result without another reservation.</w:t>
+      </w:r>
+    </w:p>
+    <w:p>
+      <w:pPr>
+        <w:spacing w:line="336" w:lineRule="auto" w:after="180"/>
+        <w:shd w:fill="F5F1FB"/>
+      </w:pPr>
+      <w:r>
+        <w:rPr>
+          <w:b w:val="0"/>
+        </w:rPr>
+        <w:t xml:space="preserve">Point to each numbered stage and explain which recorded </w:t>
+      </w:r>
+      <w:r>
+        <w:rPr>
+          <w:b/>
+        </w:rPr>
+        <w:t>input</w:t>
+      </w:r>
+      <w:r>
+        <w:rPr>
+          <w:b w:val="0"/>
+        </w:rPr>
+        <w:t xml:space="preserve"> it uses.</w:t>
+      </w:r>
+    </w:p>
+    <w:p>
+      <w:pPr>
+        <w:pStyle w:val="Heading3"/>
+      </w:pPr>
+      <w:r>
+        <w:t>Discuss while showing the picture</w:t>
+      </w:r>
+    </w:p>
+    <w:p>
+      <w:pPr>
+        <w:spacing w:line="336" w:lineRule="auto" w:after="180"/>
+        <w:shd w:fill="F1F6F8"/>
+      </w:pPr>
+      <w:r>
+        <w:rPr>
+          <w:b w:val="0"/>
+        </w:rPr>
+        <w:t xml:space="preserve">Teacher prompt: Point to each numbered stage and explain which recorded </w:t>
+      </w:r>
+      <w:r>
+        <w:rPr>
+          <w:b/>
+        </w:rPr>
+        <w:t>input</w:t>
+      </w:r>
+      <w:r>
+        <w:rPr>
+          <w:b w:val="0"/>
+        </w:rPr>
+        <w:t xml:space="preserve"> it uses. Ask learners to describe one label or arrow in ordinary words. Use the adjacent transcript if the image is difficult to see.</w:t>
+      </w:r>
+    </w:p>
+    <w:p>
+      <w:pPr>
+        <w:pStyle w:val="Heading3"/>
+      </w:pPr>
+      <w:r>
+        <w:t>03. Approval gates and idempotency — evidence trace</w:t>
+      </w:r>
+    </w:p>
+    <w:p>
+      <w:r>
+        <w:drawing>
+          <wp:inline xmlns:a="http://schemas.openxmlformats.org/drawingml/2006/main" xmlns:pic="http://schemas.openxmlformats.org/drawingml/2006/picture">
+            <wp:extent cx="5486400" cy="3145536"/>
+            <wp:docPr id="4" name="Picture 4" descr="Approval gates and idempotency — evidence trace. Approved send v1 to D uses key K, commits once, then caller retries K with the identical payload. | The mock submission requires approval for request version v1 and destination D. Store key -&gt; committed result. Reusing the same key with the same payload returns that result; the same key with different payload is rejected. | Return the stored committed result; one effect total. A timeout alone is not evidence the first effect failed."/>
+            <wp:cNvGraphicFramePr>
+              <a:graphicFrameLocks noChangeAspect="1"/>
+            </wp:cNvGraphicFramePr>
+            <a:graphic>
+              <a:graphicData uri="http://schemas.openxmlformats.org/drawingml/2006/picture">
+                <pic:pic>
+                  <pic:nvPicPr>
+                    <pic:cNvPr id="0" name="academy-story-ai-6-15-03.png"/>
+                    <pic:cNvPicPr/>
+                  </pic:nvPicPr>
+                  <pic:blipFill>
+                    <a:blip r:embed="rId12"/>
+                    <a:stretch>
+                      <a:fillRect/>
+                    </a:stretch>
+                  </pic:blipFill>
+                  <pic:spPr>
+                    <a:xfrm>
+                      <a:off x="0" y="0"/>
+                      <a:ext cx="5486400" cy="3145536"/>
+                    </a:xfrm>
+                    <a:prstGeom prst="rect"/>
+                  </pic:spPr>
+                </pic:pic>
+              </a:graphicData>
+            </a:graphic>
+          </wp:inline>
+        </w:drawing>
+      </w:r>
+    </w:p>
+    <w:p>
+      <w:pPr>
+        <w:spacing w:line="336" w:lineRule="auto" w:after="180"/>
+      </w:pPr>
+      <w:r>
+        <w:rPr>
+          <w:b/>
+        </w:rPr>
+        <w:t>Approval gate</w:t>
+      </w:r>
+      <w:r>
+        <w:rPr>
+          <w:b w:val="0"/>
+        </w:rPr>
+        <w:t xml:space="preserve">s and idempotency — </w:t>
+      </w:r>
+      <w:r>
+        <w:rPr>
+          <w:b/>
+        </w:rPr>
+        <w:t>evidence</w:t>
+      </w:r>
+      <w:r>
+        <w:rPr>
+          <w:b w:val="0"/>
+        </w:rPr>
+        <w:t xml:space="preserve"> trace.</w:t>
+      </w:r>
+    </w:p>
+    <w:p>
+      <w:pPr>
+        <w:spacing w:line="336" w:lineRule="auto" w:after="180"/>
+      </w:pPr>
+      <w:r>
+        <w:rPr>
+          <w:b w:val="0"/>
+        </w:rPr>
+        <w:t>Approved send v1 to D uses key K, commits once, then caller retries K with the identical payload. | The mock submission requires approval for request version v1 and destination D. Store key -&gt; committed result.</w:t>
+      </w:r>
+    </w:p>
+    <w:p>
+      <w:pPr>
+        <w:spacing w:line="336" w:lineRule="auto" w:after="180"/>
+      </w:pPr>
+      <w:r>
+        <w:rPr>
+          <w:b w:val="0"/>
+        </w:rPr>
+        <w:t xml:space="preserve">Reusing the same key with the same payload returns that result; the same key with different payload is rejected. | Return the stored committed result; one effect total. A timeout alone is not </w:t>
+      </w:r>
+      <w:r>
+        <w:rPr>
+          <w:b/>
+        </w:rPr>
+        <w:t>evidence</w:t>
+      </w:r>
+      <w:r>
+        <w:rPr>
+          <w:b w:val="0"/>
+        </w:rPr>
+        <w:t xml:space="preserve"> the first effect failed.</w:t>
+      </w:r>
+    </w:p>
+    <w:p>
+      <w:pPr>
+        <w:spacing w:line="336" w:lineRule="auto" w:after="180"/>
+        <w:shd w:fill="F5F1FB"/>
+      </w:pPr>
+      <w:r>
+        <w:rPr>
+          <w:b w:val="0"/>
+        </w:rPr>
+        <w:t>Read the labels and values. Explain the relationship the model shows.</w:t>
+      </w:r>
+    </w:p>
+    <w:p>
+      <w:pPr>
+        <w:pStyle w:val="Heading3"/>
+      </w:pPr>
+      <w:r>
+        <w:t>Discuss while showing the picture</w:t>
+      </w:r>
+    </w:p>
+    <w:p>
+      <w:pPr>
+        <w:spacing w:line="336" w:lineRule="auto" w:after="180"/>
+        <w:shd w:fill="F1F6F8"/>
+      </w:pPr>
+      <w:r>
+        <w:rPr>
+          <w:b w:val="0"/>
+        </w:rPr>
+        <w:t>Teacher prompt: Read the labels and values. Explain the relationship the model shows. Ask learners to describe one label or arrow in ordinary words. Use the adjacent transcript if the image is difficult to see.</w:t>
+      </w:r>
+    </w:p>
+    <w:p>
+      <w:pPr>
+        <w:pStyle w:val="Heading3"/>
+      </w:pPr>
+      <w:r>
+        <w:t>04. Change one thing. Trace what follows.</w:t>
+      </w:r>
+    </w:p>
+    <w:p>
+      <w:r>
+        <w:drawing>
+          <wp:inline xmlns:a="http://schemas.openxmlformats.org/drawingml/2006/main" xmlns:pic="http://schemas.openxmlformats.org/drawingml/2006/picture">
+            <wp:extent cx="5486400" cy="3026664"/>
+            <wp:docPr id="5" name="Picture 5" descr="Original case: Return the stored K9 result without another reservation. Changed condition: A new K10 asks for desk 5 without approval. Expected result: Stop K10 at the approval gate. Reason: K9’s approval does not apply to a different action."/>
+            <wp:cNvGraphicFramePr>
+              <a:graphicFrameLocks noChangeAspect="1"/>
+            </wp:cNvGraphicFramePr>
+            <a:graphic>
+              <a:graphicData uri="http://schemas.openxmlformats.org/drawingml/2006/picture">
+                <pic:pic>
+                  <pic:nvPicPr>
+                    <pic:cNvPr id="0" name="academy-story-ai-6-15-04.png"/>
+                    <pic:cNvPicPr/>
+                  </pic:nvPicPr>
+                  <pic:blipFill>
+                    <a:blip r:embed="rId13"/>
+                    <a:stretch>
+                      <a:fillRect/>
+                    </a:stretch>
+                  </pic:blipFill>
+                  <pic:spPr>
+                    <a:xfrm>
+                      <a:off x="0" y="0"/>
+                      <a:ext cx="5486400" cy="3026664"/>
+                    </a:xfrm>
+                    <a:prstGeom prst="rect"/>
+                  </pic:spPr>
+                </pic:pic>
+              </a:graphicData>
+            </a:graphic>
+          </wp:inline>
+        </w:drawing>
+      </w:r>
+    </w:p>
+    <w:p>
+      <w:pPr>
+        <w:spacing w:line="336" w:lineRule="auto" w:after="180"/>
+      </w:pPr>
+      <w:r>
+        <w:rPr>
+          <w:b w:val="0"/>
+        </w:rPr>
+        <w:t xml:space="preserve">Original case: Return the stored K9 result without another reservation. Changed condition: A new K10 asks for desk 5 without approval. Expected result: Stop K10 at the </w:t>
+      </w:r>
+      <w:r>
+        <w:rPr>
+          <w:b/>
+        </w:rPr>
+        <w:t>approval gate</w:t>
+      </w:r>
+      <w:r>
+        <w:rPr>
+          <w:b w:val="0"/>
+        </w:rPr>
+        <w:t>.</w:t>
+      </w:r>
+    </w:p>
+    <w:p>
+      <w:pPr>
+        <w:spacing w:line="336" w:lineRule="auto" w:after="180"/>
+      </w:pPr>
+      <w:r>
+        <w:rPr>
+          <w:b w:val="0"/>
+        </w:rPr>
+        <w:t>Reason: K9’s approval does not apply to a different action.</w:t>
+      </w:r>
+    </w:p>
+    <w:p>
+      <w:pPr>
+        <w:spacing w:line="336" w:lineRule="auto" w:after="180"/>
+        <w:shd w:fill="F5F1FB"/>
+      </w:pPr>
+      <w:r>
+        <w:rPr>
+          <w:b w:val="0"/>
+        </w:rPr>
+        <w:t>Predict before checking the worked changed-case result. Name what changed and what the supplied facts allow you to conclude.</w:t>
+      </w:r>
+    </w:p>
+    <w:p>
+      <w:pPr>
+        <w:pStyle w:val="Heading3"/>
+      </w:pPr>
+      <w:r>
+        <w:t>Discuss while showing the picture</w:t>
+      </w:r>
+    </w:p>
+    <w:p>
+      <w:pPr>
+        <w:spacing w:line="336" w:lineRule="auto" w:after="180"/>
+        <w:shd w:fill="F1F6F8"/>
+      </w:pPr>
+      <w:r>
+        <w:rPr>
+          <w:b w:val="0"/>
+        </w:rPr>
+        <w:t>Teacher prompt: Predict before checking the worked changed-case result. Name what changed and what the supplied facts allow you to conclude. Ask learners to describe one label or arrow in ordinary words.</w:t>
+      </w:r>
+    </w:p>
+    <w:p>
+      <w:pPr>
+        <w:spacing w:line="336" w:lineRule="auto" w:after="180"/>
+        <w:shd w:fill="F1F6F8"/>
+      </w:pPr>
+      <w:r>
+        <w:rPr>
+          <w:b w:val="0"/>
+        </w:rPr>
+        <w:t>Use the adjacent transcript if the image is difficult to see. Changed-case reasoning: K9’s approval does not apply to a different action.</w:t>
+      </w:r>
+    </w:p>
+    <w:p>
+      <w:pPr>
+        <w:pStyle w:val="Heading3"/>
+      </w:pPr>
+      <w:r>
+        <w:t>05. Connect the explanation to its limit</w:t>
+      </w:r>
+    </w:p>
+    <w:p>
+      <w:r>
+        <w:drawing>
+          <wp:inline xmlns:a="http://schemas.openxmlformats.org/drawingml/2006/main" xmlns:pic="http://schemas.openxmlformats.org/drawingml/2006/picture">
+            <wp:extent cx="5486400" cy="2834640"/>
+            <wp:docPr id="6" name="Picture 6" descr="Approval answers whether an action may proceed. Idempotency prevents repeated handling of that action from creating duplicate effects. Limit: Deduplication requires reliable stored keys; this illustration does not prove crash-safe exactly-once execution."/>
+            <wp:cNvGraphicFramePr>
+              <a:graphicFrameLocks noChangeAspect="1"/>
+            </wp:cNvGraphicFramePr>
+            <a:graphic>
+              <a:graphicData uri="http://schemas.openxmlformats.org/drawingml/2006/picture">
+                <pic:pic>
+                  <pic:nvPicPr>
+                    <pic:cNvPr id="0" name="academy-story-ai-6-15-05.png"/>
+                    <pic:cNvPicPr/>
+                  </pic:nvPicPr>
+                  <pic:blipFill>
+                    <a:blip r:embed="rId14"/>
+                    <a:stretch>
+                      <a:fillRect/>
+                    </a:stretch>
+                  </pic:blipFill>
+                  <pic:spPr>
+                    <a:xfrm>
+                      <a:off x="0" y="0"/>
+                      <a:ext cx="5486400" cy="2834640"/>
+                    </a:xfrm>
+                    <a:prstGeom prst="rect"/>
+                  </pic:spPr>
+                </pic:pic>
+              </a:graphicData>
+            </a:graphic>
+          </wp:inline>
+        </w:drawing>
+      </w:r>
+    </w:p>
+    <w:p>
+      <w:pPr>
+        <w:spacing w:line="336" w:lineRule="auto" w:after="180"/>
+      </w:pPr>
+      <w:r>
+        <w:rPr>
+          <w:b w:val="0"/>
+        </w:rPr>
+        <w:t>Approval answers whether an action may proceed. Idempotency prevents repeated handling of that action from creating duplicate effects.</w:t>
+      </w:r>
+    </w:p>
+    <w:p>
+      <w:pPr>
+        <w:spacing w:line="336" w:lineRule="auto" w:after="180"/>
+      </w:pPr>
+      <w:r>
+        <w:rPr>
+          <w:b w:val="0"/>
+        </w:rPr>
+        <w:t>Limit: Deduplication requires reliable stored keys; this illustration does not prove crash-safe exactly-once execution.</w:t>
+      </w:r>
+    </w:p>
+    <w:p>
+      <w:pPr>
+        <w:spacing w:line="336" w:lineRule="auto" w:after="180"/>
+        <w:shd w:fill="F5F1FB"/>
+      </w:pPr>
+      <w:r>
+        <w:rPr>
+          <w:b w:val="0"/>
+        </w:rPr>
+        <w:t>Explain the case, then point to a limit on the claim.</w:t>
+      </w:r>
+    </w:p>
+    <w:p>
+      <w:pPr>
+        <w:pStyle w:val="Heading3"/>
+      </w:pPr>
+      <w:r>
+        <w:t>Discuss while showing the picture</w:t>
+      </w:r>
+    </w:p>
+    <w:p>
+      <w:pPr>
+        <w:spacing w:line="336" w:lineRule="auto" w:after="180"/>
+        <w:shd w:fill="F1F6F8"/>
+      </w:pPr>
+      <w:r>
+        <w:rPr>
+          <w:b w:val="0"/>
+        </w:rPr>
+        <w:t>Teacher prompt: Explain the case, then point to a limit on the claim. Ask learners to describe one label or arrow in ordinary words. Use the adjacent transcript if the image is difficult to see.</w:t>
+      </w:r>
+    </w:p>
+    <w:p>
+      <w:pPr>
+        <w:spacing w:line="336" w:lineRule="auto" w:after="180"/>
+        <w:shd w:fill="F1F6F8"/>
+      </w:pPr>
+      <w:r>
+        <w:rPr>
+          <w:b w:val="0"/>
+        </w:rPr>
+        <w:t>Keep the stated scope: Deduplication requires reliable stored keys; this illustration does not prove crash-safe exactly-once execution.</w:t>
+      </w:r>
+    </w:p>
+    <w:p>
+      <w:pPr>
+        <w:pStyle w:val="Heading3"/>
+      </w:pPr>
+      <w:r>
+        <w:t>06. Make the idea visible in your project</w:t>
+      </w:r>
+    </w:p>
+    <w:p>
+      <w:r>
+        <w:drawing>
+          <wp:inline xmlns:a="http://schemas.openxmlformats.org/drawingml/2006/main" xmlns:pic="http://schemas.openxmlformats.org/drawingml/2006/picture">
+            <wp:extent cx="5486400" cy="3529584"/>
+            <wp:docPr id="7" name="Picture 7" descr="For the Grounded Learning Service, retain an annotated trace and the changed-case result. Name the contract or evidence that makes the deciding step valid, so another team can review it. Draw your input, deciding step, result and limit. Supported question: Trace the two deliveries of approved K9. How many reservations should occur, and why can a new K10 for desk 5 not borrow K9’s approval?"/>
+            <wp:cNvGraphicFramePr>
+              <a:graphicFrameLocks noChangeAspect="1"/>
+            </wp:cNvGraphicFramePr>
+            <a:graphic>
+              <a:graphicData uri="http://schemas.openxmlformats.org/drawingml/2006/picture">
+                <pic:pic>
+                  <pic:nvPicPr>
+                    <pic:cNvPr id="0" name="academy-story-ai-6-15-06.png"/>
+                    <pic:cNvPicPr/>
+                  </pic:nvPicPr>
+                  <pic:blipFill>
+                    <a:blip r:embed="rId15"/>
+                    <a:stretch>
+                      <a:fillRect/>
+                    </a:stretch>
+                  </pic:blipFill>
+                  <pic:spPr>
+                    <a:xfrm>
+                      <a:off x="0" y="0"/>
+                      <a:ext cx="5486400" cy="3529584"/>
+                    </a:xfrm>
+                    <a:prstGeom prst="rect"/>
+                  </pic:spPr>
+                </pic:pic>
+              </a:graphicData>
+            </a:graphic>
+          </wp:inline>
+        </w:drawing>
+      </w:r>
+    </w:p>
+    <w:p>
+      <w:pPr>
+        <w:spacing w:line="336" w:lineRule="auto" w:after="180"/>
+      </w:pPr>
+      <w:r>
+        <w:rPr>
+          <w:b w:val="0"/>
+        </w:rPr>
+        <w:t xml:space="preserve">For the Grounded Learning Service, retain an annotated trace and the changed-case result. Name the contract or </w:t>
+      </w:r>
+      <w:r>
+        <w:rPr>
+          <w:b/>
+        </w:rPr>
+        <w:t>evidence</w:t>
+      </w:r>
+      <w:r>
+        <w:rPr>
+          <w:b w:val="0"/>
+        </w:rPr>
+        <w:t xml:space="preserve"> that makes the deciding step valid, so another team can review it.</w:t>
+      </w:r>
+    </w:p>
+    <w:p>
+      <w:pPr>
+        <w:spacing w:line="336" w:lineRule="auto" w:after="180"/>
+      </w:pPr>
+      <w:r>
+        <w:rPr>
+          <w:b w:val="0"/>
+        </w:rPr>
+        <w:t xml:space="preserve">Draw your </w:t>
+      </w:r>
+      <w:r>
+        <w:rPr>
+          <w:b/>
+        </w:rPr>
+        <w:t>input</w:t>
+      </w:r>
+      <w:r>
+        <w:rPr>
+          <w:b w:val="0"/>
+        </w:rPr>
+        <w:t>, deciding step, result and limit. Supported question: Trace the two deliveries of approved K9. How many reservations should occur, and why can a new K10 for desk 5 not borrow K9’s approval?</w:t>
+      </w:r>
+    </w:p>
+    <w:p>
+      <w:pPr>
+        <w:spacing w:line="336" w:lineRule="auto" w:after="180"/>
+        <w:shd w:fill="F5F1FB"/>
+      </w:pPr>
+      <w:r>
+        <w:rPr>
+          <w:b w:val="0"/>
+        </w:rPr>
+        <w:t xml:space="preserve">Draw your project trace and justify the deciding step using </w:t>
+      </w:r>
+      <w:r>
+        <w:rPr>
+          <w:b/>
+        </w:rPr>
+        <w:t>evidence</w:t>
+      </w:r>
+      <w:r>
+        <w:rPr>
+          <w:b w:val="0"/>
+        </w:rPr>
+        <w:t>.</w:t>
+      </w:r>
+    </w:p>
+    <w:p>
+      <w:pPr>
+        <w:pStyle w:val="Heading3"/>
+      </w:pPr>
+      <w:r>
+        <w:t>Discuss while showing the picture</w:t>
+      </w:r>
+    </w:p>
+    <w:p>
+      <w:pPr>
+        <w:spacing w:line="336" w:lineRule="auto" w:after="180"/>
+        <w:shd w:fill="F1F6F8"/>
+      </w:pPr>
+      <w:r>
+        <w:rPr>
+          <w:b w:val="0"/>
+        </w:rPr>
+        <w:t xml:space="preserve">Teacher prompt: Draw your project trace and justify the deciding step using </w:t>
+      </w:r>
+      <w:r>
+        <w:rPr>
+          <w:b/>
+        </w:rPr>
+        <w:t>evidence</w:t>
+      </w:r>
+      <w:r>
+        <w:rPr>
+          <w:b w:val="0"/>
+        </w:rPr>
+        <w:t>. Ask learners to describe one label or arrow in ordinary words. Use the adjacent transcript if the image is difficult to see.</w:t>
+      </w:r>
+    </w:p>
+    <w:p>
+      <w:pPr>
+        <w:spacing w:line="336" w:lineRule="auto" w:after="180"/>
+        <w:shd w:fill="F1F6F8"/>
+      </w:pPr>
+      <w:r>
+        <w:rPr>
+          <w:b w:val="0"/>
+        </w:rPr>
+        <w:t>Supported practice key: The approved identifier and desk match K9. No result is stored yet, so perform the approved reservation once. Return the stored K9 result without another reservation.</w:t>
+      </w:r>
+    </w:p>
+    <w:p>
+      <w:pPr>
+        <w:spacing w:line="336" w:lineRule="auto" w:after="180"/>
+        <w:shd w:fill="F1F6F8"/>
+      </w:pPr>
+      <w:r>
+        <w:rPr>
+          <w:b w:val="0"/>
+        </w:rPr>
+        <w:t xml:space="preserve">Changed case: Stop K10 at the </w:t>
+      </w:r>
+      <w:r>
+        <w:rPr>
+          <w:b/>
+        </w:rPr>
+        <w:t>approval gate</w:t>
+      </w:r>
+      <w:r>
+        <w:rPr>
+          <w:b w:val="0"/>
+        </w:rPr>
+        <w:t>. K9’s approval does not apply to a different action.</w:t>
       </w:r>
     </w:p>
     <w:sectPr>

--- a/downloads/teacher/ai-6-week-15.docx
+++ b/downloads/teacher/ai-6-week-15.docx
@@ -149,7 +149,7 @@
           </w:tcPr>
           <w:p>
             <w:r>
-              <w:t>Sections 1–6; record the brief recall in the workbook.</w:t>
+              <w:t>Use Your mission, Notice the evidence, See how it works, Words that unlock the idea and Follow a worked example; record recall in the workbook.</w:t>
             </w:r>
           </w:p>
         </w:tc>
@@ -181,7 +181,7 @@
           </w:tcPr>
           <w:p>
             <w:r>
-              <w:t>Sections 7–10; use the matching workbook W2 and misconception check.</w:t>
+              <w:t>Use Find and repair a mistake, Practise together and Build your understanding; use the matching workbook W2 and Individual reasoning check.</w:t>
             </w:r>
           </w:p>
         </w:tc>
@@ -213,7 +213,7 @@
           </w:tcPr>
           <w:p>
             <w:r>
-              <w:t>Sections 9 and 11–14. Give extra time to finish the full task set; use Section 15 when the week includes a coding lab.</w:t>
+              <w:t>Use Run the investigation, Connect your project and Try a new case independently. Allow extra time for the full task set. When code is supplied, use the examples in See how it works or Follow a worked example and the browser lab in Supported practice, repair and portfolio.</w:t>
             </w:r>
           </w:p>
         </w:tc>
@@ -2157,7 +2157,7 @@
         <w:rPr>
           <w:b w:val="0"/>
         </w:rPr>
-        <w:t xml:space="preserve">Use the worked example in Sections 3 and 6. Collect a </w:t>
+        <w:t xml:space="preserve">Use See how it works and Follow a worked example. Collect a </w:t>
       </w:r>
       <w:r>
         <w:rPr>
@@ -2606,7 +2606,7 @@
         <w:rPr>
           <w:b w:val="0"/>
         </w:rPr>
-        <w:t xml:space="preserve">Use Section 9 for the </w:t>
+        <w:t xml:space="preserve">Use Run the investigation for the </w:t>
       </w:r>
       <w:r>
         <w:rPr>
@@ -4230,7 +4230,7 @@
           </w:tcPr>
           <w:p>
             <w:r>
-              <w:t>Sections 1–6; record the brief recall in the workbook.</w:t>
+              <w:t>Use Your mission, Notice the evidence, See how it works, Words that unlock the idea and Follow a worked example; record recall in the workbook.</w:t>
             </w:r>
           </w:p>
         </w:tc>
@@ -4262,7 +4262,7 @@
           </w:tcPr>
           <w:p>
             <w:r>
-              <w:t>Sections 7–10; use the matching workbook W2 and misconception check.</w:t>
+              <w:t>Use Find and repair a mistake, Practise together and Build your understanding; use the matching workbook W2 and Individual reasoning check.</w:t>
             </w:r>
           </w:p>
         </w:tc>
@@ -4294,7 +4294,7 @@
           </w:tcPr>
           <w:p>
             <w:r>
-              <w:t>Sections 9 and 11–14. Give extra time to finish the full task set; use Section 15 when the week includes a coding lab.</w:t>
+              <w:t>Use Run the investigation, Connect your project and Try a new case independently. Allow extra time for the full task set. When code is supplied, use the examples in See how it works or Follow a worked example and the browser lab in Supported practice, repair and portfolio.</w:t>
             </w:r>
           </w:p>
         </w:tc>

--- a/downloads/teacher/ai-6-week-15.docx
+++ b/downloads/teacher/ai-6-week-15.docx
@@ -25,20 +25,38 @@
         <w:pStyle w:val="Heading1"/>
       </w:pPr>
       <w:r>
-        <w:t>01. Prepare the purpose, prerequisites and materials</w:t>
+        <w:t>Ask what was approved and which stored operation this key identifies.</w:t>
       </w:r>
     </w:p>
     <w:p>
       <w:r>
-        <w:t>Prepare Approval gates and idempotency: check the target, prerequisites, resources and adaptable teaching schedule.</w:t>
+        <w:t>Use actor-bound fixture approvals, copied results and lost-memory counterexamples without claiming real delivery guarantees.</w:t>
       </w:r>
     </w:p>
     <w:p>
-      <w:pPr>
-        <w:pStyle w:val="Heading3"/>
-      </w:pPr>
-      <w:r>
-        <w:t>Teach the learning cycle</w:t>
+      <w:r>
+        <w:t>Model identical replay → inspect conflicts and stale approval → distinguish restart limits → assess fresh room-key conflict → specify missing durable/downstream evidence.</w:t>
+      </w:r>
+    </w:p>
+    <w:p>
+      <w:pPr>
+        <w:pStyle w:val="Heading1"/>
+      </w:pPr>
+      <w:r>
+        <w:t>01. Prepare the connected service investigation</w:t>
+      </w:r>
+    </w:p>
+    <w:p>
+      <w:r>
+        <w:t>Keep modelling, shared practice and independent evidence distinct.</w:t>
+      </w:r>
+    </w:p>
+    <w:p>
+      <w:pPr>
+        <w:pStyle w:val="Heading2"/>
+      </w:pPr>
+      <w:r>
+        <w:t>Target and main teaching plan</w:t>
       </w:r>
     </w:p>
     <w:p>
@@ -255,18 +273,21 @@
     </w:p>
     <w:p>
       <w:pPr>
-        <w:pStyle w:val="Heading3"/>
-      </w:pPr>
-      <w:r>
-        <w:t>Retrieval answer guidance</w:t>
+        <w:pStyle w:val="Heading2"/>
+      </w:pPr>
+      <w:r>
+        <w:t>Preparation and prerequisite</w:t>
       </w:r>
     </w:p>
     <w:p>
       <w:pPr>
-        <w:pStyle w:val="Heading3"/>
-      </w:pPr>
-      <w:r>
-        <w:t>Planning and action selection</w:t>
+        <w:spacing w:line="336" w:lineRule="auto" w:after="180"/>
+      </w:pPr>
+      <w:r>
+        <w:rPr>
+          <w:b w:val="0"/>
+        </w:rPr>
+        <w:t>Lesson and workbook; paper and pencil</w:t>
       </w:r>
     </w:p>
     <w:p>
@@ -277,7 +298,7 @@
         <w:rPr>
           <w:b w:val="0"/>
         </w:rPr>
-        <w:t>Without opening the old lesson, explain one key idea from Planning and action selection. Give an example and a mistake that the idea helps you avoid.</w:t>
+        <w:t>Calculator and optional local Python 3 for arithmetic; no live API or private data</w:t>
       </w:r>
     </w:p>
     <w:p>
@@ -288,19 +309,7 @@
         <w:rPr>
           <w:b w:val="0"/>
         </w:rPr>
-        <w:t xml:space="preserve">Look for: Explain the </w:t>
-      </w:r>
-      <w:r>
-        <w:rPr>
-          <w:b/>
-        </w:rPr>
-        <w:t>mechanism</w:t>
-      </w:r>
-      <w:r>
-        <w:rPr>
-          <w:b w:val="0"/>
-        </w:rPr>
-        <w:t xml:space="preserve"> and terminology of planning and action selection</w:t>
+        <w:t>Prepare the fresh retry separately and withhold its solution until after collection</w:t>
       </w:r>
     </w:p>
     <w:p>
@@ -311,7 +320,31 @@
         <w:rPr>
           <w:b w:val="0"/>
         </w:rPr>
-        <w:t>Reference example, not the only acceptable wording: Teacher explanation: Planning proposes steps; execution must still validate permissions and prerequisites for each step. Replanning cannot invent authority.</w:t>
+        <w:t xml:space="preserve">A result depends on the </w:t>
+      </w:r>
+      <w:r>
+        <w:rPr>
+          <w:b/>
+        </w:rPr>
+        <w:t>input</w:t>
+      </w:r>
+      <w:r>
+        <w:rPr>
+          <w:b w:val="0"/>
+        </w:rPr>
+        <w:t xml:space="preserve">s, procedure and conditions that produced it. Preserve data roles and distinguish observed outcomes from </w:t>
+      </w:r>
+      <w:r>
+        <w:rPr>
+          <w:b/>
+        </w:rPr>
+        <w:t>prediction</w:t>
+      </w:r>
+      <w:r>
+        <w:rPr>
+          <w:b w:val="0"/>
+        </w:rPr>
+        <w:t>s or unmeasured conditions.</w:t>
       </w:r>
     </w:p>
     <w:p>
@@ -322,27 +355,15 @@
         <w:rPr>
           <w:b w:val="0"/>
         </w:rPr>
-        <w:t xml:space="preserve">For read-only reporting, allowed plan is validate -&gt; retrieve -&gt; verify -&gt; answer. If retrieval lacks </w:t>
-      </w:r>
-      <w:r>
-        <w:rPr>
-          <w:b/>
-        </w:rPr>
-        <w:t>evidence</w:t>
-      </w:r>
-      <w:r>
-        <w:rPr>
-          <w:b w:val="0"/>
-        </w:rPr>
-        <w:t>, route to review. Reject write or send steps before they run.</w:t>
+        <w:t>If the prior concept cannot be explained, use a short retrieval activity before this chapter.</w:t>
       </w:r>
     </w:p>
     <w:p>
       <w:pPr>
-        <w:pStyle w:val="Heading3"/>
-      </w:pPr>
-      <w:r>
-        <w:t>Logs traces and privacy</w:t>
+        <w:pStyle w:val="Heading2"/>
+      </w:pPr>
+      <w:r>
+        <w:t>Opening retrieval</w:t>
       </w:r>
     </w:p>
     <w:p>
@@ -353,7 +374,7 @@
         <w:rPr>
           <w:b w:val="0"/>
         </w:rPr>
-        <w:t>Without opening the old lesson, explain one key idea from Logs traces and privacy. Give an example and a mistake that the idea helps you avoid.</w:t>
+        <w:t>Without opening the old lesson, explain one key idea from Planning and action selection. Give an example and a mistake that the idea helps you avoid.</w:t>
       </w:r>
     </w:p>
     <w:p>
@@ -376,7 +397,7 @@
         <w:rPr>
           <w:b w:val="0"/>
         </w:rPr>
-        <w:t xml:space="preserve"> and terminology of logs traces and privacy</w:t>
+        <w:t xml:space="preserve"> and terminology of planning and action selection</w:t>
       </w:r>
     </w:p>
     <w:p>
@@ -387,19 +408,7 @@
         <w:rPr>
           <w:b w:val="0"/>
         </w:rPr>
-        <w:t xml:space="preserve">Reference example, not the only acceptable wording: Teacher explanation: Logs support diagnosis, but excessive recording can expose private content. Trace IDs link stages without storing complete sensitive </w:t>
-      </w:r>
-      <w:r>
-        <w:rPr>
-          <w:b/>
-        </w:rPr>
-        <w:t>input</w:t>
-      </w:r>
-      <w:r>
-        <w:rPr>
-          <w:b w:val="0"/>
-        </w:rPr>
-        <w:t>s.</w:t>
+        <w:t>Reference example, not the only acceptable wording: Teacher explanation: Planning proposes steps; execution must still validate permissions and prerequisites for each step. Replanning cannot invent authority.</w:t>
       </w:r>
     </w:p>
     <w:p>
@@ -410,15 +419,30 @@
         <w:rPr>
           <w:b w:val="0"/>
         </w:rPr>
-        <w:t>For this policy log trace ID, stage, status, duration and error category; do not log passcodes, student text or teacher answers. Restrict access and declare retention.</w:t>
+        <w:t xml:space="preserve">For read-only reporting, allowed plan is validate -&gt; retrieve -&gt; verify -&gt; answer. If retrieval lacks </w:t>
+      </w:r>
+      <w:r>
+        <w:rPr>
+          <w:b/>
+        </w:rPr>
+        <w:t>evidence</w:t>
+      </w:r>
+      <w:r>
+        <w:rPr>
+          <w:b w:val="0"/>
+        </w:rPr>
+        <w:t>, route to review. Reject write or send steps before they run.</w:t>
       </w:r>
     </w:p>
     <w:p>
       <w:pPr>
-        <w:pStyle w:val="Heading3"/>
-      </w:pPr>
-      <w:r>
-        <w:t>Integration tests and fixtures</w:t>
+        <w:spacing w:line="336" w:lineRule="auto" w:after="180"/>
+      </w:pPr>
+      <w:r>
+        <w:rPr>
+          <w:b w:val="0"/>
+        </w:rPr>
+        <w:t>Without opening the old lesson, explain one key idea from Logs traces and privacy. Give an example and a mistake that the idea helps you avoid.</w:t>
       </w:r>
     </w:p>
     <w:p>
@@ -429,7 +453,19 @@
         <w:rPr>
           <w:b w:val="0"/>
         </w:rPr>
-        <w:t>Without opening the old lesson, explain one key idea from Integration tests and fixtures. Give an example and a mistake that the idea helps you avoid.</w:t>
+        <w:t xml:space="preserve">Look for: Explain the </w:t>
+      </w:r>
+      <w:r>
+        <w:rPr>
+          <w:b/>
+        </w:rPr>
+        <w:t>mechanism</w:t>
+      </w:r>
+      <w:r>
+        <w:rPr>
+          <w:b w:val="0"/>
+        </w:rPr>
+        <w:t xml:space="preserve"> and terminology of logs traces and privacy</w:t>
       </w:r>
     </w:p>
     <w:p>
@@ -440,19 +476,19 @@
         <w:rPr>
           <w:b w:val="0"/>
         </w:rPr>
-        <w:t xml:space="preserve">Look for: Explain the </w:t>
+        <w:t xml:space="preserve">Reference example, not the only acceptable wording: Teacher explanation: Logs support diagnosis, but excessive recording can expose private content. Trace IDs link stages without storing complete sensitive </w:t>
       </w:r>
       <w:r>
         <w:rPr>
           <w:b/>
         </w:rPr>
-        <w:t>mechanism</w:t>
+        <w:t>input</w:t>
       </w:r>
       <w:r>
         <w:rPr>
           <w:b w:val="0"/>
         </w:rPr>
-        <w:t xml:space="preserve"> and terminology of integration tests and fixtures</w:t>
+        <w:t>s.</w:t>
       </w:r>
     </w:p>
     <w:p>
@@ -463,19 +499,7 @@
         <w:rPr>
           <w:b w:val="0"/>
         </w:rPr>
-        <w:t xml:space="preserve">Reference example, not the only acceptable wording: Teacher explanation: Integration tests exercise connected components and failure propagation. Fixtures supply controlled </w:t>
-      </w:r>
-      <w:r>
-        <w:rPr>
-          <w:b/>
-        </w:rPr>
-        <w:t>input</w:t>
-      </w:r>
-      <w:r>
-        <w:rPr>
-          <w:b w:val="0"/>
-        </w:rPr>
-        <w:t xml:space="preserve"> records and mocked service outcomes.</w:t>
+        <w:t>For this policy log trace ID, stage, status, duration and error category; do not log passcodes, student text or teacher answers. Restrict access and declare retention.</w:t>
       </w:r>
     </w:p>
     <w:p>
@@ -486,19 +510,7 @@
         <w:rPr>
           <w:b w:val="0"/>
         </w:rPr>
-        <w:t xml:space="preserve">Trace request validation, session permission, lookup and </w:t>
-      </w:r>
-      <w:r>
-        <w:rPr>
-          <w:b/>
-        </w:rPr>
-        <w:t>output</w:t>
-      </w:r>
-      <w:r>
-        <w:rPr>
-          <w:b w:val="0"/>
-        </w:rPr>
-        <w:t xml:space="preserve"> validation together. Include absent sources and failing dependencies; verify that denied requests never invoke restricted lookup.</w:t>
+        <w:t>Without opening the old lesson, explain one key idea from Integration tests and fixtures. Give an example and a mistake that the idea helps you avoid.</w:t>
       </w:r>
     </w:p>
     <w:p>
@@ -509,19 +521,19 @@
         <w:rPr>
           <w:b w:val="0"/>
         </w:rPr>
-        <w:t xml:space="preserve">Two 45-minute sessions. </w:t>
+        <w:t xml:space="preserve">Look for: Explain the </w:t>
       </w:r>
       <w:r>
         <w:rPr>
           <w:b/>
         </w:rPr>
-        <w:t>Approval gate</w:t>
+        <w:t>mechanism</w:t>
       </w:r>
       <w:r>
         <w:rPr>
           <w:b w:val="0"/>
         </w:rPr>
-        <w:t>s bind side effects to an actor, exact version and destination. Idempotency prevents repeated requests with the same key from repeating a committed effect.</w:t>
+        <w:t xml:space="preserve"> and terminology of integration tests and fixtures</w:t>
       </w:r>
     </w:p>
     <w:p>
@@ -532,19 +544,19 @@
         <w:rPr>
           <w:b w:val="0"/>
         </w:rPr>
-        <w:t xml:space="preserve">Use the supplied constructed scenarios to make the </w:t>
+        <w:t xml:space="preserve">Reference example, not the only acceptable wording: Teacher explanation: Integration tests exercise connected components and failure propagation. Fixtures supply controlled </w:t>
       </w:r>
       <w:r>
         <w:rPr>
           <w:b/>
         </w:rPr>
-        <w:t>mechanism</w:t>
+        <w:t>input</w:t>
       </w:r>
       <w:r>
         <w:rPr>
           <w:b w:val="0"/>
         </w:rPr>
-        <w:t xml:space="preserve"> inspectable. Collect W4 before sharing solutions.</w:t>
+        <w:t xml:space="preserve"> records and mocked service outcomes.</w:t>
       </w:r>
     </w:p>
     <w:p>
@@ -555,27 +567,27 @@
         <w:rPr>
           <w:b w:val="0"/>
         </w:rPr>
-        <w:t xml:space="preserve">Students should name intermediate </w:t>
+        <w:t xml:space="preserve">Trace request validation, session permission, lookup and </w:t>
       </w:r>
       <w:r>
         <w:rPr>
           <w:b/>
         </w:rPr>
-        <w:t>evidence</w:t>
+        <w:t>output</w:t>
       </w:r>
       <w:r>
         <w:rPr>
           <w:b w:val="0"/>
         </w:rPr>
-        <w:t xml:space="preserve"> and limitations; classroom pacing and learning effectiveness remain unvalidated.</w:t>
+        <w:t xml:space="preserve"> validation together. Include absent sources and failing dependencies; verify that denied requests never invoke restricted lookup.</w:t>
       </w:r>
     </w:p>
     <w:p>
       <w:pPr>
-        <w:pStyle w:val="Heading3"/>
-      </w:pPr>
-      <w:r>
-        <w:t>Outcomes</w:t>
+        <w:pStyle w:val="Heading2"/>
+      </w:pPr>
+      <w:r>
+        <w:t>Pictured end goal</w:t>
       </w:r>
     </w:p>
     <w:p>
@@ -586,53 +598,35 @@
         <w:rPr>
           <w:b w:val="0"/>
         </w:rPr>
-        <w:t xml:space="preserve">Explain the </w:t>
+        <w:t xml:space="preserve">Explain </w:t>
       </w:r>
       <w:r>
         <w:rPr>
           <w:b/>
         </w:rPr>
-        <w:t>mechanism</w:t>
+        <w:t>approval gate</w:t>
       </w:r>
       <w:r>
         <w:rPr>
           <w:b w:val="0"/>
         </w:rPr>
-        <w:t xml:space="preserve"> and terminology of </w:t>
-      </w:r>
-      <w:r>
-        <w:rPr>
-          <w:b/>
-        </w:rPr>
-        <w:t>approval gate</w:t>
-      </w:r>
-      <w:r>
-        <w:rPr>
-          <w:b w:val="0"/>
-        </w:rPr>
-        <w:t>s and idempotency</w:t>
+        <w:t>s and idempotency using the deciding step in this fictional service.</w:t>
       </w:r>
     </w:p>
     <w:p>
       <w:pPr>
-        <w:spacing w:line="336" w:lineRule="auto" w:after="180"/>
-      </w:pPr>
-      <w:r>
-        <w:rPr>
-          <w:b w:val="0"/>
-        </w:rPr>
-        <w:t>Apply the stated procedure to a new case with a traceable result</w:t>
+        <w:pStyle w:val="Heading2"/>
+      </w:pPr>
+      <w:r>
+        <w:t>Earlier wording, alternatives and picture transcripts · reference / check after trying</w:t>
       </w:r>
     </w:p>
     <w:p>
       <w:pPr>
-        <w:spacing w:line="336" w:lineRule="auto" w:after="180"/>
-      </w:pPr>
-      <w:r>
-        <w:rPr>
-          <w:b w:val="0"/>
-        </w:rPr>
-        <w:t>Identify an assumption or limitation and design a revealing follow-up</w:t>
+        <w:pStyle w:val="Heading3"/>
+      </w:pPr>
+      <w:r>
+        <w:t>Teach the learning cycle</w:t>
       </w:r>
     </w:p>
     <w:p>
@@ -640,83 +634,86 @@
         <w:pStyle w:val="Heading3"/>
       </w:pPr>
       <w:r>
-        <w:t>Preparation</w:t>
+        <w:t>Retrieval answer guidance</w:t>
       </w:r>
     </w:p>
     <w:p>
       <w:pPr>
-        <w:spacing w:line="336" w:lineRule="auto" w:after="180"/>
-      </w:pPr>
-      <w:r>
-        <w:rPr>
-          <w:b w:val="0"/>
-        </w:rPr>
-        <w:t>Lesson and workbook; paper and pencil</w:t>
+        <w:pStyle w:val="Heading3"/>
+      </w:pPr>
+      <w:r>
+        <w:t>Planning and action selection</w:t>
       </w:r>
     </w:p>
     <w:p>
       <w:pPr>
-        <w:spacing w:line="336" w:lineRule="auto" w:after="180"/>
-      </w:pPr>
-      <w:r>
-        <w:rPr>
-          <w:b w:val="0"/>
-        </w:rPr>
-        <w:t>Calculator and optional local Python 3 for arithmetic; no live API or private data</w:t>
+        <w:pStyle w:val="Heading3"/>
+      </w:pPr>
+      <w:r>
+        <w:t>Logs traces and privacy</w:t>
       </w:r>
     </w:p>
     <w:p>
       <w:pPr>
-        <w:spacing w:line="336" w:lineRule="auto" w:after="180"/>
-      </w:pPr>
-      <w:r>
-        <w:rPr>
-          <w:b w:val="0"/>
-        </w:rPr>
-        <w:t>Prepare the fresh retry separately and withhold its solution until after collection</w:t>
+        <w:pStyle w:val="Heading3"/>
+      </w:pPr>
+      <w:r>
+        <w:t>Integration tests and fixtures</w:t>
       </w:r>
     </w:p>
     <w:p>
       <w:pPr>
-        <w:pStyle w:val="Heading3"/>
-      </w:pPr>
-      <w:r>
-        <w:t>Prerequisite answer</w:t>
+        <w:spacing w:line="336" w:lineRule="auto" w:after="180"/>
+      </w:pPr>
+      <w:r>
+        <w:rPr>
+          <w:b w:val="0"/>
+        </w:rPr>
+        <w:t xml:space="preserve">Use the three-session teaching cycle above, with extra time as needed. </w:t>
+      </w:r>
+      <w:r>
+        <w:rPr>
+          <w:b/>
+        </w:rPr>
+        <w:t>Approval gate</w:t>
+      </w:r>
+      <w:r>
+        <w:rPr>
+          <w:b w:val="0"/>
+        </w:rPr>
+        <w:t xml:space="preserve">s bind side effects to an actor, exact version and destination. Idempotency prevents repeated requests with the same key from repeating a committed effect. Use the supplied constructed scenarios to make the </w:t>
+      </w:r>
+      <w:r>
+        <w:rPr>
+          <w:b/>
+        </w:rPr>
+        <w:t>mechanism</w:t>
+      </w:r>
+      <w:r>
+        <w:rPr>
+          <w:b w:val="0"/>
+        </w:rPr>
+        <w:t xml:space="preserve"> inspectable. Collect W4 before sharing solutions. Students should name intermediate </w:t>
+      </w:r>
+      <w:r>
+        <w:rPr>
+          <w:b/>
+        </w:rPr>
+        <w:t>evidence</w:t>
+      </w:r>
+      <w:r>
+        <w:rPr>
+          <w:b w:val="0"/>
+        </w:rPr>
+        <w:t xml:space="preserve"> and limitations; classroom pacing and learning effectiveness remain unvalidated.</w:t>
       </w:r>
     </w:p>
     <w:p>
       <w:pPr>
-        <w:spacing w:line="336" w:lineRule="auto" w:after="180"/>
-      </w:pPr>
-      <w:r>
-        <w:rPr>
-          <w:b w:val="0"/>
-        </w:rPr>
-        <w:t xml:space="preserve">A result depends on the </w:t>
-      </w:r>
-      <w:r>
-        <w:rPr>
-          <w:b/>
-        </w:rPr>
-        <w:t>input</w:t>
-      </w:r>
-      <w:r>
-        <w:rPr>
-          <w:b w:val="0"/>
-        </w:rPr>
-        <w:t xml:space="preserve">s, procedure and conditions that produced it. Preserve data roles and distinguish observed outcomes from </w:t>
-      </w:r>
-      <w:r>
-        <w:rPr>
-          <w:b/>
-        </w:rPr>
-        <w:t>prediction</w:t>
-      </w:r>
-      <w:r>
-        <w:rPr>
-          <w:b w:val="0"/>
-        </w:rPr>
-        <w:t>s or unmeasured conditions.</w:t>
+        <w:pStyle w:val="Heading3"/>
+      </w:pPr>
+      <w:r>
+        <w:t>Outcomes</w:t>
       </w:r>
     </w:p>
     <w:p>
@@ -727,15 +724,42 @@
         <w:rPr>
           <w:b w:val="0"/>
         </w:rPr>
-        <w:t>If the prior concept cannot be explained, use a short retrieval activity before this chapter.</w:t>
+        <w:t xml:space="preserve">Explain the </w:t>
+      </w:r>
+      <w:r>
+        <w:rPr>
+          <w:b/>
+        </w:rPr>
+        <w:t>mechanism</w:t>
+      </w:r>
+      <w:r>
+        <w:rPr>
+          <w:b w:val="0"/>
+        </w:rPr>
+        <w:t xml:space="preserve"> and terminology of </w:t>
+      </w:r>
+      <w:r>
+        <w:rPr>
+          <w:b/>
+        </w:rPr>
+        <w:t>approval gate</w:t>
+      </w:r>
+      <w:r>
+        <w:rPr>
+          <w:b w:val="0"/>
+        </w:rPr>
+        <w:t>s and idempotency</w:t>
       </w:r>
     </w:p>
     <w:p>
       <w:pPr>
-        <w:pStyle w:val="Heading3"/>
-      </w:pPr>
-      <w:r>
-        <w:t>End goal for the pictorial case</w:t>
+        <w:spacing w:line="336" w:lineRule="auto" w:after="180"/>
+      </w:pPr>
+      <w:r>
+        <w:rPr>
+          <w:b w:val="0"/>
+        </w:rPr>
+        <w:t>Apply the stated procedure to a new case with a traceable result</w:t>
       </w:r>
     </w:p>
     <w:p>
@@ -746,43 +770,31 @@
         <w:rPr>
           <w:b w:val="0"/>
         </w:rPr>
-        <w:t xml:space="preserve">Explain </w:t>
-      </w:r>
-      <w:r>
-        <w:rPr>
-          <w:b/>
-        </w:rPr>
-        <w:t>approval gate</w:t>
-      </w:r>
-      <w:r>
-        <w:rPr>
-          <w:b w:val="0"/>
-        </w:rPr>
-        <w:t>s and idempotency using the deciding step in this fictional service.</w:t>
+        <w:t>Identify an assumption or limitation and design a revealing follow-up</w:t>
       </w:r>
     </w:p>
     <w:p>
       <w:pPr>
-        <w:spacing w:line="336" w:lineRule="auto" w:after="180"/>
-      </w:pPr>
-      <w:r>
-        <w:rPr>
-          <w:b w:val="0"/>
-        </w:rPr>
-        <w:t>This added worked case illustrates the week’s main idea. Retain all original and connected topics; schedule its practice within the teaching cycle.</w:t>
+        <w:pStyle w:val="Heading3"/>
+      </w:pPr>
+      <w:r>
+        <w:t>Preparation</w:t>
       </w:r>
     </w:p>
     <w:p>
       <w:pPr>
-        <w:pStyle w:val="Heading1"/>
-      </w:pPr>
-      <w:r>
-        <w:t>02. Explain and model the mechanism</w:t>
+        <w:pStyle w:val="Heading3"/>
+      </w:pPr>
+      <w:r>
+        <w:t>Prerequisite answer</w:t>
       </w:r>
     </w:p>
     <w:p>
-      <w:r>
-        <w:t>Model Approval gates and idempotency using the supplied case, labelled mechanism and reasoning. Make the scope of each conclusion explicit.</w:t>
+      <w:pPr>
+        <w:pStyle w:val="Heading3"/>
+      </w:pPr>
+      <w:r>
+        <w:t>End goal for the pictorial case</w:t>
       </w:r>
     </w:p>
     <w:p>
@@ -791,45 +803,30 @@
       </w:pPr>
       <w:r>
         <w:rPr>
-          <w:b/>
-        </w:rPr>
-        <w:t>Approval gate</w:t>
-      </w:r>
-      <w:r>
-        <w:rPr>
           <w:b w:val="0"/>
         </w:rPr>
-        <w:t>s bind side effects to an actor, exact version and destination. Idempotency prevents repeated requests with the same key from repeating a committed effect.</w:t>
+        <w:t>This added worked case illustrates the week’s main idea. Retain all original and connected topics; schedule its practice within the teaching cycle.</w:t>
       </w:r>
     </w:p>
     <w:p>
       <w:pPr>
-        <w:pStyle w:val="Heading3"/>
-      </w:pPr>
-      <w:r>
-        <w:t>Explain Approval gates and idempotency · 1</w:t>
+        <w:pStyle w:val="Heading1"/>
+      </w:pPr>
+      <w:r>
+        <w:t>02. Teach approval scope, idempotency identity and persistence as separate controls</w:t>
       </w:r>
     </w:p>
     <w:p>
-      <w:pPr>
-        <w:spacing w:line="336" w:lineRule="auto" w:after="180"/>
-      </w:pPr>
-      <w:r>
-        <w:rPr>
-          <w:b w:val="0"/>
-        </w:rPr>
-        <w:t>Begin by writing the question the procedure is intended to answer. Identify the information already supplied, the information it will produce and the information still missing.</w:t>
+      <w:r>
+        <w:t>Distinguish local stub evidence from real approval and external delivery.</w:t>
       </w:r>
     </w:p>
     <w:p>
       <w:pPr>
-        <w:spacing w:line="336" w:lineRule="auto" w:after="180"/>
-      </w:pPr>
-      <w:r>
-        <w:rPr>
-          <w:b w:val="0"/>
-        </w:rPr>
-        <w:t>These are constructed classroom examples; they do not require live accounts, private records or an external service. Do not treat a plausible explanation as a measured outcome.</w:t>
+        <w:pStyle w:val="Heading2"/>
+      </w:pPr>
+      <w:r>
+        <w:t>Definitions and complete extended mock contract</w:t>
       </w:r>
     </w:p>
     <w:p>
@@ -838,17 +835,1508 @@
       </w:pPr>
       <w:r>
         <w:rPr>
+          <w:b/>
+        </w:rPr>
+        <w:t>Approval gate</w:t>
+      </w:r>
+      <w:r>
+        <w:rPr>
           <w:b w:val="0"/>
         </w:rPr>
-        <w:t>The mock submission requires approval for request version v1 and destination D. Store key -&gt; committed result. Reusing the same key with the same payload returns that result; the same key with different payload is rejected.</w:t>
+        <w:t>s bind side effects to an actor, exact version and destination. Idempotency prevents repeated requests with the same key from repeating a committed effect.</w:t>
       </w:r>
     </w:p>
     <w:p>
       <w:pPr>
+        <w:spacing w:line="336" w:lineRule="auto" w:after="180"/>
+      </w:pPr>
+      <w:r>
+        <w:rPr>
+          <w:b w:val="0"/>
+        </w:rPr>
+        <w:t>The mock submission requires approval for request version v1 and destination D. Store key -&gt; committed result. Reusing the same key with the same payload returns that result; the same key with different payload is rejected.</w:t>
+      </w:r>
+    </w:p>
+    <w:tbl>
+      <w:tblPr>
+        <w:tblStyle w:val="LightShading-Accent1"/>
+        <w:tblW w:type="auto" w:w="0"/>
+        <w:tblLook w:firstColumn="1" w:firstRow="1" w:lastColumn="0" w:lastRow="0" w:noHBand="0" w:noVBand="1" w:val="04A0"/>
+      </w:tblPr>
+      <w:tblGrid>
+        <w:gridCol w:w="5112"/>
+        <w:gridCol w:w="5112"/>
+      </w:tblGrid>
+      <w:tr>
+        <w:trPr>
+          <w:tblHeader/>
+        </w:trPr>
+        <w:tc>
+          <w:tcPr>
+            <w:tcW w:type="dxa" w:w="5112"/>
+          </w:tcPr>
+          <w:p>
+            <w:r>
+              <w:t>Extended local mock contract</w:t>
+            </w:r>
+          </w:p>
+        </w:tc>
+        <w:tc>
+          <w:tcPr>
+            <w:tcW w:type="dxa" w:w="5112"/>
+          </w:tcPr>
+          <w:p>
+            <w:r>
+              <w:t>Complete fixture rule</w:t>
+            </w:r>
+          </w:p>
+        </w:tc>
+      </w:tr>
+      <w:tr>
+        <w:tc>
+          <w:tcPr>
+            <w:tcW w:type="dxa" w:w="5112"/>
+          </w:tcPr>
+          <w:p>
+            <w:r>
+              <w:t>Trusted actor fixture</w:t>
+            </w:r>
+          </w:p>
+        </w:tc>
+        <w:tc>
+          <w:tcPr>
+            <w:tcW w:type="dxa" w:w="5112"/>
+          </w:tcPr>
+          <w:p>
+            <w:r>
+              <w:t>operator; real identity verification is not implemented</w:t>
+            </w:r>
+          </w:p>
+        </w:tc>
+      </w:tr>
+      <w:tr>
+        <w:tc>
+          <w:tcPr>
+            <w:tcW w:type="dxa" w:w="5112"/>
+          </w:tcPr>
+          <w:p>
+            <w:r>
+              <w:t>Logical operation key</w:t>
+            </w:r>
+          </w:p>
+        </w:tc>
+        <w:tc>
+          <w:tcPr>
+            <w:tcW w:type="dxa" w:w="5112"/>
+          </w:tcPr>
+          <w:p>
+            <w:r>
+              <w:t>K, scoped with actor in the in-memory ledger</w:t>
+            </w:r>
+          </w:p>
+        </w:tc>
+      </w:tr>
+      <w:tr>
+        <w:tc>
+          <w:tcPr>
+            <w:tcW w:type="dxa" w:w="5112"/>
+          </w:tcPr>
+          <w:p>
+            <w:r>
+              <w:t>Payload</w:t>
+            </w:r>
+          </w:p>
+        </w:tc>
+        <w:tc>
+          <w:tcPr>
+            <w:tcW w:type="dxa" w:w="5112"/>
+          </w:tcPr>
+          <w:p>
+            <w:r>
+              <w:t>operation send, version v1, destination D, fictional message body</w:t>
+            </w:r>
+          </w:p>
+        </w:tc>
+      </w:tr>
+      <w:tr>
+        <w:tc>
+          <w:tcPr>
+            <w:tcW w:type="dxa" w:w="5112"/>
+          </w:tcPr>
+          <w:p>
+            <w:r>
+              <w:t>Trusted approval A1</w:t>
+            </w:r>
+          </w:p>
+        </w:tc>
+        <w:tc>
+          <w:tcPr>
+            <w:tcW w:type="dxa" w:w="5112"/>
+          </w:tcPr>
+          <w:p>
+            <w:r>
+              <w:t>Binds actor operator, key K and the entire exact payload</w:t>
+            </w:r>
+          </w:p>
+        </w:tc>
+      </w:tr>
+      <w:tr>
+        <w:tc>
+          <w:tcPr>
+            <w:tcW w:type="dxa" w:w="5112"/>
+          </w:tcPr>
+          <w:p>
+            <w:r>
+              <w:t>Identical retry</w:t>
+            </w:r>
+          </w:p>
+        </w:tc>
+        <w:tc>
+          <w:tcPr>
+            <w:tcW w:type="dxa" w:w="5112"/>
+          </w:tcPr>
+          <w:p>
+            <w:r>
+              <w:t>Matching approval and actor/key/payload return a copied stored result</w:t>
+            </w:r>
+          </w:p>
+        </w:tc>
+      </w:tr>
+      <w:tr>
+        <w:tc>
+          <w:tcPr>
+            <w:tcW w:type="dxa" w:w="5112"/>
+          </w:tcPr>
+          <w:p>
+            <w:r>
+              <w:t>Changed payload under K</w:t>
+            </w:r>
+          </w:p>
+        </w:tc>
+        <w:tc>
+          <w:tcPr>
+            <w:tcW w:type="dxa" w:w="5112"/>
+          </w:tcPr>
+          <w:p>
+            <w:r>
+              <w:t>Reject; even a separately matching approval cannot repurpose a committed key</w:t>
+            </w:r>
+          </w:p>
+        </w:tc>
+      </w:tr>
+      <w:tr>
+        <w:tc>
+          <w:tcPr>
+            <w:tcW w:type="dxa" w:w="5112"/>
+          </w:tcPr>
+          <w:p>
+            <w:r>
+              <w:t>Different actor or key with A1</w:t>
+            </w:r>
+          </w:p>
+        </w:tc>
+        <w:tc>
+          <w:tcPr>
+            <w:tcW w:type="dxa" w:w="5112"/>
+          </w:tcPr>
+          <w:p>
+            <w:r>
+              <w:t>Reject mismatched approval</w:t>
+            </w:r>
+          </w:p>
+        </w:tc>
+      </w:tr>
+      <w:tr>
+        <w:tc>
+          <w:tcPr>
+            <w:tcW w:type="dxa" w:w="5112"/>
+          </w:tcPr>
+          <w:p>
+            <w:r>
+              <w:t>Effect</w:t>
+            </w:r>
+          </w:p>
+        </w:tc>
+        <w:tc>
+          <w:tcPr>
+            <w:tcW w:type="dxa" w:w="5112"/>
+          </w:tcPr>
+          <w:p>
+            <w:r>
+              <w:t>Append a local stub record only; no actual message or reservation</w:t>
+            </w:r>
+          </w:p>
+        </w:tc>
+      </w:tr>
+      <w:tr>
+        <w:tc>
+          <w:tcPr>
+            <w:tcW w:type="dxa" w:w="5112"/>
+          </w:tcPr>
+          <w:p>
+            <w:r>
+              <w:t>Persistence scope</w:t>
+            </w:r>
+          </w:p>
+        </w:tc>
+        <w:tc>
+          <w:tcPr>
+            <w:tcW w:type="dxa" w:w="5112"/>
+          </w:tcPr>
+          <w:p>
+            <w:r>
+              <w:t>Sequential one-instance memory only; no crash/concurrency/downstream guarantee</w:t>
+            </w:r>
+          </w:p>
+        </w:tc>
+      </w:tr>
+    </w:tbl>
+    <w:p>
+      <w:pPr>
+        <w:pStyle w:val="Heading2"/>
+      </w:pPr>
+      <w:r>
+        <w:t>Full retry/conflict ledger and checked reasoning</w:t>
+      </w:r>
+    </w:p>
+    <w:tbl>
+      <w:tblPr>
+        <w:tblStyle w:val="LightShading-Accent1"/>
+        <w:tblW w:type="auto" w:w="0"/>
+        <w:tblLook w:firstColumn="1" w:firstRow="1" w:lastColumn="0" w:lastRow="0" w:noHBand="0" w:noVBand="1" w:val="04A0"/>
+      </w:tblPr>
+      <w:tblGrid>
+        <w:gridCol w:w="2556"/>
+        <w:gridCol w:w="2556"/>
+        <w:gridCol w:w="2556"/>
+        <w:gridCol w:w="2556"/>
+      </w:tblGrid>
+      <w:tr>
+        <w:trPr>
+          <w:tblHeader/>
+        </w:trPr>
+        <w:tc>
+          <w:tcPr>
+            <w:tcW w:type="dxa" w:w="2556"/>
+          </w:tcPr>
+          <w:p>
+            <w:r>
+              <w:t>Call or event</w:t>
+            </w:r>
+          </w:p>
+        </w:tc>
+        <w:tc>
+          <w:tcPr>
+            <w:tcW w:type="dxa" w:w="2556"/>
+          </w:tcPr>
+          <w:p>
+            <w:r>
+              <w:t>Approval check</w:t>
+            </w:r>
+          </w:p>
+        </w:tc>
+        <w:tc>
+          <w:tcPr>
+            <w:tcW w:type="dxa" w:w="2556"/>
+          </w:tcPr>
+          <w:p>
+            <w:r>
+              <w:t>Stored-key check</w:t>
+            </w:r>
+          </w:p>
+        </w:tc>
+        <w:tc>
+          <w:tcPr>
+            <w:tcW w:type="dxa" w:w="2556"/>
+          </w:tcPr>
+          <w:p>
+            <w:r>
+              <w:t>Local effect/result</w:t>
+            </w:r>
+          </w:p>
+        </w:tc>
+      </w:tr>
+      <w:tr>
+        <w:tc>
+          <w:tcPr>
+            <w:tcW w:type="dxa" w:w="2556"/>
+          </w:tcPr>
+          <w:p>
+            <w:r>
+              <w:t>First operator/K/v1/D with A1</w:t>
+            </w:r>
+          </w:p>
+        </w:tc>
+        <w:tc>
+          <w:tcPr>
+            <w:tcW w:type="dxa" w:w="2556"/>
+          </w:tcPr>
+          <w:p>
+            <w:r>
+              <w:t>Exact match</w:t>
+            </w:r>
+          </w:p>
+        </w:tc>
+        <w:tc>
+          <w:tcPr>
+            <w:tcW w:type="dxa" w:w="2556"/>
+          </w:tcPr>
+          <w:p>
+            <w:r>
+              <w:t>No committed actor/K slot</w:t>
+            </w:r>
+          </w:p>
+        </w:tc>
+        <w:tc>
+          <w:tcPr>
+            <w:tcW w:type="dxa" w:w="2556"/>
+          </w:tcPr>
+          <w:p>
+            <w:r>
+              <w:t>Append 1 stub; store payload/result</w:t>
+            </w:r>
+          </w:p>
+        </w:tc>
+      </w:tr>
+      <w:tr>
+        <w:tc>
+          <w:tcPr>
+            <w:tcW w:type="dxa" w:w="2556"/>
+          </w:tcPr>
+          <w:p>
+            <w:r>
+              <w:t>Identical retry with A1</w:t>
+            </w:r>
+          </w:p>
+        </w:tc>
+        <w:tc>
+          <w:tcPr>
+            <w:tcW w:type="dxa" w:w="2556"/>
+          </w:tcPr>
+          <w:p>
+            <w:r>
+              <w:t>Exact match</w:t>
+            </w:r>
+          </w:p>
+        </w:tc>
+        <w:tc>
+          <w:tcPr>
+            <w:tcW w:type="dxa" w:w="2556"/>
+          </w:tcPr>
+          <w:p>
+            <w:r>
+              <w:t>Same payload already committed</w:t>
+            </w:r>
+          </w:p>
+        </w:tc>
+        <w:tc>
+          <w:tcPr>
+            <w:tcW w:type="dxa" w:w="2556"/>
+          </w:tcPr>
+          <w:p>
+            <w:r>
+              <w:t>Return stored result; total 1 stub</w:t>
+            </w:r>
+          </w:p>
+        </w:tc>
+      </w:tr>
+      <w:tr>
+        <w:tc>
+          <w:tcPr>
+            <w:tcW w:type="dxa" w:w="2556"/>
+          </w:tcPr>
+          <w:p>
+            <w:r>
+              <w:t>Change to v2 but reuse A1</w:t>
+            </w:r>
+          </w:p>
+        </w:tc>
+        <w:tc>
+          <w:tcPr>
+            <w:tcW w:type="dxa" w:w="2556"/>
+          </w:tcPr>
+          <w:p>
+            <w:r>
+              <w:t>Mismatch</w:t>
+            </w:r>
+          </w:p>
+        </w:tc>
+        <w:tc>
+          <w:tcPr>
+            <w:tcW w:type="dxa" w:w="2556"/>
+          </w:tcPr>
+          <w:p>
+            <w:r>
+              <w:t>No need to commit</w:t>
+            </w:r>
+          </w:p>
+        </w:tc>
+        <w:tc>
+          <w:tcPr>
+            <w:tcW w:type="dxa" w:w="2556"/>
+          </w:tcPr>
+          <w:p>
+            <w:r>
+              <w:t>PermissionError; still 1 stub</w:t>
+            </w:r>
+          </w:p>
+        </w:tc>
+      </w:tr>
+      <w:tr>
+        <w:tc>
+          <w:tcPr>
+            <w:tcW w:type="dxa" w:w="2556"/>
+          </w:tcPr>
+          <w:p>
+            <w:r>
+              <w:t>Change to v2 with matching A2 but same K</w:t>
+            </w:r>
+          </w:p>
+        </w:tc>
+        <w:tc>
+          <w:tcPr>
+            <w:tcW w:type="dxa" w:w="2556"/>
+          </w:tcPr>
+          <w:p>
+            <w:r>
+              <w:t>Approval matches revised payload</w:t>
+            </w:r>
+          </w:p>
+        </w:tc>
+        <w:tc>
+          <w:tcPr>
+            <w:tcW w:type="dxa" w:w="2556"/>
+          </w:tcPr>
+          <w:p>
+            <w:r>
+              <w:t>Conflicts with original committed payload</w:t>
+            </w:r>
+          </w:p>
+        </w:tc>
+        <w:tc>
+          <w:tcPr>
+            <w:tcW w:type="dxa" w:w="2556"/>
+          </w:tcPr>
+          <w:p>
+            <w:r>
+              <w:t>ValueError; still 1 stub</w:t>
+            </w:r>
+          </w:p>
+        </w:tc>
+      </w:tr>
+      <w:tr>
+        <w:tc>
+          <w:tcPr>
+            <w:tcW w:type="dxa" w:w="2556"/>
+          </w:tcPr>
+          <w:p>
+            <w:r>
+              <w:t>Borrow A1 for another actor or K2</w:t>
+            </w:r>
+          </w:p>
+        </w:tc>
+        <w:tc>
+          <w:tcPr>
+            <w:tcW w:type="dxa" w:w="2556"/>
+          </w:tcPr>
+          <w:p>
+            <w:r>
+              <w:t>Mismatch</w:t>
+            </w:r>
+          </w:p>
+        </w:tc>
+        <w:tc>
+          <w:tcPr>
+            <w:tcW w:type="dxa" w:w="2556"/>
+          </w:tcPr>
+          <w:p>
+            <w:r>
+              <w:t>No new commit</w:t>
+            </w:r>
+          </w:p>
+        </w:tc>
+        <w:tc>
+          <w:tcPr>
+            <w:tcW w:type="dxa" w:w="2556"/>
+          </w:tcPr>
+          <w:p>
+            <w:r>
+              <w:t>Reject; still 1 stub</w:t>
+            </w:r>
+          </w:p>
+        </w:tc>
+      </w:tr>
+      <w:tr>
+        <w:tc>
+          <w:tcPr>
+            <w:tcW w:type="dxa" w:w="2556"/>
+          </w:tcPr>
+          <w:p>
+            <w:r>
+              <w:t>Mutate returned result copy</w:t>
+            </w:r>
+          </w:p>
+        </w:tc>
+        <w:tc>
+          <w:tcPr>
+            <w:tcW w:type="dxa" w:w="2556"/>
+          </w:tcPr>
+          <w:p>
+            <w:r>
+              <w:t>No new effect</w:t>
+            </w:r>
+          </w:p>
+        </w:tc>
+        <w:tc>
+          <w:tcPr>
+            <w:tcW w:type="dxa" w:w="2556"/>
+          </w:tcPr>
+          <w:p>
+            <w:r>
+              <w:t>Stored result protected by copying</w:t>
+            </w:r>
+          </w:p>
+        </w:tc>
+        <w:tc>
+          <w:tcPr>
+            <w:tcW w:type="dxa" w:w="2556"/>
+          </w:tcPr>
+          <w:p>
+            <w:r>
+              <w:t>Next identical retry still returns committed_stub</w:t>
+            </w:r>
+          </w:p>
+        </w:tc>
+      </w:tr>
+    </w:tbl>
+    <w:p>
+      <w:pPr>
+        <w:spacing w:line="336" w:lineRule="auto" w:after="180"/>
+      </w:pPr>
+      <w:r>
+        <w:rPr>
+          <w:b w:val="0"/>
+        </w:rPr>
+        <w:t>Require exact actor/key/payload binding and trusted approval provenance as assumptions of the extended mock. The original dictionary-equality snippet is not a real approval mechanism. Identical operator/K/v1/D replay returns stored result with one stub. Stale A1 for v2 fails approval; separately matching A2 with old K still fails payload-conflict check. Returned copies cannot alter cache contents.</w:t>
+      </w:r>
+    </w:p>
+    <w:p>
+      <w:pPr>
+        <w:spacing w:line="336" w:lineRule="auto" w:after="180"/>
+      </w:pPr>
+      <w:r>
+        <w:rPr>
+          <w:b w:val="0"/>
+        </w:rPr>
+        <w:t>Fresh ledger state loses deduplication history; neither sequential test proves atomic durable delivery. Keep desk K9/4 and new K10/5 separate from main K/D. The independent room conflict must reject changed content rather than silently apply or return a result for the wrong room.</w:t>
+      </w:r>
+    </w:p>
+    <w:p>
+      <w:pPr>
         <w:pStyle w:val="Heading3"/>
       </w:pPr>
       <w:r>
-        <w:t>Explain Approval gates and idempotency · 2</w:t>
+        <w:t>Approval gates and idempotency — evidence trace</w:t>
+      </w:r>
+    </w:p>
+    <w:tbl>
+      <w:tblPr>
+        <w:tblStyle w:val="LightShading-Accent1"/>
+        <w:tblW w:type="auto" w:w="0"/>
+        <w:tblLook w:firstColumn="1" w:firstRow="1" w:lastColumn="0" w:lastRow="0" w:noHBand="0" w:noVBand="1" w:val="04A0"/>
+      </w:tblPr>
+      <w:tblGrid>
+        <w:gridCol w:w="3408"/>
+        <w:gridCol w:w="3408"/>
+        <w:gridCol w:w="3408"/>
+      </w:tblGrid>
+      <w:tr>
+        <w:trPr>
+          <w:tblHeader/>
+        </w:trPr>
+        <w:tc>
+          <w:tcPr>
+            <w:tcW w:type="dxa" w:w="3408"/>
+          </w:tcPr>
+          <w:p>
+            <w:r>
+              <w:t>Input and scope</w:t>
+            </w:r>
+          </w:p>
+        </w:tc>
+        <w:tc>
+          <w:tcPr>
+            <w:tcW w:type="dxa" w:w="3408"/>
+          </w:tcPr>
+          <w:p>
+            <w:r>
+              <w:t>Check or calculation</w:t>
+            </w:r>
+          </w:p>
+        </w:tc>
+        <w:tc>
+          <w:tcPr>
+            <w:tcW w:type="dxa" w:w="3408"/>
+          </w:tcPr>
+          <w:p>
+            <w:r>
+              <w:t>Conclusion and limit</w:t>
+            </w:r>
+          </w:p>
+        </w:tc>
+      </w:tr>
+      <w:tr>
+        <w:tc>
+          <w:tcPr>
+            <w:tcW w:type="dxa" w:w="3408"/>
+          </w:tcPr>
+          <w:p>
+            <w:r>
+              <w:t>Approved send v1 to D uses key K, commits once, then caller retries K with the identical payload.</w:t>
+            </w:r>
+          </w:p>
+        </w:tc>
+        <w:tc>
+          <w:tcPr>
+            <w:tcW w:type="dxa" w:w="3408"/>
+          </w:tcPr>
+          <w:p>
+            <w:r>
+              <w:t>The mock submission requires approval for request version v1 and destination D. Store key -&gt; committed result. Reusing the same key with the same payload returns that result; the same key with different payload is rejected.</w:t>
+            </w:r>
+          </w:p>
+        </w:tc>
+        <w:tc>
+          <w:tcPr>
+            <w:tcW w:type="dxa" w:w="3408"/>
+          </w:tcPr>
+          <w:p>
+            <w:r>
+              <w:t>Return the stored committed result; one effect total. A timeout alone is not evidence the first effect failed.</w:t>
+            </w:r>
+          </w:p>
+        </w:tc>
+      </w:tr>
+    </w:tbl>
+    <w:p>
+      <w:r>
+        <w:t>The figure connects this chapter's worked input, declared procedure and result. Read the complete worked reasoning for qualifiers and intermediate steps; the abbreviated labels do not replace that reasoning.</w:t>
+      </w:r>
+    </w:p>
+    <w:p>
+      <w:pPr>
+        <w:spacing w:line="336" w:lineRule="auto" w:after="180"/>
+      </w:pPr>
+      <w:r>
+        <w:rPr>
+          <w:b w:val="0"/>
+        </w:rPr>
+        <w:t xml:space="preserve">Guided: Return the stored committed result; one effect total. A timeout alone is not </w:t>
+      </w:r>
+      <w:r>
+        <w:rPr>
+          <w:b/>
+        </w:rPr>
+        <w:t>evidence</w:t>
+      </w:r>
+      <w:r>
+        <w:rPr>
+          <w:b w:val="0"/>
+        </w:rPr>
+        <w:t xml:space="preserve"> the first effect failed.</w:t>
+      </w:r>
+    </w:p>
+    <w:p>
+      <w:pPr>
+        <w:spacing w:line="336" w:lineRule="auto" w:after="180"/>
+      </w:pPr>
+      <w:r>
+        <w:rPr>
+          <w:b w:val="0"/>
+        </w:rPr>
+        <w:t>Qualification: A key prevents duplicate application effects only within the implemented persistence and downstream guarantees; it is not universal exactly-once delivery.</w:t>
+      </w:r>
+    </w:p>
+    <w:p>
+      <w:pPr>
+        <w:spacing w:line="336" w:lineRule="auto" w:after="180"/>
+      </w:pPr>
+      <w:r>
+        <w:rPr>
+          <w:b w:val="0"/>
+        </w:rPr>
+        <w:t xml:space="preserve">Exit: accept a concrete variation with its predicted outcome and a stated condition that would challenge the </w:t>
+      </w:r>
+      <w:r>
+        <w:rPr>
+          <w:b/>
+        </w:rPr>
+        <w:t>mechanism</w:t>
+      </w:r>
+      <w:r>
+        <w:rPr>
+          <w:b w:val="0"/>
+        </w:rPr>
+        <w:t xml:space="preserve">; reject a claim resting on unmeasured </w:t>
+      </w:r>
+      <w:r>
+        <w:rPr>
+          <w:b/>
+        </w:rPr>
+        <w:t>evidence</w:t>
+      </w:r>
+      <w:r>
+        <w:rPr>
+          <w:b w:val="0"/>
+        </w:rPr>
+        <w:t>.</w:t>
+      </w:r>
+    </w:p>
+    <w:p>
+      <w:pPr>
+        <w:spacing w:line="336" w:lineRule="auto" w:after="180"/>
+      </w:pPr>
+      <w:r>
+        <w:rPr>
+          <w:b w:val="0"/>
+        </w:rPr>
+        <w:t>Approved send v1 to D uses key K, commits once, then caller retries K with the identical payload.</w:t>
+      </w:r>
+    </w:p>
+    <w:p>
+      <w:pPr>
+        <w:spacing w:line="336" w:lineRule="auto" w:after="180"/>
+      </w:pPr>
+      <w:r>
+        <w:rPr>
+          <w:b w:val="0"/>
+        </w:rPr>
+        <w:t xml:space="preserve">Return the stored committed result; one effect total. A timeout alone is not </w:t>
+      </w:r>
+      <w:r>
+        <w:rPr>
+          <w:b/>
+        </w:rPr>
+        <w:t>evidence</w:t>
+      </w:r>
+      <w:r>
+        <w:rPr>
+          <w:b w:val="0"/>
+        </w:rPr>
+        <w:t xml:space="preserve"> the first effect failed.</w:t>
+      </w:r>
+    </w:p>
+    <w:p>
+      <w:pPr>
+        <w:spacing w:line="336" w:lineRule="auto" w:after="180"/>
+      </w:pPr>
+      <w:r>
+        <w:rPr>
+          <w:b w:val="0"/>
+        </w:rPr>
+        <w:t xml:space="preserve">Compare the intermediate </w:t>
+      </w:r>
+      <w:r>
+        <w:rPr>
+          <w:b/>
+        </w:rPr>
+        <w:t>evidence</w:t>
+      </w:r>
+      <w:r>
+        <w:rPr>
+          <w:b w:val="0"/>
+        </w:rPr>
+        <w:t xml:space="preserve"> with the final statement. Explain why each number or decision follows from the stated </w:t>
+      </w:r>
+      <w:r>
+        <w:rPr>
+          <w:b/>
+        </w:rPr>
+        <w:t>input</w:t>
+      </w:r>
+      <w:r>
+        <w:rPr>
+          <w:b w:val="0"/>
+        </w:rPr>
+        <w:t>s.</w:t>
+      </w:r>
+    </w:p>
+    <w:p>
+      <w:pPr>
+        <w:spacing w:line="336" w:lineRule="auto" w:after="180"/>
+      </w:pPr>
+      <w:r>
+        <w:rPr>
+          <w:b w:val="0"/>
+        </w:rPr>
+        <w:t xml:space="preserve">The conclusion belongs to this scenario and procedure; changing the </w:t>
+      </w:r>
+      <w:r>
+        <w:rPr>
+          <w:b/>
+        </w:rPr>
+        <w:t>input</w:t>
+      </w:r>
+      <w:r>
+        <w:rPr>
+          <w:b w:val="0"/>
+        </w:rPr>
+        <w:t>s, evaluation population or authority can change what it establishes. Retain the raw record so a later revision can be compared honestly.</w:t>
+      </w:r>
+    </w:p>
+    <w:p>
+      <w:pPr>
+        <w:pStyle w:val="Heading2"/>
+      </w:pPr>
+      <w:r>
+        <w:t>Mutation, restart and guarantee-limit probes</w:t>
+      </w:r>
+    </w:p>
+    <w:tbl>
+      <w:tblPr>
+        <w:tblStyle w:val="LightShading-Accent1"/>
+        <w:tblW w:type="auto" w:w="0"/>
+        <w:tblLook w:firstColumn="1" w:firstRow="1" w:lastColumn="0" w:lastRow="0" w:noHBand="0" w:noVBand="1" w:val="04A0"/>
+      </w:tblPr>
+      <w:tblGrid>
+        <w:gridCol w:w="5112"/>
+        <w:gridCol w:w="5112"/>
+      </w:tblGrid>
+      <w:tr>
+        <w:trPr>
+          <w:tblHeader/>
+        </w:trPr>
+        <w:tc>
+          <w:tcPr>
+            <w:tcW w:type="dxa" w:w="5112"/>
+          </w:tcPr>
+          <w:p>
+            <w:r>
+              <w:t>Approval or retry probe</w:t>
+            </w:r>
+          </w:p>
+        </w:tc>
+        <w:tc>
+          <w:tcPr>
+            <w:tcW w:type="dxa" w:w="5112"/>
+          </w:tcPr>
+          <w:p>
+            <w:r>
+              <w:t>Expected interpretation</w:t>
+            </w:r>
+          </w:p>
+        </w:tc>
+      </w:tr>
+      <w:tr>
+        <w:tc>
+          <w:tcPr>
+            <w:tcW w:type="dxa" w:w="5112"/>
+          </w:tcPr>
+          <w:p>
+            <w:r>
+              <w:t>Same actor/key/payload and matching trusted approval</w:t>
+            </w:r>
+          </w:p>
+        </w:tc>
+        <w:tc>
+          <w:tcPr>
+            <w:tcW w:type="dxa" w:w="5112"/>
+          </w:tcPr>
+          <w:p>
+            <w:r>
+              <w:t>Replay stored result without another local effect</w:t>
+            </w:r>
+          </w:p>
+        </w:tc>
+      </w:tr>
+      <w:tr>
+        <w:tc>
+          <w:tcPr>
+            <w:tcW w:type="dxa" w:w="5112"/>
+          </w:tcPr>
+          <w:p>
+            <w:r>
+              <w:t>Same key, changed version/destination/body</w:t>
+            </w:r>
+          </w:p>
+        </w:tc>
+        <w:tc>
+          <w:tcPr>
+            <w:tcW w:type="dxa" w:w="5112"/>
+          </w:tcPr>
+          <w:p>
+            <w:r>
+              <w:t>Reject conflicting operation content</w:t>
+            </w:r>
+          </w:p>
+        </w:tc>
+      </w:tr>
+      <w:tr>
+        <w:tc>
+          <w:tcPr>
+            <w:tcW w:type="dxa" w:w="5112"/>
+          </w:tcPr>
+          <w:p>
+            <w:r>
+              <w:t>New matching approval for changed payload but old committed key</w:t>
+            </w:r>
+          </w:p>
+        </w:tc>
+        <w:tc>
+          <w:tcPr>
+            <w:tcW w:type="dxa" w:w="5112"/>
+          </w:tcPr>
+          <w:p>
+            <w:r>
+              <w:t>Still conflict; use a properly planned new operation identity rather than rewrite history</w:t>
+            </w:r>
+          </w:p>
+        </w:tc>
+      </w:tr>
+      <w:tr>
+        <w:tc>
+          <w:tcPr>
+            <w:tcW w:type="dxa" w:w="5112"/>
+          </w:tcPr>
+          <w:p>
+            <w:r>
+              <w:t>Old approval with different actor or operation key</w:t>
+            </w:r>
+          </w:p>
+        </w:tc>
+        <w:tc>
+          <w:tcPr>
+            <w:tcW w:type="dxa" w:w="5112"/>
+          </w:tcPr>
+          <w:p>
+            <w:r>
+              <w:t>Reject; exact approved scope does not transfer</w:t>
+            </w:r>
+          </w:p>
+        </w:tc>
+      </w:tr>
+      <w:tr>
+        <w:tc>
+          <w:tcPr>
+            <w:tcW w:type="dxa" w:w="5112"/>
+          </w:tcPr>
+          <w:p>
+            <w:r>
+              <w:t>Timeout or lost response is suspected</w:t>
+            </w:r>
+          </w:p>
+        </w:tc>
+        <w:tc>
+          <w:tcPr>
+            <w:tcW w:type="dxa" w:w="5112"/>
+          </w:tcPr>
+          <w:p>
+            <w:r>
+              <w:t>Outcome may be uncertain; do not assume the first effect failed and blindly change the key</w:t>
+            </w:r>
+          </w:p>
+        </w:tc>
+      </w:tr>
+      <w:tr>
+        <w:tc>
+          <w:tcPr>
+            <w:tcW w:type="dxa" w:w="5112"/>
+          </w:tcPr>
+          <w:p>
+            <w:r>
+              <w:t>Returned result object is edited by caller</w:t>
+            </w:r>
+          </w:p>
+        </w:tc>
+        <w:tc>
+          <w:tcPr>
+            <w:tcW w:type="dxa" w:w="5112"/>
+          </w:tcPr>
+          <w:p>
+            <w:r>
+              <w:t>Copies keep the stored committed result unchanged in this mock</w:t>
+            </w:r>
+          </w:p>
+        </w:tc>
+      </w:tr>
+      <w:tr>
+        <w:tc>
+          <w:tcPr>
+            <w:tcW w:type="dxa" w:w="5112"/>
+          </w:tcPr>
+          <w:p>
+            <w:r>
+              <w:t>Fresh ledger instance after lost memory</w:t>
+            </w:r>
+          </w:p>
+        </w:tc>
+        <w:tc>
+          <w:tcPr>
+            <w:tcW w:type="dxa" w:w="5112"/>
+          </w:tcPr>
+          <w:p>
+            <w:r>
+              <w:t>Old commit is forgotten; a second local effect can occur</w:t>
+            </w:r>
+          </w:p>
+        </w:tc>
+      </w:tr>
+      <w:tr>
+        <w:tc>
+          <w:tcPr>
+            <w:tcW w:type="dxa" w:w="5112"/>
+          </w:tcPr>
+          <w:p>
+            <w:r>
+              <w:t>Sequential in-memory examples pass</w:t>
+            </w:r>
+          </w:p>
+        </w:tc>
+        <w:tc>
+          <w:tcPr>
+            <w:tcW w:type="dxa" w:w="5112"/>
+          </w:tcPr>
+          <w:p>
+            <w:r>
+              <w:t>No proof of durable, atomic, concurrent or downstream exactly-once execution</w:t>
+            </w:r>
+          </w:p>
+        </w:tc>
+      </w:tr>
+      <w:tr>
+        <w:tc>
+          <w:tcPr>
+            <w:tcW w:type="dxa" w:w="5112"/>
+          </w:tcPr>
+          <w:p>
+            <w:r>
+              <w:t>Original compact approval equals payload</w:t>
+            </w:r>
+          </w:p>
+        </w:tc>
+        <w:tc>
+          <w:tcPr>
+            <w:tcW w:type="dxa" w:w="5112"/>
+          </w:tcPr>
+          <w:p>
+            <w:r>
+              <w:t>A classroom equality check, not real actor-bound approval verification</w:t>
+            </w:r>
+          </w:p>
+        </w:tc>
+      </w:tr>
+    </w:tbl>
+    <w:p>
+      <w:pPr>
+        <w:pStyle w:val="Heading2"/>
+      </w:pPr>
+      <w:r>
+        <w:t>Separate desk approval fixture and scope</w:t>
+      </w:r>
+    </w:p>
+    <w:p>
+      <w:pPr>
+        <w:spacing w:line="336" w:lineRule="auto" w:after="180"/>
+      </w:pPr>
+      <w:r>
+        <w:rPr>
+          <w:b w:val="0"/>
+        </w:rPr>
+        <w:t>One approval, one reservation. A desk tool needs approval for the exact request and deduplicates repeated request keys.</w:t>
+      </w:r>
+    </w:p>
+    <w:p>
+      <w:pPr>
+        <w:spacing w:line="336" w:lineRule="auto" w:after="180"/>
+      </w:pPr>
+      <w:r>
+        <w:rPr>
+          <w:b w:val="0"/>
+        </w:rPr>
+        <w:t>K9 reserves desk 4 and is approved once. Two copies of K9 arrive.</w:t>
+      </w:r>
+    </w:p>
+    <w:p>
+      <w:pPr>
+        <w:spacing w:line="336" w:lineRule="auto" w:after="180"/>
+      </w:pPr>
+      <w:r>
+        <w:rPr>
+          <w:b w:val="0"/>
+        </w:rPr>
+        <w:t>The main mock send uses actor operator, key K and v1/D. The picture is a separate desk-reservation mock: approved K9 for desk 4 is delivered twice, so one local reservation stub is recorded and the duplicate returns its stored result. A different K10 for desk 5 cannot borrow K9’s approval. In the extended program each exact approval binds actor, operation key and full payload.</w:t>
+      </w:r>
+    </w:p>
+    <w:p>
+      <w:pPr>
+        <w:spacing w:line="336" w:lineRule="auto" w:after="180"/>
+      </w:pPr>
+      <w:r>
+        <w:rPr>
+          <w:b w:val="0"/>
+        </w:rPr>
+        <w:t>Both examples are in-memory simulations; neither sends a message or reserves a real desk.</w:t>
+      </w:r>
+    </w:p>
+    <w:p>
+      <w:pPr>
+        <w:pStyle w:val="Heading2"/>
+      </w:pPr>
+      <w:r>
+        <w:t>Desk trace and unapproved-new-request key</w:t>
+      </w:r>
+    </w:p>
+    <w:p>
+      <w:r>
+        <w:drawing>
+          <wp:inline xmlns:a="http://schemas.openxmlformats.org/drawingml/2006/main" xmlns:pic="http://schemas.openxmlformats.org/drawingml/2006/picture">
+            <wp:extent cx="5486400" cy="3182112"/>
+            <wp:docPr id="1" name="Picture 1" descr="Check approval: The approved identifier and desk match K9. → Execute first copy: No result is stored yet, so perform the approved reservation once. → Handle duplicate: Return the stored K9 result without another reservation."/>
+            <wp:cNvGraphicFramePr>
+              <a:graphicFrameLocks noChangeAspect="1"/>
+            </wp:cNvGraphicFramePr>
+            <a:graphic>
+              <a:graphicData uri="http://schemas.openxmlformats.org/drawingml/2006/picture">
+                <pic:pic>
+                  <pic:nvPicPr>
+                    <pic:cNvPr id="0" name="academy-story-ai-6-15-02.png"/>
+                    <pic:cNvPicPr/>
+                  </pic:nvPicPr>
+                  <pic:blipFill>
+                    <a:blip r:embed="rId9"/>
+                    <a:stretch>
+                      <a:fillRect/>
+                    </a:stretch>
+                  </pic:blipFill>
+                  <pic:spPr>
+                    <a:xfrm>
+                      <a:off x="0" y="0"/>
+                      <a:ext cx="5486400" cy="3182112"/>
+                    </a:xfrm>
+                    <a:prstGeom prst="rect"/>
+                  </pic:spPr>
+                </pic:pic>
+              </a:graphicData>
+            </a:graphic>
+          </wp:inline>
+        </w:drawing>
+      </w:r>
+    </w:p>
+    <w:p>
+      <w:pPr>
+        <w:pStyle w:val="Heading3"/>
+      </w:pPr>
+      <w:r>
+        <w:t>Read the picture one step at a time</w:t>
+      </w:r>
+    </w:p>
+    <w:tbl>
+      <w:tblPr>
+        <w:tblStyle w:val="LightShading-Accent1"/>
+        <w:tblW w:type="auto" w:w="0"/>
+        <w:tblLook w:firstColumn="1" w:firstRow="1" w:lastColumn="0" w:lastRow="0" w:noHBand="0" w:noVBand="1" w:val="04A0"/>
+      </w:tblPr>
+      <w:tblGrid>
+        <w:gridCol w:w="5112"/>
+        <w:gridCol w:w="5112"/>
+      </w:tblGrid>
+      <w:tr>
+        <w:trPr>
+          <w:tblHeader/>
+        </w:trPr>
+        <w:tc>
+          <w:tcPr>
+            <w:tcW w:type="dxa" w:w="5112"/>
+          </w:tcPr>
+          <w:p>
+            <w:r>
+              <w:t>Step</w:t>
+            </w:r>
+          </w:p>
+        </w:tc>
+        <w:tc>
+          <w:tcPr>
+            <w:tcW w:type="dxa" w:w="5112"/>
+          </w:tcPr>
+          <w:p>
+            <w:r>
+              <w:t>What happens and why</w:t>
+            </w:r>
+          </w:p>
+        </w:tc>
+      </w:tr>
+      <w:tr>
+        <w:tc>
+          <w:tcPr>
+            <w:tcW w:type="dxa" w:w="5112"/>
+          </w:tcPr>
+          <w:p>
+            <w:r>
+              <w:t>1. Check approval</w:t>
+            </w:r>
+          </w:p>
+        </w:tc>
+        <w:tc>
+          <w:tcPr>
+            <w:tcW w:type="dxa" w:w="5112"/>
+          </w:tcPr>
+          <w:p>
+            <w:r>
+              <w:t>The approved identifier and desk match K9.</w:t>
+            </w:r>
+          </w:p>
+        </w:tc>
+      </w:tr>
+      <w:tr>
+        <w:tc>
+          <w:tcPr>
+            <w:tcW w:type="dxa" w:w="5112"/>
+          </w:tcPr>
+          <w:p>
+            <w:r>
+              <w:t>2. Execute first copy</w:t>
+            </w:r>
+          </w:p>
+        </w:tc>
+        <w:tc>
+          <w:tcPr>
+            <w:tcW w:type="dxa" w:w="5112"/>
+          </w:tcPr>
+          <w:p>
+            <w:r>
+              <w:t>No result is stored yet, so perform the approved reservation once.</w:t>
+            </w:r>
+          </w:p>
+        </w:tc>
+      </w:tr>
+      <w:tr>
+        <w:tc>
+          <w:tcPr>
+            <w:tcW w:type="dxa" w:w="5112"/>
+          </w:tcPr>
+          <w:p>
+            <w:r>
+              <w:t>3. Handle duplicate</w:t>
+            </w:r>
+          </w:p>
+        </w:tc>
+        <w:tc>
+          <w:tcPr>
+            <w:tcW w:type="dxa" w:w="5112"/>
+          </w:tcPr>
+          <w:p>
+            <w:r>
+              <w:t>Return the stored K9 result without another reservation.</w:t>
+            </w:r>
+          </w:p>
+        </w:tc>
+      </w:tr>
+    </w:tbl>
+    <w:p>
+      <w:r>
+        <w:t>Match each pictured step to the supplied facts. This is a worked teaching case, not an independent assessment.</w:t>
+      </w:r>
+    </w:p>
+    <w:p>
+      <w:pPr>
+        <w:spacing w:line="336" w:lineRule="auto" w:after="180"/>
+      </w:pPr>
+      <w:r>
+        <w:rPr>
+          <w:b w:val="0"/>
+        </w:rPr>
+        <w:t>Approval answers whether an action may proceed. Idempotency prevents repeated handling of that action from creating duplicate effects.</w:t>
+      </w:r>
+    </w:p>
+    <w:p>
+      <w:pPr>
+        <w:spacing w:line="336" w:lineRule="auto" w:after="180"/>
+      </w:pPr>
+      <w:r>
+        <w:rPr>
+          <w:b w:val="0"/>
+        </w:rPr>
+        <w:t>Deduplication requires reliable stored keys; this illustration does not prove crash-safe exactly-once execution.</w:t>
+      </w:r>
+    </w:p>
+    <w:p>
+      <w:pPr>
+        <w:spacing w:line="336" w:lineRule="auto" w:after="180"/>
+      </w:pPr>
+      <w:r>
+        <w:rPr>
+          <w:b w:val="0"/>
+        </w:rPr>
+        <w:t>Change: A new K10 asks for desk 5 without approval.</w:t>
+      </w:r>
+    </w:p>
+    <w:p>
+      <w:pPr>
+        <w:spacing w:line="336" w:lineRule="auto" w:after="180"/>
+      </w:pPr>
+      <w:r>
+        <w:rPr>
+          <w:b/>
+        </w:rPr>
+        <w:t>Prediction</w:t>
+      </w:r>
+      <w:r>
+        <w:rPr>
+          <w:b w:val="0"/>
+        </w:rPr>
+        <w:t xml:space="preserve">: Stop K10 at the </w:t>
+      </w:r>
+      <w:r>
+        <w:rPr>
+          <w:b/>
+        </w:rPr>
+        <w:t>approval gate</w:t>
+      </w:r>
+      <w:r>
+        <w:rPr>
+          <w:b w:val="0"/>
+        </w:rPr>
+        <w:t>.</w:t>
+      </w:r>
+    </w:p>
+    <w:p>
+      <w:pPr>
+        <w:spacing w:line="336" w:lineRule="auto" w:after="180"/>
+      </w:pPr>
+      <w:r>
+        <w:rPr>
+          <w:b w:val="0"/>
+        </w:rPr>
+        <w:t>Reason: K9’s approval does not apply to a different action.</w:t>
+      </w:r>
+    </w:p>
+    <w:p>
+      <w:pPr>
+        <w:pStyle w:val="Heading2"/>
+      </w:pPr>
+      <w:r>
+        <w:t>Reference: original compact mock · reference / check after trying</w:t>
+      </w:r>
+    </w:p>
+    <w:p>
+      <w:pPr>
+        <w:spacing w:line="336" w:lineRule="auto" w:after="180"/>
+      </w:pPr>
+      <w:r>
+        <w:rPr>
+          <w:b w:val="0"/>
+        </w:rPr>
+        <w:t xml:space="preserve">Optional local lab: predict the printed result before running this standalone Python 3 example. Change one relevant boundary </w:t>
+      </w:r>
+      <w:r>
+        <w:rPr>
+          <w:b/>
+        </w:rPr>
+        <w:t>input</w:t>
+      </w:r>
+      <w:r>
+        <w:rPr>
+          <w:b w:val="0"/>
+        </w:rPr>
+        <w:t>, record the outcome and state the contract or statistical assumptions.</w:t>
+      </w:r>
+    </w:p>
+    <w:p>
+      <w:pPr>
+        <w:spacing w:line="336" w:lineRule="auto" w:after="180"/>
+      </w:pPr>
+      <w:r>
+        <w:rPr>
+          <w:b w:val="0"/>
+        </w:rPr>
+        <w:t>The program uses fictional values and the Python standard library; it performs no external operations.</w:t>
+      </w:r>
+    </w:p>
+    <w:p>
+      <w:r>
+        <w:rPr>
+          <w:rFonts w:ascii="Courier New" w:hAnsi="Courier New"/>
+          <w:sz w:val="18"/>
+        </w:rPr>
+        <w:t>from copy import deepcopy</w:t>
+        <w:br/>
+        <w:br/>
+        <w:t>class MockLedger:</w:t>
+        <w:br/>
+        <w:t xml:space="preserve">    """In-memory classroom deduplication, not durable exactly-once delivery."""</w:t>
+        <w:br/>
+        <w:br/>
+        <w:t xml:space="preserve">    def __init__(self):</w:t>
+        <w:br/>
+        <w:t xml:space="preserve">        self.committed = {}</w:t>
+        <w:br/>
+        <w:t xml:space="preserve">        self.effects = []</w:t>
+        <w:br/>
+        <w:br/>
+        <w:t xml:space="preserve">    def submit(self, key, payload, approval):</w:t>
+        <w:br/>
+        <w:t xml:space="preserve">        if approval != payload:</w:t>
+        <w:br/>
+        <w:t xml:space="preserve">            raise PermissionError('exact approval required')</w:t>
+        <w:br/>
+        <w:t xml:space="preserve">        if key in self.committed:</w:t>
+        <w:br/>
+        <w:t xml:space="preserve">            (original, result) = self.committed[key]</w:t>
+        <w:br/>
+        <w:t xml:space="preserve">            if original != payload:</w:t>
+        <w:br/>
+        <w:t xml:space="preserve">                raise ValueError('idempotency conflict')</w:t>
+        <w:br/>
+        <w:t xml:space="preserve">            return deepcopy(result)</w:t>
+        <w:br/>
+        <w:t xml:space="preserve">        result = {'operation_id': key, 'status': 'committed'}</w:t>
+        <w:br/>
+        <w:t xml:space="preserve">        self.effects.append(deepcopy(payload))</w:t>
+        <w:br/>
+        <w:t xml:space="preserve">        self.committed[key] = (deepcopy(payload), deepcopy(result))</w:t>
+        <w:br/>
+        <w:t xml:space="preserve">        return deepcopy(result)</w:t>
+        <w:br/>
+        <w:br/>
+        <w:t>ledger = MockLedger()</w:t>
+        <w:br/>
+        <w:t>payload = {"version": "v1", "destination": "D"}</w:t>
+        <w:br/>
+        <w:t>ledger.submit("K", payload, payload)</w:t>
+        <w:br/>
+        <w:t>ledger.submit("K", payload, payload)</w:t>
+        <w:br/>
+        <w:t>print(len(ledger.effects))</w:t>
+      </w:r>
+    </w:p>
+    <w:p>
+      <w:pPr>
+        <w:pStyle w:val="Heading2"/>
+      </w:pPr>
+      <w:r>
+        <w:t>Earlier wording, alternatives and picture transcripts · reference / check after trying</w:t>
+      </w:r>
+    </w:p>
+    <w:p>
+      <w:pPr>
+        <w:spacing w:line="336" w:lineRule="auto" w:after="180"/>
+      </w:pPr>
+      <w:r>
+        <w:rPr>
+          <w:b w:val="0"/>
+        </w:rPr>
+        <w:t>Begin by writing the question the procedure is intended to answer. Identify the information already supplied, the information it will produce and the information still missing.</w:t>
+      </w:r>
+    </w:p>
+    <w:p>
+      <w:pPr>
+        <w:spacing w:line="336" w:lineRule="auto" w:after="180"/>
+      </w:pPr>
+      <w:r>
+        <w:rPr>
+          <w:b w:val="0"/>
+        </w:rPr>
+        <w:t>These are constructed classroom examples; they do not require live accounts, private records or an external service. Do not treat a plausible explanation as a measured outcome.</w:t>
       </w:r>
     </w:p>
     <w:p>
@@ -1004,99 +2492,30 @@
         <w:pStyle w:val="Heading3"/>
       </w:pPr>
       <w:r>
-        <w:t>Approval gates and idempotency — evidence trace</w:t>
-      </w:r>
-    </w:p>
-    <w:tbl>
-      <w:tblPr>
-        <w:tblStyle w:val="LightShading-Accent1"/>
-        <w:tblW w:type="auto" w:w="0"/>
-        <w:tblLook w:firstColumn="1" w:firstRow="1" w:lastColumn="0" w:lastRow="0" w:noHBand="0" w:noVBand="1" w:val="04A0"/>
-      </w:tblPr>
-      <w:tblGrid>
-        <w:gridCol w:w="3408"/>
-        <w:gridCol w:w="3408"/>
-        <w:gridCol w:w="3408"/>
-      </w:tblGrid>
-      <w:tr>
-        <w:trPr>
-          <w:tblHeader/>
-        </w:trPr>
-        <w:tc>
-          <w:tcPr>
-            <w:tcW w:type="dxa" w:w="3408"/>
-          </w:tcPr>
-          <w:p>
-            <w:r>
-              <w:t>Input and scope</w:t>
-            </w:r>
-          </w:p>
-        </w:tc>
-        <w:tc>
-          <w:tcPr>
-            <w:tcW w:type="dxa" w:w="3408"/>
-          </w:tcPr>
-          <w:p>
-            <w:r>
-              <w:t>Check or calculation</w:t>
-            </w:r>
-          </w:p>
-        </w:tc>
-        <w:tc>
-          <w:tcPr>
-            <w:tcW w:type="dxa" w:w="3408"/>
-          </w:tcPr>
-          <w:p>
-            <w:r>
-              <w:t>Conclusion and limit</w:t>
-            </w:r>
-          </w:p>
-        </w:tc>
-      </w:tr>
-      <w:tr>
-        <w:tc>
-          <w:tcPr>
-            <w:tcW w:type="dxa" w:w="3408"/>
-          </w:tcPr>
-          <w:p>
-            <w:r>
-              <w:t>Approved send v1 to D uses key K, commits once, then caller retries K with the identical payload.</w:t>
-            </w:r>
-          </w:p>
-        </w:tc>
-        <w:tc>
-          <w:tcPr>
-            <w:tcW w:type="dxa" w:w="3408"/>
-          </w:tcPr>
-          <w:p>
-            <w:r>
-              <w:t>The mock submission requires approval for request version v1 and destination D. Store key -&gt; committed result. Reusing the same key with the same payload returns that result; the same key with different payload is rejected.</w:t>
-            </w:r>
-          </w:p>
-        </w:tc>
-        <w:tc>
-          <w:tcPr>
-            <w:tcW w:type="dxa" w:w="3408"/>
-          </w:tcPr>
-          <w:p>
-            <w:r>
-              <w:t>Return the stored committed result; one effect total. A timeout alone is not evidence the first effect failed.</w:t>
-            </w:r>
-          </w:p>
-        </w:tc>
-      </w:tr>
-    </w:tbl>
-    <w:p>
-      <w:r>
-        <w:t>The figure connects this chapter's worked input, declared procedure and result. Read the complete worked reasoning for qualifiers and intermediate steps; the abbreviated labels do not replace that reasoning.</w:t>
+        <w:t>Model the reasoning aloud</w:t>
       </w:r>
     </w:p>
     <w:p>
       <w:pPr>
-        <w:pStyle w:val="Heading3"/>
-      </w:pPr>
-      <w:r>
-        <w:t>Explain Approval gates and idempotency · 3</w:t>
+        <w:spacing w:line="336" w:lineRule="auto" w:after="180"/>
+      </w:pPr>
+      <w:r>
+        <w:rPr>
+          <w:b w:val="0"/>
+        </w:rPr>
+        <w:t xml:space="preserve">Use the complete worked example below before asking learners to complete W2. Reveal a small part, invite a </w:t>
+      </w:r>
+      <w:r>
+        <w:rPr>
+          <w:b/>
+        </w:rPr>
+        <w:t>prediction</w:t>
+      </w:r>
+      <w:r>
+        <w:rPr>
+          <w:b w:val="0"/>
+        </w:rPr>
+        <w:t>, then explain the deciding step.</w:t>
       </w:r>
     </w:p>
     <w:p>
@@ -1107,306 +2526,7 @@
         <w:rPr>
           <w:b w:val="0"/>
         </w:rPr>
-        <w:t xml:space="preserve">Guided: Return the stored committed result; one effect total. A timeout alone is not </w:t>
-      </w:r>
-      <w:r>
-        <w:rPr>
-          <w:b/>
-        </w:rPr>
-        <w:t>evidence</w:t>
-      </w:r>
-      <w:r>
-        <w:rPr>
-          <w:b w:val="0"/>
-        </w:rPr>
-        <w:t xml:space="preserve"> the first effect failed.</w:t>
-      </w:r>
-    </w:p>
-    <w:p>
-      <w:pPr>
-        <w:spacing w:line="336" w:lineRule="auto" w:after="180"/>
-      </w:pPr>
-      <w:r>
-        <w:rPr>
-          <w:b w:val="0"/>
-        </w:rPr>
-        <w:t>Qualification: A key prevents duplicate application effects only within the implemented persistence and downstream guarantees; it is not universal exactly-once delivery.</w:t>
-      </w:r>
-    </w:p>
-    <w:p>
-      <w:pPr>
-        <w:spacing w:line="336" w:lineRule="auto" w:after="180"/>
-      </w:pPr>
-      <w:r>
-        <w:rPr>
-          <w:b w:val="0"/>
-        </w:rPr>
-        <w:t xml:space="preserve">Exit: accept a concrete variation with its predicted outcome and a stated condition that would challenge the </w:t>
-      </w:r>
-      <w:r>
-        <w:rPr>
-          <w:b/>
-        </w:rPr>
-        <w:t>mechanism</w:t>
-      </w:r>
-      <w:r>
-        <w:rPr>
-          <w:b w:val="0"/>
-        </w:rPr>
-        <w:t xml:space="preserve">; reject a claim resting on unmeasured </w:t>
-      </w:r>
-      <w:r>
-        <w:rPr>
-          <w:b/>
-        </w:rPr>
-        <w:t>evidence</w:t>
-      </w:r>
-      <w:r>
-        <w:rPr>
-          <w:b w:val="0"/>
-        </w:rPr>
-        <w:t>.</w:t>
-      </w:r>
-    </w:p>
-    <w:p>
-      <w:pPr>
-        <w:pStyle w:val="Heading3"/>
-      </w:pPr>
-      <w:r>
-        <w:t>Model the reasoning aloud</w:t>
-      </w:r>
-    </w:p>
-    <w:p>
-      <w:pPr>
-        <w:spacing w:line="336" w:lineRule="auto" w:after="180"/>
-      </w:pPr>
-      <w:r>
-        <w:rPr>
-          <w:b w:val="0"/>
-        </w:rPr>
-        <w:t xml:space="preserve">Use the complete worked example below before asking learners to complete W2. Reveal a small part, invite a </w:t>
-      </w:r>
-      <w:r>
-        <w:rPr>
-          <w:b/>
-        </w:rPr>
-        <w:t>prediction</w:t>
-      </w:r>
-      <w:r>
-        <w:rPr>
-          <w:b w:val="0"/>
-        </w:rPr>
-        <w:t>, then explain the deciding step.</w:t>
-      </w:r>
-    </w:p>
-    <w:p>
-      <w:pPr>
-        <w:spacing w:line="336" w:lineRule="auto" w:after="180"/>
-      </w:pPr>
-      <w:r>
-        <w:rPr>
-          <w:b w:val="0"/>
-        </w:rPr>
         <w:t>These teacher notes contain solutions; do not reveal the independent case answer during modelling.</w:t>
-      </w:r>
-    </w:p>
-    <w:p>
-      <w:pPr>
-        <w:spacing w:line="336" w:lineRule="auto" w:after="180"/>
-      </w:pPr>
-      <w:r>
-        <w:rPr>
-          <w:b w:val="0"/>
-        </w:rPr>
-        <w:t>Approved send v1 to D uses key K, commits once, then caller retries K with the identical payload.</w:t>
-      </w:r>
-    </w:p>
-    <w:p>
-      <w:pPr>
-        <w:spacing w:line="336" w:lineRule="auto" w:after="180"/>
-      </w:pPr>
-      <w:r>
-        <w:rPr>
-          <w:b w:val="0"/>
-        </w:rPr>
-        <w:t xml:space="preserve">Return the stored committed result; one effect total. A timeout alone is not </w:t>
-      </w:r>
-      <w:r>
-        <w:rPr>
-          <w:b/>
-        </w:rPr>
-        <w:t>evidence</w:t>
-      </w:r>
-      <w:r>
-        <w:rPr>
-          <w:b w:val="0"/>
-        </w:rPr>
-        <w:t xml:space="preserve"> the first effect failed.</w:t>
-      </w:r>
-    </w:p>
-    <w:p>
-      <w:pPr>
-        <w:pStyle w:val="Heading3"/>
-      </w:pPr>
-      <w:r>
-        <w:t>Model the reasoning aloud · 4</w:t>
-      </w:r>
-    </w:p>
-    <w:p>
-      <w:pPr>
-        <w:spacing w:line="336" w:lineRule="auto" w:after="180"/>
-      </w:pPr>
-      <w:r>
-        <w:rPr>
-          <w:b w:val="0"/>
-        </w:rPr>
-        <w:t xml:space="preserve">Compare the intermediate </w:t>
-      </w:r>
-      <w:r>
-        <w:rPr>
-          <w:b/>
-        </w:rPr>
-        <w:t>evidence</w:t>
-      </w:r>
-      <w:r>
-        <w:rPr>
-          <w:b w:val="0"/>
-        </w:rPr>
-        <w:t xml:space="preserve"> with the final statement. Explain why each number or decision follows from the stated </w:t>
-      </w:r>
-      <w:r>
-        <w:rPr>
-          <w:b/>
-        </w:rPr>
-        <w:t>input</w:t>
-      </w:r>
-      <w:r>
-        <w:rPr>
-          <w:b w:val="0"/>
-        </w:rPr>
-        <w:t>s.</w:t>
-      </w:r>
-    </w:p>
-    <w:p>
-      <w:pPr>
-        <w:spacing w:line="336" w:lineRule="auto" w:after="180"/>
-      </w:pPr>
-      <w:r>
-        <w:rPr>
-          <w:b w:val="0"/>
-        </w:rPr>
-        <w:t xml:space="preserve">The conclusion belongs to this scenario and procedure; changing the </w:t>
-      </w:r>
-      <w:r>
-        <w:rPr>
-          <w:b/>
-        </w:rPr>
-        <w:t>input</w:t>
-      </w:r>
-      <w:r>
-        <w:rPr>
-          <w:b w:val="0"/>
-        </w:rPr>
-        <w:t>s, evaluation population or authority can change what it establishes. Retain the raw record so a later revision can be compared honestly.</w:t>
-      </w:r>
-    </w:p>
-    <w:p>
-      <w:pPr>
-        <w:pStyle w:val="Heading3"/>
-      </w:pPr>
-      <w:r>
-        <w:t>Model the reasoning aloud · 5</w:t>
-      </w:r>
-    </w:p>
-    <w:p>
-      <w:pPr>
-        <w:spacing w:line="336" w:lineRule="auto" w:after="180"/>
-      </w:pPr>
-      <w:r>
-        <w:rPr>
-          <w:b w:val="0"/>
-        </w:rPr>
-        <w:t xml:space="preserve">Optional local lab: predict the printed result before running this standalone Python 3 example. Change one relevant boundary </w:t>
-      </w:r>
-      <w:r>
-        <w:rPr>
-          <w:b/>
-        </w:rPr>
-        <w:t>input</w:t>
-      </w:r>
-      <w:r>
-        <w:rPr>
-          <w:b w:val="0"/>
-        </w:rPr>
-        <w:t>, record the outcome and state the contract or statistical assumptions.</w:t>
-      </w:r>
-    </w:p>
-    <w:p>
-      <w:pPr>
-        <w:spacing w:line="336" w:lineRule="auto" w:after="180"/>
-      </w:pPr>
-      <w:r>
-        <w:rPr>
-          <w:b w:val="0"/>
-        </w:rPr>
-        <w:t>The program uses fictional values and the Python standard library; it performs no external operations.</w:t>
-      </w:r>
-    </w:p>
-    <w:p>
-      <w:r>
-        <w:rPr>
-          <w:rFonts w:ascii="Courier New" w:hAnsi="Courier New"/>
-          <w:sz w:val="18"/>
-        </w:rPr>
-        <w:t>from copy import deepcopy</w:t>
-        <w:br/>
-        <w:br/>
-        <w:t>class MockLedger:</w:t>
-        <w:br/>
-        <w:t xml:space="preserve">    """In-memory classroom deduplication, not durable exactly-once delivery."""</w:t>
-        <w:br/>
-        <w:br/>
-        <w:t xml:space="preserve">    def __init__(self):</w:t>
-        <w:br/>
-        <w:t xml:space="preserve">        self.committed = {}</w:t>
-        <w:br/>
-        <w:t xml:space="preserve">        self.effects = []</w:t>
-        <w:br/>
-        <w:br/>
-        <w:t xml:space="preserve">    def submit(self, key, payload, approval):</w:t>
-        <w:br/>
-        <w:t xml:space="preserve">        if approval != payload:</w:t>
-        <w:br/>
-        <w:t xml:space="preserve">            raise PermissionError('exact approval required')</w:t>
-        <w:br/>
-        <w:t xml:space="preserve">        if key in self.committed:</w:t>
-        <w:br/>
-        <w:t xml:space="preserve">            (original, result) = self.committed[key]</w:t>
-        <w:br/>
-        <w:t xml:space="preserve">            if original != payload:</w:t>
-        <w:br/>
-        <w:t xml:space="preserve">                raise ValueError('idempotency conflict')</w:t>
-        <w:br/>
-        <w:t xml:space="preserve">            return deepcopy(result)</w:t>
-        <w:br/>
-        <w:t xml:space="preserve">        result = {'operation_id': key, 'status': 'committed'}</w:t>
-        <w:br/>
-        <w:t xml:space="preserve">        self.effects.append(deepcopy(payload))</w:t>
-        <w:br/>
-        <w:t xml:space="preserve">        self.committed[key] = (deepcopy(payload), deepcopy(result))</w:t>
-        <w:br/>
-        <w:t xml:space="preserve">        return deepcopy(result)</w:t>
-        <w:br/>
-        <w:br/>
-        <w:t>ledger = MockLedger()</w:t>
-        <w:br/>
-        <w:t>payload = {"version": "v1", "destination": "D"}</w:t>
-        <w:br/>
-        <w:t>ledger.submit("K", payload, payload)</w:t>
-        <w:br/>
-        <w:t>ledger.submit("K", payload, payload)</w:t>
-        <w:br/>
-        <w:t>print(len(ledger.effects))</w:t>
       </w:r>
     </w:p>
     <w:tbl>
@@ -1532,41 +2652,10 @@
     </w:p>
     <w:p>
       <w:pPr>
-        <w:spacing w:line="336" w:lineRule="auto" w:after="180"/>
-      </w:pPr>
-      <w:r>
-        <w:rPr>
-          <w:b w:val="0"/>
-        </w:rPr>
-        <w:t>One approval, one reservation. A desk tool needs approval for the exact request and deduplicates repeated request keys.</w:t>
-      </w:r>
-    </w:p>
-    <w:p>
-      <w:pPr>
         <w:pStyle w:val="Heading3"/>
       </w:pPr>
       <w:r>
         <w:t>The facts we will use</w:t>
-      </w:r>
-    </w:p>
-    <w:p>
-      <w:pPr>
-        <w:pStyle w:val="Heading3"/>
-      </w:pPr>
-      <w:r>
-        <w:t>Supplied facts</w:t>
-      </w:r>
-    </w:p>
-    <w:p>
-      <w:pPr>
-        <w:spacing w:line="336" w:lineRule="auto" w:after="180"/>
-        <w:shd w:fill="F1F6FC"/>
-      </w:pPr>
-      <w:r>
-        <w:rPr>
-          <w:b w:val="0"/>
-        </w:rPr>
-        <w:t>K9 reserves desk 4 and is approved once. Two copies of K9 arrive.</w:t>
       </w:r>
     </w:p>
     <w:p>
@@ -1574,7 +2663,7 @@
         <w:drawing>
           <wp:inline xmlns:a="http://schemas.openxmlformats.org/drawingml/2006/main" xmlns:pic="http://schemas.openxmlformats.org/drawingml/2006/picture">
             <wp:extent cx="5486400" cy="5185229"/>
-            <wp:docPr id="1" name="Picture 1" descr="Approval gates and idempotency. Check approval: The approved identifier and desk match K9.. Execute first copy: No result is stored yet, so perform the approved reservation once.. Handle duplicate: Return the stored K9 result without another reservation."/>
+            <wp:docPr id="2" name="Picture 2" descr="Approval gates and idempotency. Check approval: The approved identifier and desk match K9.. Execute first copy: No result is stored yet, so perform the approved reservation once.. Handle duplicate: Return the stored K9 result without another reservation."/>
             <wp:cNvGraphicFramePr>
               <a:graphicFrameLocks noChangeAspect="1"/>
             </wp:cNvGraphicFramePr>
@@ -1586,7 +2675,7 @@
                     <pic:cNvPicPr/>
                   </pic:nvPicPr>
                   <pic:blipFill>
-                    <a:blip r:embed="rId9"/>
+                    <a:blip r:embed="rId10"/>
                     <a:stretch>
                       <a:fillRect/>
                     </a:stretch>
@@ -1610,114 +2699,7 @@
         <w:pStyle w:val="Heading3"/>
       </w:pPr>
       <w:r>
-        <w:t>Read the picture one step at a time</w:t>
-      </w:r>
-    </w:p>
-    <w:tbl>
-      <w:tblPr>
-        <w:tblStyle w:val="LightShading-Accent1"/>
-        <w:tblW w:type="auto" w:w="0"/>
-        <w:tblLook w:firstColumn="1" w:firstRow="1" w:lastColumn="0" w:lastRow="0" w:noHBand="0" w:noVBand="1" w:val="04A0"/>
-      </w:tblPr>
-      <w:tblGrid>
-        <w:gridCol w:w="5112"/>
-        <w:gridCol w:w="5112"/>
-      </w:tblGrid>
-      <w:tr>
-        <w:trPr>
-          <w:tblHeader/>
-        </w:trPr>
-        <w:tc>
-          <w:tcPr>
-            <w:tcW w:type="dxa" w:w="5112"/>
-          </w:tcPr>
-          <w:p>
-            <w:r>
-              <w:t>Step</w:t>
-            </w:r>
-          </w:p>
-        </w:tc>
-        <w:tc>
-          <w:tcPr>
-            <w:tcW w:type="dxa" w:w="5112"/>
-          </w:tcPr>
-          <w:p>
-            <w:r>
-              <w:t>What happens and why</w:t>
-            </w:r>
-          </w:p>
-        </w:tc>
-      </w:tr>
-      <w:tr>
-        <w:tc>
-          <w:tcPr>
-            <w:tcW w:type="dxa" w:w="5112"/>
-          </w:tcPr>
-          <w:p>
-            <w:r>
-              <w:t>1. Check approval</w:t>
-            </w:r>
-          </w:p>
-        </w:tc>
-        <w:tc>
-          <w:tcPr>
-            <w:tcW w:type="dxa" w:w="5112"/>
-          </w:tcPr>
-          <w:p>
-            <w:r>
-              <w:t>The approved identifier and desk match K9.</w:t>
-            </w:r>
-          </w:p>
-        </w:tc>
-      </w:tr>
-      <w:tr>
-        <w:tc>
-          <w:tcPr>
-            <w:tcW w:type="dxa" w:w="5112"/>
-          </w:tcPr>
-          <w:p>
-            <w:r>
-              <w:t>2. Execute first copy</w:t>
-            </w:r>
-          </w:p>
-        </w:tc>
-        <w:tc>
-          <w:tcPr>
-            <w:tcW w:type="dxa" w:w="5112"/>
-          </w:tcPr>
-          <w:p>
-            <w:r>
-              <w:t>No result is stored yet, so perform the approved reservation once.</w:t>
-            </w:r>
-          </w:p>
-        </w:tc>
-      </w:tr>
-      <w:tr>
-        <w:tc>
-          <w:tcPr>
-            <w:tcW w:type="dxa" w:w="5112"/>
-          </w:tcPr>
-          <w:p>
-            <w:r>
-              <w:t>3. Handle duplicate</w:t>
-            </w:r>
-          </w:p>
-        </w:tc>
-        <w:tc>
-          <w:tcPr>
-            <w:tcW w:type="dxa" w:w="5112"/>
-          </w:tcPr>
-          <w:p>
-            <w:r>
-              <w:t>Return the stored K9 result without another reservation.</w:t>
-            </w:r>
-          </w:p>
-        </w:tc>
-      </w:tr>
-    </w:tbl>
-    <w:p>
-      <w:r>
-        <w:t>Match each pictured step to the supplied facts. This is a worked teaching case, not an independent assessment.</w:t>
+        <w:t>Why this result follows</w:t>
       </w:r>
     </w:p>
     <w:p>
@@ -1725,7 +2707,7 @@
         <w:pStyle w:val="Heading3"/>
       </w:pPr>
       <w:r>
-        <w:t>Why this result follows</w:t>
+        <w:t>What this example does not establish</w:t>
       </w:r>
     </w:p>
     <w:p>
@@ -1733,149 +2715,192 @@
         <w:pStyle w:val="Heading3"/>
       </w:pPr>
       <w:r>
-        <w:t>Why the result follows</w:t>
+        <w:t>Change one thing in the pictured case</w:t>
       </w:r>
     </w:p>
     <w:p>
       <w:pPr>
-        <w:spacing w:line="336" w:lineRule="auto" w:after="180"/>
-        <w:shd w:fill="F1F6FC"/>
-      </w:pPr>
-      <w:r>
-        <w:rPr>
-          <w:b w:val="0"/>
-        </w:rPr>
-        <w:t>Approval answers whether an action may proceed. Idempotency prevents repeated handling of that action from creating duplicate effects.</w:t>
+        <w:pStyle w:val="Heading3"/>
+      </w:pPr>
+      <w:r>
+        <w:t>Ask while showing the picture</w:t>
       </w:r>
     </w:p>
     <w:p>
       <w:pPr>
-        <w:pStyle w:val="Heading3"/>
-      </w:pPr>
-      <w:r>
-        <w:t>What this example does not establish</w:t>
+        <w:spacing w:line="336" w:lineRule="auto" w:after="180"/>
+      </w:pPr>
+      <w:r>
+        <w:rPr>
+          <w:b w:val="0"/>
+        </w:rPr>
+        <w:t xml:space="preserve">Cover the result. Ask learners to name the </w:t>
+      </w:r>
+      <w:r>
+        <w:rPr>
+          <w:b/>
+        </w:rPr>
+        <w:t>input</w:t>
+      </w:r>
+      <w:r>
+        <w:rPr>
+          <w:b w:val="0"/>
+        </w:rPr>
+        <w:t xml:space="preserve">s and predict the next step. Uncover one step, connect the icon to the actual procedure, and explain its </w:t>
+      </w:r>
+      <w:r>
+        <w:rPr>
+          <w:b/>
+        </w:rPr>
+        <w:t>evidence</w:t>
+      </w:r>
+      <w:r>
+        <w:rPr>
+          <w:b w:val="0"/>
+        </w:rPr>
+        <w:t>. Then change the supplied condition and compare.</w:t>
       </w:r>
     </w:p>
     <w:p>
       <w:pPr>
-        <w:pStyle w:val="Heading3"/>
-      </w:pPr>
-      <w:r>
-        <w:t>Keep the stated limit</w:t>
+        <w:spacing w:line="336" w:lineRule="auto" w:after="180"/>
+      </w:pPr>
+      <w:r>
+        <w:rPr>
+          <w:b w:val="0"/>
+        </w:rPr>
+        <w:t>The picture is a representation; it does not document execution of a real AI model.</w:t>
       </w:r>
     </w:p>
     <w:p>
       <w:pPr>
-        <w:spacing w:line="336" w:lineRule="auto" w:after="180"/>
-        <w:shd w:fill="FFF5E6"/>
-      </w:pPr>
-      <w:r>
-        <w:rPr>
-          <w:b w:val="0"/>
-        </w:rPr>
-        <w:t>Deduplication requires reliable stored keys; this illustration does not prove crash-safe exactly-once execution.</w:t>
+        <w:pStyle w:val="Heading1"/>
+      </w:pPr>
+      <w:r>
+        <w:t>03. Model a step,then remove help</w:t>
       </w:r>
     </w:p>
     <w:p>
-      <w:pPr>
-        <w:pStyle w:val="Heading3"/>
-      </w:pPr>
-      <w:r>
-        <w:t>Change one thing in the pictured case</w:t>
+      <w:r>
+        <w:t>Collect each learner’s reasoning before showing a key.</w:t>
       </w:r>
     </w:p>
     <w:p>
       <w:pPr>
-        <w:pStyle w:val="Heading3"/>
-      </w:pPr>
-      <w:r>
-        <w:t>Change one thing</w:t>
+        <w:pStyle w:val="Heading2"/>
+      </w:pPr>
+      <w:r>
+        <w:t>Current completion task and checked reasoning</w:t>
       </w:r>
     </w:p>
     <w:p>
       <w:pPr>
         <w:spacing w:line="336" w:lineRule="auto" w:after="180"/>
-        <w:shd w:fill="F5F1FB"/>
       </w:pPr>
       <w:r>
         <w:rPr>
           <w:b w:val="0"/>
         </w:rPr>
-        <w:t>Change: A new K10 asks for desk 5 without approval.</w:t>
+        <w:t>Completion task: Approved send v1 to D uses key K, commits once, then caller retries K with the identical payload. Show the intermediate steps and give the conclusion with its scope.</w:t>
       </w:r>
     </w:p>
     <w:p>
       <w:pPr>
-        <w:pStyle w:val="Heading3"/>
-      </w:pPr>
-      <w:r>
-        <w:t>Predicted result</w:t>
+        <w:spacing w:line="336" w:lineRule="auto" w:after="180"/>
+      </w:pPr>
+      <w:r>
+        <w:rPr>
+          <w:b w:val="0"/>
+        </w:rPr>
+        <w:t xml:space="preserve">Teacher check: Teacher explanation: Return the stored committed result; one effect total. A timeout alone is not </w:t>
+      </w:r>
+      <w:r>
+        <w:rPr>
+          <w:b/>
+        </w:rPr>
+        <w:t>evidence</w:t>
+      </w:r>
+      <w:r>
+        <w:rPr>
+          <w:b w:val="0"/>
+        </w:rPr>
+        <w:t xml:space="preserve"> the first effect failed.</w:t>
       </w:r>
     </w:p>
     <w:p>
       <w:pPr>
         <w:spacing w:line="336" w:lineRule="auto" w:after="180"/>
-        <w:shd w:fill="F1F6FC"/>
-      </w:pPr>
+      </w:pPr>
+      <w:r>
+        <w:rPr>
+          <w:b w:val="0"/>
+        </w:rPr>
+        <w:t xml:space="preserve">Start by identifying the given </w:t>
+      </w:r>
       <w:r>
         <w:rPr>
           <w:b/>
         </w:rPr>
-        <w:t>Prediction</w:t>
+        <w:t>input</w:t>
       </w:r>
       <w:r>
         <w:rPr>
           <w:b w:val="0"/>
         </w:rPr>
-        <w:t xml:space="preserve">: Stop K10 at the </w:t>
-      </w:r>
-      <w:r>
-        <w:rPr>
-          <w:b/>
-        </w:rPr>
-        <w:t>approval gate</w:t>
-      </w:r>
-      <w:r>
-        <w:rPr>
-          <w:b w:val="0"/>
-        </w:rPr>
-        <w:t>.</w:t>
+        <w:t>s together. Leave the intermediate steps blank. If needed, model one step, then withdraw that help on the next step. Move to a full trace only when the partial trace is understood.</w:t>
       </w:r>
     </w:p>
     <w:p>
       <w:pPr>
-        <w:pStyle w:val="Heading3"/>
-      </w:pPr>
-      <w:r>
-        <w:t>Why the result follows</w:t>
+        <w:spacing w:line="336" w:lineRule="auto" w:after="180"/>
+      </w:pPr>
+      <w:r>
+        <w:rPr>
+          <w:b w:val="0"/>
+        </w:rPr>
+        <w:t>For partners, alternate explainer and checker; collect a response from every learner before discussion.</w:t>
       </w:r>
     </w:p>
     <w:p>
       <w:pPr>
-        <w:spacing w:line="336" w:lineRule="auto" w:after="180"/>
-        <w:shd w:fill="F1F6FC"/>
-      </w:pPr>
-      <w:r>
-        <w:rPr>
-          <w:b w:val="0"/>
-        </w:rPr>
-        <w:t>Reason: K9’s approval does not apply to a different action.</w:t>
+        <w:pStyle w:val="Heading2"/>
+      </w:pPr>
+      <w:r>
+        <w:t>Individual misconception check</w:t>
       </w:r>
     </w:p>
     <w:p>
       <w:pPr>
-        <w:pStyle w:val="Heading3"/>
-      </w:pPr>
-      <w:r>
-        <w:t>Ask while showing the picture</w:t>
+        <w:spacing w:line="336" w:lineRule="auto" w:after="180"/>
+      </w:pPr>
+      <w:r>
+        <w:rPr>
+          <w:b w:val="0"/>
+        </w:rPr>
+        <w:t xml:space="preserve">Use the worked case for </w:t>
+      </w:r>
+      <w:r>
+        <w:rPr>
+          <w:b/>
+        </w:rPr>
+        <w:t>Approval gate</w:t>
+      </w:r>
+      <w:r>
+        <w:rPr>
+          <w:b w:val="0"/>
+        </w:rPr>
+        <w:t>s and idempotency. Proposed explanation: “The worked result establishes every future case”. Decide whether this explanation is supported.</w:t>
       </w:r>
     </w:p>
     <w:p>
       <w:pPr>
-        <w:pStyle w:val="Heading3"/>
-      </w:pPr>
-      <w:r>
-        <w:t>Ask while showing the picture · 6</w:t>
+        <w:spacing w:line="336" w:lineRule="auto" w:after="180"/>
+      </w:pPr>
+      <w:r>
+        <w:rPr>
+          <w:b w:val="0"/>
+        </w:rPr>
+        <w:t>Point to the step or supplied fact that decides; explain your repair if needed.</w:t>
       </w:r>
     </w:p>
     <w:p>
@@ -1886,31 +2911,7 @@
         <w:rPr>
           <w:b w:val="0"/>
         </w:rPr>
-        <w:t xml:space="preserve">Cover the result. Ask learners to name the </w:t>
-      </w:r>
-      <w:r>
-        <w:rPr>
-          <w:b/>
-        </w:rPr>
-        <w:t>input</w:t>
-      </w:r>
-      <w:r>
-        <w:rPr>
-          <w:b w:val="0"/>
-        </w:rPr>
-        <w:t xml:space="preserve">s and predict the next step. Uncover one step, connect the icon to the actual procedure, and explain its </w:t>
-      </w:r>
-      <w:r>
-        <w:rPr>
-          <w:b/>
-        </w:rPr>
-        <w:t>evidence</w:t>
-      </w:r>
-      <w:r>
-        <w:rPr>
-          <w:b w:val="0"/>
-        </w:rPr>
-        <w:t>. Then change the supplied condition and compare.</w:t>
+        <w:t>Expected correction: A key prevents duplicate application effects only within the implemented persistence and downstream guarantees; it is not universal exactly-once delivery.</w:t>
       </w:r>
     </w:p>
     <w:p>
@@ -1921,20 +2922,214 @@
         <w:rPr>
           <w:b w:val="0"/>
         </w:rPr>
-        <w:t>The picture is a representation; it does not document execution of a real AI model.</w:t>
+        <w:t>Collect explanations, not only yes/no votes. If a misunderstanding is common, re-model the relevant step for the class.</w:t>
       </w:r>
     </w:p>
     <w:p>
       <w:pPr>
-        <w:pStyle w:val="Heading1"/>
-      </w:pPr>
-      <w:r>
-        <w:t>03. Demonstrate and guide practice</w:t>
+        <w:spacing w:line="336" w:lineRule="auto" w:after="180"/>
+      </w:pPr>
+      <w:r>
+        <w:rPr>
+          <w:b w:val="0"/>
+        </w:rPr>
+        <w:t>If it affects a few learners, give a short targeted group explanation while others solve a more demanding variation.</w:t>
       </w:r>
     </w:p>
     <w:p>
-      <w:r>
-        <w:t>Demonstrate Approval gates and idempotency, reduce support deliberately and check individual reasoning before discussing answers.</w:t>
+      <w:pPr>
+        <w:pStyle w:val="Heading2"/>
+      </w:pPr>
+      <w:r>
+        <w:t>Pictured reasoning and changed case</w:t>
+      </w:r>
+    </w:p>
+    <w:p>
+      <w:pPr>
+        <w:spacing w:line="336" w:lineRule="auto" w:after="180"/>
+      </w:pPr>
+      <w:r>
+        <w:rPr>
+          <w:b w:val="0"/>
+        </w:rPr>
+        <w:t>Trace the two deliveries of approved K9. How many reservations should occur, and why can a new K10 for desk 5 not borrow K9’s approval?</w:t>
+      </w:r>
+    </w:p>
+    <w:p>
+      <w:pPr>
+        <w:spacing w:line="336" w:lineRule="auto" w:after="180"/>
+      </w:pPr>
+      <w:r>
+        <w:rPr>
+          <w:b w:val="0"/>
+        </w:rPr>
+        <w:t xml:space="preserve">The approved identifier and desk match K9. No result is stored yet, so perform the approved reservation once. Return the stored K9 result without another reservation. Changed case: Stop K10 at the </w:t>
+      </w:r>
+      <w:r>
+        <w:rPr>
+          <w:b/>
+        </w:rPr>
+        <w:t>approval gate</w:t>
+      </w:r>
+      <w:r>
+        <w:rPr>
+          <w:b w:val="0"/>
+        </w:rPr>
+        <w:t>.</w:t>
+      </w:r>
+    </w:p>
+    <w:p>
+      <w:pPr>
+        <w:spacing w:line="336" w:lineRule="auto" w:after="180"/>
+      </w:pPr>
+      <w:r>
+        <w:rPr>
+          <w:b w:val="0"/>
+        </w:rPr>
+        <w:t>K9’s approval does not apply to a different action.</w:t>
+      </w:r>
+    </w:p>
+    <w:p>
+      <w:pPr>
+        <w:spacing w:line="336" w:lineRule="auto" w:after="180"/>
+      </w:pPr>
+      <w:r>
+        <w:rPr>
+          <w:b w:val="0"/>
+        </w:rPr>
+        <w:t xml:space="preserve">Changed-case reasoning: Stop K10 at the </w:t>
+      </w:r>
+      <w:r>
+        <w:rPr>
+          <w:b/>
+        </w:rPr>
+        <w:t>approval gate</w:t>
+      </w:r>
+      <w:r>
+        <w:rPr>
+          <w:b w:val="0"/>
+        </w:rPr>
+        <w:t>. K9’s approval does not apply to a different action.</w:t>
+      </w:r>
+    </w:p>
+    <w:p>
+      <w:pPr>
+        <w:spacing w:line="336" w:lineRule="auto" w:after="180"/>
+      </w:pPr>
+      <w:r>
+        <w:rPr>
+          <w:b w:val="0"/>
+        </w:rPr>
+        <w:t xml:space="preserve">Collect each learner’s explanation before discussion. Use the first missing connection between </w:t>
+      </w:r>
+      <w:r>
+        <w:rPr>
+          <w:b/>
+        </w:rPr>
+        <w:t>input</w:t>
+      </w:r>
+      <w:r>
+        <w:rPr>
+          <w:b w:val="0"/>
+        </w:rPr>
+        <w:t xml:space="preserve">, deciding step and result to choose support. This question is worked-case practice, not fresh mastery </w:t>
+      </w:r>
+      <w:r>
+        <w:rPr>
+          <w:b/>
+        </w:rPr>
+        <w:t>evidence</w:t>
+      </w:r>
+      <w:r>
+        <w:rPr>
+          <w:b w:val="0"/>
+        </w:rPr>
+        <w:t>.</w:t>
+      </w:r>
+    </w:p>
+    <w:p>
+      <w:pPr>
+        <w:pStyle w:val="Heading2"/>
+      </w:pPr>
+      <w:r>
+        <w:t>Accessible support and extension</w:t>
+      </w:r>
+    </w:p>
+    <w:p>
+      <w:pPr>
+        <w:spacing w:line="336" w:lineRule="auto" w:after="180"/>
+      </w:pPr>
+      <w:r>
+        <w:rPr>
+          <w:b w:val="0"/>
+        </w:rPr>
+        <w:t xml:space="preserve">Use See how it works and Follow a worked example. Collect a </w:t>
+      </w:r>
+      <w:r>
+        <w:rPr>
+          <w:b/>
+        </w:rPr>
+        <w:t>prediction</w:t>
+      </w:r>
+      <w:r>
+        <w:rPr>
+          <w:b w:val="0"/>
+        </w:rPr>
+        <w:t xml:space="preserve"> before revealing its result; ask the learner to point to each intermediate fact.</w:t>
+      </w:r>
+    </w:p>
+    <w:p>
+      <w:pPr>
+        <w:spacing w:line="336" w:lineRule="auto" w:after="180"/>
+      </w:pPr>
+      <w:r>
+        <w:rPr>
+          <w:b w:val="0"/>
+        </w:rPr>
+        <w:t xml:space="preserve">Provide an </w:t>
+      </w:r>
+      <w:r>
+        <w:rPr>
+          <w:b/>
+        </w:rPr>
+        <w:t>input</w:t>
+      </w:r>
+      <w:r>
+        <w:rPr>
+          <w:b w:val="0"/>
+        </w:rPr>
+        <w:t>/procedure/result/limit frame and a calculator when needed. Ask students to identify the first step before completing the whole trace.</w:t>
+      </w:r>
+    </w:p>
+    <w:p>
+      <w:pPr>
+        <w:spacing w:line="336" w:lineRule="auto" w:after="180"/>
+      </w:pPr>
+      <w:r>
+        <w:rPr>
+          <w:b w:val="0"/>
+        </w:rPr>
+        <w:t xml:space="preserve">Extension: compare two concrete variants of this </w:t>
+      </w:r>
+      <w:r>
+        <w:rPr>
+          <w:b/>
+        </w:rPr>
+        <w:t>mechanism</w:t>
+      </w:r>
+      <w:r>
+        <w:rPr>
+          <w:b w:val="0"/>
+        </w:rPr>
+        <w:t xml:space="preserve"> while holding unrelated conditions fixed; report both successful and unsuccessful outcomes.</w:t>
+      </w:r>
+    </w:p>
+    <w:p>
+      <w:pPr>
+        <w:pStyle w:val="Heading2"/>
+      </w:pPr>
+      <w:r>
+        <w:t>Earlier wording, alternatives and picture transcripts · reference / check after trying</w:t>
       </w:r>
     </w:p>
     <w:tbl>
@@ -2151,71 +3346,26 @@
     </w:tbl>
     <w:p>
       <w:pPr>
-        <w:spacing w:line="336" w:lineRule="auto" w:after="180"/>
-      </w:pPr>
-      <w:r>
-        <w:rPr>
-          <w:b w:val="0"/>
-        </w:rPr>
-        <w:t xml:space="preserve">Use See how it works and Follow a worked example. Collect a </w:t>
-      </w:r>
-      <w:r>
-        <w:rPr>
-          <w:b/>
-        </w:rPr>
-        <w:t>prediction</w:t>
-      </w:r>
-      <w:r>
-        <w:rPr>
-          <w:b w:val="0"/>
-        </w:rPr>
-        <w:t xml:space="preserve"> before revealing its result; ask the learner to point to each intermediate fact.</w:t>
+        <w:pStyle w:val="Heading3"/>
+      </w:pPr>
+      <w:r>
+        <w:t>Reduce help deliberately</w:t>
       </w:r>
     </w:p>
     <w:p>
       <w:pPr>
-        <w:spacing w:line="336" w:lineRule="auto" w:after="180"/>
-      </w:pPr>
-      <w:r>
-        <w:rPr>
-          <w:b w:val="0"/>
-        </w:rPr>
-        <w:t xml:space="preserve">Provide an </w:t>
-      </w:r>
-      <w:r>
-        <w:rPr>
-          <w:b/>
-        </w:rPr>
-        <w:t>input</w:t>
-      </w:r>
-      <w:r>
-        <w:rPr>
-          <w:b w:val="0"/>
-        </w:rPr>
-        <w:t>/procedure/result/limit frame and a calculator when needed. Ask students to identify the first step before completing the whole trace.</w:t>
+        <w:pStyle w:val="Heading3"/>
+      </w:pPr>
+      <w:r>
+        <w:t>Individual reasoning check</w:t>
       </w:r>
     </w:p>
     <w:p>
       <w:pPr>
-        <w:spacing w:line="336" w:lineRule="auto" w:after="180"/>
-      </w:pPr>
-      <w:r>
-        <w:rPr>
-          <w:b w:val="0"/>
-        </w:rPr>
-        <w:t xml:space="preserve">Extension: compare two concrete variants of this </w:t>
-      </w:r>
-      <w:r>
-        <w:rPr>
-          <w:b/>
-        </w:rPr>
-        <w:t>mechanism</w:t>
-      </w:r>
-      <w:r>
-        <w:rPr>
-          <w:b w:val="0"/>
-        </w:rPr>
-        <w:t xml:space="preserve"> while holding unrelated conditions fixed; report both successful and unsuccessful outcomes.</w:t>
+        <w:pStyle w:val="Heading3"/>
+      </w:pPr>
+      <w:r>
+        <w:t>Pictorial practice question</w:t>
       </w:r>
     </w:p>
     <w:p>
@@ -2223,59 +3373,39 @@
         <w:pStyle w:val="Heading3"/>
       </w:pPr>
       <w:r>
-        <w:t>Reduce help deliberately</w:t>
+        <w:t>Reasoned teacher answer</w:t>
       </w:r>
     </w:p>
     <w:p>
       <w:pPr>
-        <w:pStyle w:val="Heading3"/>
-      </w:pPr>
-      <w:r>
-        <w:t>Completion practice</w:t>
+        <w:pStyle w:val="Heading1"/>
+      </w:pPr>
+      <w:r>
+        <w:t>04. Run the complete supplied investigation</w:t>
       </w:r>
     </w:p>
     <w:p>
-      <w:pPr>
-        <w:spacing w:line="336" w:lineRule="auto" w:after="180"/>
-        <w:shd w:fill="F5F1FB"/>
-      </w:pPr>
-      <w:r>
-        <w:rPr>
-          <w:b w:val="0"/>
-        </w:rPr>
-        <w:t>Completion task: Approved send v1 to D uses key K, commits once, then caller retries K with the identical payload. Show the intermediate steps and give the conclusion with its scope.</w:t>
+      <w:r>
+        <w:t>Separate predictions,actual runs and paper traces.</w:t>
       </w:r>
     </w:p>
     <w:p>
       <w:pPr>
-        <w:pStyle w:val="Heading3"/>
-      </w:pPr>
-      <w:r>
-        <w:t>Reasoning to listen for</w:t>
+        <w:pStyle w:val="Heading2"/>
+      </w:pPr>
+      <w:r>
+        <w:t>Complete inputs,expected results and limits</w:t>
       </w:r>
     </w:p>
     <w:p>
       <w:pPr>
         <w:spacing w:line="336" w:lineRule="auto" w:after="180"/>
-        <w:shd w:fill="F1F6FC"/>
       </w:pPr>
       <w:r>
         <w:rPr>
           <w:b w:val="0"/>
         </w:rPr>
-        <w:t xml:space="preserve">Teacher check: Teacher explanation: Return the stored committed result; one effect total. A timeout alone is not </w:t>
-      </w:r>
-      <w:r>
-        <w:rPr>
-          <w:b/>
-        </w:rPr>
-        <w:t>evidence</w:t>
-      </w:r>
-      <w:r>
-        <w:rPr>
-          <w:b w:val="0"/>
-        </w:rPr>
-        <w:t xml:space="preserve"> the first effect failed.</w:t>
+        <w:t>Main matching duplicate returns stored result with one effect; changed payload conflicts even with separately matching approval, or fails stale approval first. Scope binds actor, key, version, destination and content in extended mock. Picture K9 desk 4 duplicates one stub; new K10 desk 5 cannot borrow approval.</w:t>
       </w:r>
     </w:p>
     <w:p>
@@ -2286,38 +3416,26 @@
         <w:rPr>
           <w:b w:val="0"/>
         </w:rPr>
-        <w:t xml:space="preserve">Start by identifying the given </w:t>
-      </w:r>
-      <w:r>
-        <w:rPr>
-          <w:b/>
-        </w:rPr>
-        <w:t>input</w:t>
-      </w:r>
-      <w:r>
-        <w:rPr>
-          <w:b w:val="0"/>
-        </w:rPr>
-        <w:t>s together. Leave the intermediate steps blank. If needed, model one step, then withdraw that help on the next step. Move to a full trace only when the partial trace is understood.</w:t>
+        <w:t>Independent key J already committed room A, retry Jroom Bmust reject conflict, not apply B and not silently claim the old A result answers B. Preserve original commit, require proper new operation/approval if a different action is actually authorized, and keep persistence/downstream limits explicit.</w:t>
       </w:r>
     </w:p>
     <w:p>
       <w:pPr>
-        <w:spacing w:line="336" w:lineRule="auto" w:after="180"/>
-      </w:pPr>
-      <w:r>
-        <w:rPr>
-          <w:b w:val="0"/>
-        </w:rPr>
-        <w:t>For partners, alternate explainer and checker; collect a response from every learner before discussion.</w:t>
+        <w:pStyle w:val="Heading2"/>
+      </w:pPr>
+      <w:r>
+        <w:t>Diagnose the current misconceptions</w:t>
       </w:r>
     </w:p>
     <w:p>
       <w:pPr>
-        <w:pStyle w:val="Heading3"/>
-      </w:pPr>
-      <w:r>
-        <w:t>Individual reasoning check</w:t>
+        <w:spacing w:line="336" w:lineRule="auto" w:after="180"/>
+      </w:pPr>
+      <w:r>
+        <w:rPr>
+          <w:b w:val="0"/>
+        </w:rPr>
+        <w:t>The worked result establishes every future case: A key prevents duplicate application effects only within the implemented persistence and downstream guarantees; it is not universal exactly-once delivery.</w:t>
       </w:r>
     </w:p>
     <w:p>
@@ -2328,19 +3446,31 @@
         <w:rPr>
           <w:b w:val="0"/>
         </w:rPr>
-        <w:t xml:space="preserve">Use the worked case for </w:t>
+        <w:t xml:space="preserve">A missing </w:t>
       </w:r>
       <w:r>
         <w:rPr>
           <w:b/>
         </w:rPr>
-        <w:t>Approval gate</w:t>
+        <w:t>input</w:t>
       </w:r>
       <w:r>
         <w:rPr>
           <w:b w:val="0"/>
         </w:rPr>
-        <w:t>s and idempotency. Proposed explanation: “The worked result establishes every future case”. Decide whether this explanation is supported.</w:t>
+        <w:t xml:space="preserve"> may be replaced without recording the change: A replacement changes the </w:t>
+      </w:r>
+      <w:r>
+        <w:rPr>
+          <w:b/>
+        </w:rPr>
+        <w:t>evidence</w:t>
+      </w:r>
+      <w:r>
+        <w:rPr>
+          <w:b w:val="0"/>
+        </w:rPr>
+        <w:t xml:space="preserve"> or contract. Record the change and its justification; do not silently turn unknown into a measured value.</w:t>
       </w:r>
     </w:p>
     <w:p>
@@ -2351,294 +3481,62 @@
         <w:rPr>
           <w:b w:val="0"/>
         </w:rPr>
-        <w:t>Point to the step or supplied fact that decides; explain your repair if needed.</w:t>
+        <w:t xml:space="preserve">Repeating an assessed case is new independent </w:t>
+      </w:r>
+      <w:r>
+        <w:rPr>
+          <w:b/>
+        </w:rPr>
+        <w:t>evidence</w:t>
+      </w:r>
+      <w:r>
+        <w:rPr>
+          <w:b w:val="0"/>
+        </w:rPr>
+        <w:t>: A replay checks consistency. An example used for feedback or revision cannot later be described as untouched final evaluation.</w:t>
       </w:r>
     </w:p>
     <w:p>
       <w:pPr>
-        <w:pStyle w:val="Heading3"/>
-      </w:pPr>
-      <w:r>
-        <w:t>Expected repair</w:t>
+        <w:spacing w:line="336" w:lineRule="auto" w:after="180"/>
+      </w:pPr>
+      <w:r>
+        <w:rPr>
+          <w:b w:val="0"/>
+        </w:rPr>
+        <w:t xml:space="preserve">Use Run the investigation for the </w:t>
+      </w:r>
+      <w:r>
+        <w:rPr>
+          <w:b/>
+        </w:rPr>
+        <w:t>evidence</w:t>
+      </w:r>
+      <w:r>
+        <w:rPr>
+          <w:b w:val="0"/>
+        </w:rPr>
+        <w:t xml:space="preserve"> ledger. Add a boundary or missing-</w:t>
+      </w:r>
+      <w:r>
+        <w:rPr>
+          <w:b/>
+        </w:rPr>
+        <w:t>input</w:t>
+      </w:r>
+      <w:r>
+        <w:rPr>
+          <w:b w:val="0"/>
+        </w:rPr>
+        <w:t xml:space="preserve"> case and record the expected response before checking. More successful repeats of one case do not establish wider coverage.</w:t>
       </w:r>
     </w:p>
     <w:p>
       <w:pPr>
-        <w:spacing w:line="336" w:lineRule="auto" w:after="180"/>
-        <w:shd w:fill="F1F6FC"/>
-      </w:pPr>
-      <w:r>
-        <w:rPr>
-          <w:b w:val="0"/>
-        </w:rPr>
-        <w:t>Expected correction: A key prevents duplicate application effects only within the implemented persistence and downstream guarantees; it is not universal exactly-once delivery.</w:t>
-      </w:r>
-    </w:p>
-    <w:p>
-      <w:pPr>
-        <w:spacing w:line="336" w:lineRule="auto" w:after="180"/>
-      </w:pPr>
-      <w:r>
-        <w:rPr>
-          <w:b w:val="0"/>
-        </w:rPr>
-        <w:t>Collect explanations, not only yes/no votes. If a misunderstanding is common, re-model the relevant step for the class.</w:t>
-      </w:r>
-    </w:p>
-    <w:p>
-      <w:pPr>
-        <w:spacing w:line="336" w:lineRule="auto" w:after="180"/>
-      </w:pPr>
-      <w:r>
-        <w:rPr>
-          <w:b w:val="0"/>
-        </w:rPr>
-        <w:t>If it affects a few learners, give a short targeted group explanation while others solve a more demanding variation.</w:t>
-      </w:r>
-    </w:p>
-    <w:p>
-      <w:pPr>
-        <w:pStyle w:val="Heading3"/>
-      </w:pPr>
-      <w:r>
-        <w:t>Pictorial practice question</w:t>
-      </w:r>
-    </w:p>
-    <w:p>
-      <w:pPr>
-        <w:spacing w:line="336" w:lineRule="auto" w:after="180"/>
-        <w:shd w:fill="F5F1FB"/>
-      </w:pPr>
-      <w:r>
-        <w:rPr>
-          <w:b w:val="0"/>
-        </w:rPr>
-        <w:t>Trace the two deliveries of approved K9. How many reservations should occur, and why can a new K10 for desk 5 not borrow K9’s approval?</w:t>
-      </w:r>
-    </w:p>
-    <w:p>
-      <w:pPr>
-        <w:pStyle w:val="Heading3"/>
-      </w:pPr>
-      <w:r>
-        <w:t>Reasoned teacher answer</w:t>
-      </w:r>
-    </w:p>
-    <w:p>
-      <w:pPr>
-        <w:spacing w:line="336" w:lineRule="auto" w:after="180"/>
-      </w:pPr>
-      <w:r>
-        <w:rPr>
-          <w:b w:val="0"/>
-        </w:rPr>
-        <w:t xml:space="preserve">The approved identifier and desk match K9. No result is stored yet, so perform the approved reservation once. Return the stored K9 result without another reservation. Changed case: Stop K10 at the </w:t>
-      </w:r>
-      <w:r>
-        <w:rPr>
-          <w:b/>
-        </w:rPr>
-        <w:t>approval gate</w:t>
-      </w:r>
-      <w:r>
-        <w:rPr>
-          <w:b w:val="0"/>
-        </w:rPr>
-        <w:t>.</w:t>
-      </w:r>
-    </w:p>
-    <w:p>
-      <w:pPr>
-        <w:spacing w:line="336" w:lineRule="auto" w:after="180"/>
-      </w:pPr>
-      <w:r>
-        <w:rPr>
-          <w:b w:val="0"/>
-        </w:rPr>
-        <w:t>K9’s approval does not apply to a different action.</w:t>
-      </w:r>
-    </w:p>
-    <w:p>
-      <w:pPr>
-        <w:spacing w:line="336" w:lineRule="auto" w:after="180"/>
-      </w:pPr>
-      <w:r>
-        <w:rPr>
-          <w:b w:val="0"/>
-        </w:rPr>
-        <w:t xml:space="preserve">Changed-case reasoning: Stop K10 at the </w:t>
-      </w:r>
-      <w:r>
-        <w:rPr>
-          <w:b/>
-        </w:rPr>
-        <w:t>approval gate</w:t>
-      </w:r>
-      <w:r>
-        <w:rPr>
-          <w:b w:val="0"/>
-        </w:rPr>
-        <w:t>. K9’s approval does not apply to a different action.</w:t>
-      </w:r>
-    </w:p>
-    <w:p>
-      <w:pPr>
-        <w:spacing w:line="336" w:lineRule="auto" w:after="180"/>
-      </w:pPr>
-      <w:r>
-        <w:rPr>
-          <w:b w:val="0"/>
-        </w:rPr>
-        <w:t xml:space="preserve">Collect each learner’s explanation before discussion. Use the first missing connection between </w:t>
-      </w:r>
-      <w:r>
-        <w:rPr>
-          <w:b/>
-        </w:rPr>
-        <w:t>input</w:t>
-      </w:r>
-      <w:r>
-        <w:rPr>
-          <w:b w:val="0"/>
-        </w:rPr>
-        <w:t xml:space="preserve">, deciding step and result to choose support. This question is worked-case practice, not fresh mastery </w:t>
-      </w:r>
-      <w:r>
-        <w:rPr>
-          <w:b/>
-        </w:rPr>
-        <w:t>evidence</w:t>
-      </w:r>
-      <w:r>
-        <w:rPr>
-          <w:b w:val="0"/>
-        </w:rPr>
-        <w:t>.</w:t>
-      </w:r>
-    </w:p>
-    <w:p>
-      <w:pPr>
-        <w:pStyle w:val="Heading1"/>
-      </w:pPr>
-      <w:r>
-        <w:t>04. Run the investigation and diagnose misconceptions</w:t>
-      </w:r>
-    </w:p>
-    <w:p>
-      <w:r>
-        <w:t>Run the Approval gates and idempotency investigation and use the first unsupported step to choose a teaching response.</w:t>
-      </w:r>
-    </w:p>
-    <w:p>
-      <w:pPr>
-        <w:spacing w:line="336" w:lineRule="auto" w:after="180"/>
-      </w:pPr>
-      <w:r>
-        <w:rPr>
-          <w:b w:val="0"/>
-        </w:rPr>
-        <w:t>The worked result establishes every future case: A key prevents duplicate application effects only within the implemented persistence and downstream guarantees; it is not universal exactly-once delivery.</w:t>
-      </w:r>
-    </w:p>
-    <w:p>
-      <w:pPr>
-        <w:spacing w:line="336" w:lineRule="auto" w:after="180"/>
-      </w:pPr>
-      <w:r>
-        <w:rPr>
-          <w:b w:val="0"/>
-        </w:rPr>
-        <w:t xml:space="preserve">A missing </w:t>
-      </w:r>
-      <w:r>
-        <w:rPr>
-          <w:b/>
-        </w:rPr>
-        <w:t>input</w:t>
-      </w:r>
-      <w:r>
-        <w:rPr>
-          <w:b w:val="0"/>
-        </w:rPr>
-        <w:t xml:space="preserve"> may be replaced without recording the change: A replacement changes the </w:t>
-      </w:r>
-      <w:r>
-        <w:rPr>
-          <w:b/>
-        </w:rPr>
-        <w:t>evidence</w:t>
-      </w:r>
-      <w:r>
-        <w:rPr>
-          <w:b w:val="0"/>
-        </w:rPr>
-        <w:t xml:space="preserve"> or contract. Record the change and its justification; do not silently turn unknown into a measured value.</w:t>
-      </w:r>
-    </w:p>
-    <w:p>
-      <w:pPr>
-        <w:spacing w:line="336" w:lineRule="auto" w:after="180"/>
-      </w:pPr>
-      <w:r>
-        <w:rPr>
-          <w:b w:val="0"/>
-        </w:rPr>
-        <w:t xml:space="preserve">Repeating an assessed case is new independent </w:t>
-      </w:r>
-      <w:r>
-        <w:rPr>
-          <w:b/>
-        </w:rPr>
-        <w:t>evidence</w:t>
-      </w:r>
-      <w:r>
-        <w:rPr>
-          <w:b w:val="0"/>
-        </w:rPr>
-        <w:t>: A replay checks consistency. An example used for feedback or revision cannot later be described as untouched final evaluation.</w:t>
-      </w:r>
-    </w:p>
-    <w:p>
-      <w:pPr>
-        <w:spacing w:line="336" w:lineRule="auto" w:after="180"/>
-      </w:pPr>
-      <w:r>
-        <w:rPr>
-          <w:b w:val="0"/>
-        </w:rPr>
-        <w:t xml:space="preserve">Use Run the investigation for the </w:t>
-      </w:r>
-      <w:r>
-        <w:rPr>
-          <w:b/>
-        </w:rPr>
-        <w:t>evidence</w:t>
-      </w:r>
-      <w:r>
-        <w:rPr>
-          <w:b w:val="0"/>
-        </w:rPr>
-        <w:t xml:space="preserve"> ledger. Add a boundary or missing-</w:t>
-      </w:r>
-      <w:r>
-        <w:rPr>
-          <w:b/>
-        </w:rPr>
-        <w:t>input</w:t>
-      </w:r>
-      <w:r>
-        <w:rPr>
-          <w:b w:val="0"/>
-        </w:rPr>
-        <w:t xml:space="preserve"> case and record the expected response before checking. More successful repeats of one case do not establish wider coverage.</w:t>
-      </w:r>
-    </w:p>
-    <w:p>
-      <w:pPr>
-        <w:pStyle w:val="Heading3"/>
-      </w:pPr>
-      <w:r>
-        <w:t>Match the support to the first error</w:t>
+        <w:pStyle w:val="Heading2"/>
+      </w:pPr>
+      <w:r>
+        <w:t>Choose accessible support</w:t>
       </w:r>
     </w:p>
     <w:tbl>
@@ -2811,57 +3709,39 @@
     </w:p>
     <w:p>
       <w:pPr>
-        <w:pStyle w:val="Heading1"/>
-      </w:pPr>
-      <w:r>
-        <w:t>05. Assess and explain the answers</w:t>
+        <w:pStyle w:val="Heading2"/>
+      </w:pPr>
+      <w:r>
+        <w:t>Earlier wording, alternatives and picture transcripts · reference / check after trying</w:t>
       </w:r>
     </w:p>
     <w:p>
-      <w:r>
-        <w:t>Use the Approval gates and idempotency questions, teacher keys and criteria after the relevant attempts. Previously discussed cases are practice; protect the separately selected independent task.</w:t>
+      <w:pPr>
+        <w:pStyle w:val="Heading3"/>
+      </w:pPr>
+      <w:r>
+        <w:t>Match the support to the first error</w:t>
       </w:r>
     </w:p>
     <w:p>
       <w:pPr>
-        <w:pStyle w:val="Heading3"/>
-      </w:pPr>
-      <w:r>
-        <w:t>Guided and exit questions</w:t>
+        <w:pStyle w:val="Heading1"/>
+      </w:pPr>
+      <w:r>
+        <w:t>05. Assess the new service scenario</w:t>
       </w:r>
     </w:p>
     <w:p>
-      <w:pPr>
-        <w:spacing w:line="336" w:lineRule="auto" w:after="180"/>
-      </w:pPr>
-      <w:r>
-        <w:rPr>
-          <w:b w:val="0"/>
-        </w:rPr>
-        <w:t xml:space="preserve">Guided: Return the stored committed result; one effect total. A timeout alone is not </w:t>
-      </w:r>
-      <w:r>
-        <w:rPr>
-          <w:b/>
-        </w:rPr>
-        <w:t>evidence</w:t>
-      </w:r>
-      <w:r>
-        <w:rPr>
-          <w:b w:val="0"/>
-        </w:rPr>
-        <w:t xml:space="preserve"> the first effect failed.</w:t>
+      <w:r>
+        <w:t>Keep the selected answer private until after a first attempt.</w:t>
       </w:r>
     </w:p>
     <w:p>
       <w:pPr>
-        <w:spacing w:line="336" w:lineRule="auto" w:after="180"/>
-      </w:pPr>
-      <w:r>
-        <w:rPr>
-          <w:b w:val="0"/>
-        </w:rPr>
-        <w:t>Qualification: A key prevents duplicate application effects only within the implemented persistence and downstream guarantees; it is not universal exactly-once delivery.</w:t>
+        <w:pStyle w:val="Heading2"/>
+      </w:pPr>
+      <w:r>
+        <w:t>Selected independent task and checked answer</w:t>
       </w:r>
     </w:p>
     <w:p>
@@ -2872,595 +3752,38 @@
         <w:rPr>
           <w:b w:val="0"/>
         </w:rPr>
-        <w:t xml:space="preserve">Exit: accept a concrete variation with its predicted outcome and a stated condition that would challenge the </w:t>
-      </w:r>
-      <w:r>
-        <w:rPr>
-          <w:b/>
-        </w:rPr>
-        <w:t>mechanism</w:t>
-      </w:r>
-      <w:r>
-        <w:rPr>
-          <w:b w:val="0"/>
-        </w:rPr>
-        <w:t xml:space="preserve">; reject a claim resting on unmeasured </w:t>
-      </w:r>
-      <w:r>
-        <w:rPr>
-          <w:b/>
-        </w:rPr>
-        <w:t>evidence</w:t>
-      </w:r>
-      <w:r>
-        <w:rPr>
-          <w:b w:val="0"/>
-        </w:rPr>
-        <w:t>.</w:t>
+        <w:t>Selected case: Key J already committed room A. A retry uses key J but room B. What should happen?</w:t>
       </w:r>
     </w:p>
     <w:p>
       <w:pPr>
-        <w:pStyle w:val="Heading3"/>
-      </w:pPr>
-      <w:r>
-        <w:t>W1 Explain the mechanism</w:t>
+        <w:spacing w:line="336" w:lineRule="auto" w:after="180"/>
+      </w:pPr>
+      <w:r>
+        <w:rPr>
+          <w:b w:val="0"/>
+        </w:rPr>
+        <w:t>Teacher explanation: Reject key/</w:t>
+      </w:r>
+      <w:r>
+        <w:rPr>
+          <w:b/>
+        </w:rPr>
+        <w:t>payload conflict</w:t>
+      </w:r>
+      <w:r>
+        <w:rPr>
+          <w:b w:val="0"/>
+        </w:rPr>
+        <w:t>; do not silently send B or return A as though it represented B. Obtain version-correct approval for a new operation.</w:t>
       </w:r>
     </w:p>
     <w:p>
       <w:pPr>
-        <w:pStyle w:val="Heading3"/>
-      </w:pPr>
-      <w:r>
-        <w:t>Workbook question · W1</w:t>
-      </w:r>
-    </w:p>
-    <w:p>
-      <w:pPr>
-        <w:spacing w:line="336" w:lineRule="auto" w:after="180"/>
-        <w:shd w:fill="F5F1FB"/>
-      </w:pPr>
-      <w:r>
-        <w:rPr>
-          <w:b w:val="0"/>
-        </w:rPr>
-        <w:t xml:space="preserve">Explain the weekly </w:t>
-      </w:r>
-      <w:r>
-        <w:rPr>
-          <w:b/>
-        </w:rPr>
-        <w:t>mechanism</w:t>
-      </w:r>
-      <w:r>
-        <w:rPr>
-          <w:b w:val="0"/>
-        </w:rPr>
-        <w:t xml:space="preserve"> in your own words. Use the worked scenario to name its </w:t>
-      </w:r>
-      <w:r>
-        <w:rPr>
-          <w:b/>
-        </w:rPr>
-        <w:t>input</w:t>
-      </w:r>
-      <w:r>
-        <w:rPr>
-          <w:b w:val="0"/>
-        </w:rPr>
-        <w:t xml:space="preserve">, decision rule and </w:t>
-      </w:r>
-      <w:r>
-        <w:rPr>
-          <w:b/>
-        </w:rPr>
-        <w:t>output</w:t>
-      </w:r>
-      <w:r>
-        <w:rPr>
-          <w:b w:val="0"/>
-        </w:rPr>
-        <w:t>.</w:t>
-      </w:r>
-    </w:p>
-    <w:p>
-      <w:pPr>
-        <w:pStyle w:val="Heading3"/>
-      </w:pPr>
-      <w:r>
-        <w:t>Teacher reasoning · W1</w:t>
-      </w:r>
-    </w:p>
-    <w:p>
-      <w:pPr>
-        <w:spacing w:line="336" w:lineRule="auto" w:after="180"/>
-        <w:shd w:fill="F1F6FC"/>
-      </w:pPr>
-      <w:r>
-        <w:rPr>
-          <w:b w:val="0"/>
-        </w:rPr>
-        <w:t xml:space="preserve">Teacher explanation: </w:t>
-      </w:r>
-      <w:r>
-        <w:rPr>
-          <w:b/>
-        </w:rPr>
-        <w:t>Approval gate</w:t>
-      </w:r>
-      <w:r>
-        <w:rPr>
-          <w:b w:val="0"/>
-        </w:rPr>
-        <w:t>s bind side effects to an actor, exact version and destination. Idempotency prevents repeated requests with the same key from repeating a committed effect.</w:t>
-      </w:r>
-    </w:p>
-    <w:p>
-      <w:pPr>
-        <w:spacing w:line="336" w:lineRule="auto" w:after="180"/>
-        <w:shd w:fill="F1F6FC"/>
-      </w:pPr>
-      <w:r>
-        <w:rPr>
-          <w:b w:val="0"/>
-        </w:rPr>
-        <w:t>The mock submission requires approval for request version v1 and destination D. Store key -&gt; committed result. Reusing the same key with the same payload returns that result; the same key with different payload is rejected.</w:t>
-      </w:r>
-    </w:p>
-    <w:p>
-      <w:pPr>
-        <w:pStyle w:val="Heading3"/>
-      </w:pPr>
-      <w:r>
-        <w:t>W2 Trace the worked case</w:t>
-      </w:r>
-    </w:p>
-    <w:p>
-      <w:pPr>
-        <w:pStyle w:val="Heading3"/>
-      </w:pPr>
-      <w:r>
-        <w:t>Workbook question · W2</w:t>
-      </w:r>
-    </w:p>
-    <w:p>
-      <w:pPr>
-        <w:spacing w:line="336" w:lineRule="auto" w:after="180"/>
-        <w:shd w:fill="F5F1FB"/>
-      </w:pPr>
-      <w:r>
-        <w:rPr>
-          <w:b w:val="0"/>
-        </w:rPr>
-        <w:t>Approved send v1 to D uses key K, commits once, then caller retries K with the identical payload. Show the intermediate steps and give the conclusion with its scope.</w:t>
-      </w:r>
-    </w:p>
-    <w:p>
-      <w:pPr>
-        <w:pStyle w:val="Heading3"/>
-      </w:pPr>
-      <w:r>
-        <w:t>Teacher reasoning · W2</w:t>
-      </w:r>
-    </w:p>
-    <w:p>
-      <w:pPr>
-        <w:spacing w:line="336" w:lineRule="auto" w:after="180"/>
-        <w:shd w:fill="F1F6FC"/>
-      </w:pPr>
-      <w:r>
-        <w:rPr>
-          <w:b w:val="0"/>
-        </w:rPr>
-        <w:t xml:space="preserve">Teacher explanation: Return the stored committed result; one effect total. A timeout alone is not </w:t>
-      </w:r>
-      <w:r>
-        <w:rPr>
-          <w:b/>
-        </w:rPr>
-        <w:t>evidence</w:t>
-      </w:r>
-      <w:r>
-        <w:rPr>
-          <w:b w:val="0"/>
-        </w:rPr>
-        <w:t xml:space="preserve"> the first effect failed.</w:t>
-      </w:r>
-    </w:p>
-    <w:p>
-      <w:pPr>
-        <w:pStyle w:val="Heading3"/>
-      </w:pPr>
-      <w:r>
-        <w:t>W3 Audit the limit</w:t>
-      </w:r>
-    </w:p>
-    <w:p>
-      <w:pPr>
-        <w:pStyle w:val="Heading3"/>
-      </w:pPr>
-      <w:r>
-        <w:t>Workbook question · W3</w:t>
-      </w:r>
-    </w:p>
-    <w:p>
-      <w:pPr>
-        <w:spacing w:line="336" w:lineRule="auto" w:after="180"/>
-        <w:shd w:fill="F5F1FB"/>
-      </w:pPr>
-      <w:r>
-        <w:rPr>
-          <w:b w:val="0"/>
-        </w:rPr>
-        <w:t>A report omits this qualification: A key prevents duplicate application effects only within the implemented persistence and downstream guarantees; it is not universal exactly-once delivery.</w:t>
-      </w:r>
-    </w:p>
-    <w:p>
-      <w:pPr>
-        <w:spacing w:line="336" w:lineRule="auto" w:after="180"/>
-        <w:shd w:fill="F5F1FB"/>
-      </w:pPr>
-      <w:r>
-        <w:rPr>
-          <w:b w:val="0"/>
-        </w:rPr>
-        <w:t>Explain how omitting it could change a reader's interpretation, and write an accurate replacement.</w:t>
-      </w:r>
-    </w:p>
-    <w:p>
-      <w:pPr>
-        <w:pStyle w:val="Heading3"/>
-      </w:pPr>
-      <w:r>
-        <w:t>Teacher reasoning · W3</w:t>
-      </w:r>
-    </w:p>
-    <w:p>
-      <w:pPr>
-        <w:spacing w:line="336" w:lineRule="auto" w:after="180"/>
-        <w:shd w:fill="F1F6FC"/>
-      </w:pPr>
-      <w:r>
-        <w:rPr>
-          <w:b w:val="0"/>
-        </w:rPr>
-        <w:t>Teacher explanation: A key prevents duplicate application effects only within the implemented persistence and downstream guarantees; it is not universal exactly-once delivery.</w:t>
-      </w:r>
-    </w:p>
-    <w:p>
-      <w:pPr>
-        <w:spacing w:line="336" w:lineRule="auto" w:after="180"/>
-        <w:shd w:fill="F1F6FC"/>
-      </w:pPr>
-      <w:r>
-        <w:rPr>
-          <w:b w:val="0"/>
-        </w:rPr>
-        <w:t xml:space="preserve">State the observed result separately from the unverified or out-of-scope claim; preserve the original </w:t>
-      </w:r>
-      <w:r>
-        <w:rPr>
-          <w:b/>
-        </w:rPr>
-        <w:t>evidence</w:t>
-      </w:r>
-      <w:r>
-        <w:rPr>
-          <w:b w:val="0"/>
-        </w:rPr>
-        <w:t xml:space="preserve"> rather than inventing a missing fact.</w:t>
-      </w:r>
-    </w:p>
-    <w:p>
-      <w:pPr>
-        <w:pStyle w:val="Heading3"/>
-      </w:pPr>
-      <w:r>
-        <w:t>W4 Apply a new case independently</w:t>
-      </w:r>
-    </w:p>
-    <w:p>
-      <w:pPr>
-        <w:pStyle w:val="Heading3"/>
-      </w:pPr>
-      <w:r>
-        <w:t>Workbook question · W4</w:t>
-      </w:r>
-    </w:p>
-    <w:p>
-      <w:pPr>
-        <w:spacing w:line="336" w:lineRule="auto" w:after="180"/>
-        <w:shd w:fill="F5F1FB"/>
-      </w:pPr>
-      <w:r>
-        <w:rPr>
-          <w:b w:val="0"/>
-        </w:rPr>
-        <w:t>Key J already committed room A. A retry uses key J but room B. What should happen?</w:t>
-      </w:r>
-    </w:p>
-    <w:p>
-      <w:pPr>
-        <w:pStyle w:val="Heading3"/>
-      </w:pPr>
-      <w:r>
-        <w:t>Teacher reasoning · W4</w:t>
-      </w:r>
-    </w:p>
-    <w:p>
-      <w:pPr>
-        <w:spacing w:line="336" w:lineRule="auto" w:after="180"/>
-        <w:shd w:fill="F1F6FC"/>
-      </w:pPr>
-      <w:r>
-        <w:rPr>
-          <w:b w:val="0"/>
-        </w:rPr>
-        <w:t>Teacher explanation: Reject key/</w:t>
-      </w:r>
-      <w:r>
-        <w:rPr>
-          <w:b/>
-        </w:rPr>
-        <w:t>payload conflict</w:t>
-      </w:r>
-      <w:r>
-        <w:rPr>
-          <w:b w:val="0"/>
-        </w:rPr>
-        <w:t>; do not silently send B or return A as though it represented B. Obtain version-correct approval for a new operation.</w:t>
-      </w:r>
-    </w:p>
-    <w:p>
-      <w:pPr>
-        <w:pStyle w:val="Heading3"/>
-      </w:pPr>
-      <w:r>
-        <w:t>W5 Design a revealing follow-up</w:t>
-      </w:r>
-    </w:p>
-    <w:p>
-      <w:pPr>
-        <w:pStyle w:val="Heading3"/>
-      </w:pPr>
-      <w:r>
-        <w:t>Workbook question · W5</w:t>
-      </w:r>
-    </w:p>
-    <w:p>
-      <w:pPr>
-        <w:spacing w:line="336" w:lineRule="auto" w:after="180"/>
-        <w:shd w:fill="F5F1FB"/>
-      </w:pPr>
-      <w:r>
-        <w:rPr>
-          <w:b w:val="0"/>
-        </w:rPr>
-        <w:t>For the worked scenario, propose one additional case that could reveal a failure, describe its expected outcome before running it, and explain what would need to remain fixed for a fair comparison.</w:t>
-      </w:r>
-    </w:p>
-    <w:p>
-      <w:pPr>
-        <w:spacing w:line="336" w:lineRule="auto" w:after="180"/>
-        <w:shd w:fill="F5F1FB"/>
-      </w:pPr>
-      <w:r>
-        <w:rPr>
-          <w:b w:val="0"/>
-        </w:rPr>
-        <w:t>Do not reuse W4 as a new final test after receiving feedback.</w:t>
-      </w:r>
-    </w:p>
-    <w:p>
-      <w:pPr>
-        <w:pStyle w:val="Heading3"/>
-      </w:pPr>
-      <w:r>
-        <w:t>Teacher reasoning · W5</w:t>
-      </w:r>
-    </w:p>
-    <w:p>
-      <w:pPr>
-        <w:spacing w:line="336" w:lineRule="auto" w:after="180"/>
-        <w:shd w:fill="F1F6FC"/>
-      </w:pPr>
-      <w:r>
-        <w:rPr>
-          <w:b w:val="0"/>
-        </w:rPr>
-        <w:t xml:space="preserve">Teacher explanation: Accept a concrete variant of the worked </w:t>
-      </w:r>
-      <w:r>
-        <w:rPr>
-          <w:b/>
-        </w:rPr>
-        <w:t>input</w:t>
-      </w:r>
-      <w:r>
-        <w:rPr>
-          <w:b w:val="0"/>
-        </w:rPr>
-        <w:t xml:space="preserve"> or a missing/conflicting/boundary condition, with an expectation derived from the declared procedure.</w:t>
-      </w:r>
-    </w:p>
-    <w:p>
-      <w:pPr>
-        <w:spacing w:line="336" w:lineRule="auto" w:after="180"/>
-        <w:shd w:fill="F1F6FC"/>
-      </w:pPr>
-      <w:r>
-        <w:rPr>
-          <w:b w:val="0"/>
-        </w:rPr>
-        <w:t xml:space="preserve">Require preserved settings, original </w:t>
-      </w:r>
-      <w:r>
-        <w:rPr>
-          <w:b/>
-        </w:rPr>
-        <w:t>output</w:t>
-      </w:r>
-      <w:r>
-        <w:rPr>
-          <w:b w:val="0"/>
-        </w:rPr>
-        <w:t>s and data roles. A key prevents duplicate application effects only within the implemented persistence and downstream guarantees; it is not universal exactly-once delivery.</w:t>
-      </w:r>
-    </w:p>
-    <w:p>
-      <w:pPr>
-        <w:spacing w:line="336" w:lineRule="auto" w:after="180"/>
-        <w:shd w:fill="F1F6FC"/>
-      </w:pPr>
-      <w:r>
-        <w:rPr>
-          <w:b w:val="0"/>
-        </w:rPr>
-        <w:t xml:space="preserve">The new case should test this particular </w:t>
-      </w:r>
-      <w:r>
-        <w:rPr>
-          <w:b/>
-        </w:rPr>
-        <w:t>mechanism</w:t>
-      </w:r>
-      <w:r>
-        <w:rPr>
-          <w:b w:val="0"/>
-        </w:rPr>
-        <w:t xml:space="preserve"> rather than merely restate the original result.</w:t>
-      </w:r>
-    </w:p>
-    <w:p>
-      <w:pPr>
-        <w:pStyle w:val="Heading3"/>
-      </w:pPr>
-      <w:r>
-        <w:t>Independent assessment and fresh retry</w:t>
-      </w:r>
-    </w:p>
-    <w:p>
-      <w:pPr>
-        <w:pStyle w:val="Heading3"/>
-      </w:pPr>
-      <w:r>
-        <w:t>Teacher key · Independent assessment and fresh retry</w:t>
-      </w:r>
-    </w:p>
-    <w:p>
-      <w:pPr>
-        <w:spacing w:line="336" w:lineRule="auto" w:after="180"/>
-        <w:shd w:fill="F1F6FC"/>
-      </w:pPr>
-      <w:r>
-        <w:rPr>
-          <w:b w:val="0"/>
-        </w:rPr>
-        <w:t>W4: Reject key/</w:t>
-      </w:r>
-      <w:r>
-        <w:rPr>
-          <w:b/>
-        </w:rPr>
-        <w:t>payload conflict</w:t>
-      </w:r>
-      <w:r>
-        <w:rPr>
-          <w:b w:val="0"/>
-        </w:rPr>
-        <w:t>; do not silently send B or return A as though it represented B. Obtain version-correct approval for a new operation. Require intermediate reasoning and the stated scope.</w:t>
-      </w:r>
-    </w:p>
-    <w:p>
-      <w:pPr>
-        <w:spacing w:line="336" w:lineRule="auto" w:after="180"/>
-        <w:shd w:fill="F1F6FC"/>
-      </w:pPr>
-      <w:r>
-        <w:rPr>
-          <w:b w:val="0"/>
-        </w:rPr>
-        <w:t>Fresh retry: Key M committed recipient X; retry changes recipient Y. Expected reasoning: Reject mismatch and preserve original result. Idempotency does not authorise a new recipient.</w:t>
-      </w:r>
-    </w:p>
-    <w:p>
-      <w:pPr>
-        <w:spacing w:line="336" w:lineRule="auto" w:after="180"/>
-        <w:shd w:fill="F1F6FC"/>
-      </w:pPr>
-      <w:r>
-        <w:rPr>
-          <w:b w:val="0"/>
-        </w:rPr>
-        <w:t>If students need support, record it and reassess with another new case rather than awarding independence to a copied answer.</w:t>
-      </w:r>
-    </w:p>
-    <w:p>
-      <w:pPr>
-        <w:pStyle w:val="Heading3"/>
-      </w:pPr>
-      <w:r>
-        <w:t>Assess independent transfer</w:t>
-      </w:r>
-    </w:p>
-    <w:p>
-      <w:pPr>
-        <w:pStyle w:val="Heading3"/>
-      </w:pPr>
-      <w:r>
-        <w:t>Independent question · withhold the key</w:t>
-      </w:r>
-    </w:p>
-    <w:p>
-      <w:pPr>
-        <w:spacing w:line="336" w:lineRule="auto" w:after="180"/>
-        <w:shd w:fill="F5F1FB"/>
-      </w:pPr>
-      <w:r>
-        <w:rPr>
-          <w:b w:val="0"/>
-        </w:rPr>
-        <w:t>Selected case: Key J already committed room A. A retry uses key J but room B. What should happen?</w:t>
-      </w:r>
-    </w:p>
-    <w:p>
-      <w:pPr>
-        <w:pStyle w:val="Heading3"/>
-      </w:pPr>
-      <w:r>
-        <w:t>Selected case answer</w:t>
-      </w:r>
-    </w:p>
-    <w:p>
-      <w:pPr>
-        <w:pStyle w:val="Heading3"/>
-      </w:pPr>
-      <w:r>
-        <w:t>Teacher key · Selected case answer</w:t>
-      </w:r>
-    </w:p>
-    <w:p>
-      <w:pPr>
-        <w:spacing w:line="336" w:lineRule="auto" w:after="180"/>
-        <w:shd w:fill="F1F6FC"/>
-      </w:pPr>
-      <w:r>
-        <w:rPr>
-          <w:b w:val="0"/>
-        </w:rPr>
-        <w:t>Teacher explanation: Reject key/</w:t>
-      </w:r>
-      <w:r>
-        <w:rPr>
-          <w:b/>
-        </w:rPr>
-        <w:t>payload conflict</w:t>
-      </w:r>
-      <w:r>
-        <w:rPr>
-          <w:b w:val="0"/>
-        </w:rPr>
-        <w:t>; do not silently send B or return A as though it represented B. Obtain version-correct approval for a new operation.</w:t>
+        <w:pStyle w:val="Heading2"/>
+      </w:pPr>
+      <w:r>
+        <w:t>Judge explanation,trace and limits</w:t>
       </w:r>
     </w:p>
     <w:tbl>
@@ -3567,54 +3890,55 @@
     </w:tbl>
     <w:p>
       <w:pPr>
-        <w:pStyle w:val="Heading3"/>
-      </w:pPr>
-      <w:r>
-        <w:t>Teacher key · Selected case answer</w:t>
+        <w:spacing w:line="336" w:lineRule="auto" w:after="180"/>
+      </w:pPr>
+      <w:r>
+        <w:rPr>
+          <w:b w:val="0"/>
+        </w:rPr>
+        <w:t>Record each dimension as not yet, with support, or independent. Accept a valid alternative procedure with a defensible trace.</w:t>
       </w:r>
     </w:p>
     <w:p>
       <w:pPr>
         <w:spacing w:line="336" w:lineRule="auto" w:after="180"/>
-        <w:shd w:fill="F1F6FC"/>
       </w:pPr>
       <w:r>
         <w:rPr>
           <w:b w:val="0"/>
         </w:rPr>
-        <w:t>Record each dimension as not yet, with support, or independent. Accept a valid alternative procedure with a defensible trace.</w:t>
+        <w:t xml:space="preserve">Do not penalise an honestly recorded model failure if the learner correctly explains its </w:t>
+      </w:r>
+      <w:r>
+        <w:rPr>
+          <w:b/>
+        </w:rPr>
+        <w:t>evidence</w:t>
+      </w:r>
+      <w:r>
+        <w:rPr>
+          <w:b w:val="0"/>
+        </w:rPr>
+        <w:t xml:space="preserve"> and limits.</w:t>
       </w:r>
     </w:p>
     <w:p>
       <w:pPr>
-        <w:spacing w:line="336" w:lineRule="auto" w:after="180"/>
-        <w:shd w:fill="F1F6FC"/>
-      </w:pPr>
-      <w:r>
-        <w:rPr>
-          <w:b w:val="0"/>
-        </w:rPr>
-        <w:t xml:space="preserve">Do not penalise an honestly recorded model failure if the learner correctly explains its </w:t>
-      </w:r>
-      <w:r>
-        <w:rPr>
-          <w:b/>
-        </w:rPr>
-        <w:t>evidence</w:t>
-      </w:r>
-      <w:r>
-        <w:rPr>
-          <w:b w:val="0"/>
-        </w:rPr>
-        <w:t xml:space="preserve"> and limits.</w:t>
+        <w:pStyle w:val="Heading2"/>
+      </w:pPr>
+      <w:r>
+        <w:t>Give one usable repair</w:t>
       </w:r>
     </w:p>
     <w:p>
       <w:pPr>
-        <w:pStyle w:val="Heading3"/>
-      </w:pPr>
-      <w:r>
-        <w:t>Feedback that the learner uses</w:t>
+        <w:spacing w:line="336" w:lineRule="auto" w:after="180"/>
+      </w:pPr>
+      <w:r>
+        <w:rPr>
+          <w:b w:val="0"/>
+        </w:rPr>
+        <w:t>Name the earliest unsupported step and give one action to repair it. Have the learner make that repair now and explain why. Then assess the relevant skill on a fresh, fully specified case.</w:t>
       </w:r>
     </w:p>
     <w:p>
@@ -3625,31 +3949,85 @@
         <w:rPr>
           <w:b w:val="0"/>
         </w:rPr>
-        <w:t>Name the earliest unsupported step and give one action to repair it. Have the learner make that repair now and explain why. Then assess the relevant skill on a fresh, fully specified case.</w:t>
+        <w:t>Confirm it was not previously practised with feedback; solve and check the new case before assigning it. A follow-up design prompt is a starting brief, not automatically an equivalent test.</w:t>
       </w:r>
     </w:p>
     <w:p>
       <w:pPr>
-        <w:spacing w:line="336" w:lineRule="auto" w:after="180"/>
-      </w:pPr>
-      <w:r>
-        <w:rPr>
-          <w:b w:val="0"/>
-        </w:rPr>
-        <w:t>Confirm it was not previously practised with feedback; solve and check the new case before assigning it. A follow-up design prompt is a starting brief, not automatically an equivalent test.</w:t>
+        <w:pStyle w:val="Heading2"/>
+      </w:pPr>
+      <w:r>
+        <w:t>W1 Explain the mechanism</w:t>
       </w:r>
     </w:p>
     <w:p>
       <w:pPr>
-        <w:pStyle w:val="Heading1"/>
-      </w:pPr>
-      <w:r>
-        <w:t>06. Connect the project, support and next lesson</w:t>
+        <w:spacing w:line="336" w:lineRule="auto" w:after="180"/>
+      </w:pPr>
+      <w:r>
+        <w:rPr>
+          <w:b w:val="0"/>
+        </w:rPr>
+        <w:t xml:space="preserve">Explain the weekly </w:t>
+      </w:r>
+      <w:r>
+        <w:rPr>
+          <w:b/>
+        </w:rPr>
+        <w:t>mechanism</w:t>
+      </w:r>
+      <w:r>
+        <w:rPr>
+          <w:b w:val="0"/>
+        </w:rPr>
+        <w:t xml:space="preserve"> in your own words. Use the worked scenario to name its </w:t>
+      </w:r>
+      <w:r>
+        <w:rPr>
+          <w:b/>
+        </w:rPr>
+        <w:t>input</w:t>
+      </w:r>
+      <w:r>
+        <w:rPr>
+          <w:b w:val="0"/>
+        </w:rPr>
+        <w:t xml:space="preserve">, decision rule and </w:t>
+      </w:r>
+      <w:r>
+        <w:rPr>
+          <w:b/>
+        </w:rPr>
+        <w:t>output</w:t>
+      </w:r>
+      <w:r>
+        <w:rPr>
+          <w:b w:val="0"/>
+        </w:rPr>
+        <w:t>.</w:t>
       </w:r>
     </w:p>
     <w:p>
-      <w:r>
-        <w:t>Connect Approval gates and idempotency to Grounded Learning Service, adapt support and plan a later changed-case check.</w:t>
+      <w:pPr>
+        <w:spacing w:line="336" w:lineRule="auto" w:after="180"/>
+      </w:pPr>
+      <w:r>
+        <w:rPr>
+          <w:b w:val="0"/>
+        </w:rPr>
+        <w:t xml:space="preserve">Teacher explanation: </w:t>
+      </w:r>
+      <w:r>
+        <w:rPr>
+          <w:b/>
+        </w:rPr>
+        <w:t>Approval gate</w:t>
+      </w:r>
+      <w:r>
+        <w:rPr>
+          <w:b w:val="0"/>
+        </w:rPr>
+        <w:t>s bind side effects to an actor, exact version and destination. Idempotency prevents repeated requests with the same key from repeating a committed effect.</w:t>
       </w:r>
     </w:p>
     <w:p>
@@ -3660,90 +4038,15 @@
         <w:rPr>
           <w:b w:val="0"/>
         </w:rPr>
-        <w:t xml:space="preserve">Add a labelled </w:t>
-      </w:r>
-      <w:r>
-        <w:rPr>
-          <w:b/>
-        </w:rPr>
-        <w:t>approval gate</w:t>
-      </w:r>
-      <w:r>
-        <w:rPr>
-          <w:b w:val="0"/>
-        </w:rPr>
-        <w:t xml:space="preserve">s and idempotency </w:t>
-      </w:r>
-      <w:r>
-        <w:rPr>
-          <w:b/>
-        </w:rPr>
-        <w:t>evidence</w:t>
-      </w:r>
-      <w:r>
-        <w:rPr>
-          <w:b w:val="0"/>
-        </w:rPr>
-        <w:t xml:space="preserve"> sheet to Grounded Learning Service. Show how you can explain the </w:t>
-      </w:r>
-      <w:r>
-        <w:rPr>
-          <w:b/>
-        </w:rPr>
-        <w:t>mechanism</w:t>
-      </w:r>
-      <w:r>
-        <w:rPr>
-          <w:b w:val="0"/>
-        </w:rPr>
-        <w:t xml:space="preserve"> and terminology of </w:t>
-      </w:r>
-      <w:r>
-        <w:rPr>
-          <w:b/>
-        </w:rPr>
-        <w:t>approval gate</w:t>
-      </w:r>
-      <w:r>
-        <w:rPr>
-          <w:b w:val="0"/>
-        </w:rPr>
-        <w:t>s and idempotency.</w:t>
+        <w:t>The mock submission requires approval for request version v1 and destination D. Store key -&gt; committed result. Reusing the same key with the same payload returns that result; the same key with different payload is rejected.</w:t>
       </w:r>
     </w:p>
     <w:p>
       <w:pPr>
-        <w:spacing w:line="336" w:lineRule="auto" w:after="180"/>
-      </w:pPr>
-      <w:r>
-        <w:rPr>
-          <w:b w:val="0"/>
-        </w:rPr>
-        <w:t xml:space="preserve">Use the supplied fictional case and keep its </w:t>
-      </w:r>
-      <w:r>
-        <w:rPr>
-          <w:b/>
-        </w:rPr>
-        <w:t>input</w:t>
-      </w:r>
-      <w:r>
-        <w:rPr>
-          <w:b w:val="0"/>
-        </w:rPr>
-        <w:t xml:space="preserve">s, intermediate steps, calculation or </w:t>
-      </w:r>
-      <w:r>
-        <w:rPr>
-          <w:b/>
-        </w:rPr>
-        <w:t>prediction</w:t>
-      </w:r>
-      <w:r>
-        <w:rPr>
-          <w:b w:val="0"/>
-        </w:rPr>
-        <w:t>, and limitation. Connect this record to last week’s record; a matching answer without a trace is insufficient.</w:t>
+        <w:pStyle w:val="Heading2"/>
+      </w:pPr>
+      <w:r>
+        <w:t>W2 Trace the worked case</w:t>
       </w:r>
     </w:p>
     <w:p>
@@ -3754,19 +4057,7 @@
         <w:rPr>
           <w:b w:val="0"/>
         </w:rPr>
-        <w:t xml:space="preserve">Provide an </w:t>
-      </w:r>
-      <w:r>
-        <w:rPr>
-          <w:b/>
-        </w:rPr>
-        <w:t>input</w:t>
-      </w:r>
-      <w:r>
-        <w:rPr>
-          <w:b w:val="0"/>
-        </w:rPr>
-        <w:t>/procedure/result/limit frame and a calculator when needed. Ask students to identify the first step before completing the whole trace.</w:t>
+        <w:t>Approved send v1 to D uses key K, commits once, then caller retries K with the identical payload. Show the intermediate steps and give the conclusion with its scope.</w:t>
       </w:r>
     </w:p>
     <w:p>
@@ -3777,42 +4068,27 @@
         <w:rPr>
           <w:b w:val="0"/>
         </w:rPr>
-        <w:t xml:space="preserve">Extension: compare two concrete variants of this </w:t>
+        <w:t xml:space="preserve">Teacher explanation: Return the stored committed result; one effect total. A timeout alone is not </w:t>
       </w:r>
       <w:r>
         <w:rPr>
           <w:b/>
         </w:rPr>
-        <w:t>mechanism</w:t>
+        <w:t>evidence</w:t>
       </w:r>
       <w:r>
         <w:rPr>
           <w:b w:val="0"/>
         </w:rPr>
-        <w:t xml:space="preserve"> while holding unrelated conditions fixed; report both successful and unsuccessful outcomes.</w:t>
+        <w:t xml:space="preserve"> the first effect failed.</w:t>
       </w:r>
     </w:p>
     <w:p>
       <w:pPr>
-        <w:spacing w:line="336" w:lineRule="auto" w:after="180"/>
-      </w:pPr>
-      <w:r>
-        <w:rPr>
-          <w:b w:val="0"/>
-        </w:rPr>
-        <w:t xml:space="preserve">Next connection: Timeouts retries and cancellation. Preserve the current case record and retrieve its </w:t>
-      </w:r>
-      <w:r>
-        <w:rPr>
-          <w:b/>
-        </w:rPr>
-        <w:t>evidence</w:t>
-      </w:r>
-      <w:r>
-        <w:rPr>
-          <w:b w:val="0"/>
-        </w:rPr>
-        <w:t xml:space="preserve"> boundary before moving on.</w:t>
+        <w:pStyle w:val="Heading2"/>
+      </w:pPr>
+      <w:r>
+        <w:t>W3 Audit the limit</w:t>
       </w:r>
     </w:p>
     <w:p>
@@ -3823,15 +4099,613 @@
         <w:rPr>
           <w:b w:val="0"/>
         </w:rPr>
-        <w:t>Retain the project ledger and assess a changed case after support. Check the relevant prerequisite before carrying this component forward.</w:t>
+        <w:t>A report omits this qualification: A key prevents duplicate application effects only within the implemented persistence and downstream guarantees; it is not universal exactly-once delivery.</w:t>
       </w:r>
     </w:p>
     <w:p>
       <w:pPr>
+        <w:spacing w:line="336" w:lineRule="auto" w:after="180"/>
+      </w:pPr>
+      <w:r>
+        <w:rPr>
+          <w:b w:val="0"/>
+        </w:rPr>
+        <w:t>Explain how omitting it could change a reader's interpretation, and write an accurate replacement.</w:t>
+      </w:r>
+    </w:p>
+    <w:p>
+      <w:pPr>
+        <w:spacing w:line="336" w:lineRule="auto" w:after="180"/>
+      </w:pPr>
+      <w:r>
+        <w:rPr>
+          <w:b w:val="0"/>
+        </w:rPr>
+        <w:t>Teacher explanation: A key prevents duplicate application effects only within the implemented persistence and downstream guarantees; it is not universal exactly-once delivery.</w:t>
+      </w:r>
+    </w:p>
+    <w:p>
+      <w:pPr>
+        <w:spacing w:line="336" w:lineRule="auto" w:after="180"/>
+      </w:pPr>
+      <w:r>
+        <w:rPr>
+          <w:b w:val="0"/>
+        </w:rPr>
+        <w:t xml:space="preserve">State the observed result separately from the unverified or out-of-scope claim; preserve the original </w:t>
+      </w:r>
+      <w:r>
+        <w:rPr>
+          <w:b/>
+        </w:rPr>
+        <w:t>evidence</w:t>
+      </w:r>
+      <w:r>
+        <w:rPr>
+          <w:b w:val="0"/>
+        </w:rPr>
+        <w:t xml:space="preserve"> rather than inventing a missing fact.</w:t>
+      </w:r>
+    </w:p>
+    <w:p>
+      <w:pPr>
+        <w:pStyle w:val="Heading2"/>
+      </w:pPr>
+      <w:r>
+        <w:t>W5 Design a revealing follow-up</w:t>
+      </w:r>
+    </w:p>
+    <w:p>
+      <w:pPr>
+        <w:spacing w:line="336" w:lineRule="auto" w:after="180"/>
+      </w:pPr>
+      <w:r>
+        <w:rPr>
+          <w:b w:val="0"/>
+        </w:rPr>
+        <w:t>For the worked scenario, propose one additional case that could reveal a failure, describe its expected outcome before running it, and explain what would need to remain fixed for a fair comparison.</w:t>
+      </w:r>
+    </w:p>
+    <w:p>
+      <w:pPr>
+        <w:spacing w:line="336" w:lineRule="auto" w:after="180"/>
+      </w:pPr>
+      <w:r>
+        <w:rPr>
+          <w:b w:val="0"/>
+        </w:rPr>
+        <w:t>Do not reuse W4 as a new final test after receiving feedback.</w:t>
+      </w:r>
+    </w:p>
+    <w:p>
+      <w:pPr>
+        <w:spacing w:line="336" w:lineRule="auto" w:after="180"/>
+      </w:pPr>
+      <w:r>
+        <w:rPr>
+          <w:b w:val="0"/>
+        </w:rPr>
+        <w:t xml:space="preserve">Teacher explanation: Accept a concrete variant of the worked </w:t>
+      </w:r>
+      <w:r>
+        <w:rPr>
+          <w:b/>
+        </w:rPr>
+        <w:t>input</w:t>
+      </w:r>
+      <w:r>
+        <w:rPr>
+          <w:b w:val="0"/>
+        </w:rPr>
+        <w:t xml:space="preserve"> or a missing/conflicting/boundary condition, with an expectation derived from the declared procedure.</w:t>
+      </w:r>
+    </w:p>
+    <w:p>
+      <w:pPr>
+        <w:spacing w:line="336" w:lineRule="auto" w:after="180"/>
+      </w:pPr>
+      <w:r>
+        <w:rPr>
+          <w:b w:val="0"/>
+        </w:rPr>
+        <w:t xml:space="preserve">Require preserved settings, original </w:t>
+      </w:r>
+      <w:r>
+        <w:rPr>
+          <w:b/>
+        </w:rPr>
+        <w:t>output</w:t>
+      </w:r>
+      <w:r>
+        <w:rPr>
+          <w:b w:val="0"/>
+        </w:rPr>
+        <w:t>s and data roles. A key prevents duplicate application effects only within the implemented persistence and downstream guarantees; it is not universal exactly-once delivery.</w:t>
+      </w:r>
+    </w:p>
+    <w:p>
+      <w:pPr>
+        <w:spacing w:line="336" w:lineRule="auto" w:after="180"/>
+      </w:pPr>
+      <w:r>
+        <w:rPr>
+          <w:b w:val="0"/>
+        </w:rPr>
+        <w:t xml:space="preserve">The new case should test this particular </w:t>
+      </w:r>
+      <w:r>
+        <w:rPr>
+          <w:b/>
+        </w:rPr>
+        <w:t>mechanism</w:t>
+      </w:r>
+      <w:r>
+        <w:rPr>
+          <w:b w:val="0"/>
+        </w:rPr>
+        <w:t xml:space="preserve"> rather than merely restate the original result.</w:t>
+      </w:r>
+    </w:p>
+    <w:p>
+      <w:pPr>
+        <w:pStyle w:val="Heading2"/>
+      </w:pPr>
+      <w:r>
+        <w:t>Earlier wording, alternatives and picture transcripts · reference / check after trying</w:t>
+      </w:r>
+    </w:p>
+    <w:p>
+      <w:pPr>
         <w:pStyle w:val="Heading3"/>
       </w:pPr>
       <w:r>
-        <w:t>Plan the delayed return</w:t>
+        <w:t>Guided and exit questions</w:t>
+      </w:r>
+    </w:p>
+    <w:p>
+      <w:pPr>
+        <w:spacing w:line="336" w:lineRule="auto" w:after="180"/>
+      </w:pPr>
+      <w:r>
+        <w:rPr>
+          <w:b w:val="0"/>
+        </w:rPr>
+        <w:t xml:space="preserve">Guided: Return the stored committed result; one effect total. A timeout alone is not </w:t>
+      </w:r>
+      <w:r>
+        <w:rPr>
+          <w:b/>
+        </w:rPr>
+        <w:t>evidence</w:t>
+      </w:r>
+      <w:r>
+        <w:rPr>
+          <w:b w:val="0"/>
+        </w:rPr>
+        <w:t xml:space="preserve"> the first effect failed.</w:t>
+      </w:r>
+    </w:p>
+    <w:p>
+      <w:pPr>
+        <w:spacing w:line="336" w:lineRule="auto" w:after="180"/>
+      </w:pPr>
+      <w:r>
+        <w:rPr>
+          <w:b w:val="0"/>
+        </w:rPr>
+        <w:t>Qualification: A key prevents duplicate application effects only within the implemented persistence and downstream guarantees; it is not universal exactly-once delivery.</w:t>
+      </w:r>
+    </w:p>
+    <w:p>
+      <w:pPr>
+        <w:spacing w:line="336" w:lineRule="auto" w:after="180"/>
+      </w:pPr>
+      <w:r>
+        <w:rPr>
+          <w:b w:val="0"/>
+        </w:rPr>
+        <w:t xml:space="preserve">Exit: accept a concrete variation with its predicted outcome and a stated condition that would challenge the </w:t>
+      </w:r>
+      <w:r>
+        <w:rPr>
+          <w:b/>
+        </w:rPr>
+        <w:t>mechanism</w:t>
+      </w:r>
+      <w:r>
+        <w:rPr>
+          <w:b w:val="0"/>
+        </w:rPr>
+        <w:t xml:space="preserve">; reject a claim resting on unmeasured </w:t>
+      </w:r>
+      <w:r>
+        <w:rPr>
+          <w:b/>
+        </w:rPr>
+        <w:t>evidence</w:t>
+      </w:r>
+      <w:r>
+        <w:rPr>
+          <w:b w:val="0"/>
+        </w:rPr>
+        <w:t>.</w:t>
+      </w:r>
+    </w:p>
+    <w:p>
+      <w:pPr>
+        <w:pStyle w:val="Heading3"/>
+      </w:pPr>
+      <w:r>
+        <w:t>W1 Explain the mechanism</w:t>
+      </w:r>
+    </w:p>
+    <w:p>
+      <w:pPr>
+        <w:pStyle w:val="Heading3"/>
+      </w:pPr>
+      <w:r>
+        <w:t>W2 Trace the worked case</w:t>
+      </w:r>
+    </w:p>
+    <w:p>
+      <w:pPr>
+        <w:pStyle w:val="Heading3"/>
+      </w:pPr>
+      <w:r>
+        <w:t>W3 Audit the limit</w:t>
+      </w:r>
+    </w:p>
+    <w:p>
+      <w:pPr>
+        <w:pStyle w:val="Heading3"/>
+      </w:pPr>
+      <w:r>
+        <w:t>W4 Apply a new case independently</w:t>
+      </w:r>
+    </w:p>
+    <w:p>
+      <w:pPr>
+        <w:spacing w:line="336" w:lineRule="auto" w:after="180"/>
+      </w:pPr>
+      <w:r>
+        <w:rPr>
+          <w:b w:val="0"/>
+        </w:rPr>
+        <w:t>Key J already committed room A. A retry uses key J but room B. What should happen?</w:t>
+      </w:r>
+    </w:p>
+    <w:p>
+      <w:pPr>
+        <w:spacing w:line="336" w:lineRule="auto" w:after="180"/>
+      </w:pPr>
+      <w:r>
+        <w:rPr>
+          <w:b w:val="0"/>
+        </w:rPr>
+        <w:t>Teacher explanation: Reject key/</w:t>
+      </w:r>
+      <w:r>
+        <w:rPr>
+          <w:b/>
+        </w:rPr>
+        <w:t>payload conflict</w:t>
+      </w:r>
+      <w:r>
+        <w:rPr>
+          <w:b w:val="0"/>
+        </w:rPr>
+        <w:t>; do not silently send B or return A as though it represented B. Obtain version-correct approval for a new operation.</w:t>
+      </w:r>
+    </w:p>
+    <w:p>
+      <w:pPr>
+        <w:pStyle w:val="Heading3"/>
+      </w:pPr>
+      <w:r>
+        <w:t>W5 Design a revealing follow-up</w:t>
+      </w:r>
+    </w:p>
+    <w:p>
+      <w:pPr>
+        <w:pStyle w:val="Heading3"/>
+      </w:pPr>
+      <w:r>
+        <w:t>Independent assessment and fresh retry</w:t>
+      </w:r>
+    </w:p>
+    <w:p>
+      <w:pPr>
+        <w:spacing w:line="336" w:lineRule="auto" w:after="180"/>
+      </w:pPr>
+      <w:r>
+        <w:rPr>
+          <w:b w:val="0"/>
+        </w:rPr>
+        <w:t>W4: Reject key/</w:t>
+      </w:r>
+      <w:r>
+        <w:rPr>
+          <w:b/>
+        </w:rPr>
+        <w:t>payload conflict</w:t>
+      </w:r>
+      <w:r>
+        <w:rPr>
+          <w:b w:val="0"/>
+        </w:rPr>
+        <w:t>; do not silently send B or return A as though it represented B. Obtain version-correct approval for a new operation. Require intermediate reasoning and the stated scope.</w:t>
+      </w:r>
+    </w:p>
+    <w:p>
+      <w:pPr>
+        <w:spacing w:line="336" w:lineRule="auto" w:after="180"/>
+      </w:pPr>
+      <w:r>
+        <w:rPr>
+          <w:b w:val="0"/>
+        </w:rPr>
+        <w:t>Fresh retry: Key M committed recipient X; retry changes recipient Y. Expected reasoning: Reject mismatch and preserve original result. Idempotency does not authorise a new recipient.</w:t>
+      </w:r>
+    </w:p>
+    <w:p>
+      <w:pPr>
+        <w:spacing w:line="336" w:lineRule="auto" w:after="180"/>
+      </w:pPr>
+      <w:r>
+        <w:rPr>
+          <w:b w:val="0"/>
+        </w:rPr>
+        <w:t>If students need support, record it and reassess with another new case rather than awarding independence to a copied answer.</w:t>
+      </w:r>
+    </w:p>
+    <w:p>
+      <w:pPr>
+        <w:pStyle w:val="Heading3"/>
+      </w:pPr>
+      <w:r>
+        <w:t>Assess independent transfer</w:t>
+      </w:r>
+    </w:p>
+    <w:p>
+      <w:pPr>
+        <w:pStyle w:val="Heading3"/>
+      </w:pPr>
+      <w:r>
+        <w:t>Selected case answer</w:t>
+      </w:r>
+    </w:p>
+    <w:p>
+      <w:pPr>
+        <w:pStyle w:val="Heading3"/>
+      </w:pPr>
+      <w:r>
+        <w:t>Feedback that the learner uses</w:t>
+      </w:r>
+    </w:p>
+    <w:p>
+      <w:pPr>
+        <w:pStyle w:val="Heading1"/>
+      </w:pPr>
+      <w:r>
+        <w:t>06. Connect, support and revisit service design</w:t>
+      </w:r>
+    </w:p>
+    <w:p>
+      <w:r>
+        <w:t>Use saved evidence and boundary decisions to choose the next step.</w:t>
+      </w:r>
+    </w:p>
+    <w:p>
+      <w:pPr>
+        <w:pStyle w:val="Heading2"/>
+      </w:pPr>
+      <w:r>
+        <w:t>Project and next-week bridge</w:t>
+      </w:r>
+    </w:p>
+    <w:p>
+      <w:pPr>
+        <w:spacing w:line="336" w:lineRule="auto" w:after="180"/>
+      </w:pPr>
+      <w:r>
+        <w:rPr>
+          <w:b w:val="0"/>
+        </w:rPr>
+        <w:t xml:space="preserve">Add a labelled </w:t>
+      </w:r>
+      <w:r>
+        <w:rPr>
+          <w:b/>
+        </w:rPr>
+        <w:t>approval gate</w:t>
+      </w:r>
+      <w:r>
+        <w:rPr>
+          <w:b w:val="0"/>
+        </w:rPr>
+        <w:t xml:space="preserve">s and idempotency </w:t>
+      </w:r>
+      <w:r>
+        <w:rPr>
+          <w:b/>
+        </w:rPr>
+        <w:t>evidence</w:t>
+      </w:r>
+      <w:r>
+        <w:rPr>
+          <w:b w:val="0"/>
+        </w:rPr>
+        <w:t xml:space="preserve"> sheet to Grounded Learning Service. Show how you can explain the </w:t>
+      </w:r>
+      <w:r>
+        <w:rPr>
+          <w:b/>
+        </w:rPr>
+        <w:t>mechanism</w:t>
+      </w:r>
+      <w:r>
+        <w:rPr>
+          <w:b w:val="0"/>
+        </w:rPr>
+        <w:t xml:space="preserve"> and terminology of </w:t>
+      </w:r>
+      <w:r>
+        <w:rPr>
+          <w:b/>
+        </w:rPr>
+        <w:t>approval gate</w:t>
+      </w:r>
+      <w:r>
+        <w:rPr>
+          <w:b w:val="0"/>
+        </w:rPr>
+        <w:t>s and idempotency.</w:t>
+      </w:r>
+    </w:p>
+    <w:p>
+      <w:pPr>
+        <w:spacing w:line="336" w:lineRule="auto" w:after="180"/>
+      </w:pPr>
+      <w:r>
+        <w:rPr>
+          <w:b w:val="0"/>
+        </w:rPr>
+        <w:t xml:space="preserve">Use the supplied fictional case and keep its </w:t>
+      </w:r>
+      <w:r>
+        <w:rPr>
+          <w:b/>
+        </w:rPr>
+        <w:t>input</w:t>
+      </w:r>
+      <w:r>
+        <w:rPr>
+          <w:b w:val="0"/>
+        </w:rPr>
+        <w:t xml:space="preserve">s, intermediate steps, calculation or </w:t>
+      </w:r>
+      <w:r>
+        <w:rPr>
+          <w:b/>
+        </w:rPr>
+        <w:t>prediction</w:t>
+      </w:r>
+      <w:r>
+        <w:rPr>
+          <w:b w:val="0"/>
+        </w:rPr>
+        <w:t>, and limitation. Connect this record to last week’s record; a matching answer without a trace is insufficient.</w:t>
+      </w:r>
+    </w:p>
+    <w:p>
+      <w:pPr>
+        <w:spacing w:line="336" w:lineRule="auto" w:after="180"/>
+      </w:pPr>
+      <w:r>
+        <w:rPr>
+          <w:b w:val="0"/>
+        </w:rPr>
+        <w:t xml:space="preserve">Provide an </w:t>
+      </w:r>
+      <w:r>
+        <w:rPr>
+          <w:b/>
+        </w:rPr>
+        <w:t>input</w:t>
+      </w:r>
+      <w:r>
+        <w:rPr>
+          <w:b w:val="0"/>
+        </w:rPr>
+        <w:t>/procedure/result/limit frame and a calculator when needed. Ask students to identify the first step before completing the whole trace.</w:t>
+      </w:r>
+    </w:p>
+    <w:p>
+      <w:pPr>
+        <w:spacing w:line="336" w:lineRule="auto" w:after="180"/>
+      </w:pPr>
+      <w:r>
+        <w:rPr>
+          <w:b w:val="0"/>
+        </w:rPr>
+        <w:t xml:space="preserve">Extension: compare two concrete variants of this </w:t>
+      </w:r>
+      <w:r>
+        <w:rPr>
+          <w:b/>
+        </w:rPr>
+        <w:t>mechanism</w:t>
+      </w:r>
+      <w:r>
+        <w:rPr>
+          <w:b w:val="0"/>
+        </w:rPr>
+        <w:t xml:space="preserve"> while holding unrelated conditions fixed; report both successful and unsuccessful outcomes.</w:t>
+      </w:r>
+    </w:p>
+    <w:p>
+      <w:pPr>
+        <w:spacing w:line="336" w:lineRule="auto" w:after="180"/>
+      </w:pPr>
+      <w:r>
+        <w:rPr>
+          <w:b w:val="0"/>
+        </w:rPr>
+        <w:t xml:space="preserve">Next connection: Timeouts retries and cancellation. Preserve the current case record and retrieve its </w:t>
+      </w:r>
+      <w:r>
+        <w:rPr>
+          <w:b/>
+        </w:rPr>
+        <w:t>evidence</w:t>
+      </w:r>
+      <w:r>
+        <w:rPr>
+          <w:b w:val="0"/>
+        </w:rPr>
+        <w:t xml:space="preserve"> boundary before moving on.</w:t>
+      </w:r>
+    </w:p>
+    <w:p>
+      <w:pPr>
+        <w:spacing w:line="336" w:lineRule="auto" w:after="180"/>
+      </w:pPr>
+      <w:r>
+        <w:rPr>
+          <w:b w:val="0"/>
+        </w:rPr>
+        <w:t>Retain the project ledger and assess a changed case after support. Check the relevant prerequisite before carrying this component forward.</w:t>
+      </w:r>
+    </w:p>
+    <w:p>
+      <w:pPr>
+        <w:spacing w:line="336" w:lineRule="auto" w:after="180"/>
+      </w:pPr>
+      <w:r>
+        <w:rPr>
+          <w:b w:val="0"/>
+        </w:rPr>
+        <w:t xml:space="preserve">For the Grounded Learning Service, retain an annotated trace and the changed-case result. Name the contract or </w:t>
+      </w:r>
+      <w:r>
+        <w:rPr>
+          <w:b/>
+        </w:rPr>
+        <w:t>evidence</w:t>
+      </w:r>
+      <w:r>
+        <w:rPr>
+          <w:b w:val="0"/>
+        </w:rPr>
+        <w:t xml:space="preserve"> that makes the deciding step valid, so another team can review it.</w:t>
+      </w:r>
+    </w:p>
+    <w:p>
+      <w:pPr>
+        <w:pStyle w:val="Heading2"/>
+      </w:pPr>
+      <w:r>
+        <w:t>Delayed return and support record</w:t>
       </w:r>
     </w:p>
     <w:p>
@@ -4048,60 +4922,60 @@
     </w:p>
     <w:p>
       <w:pPr>
-        <w:pStyle w:val="Heading3"/>
-      </w:pPr>
-      <w:r>
-        <w:t>Project evidence from this case</w:t>
+        <w:pStyle w:val="Heading2"/>
+      </w:pPr>
+      <w:r>
+        <w:t>Earlier wording, alternatives and picture transcripts · reference / check after trying</w:t>
       </w:r>
     </w:p>
     <w:p>
       <w:pPr>
-        <w:spacing w:line="336" w:lineRule="auto" w:after="180"/>
-      </w:pPr>
-      <w:r>
-        <w:rPr>
-          <w:b w:val="0"/>
-        </w:rPr>
-        <w:t xml:space="preserve">For the Grounded Learning Service, retain an annotated trace and the changed-case result. Name the contract or </w:t>
-      </w:r>
-      <w:r>
-        <w:rPr>
-          <w:b/>
-        </w:rPr>
-        <w:t>evidence</w:t>
-      </w:r>
-      <w:r>
-        <w:rPr>
-          <w:b w:val="0"/>
-        </w:rPr>
-        <w:t xml:space="preserve"> that makes the deciding step valid, so another team can review it.</w:t>
+        <w:pStyle w:val="Heading3"/>
+      </w:pPr>
+      <w:r>
+        <w:t>Plan the delayed return</w:t>
       </w:r>
     </w:p>
     <w:p>
       <w:pPr>
-        <w:pStyle w:val="Heading1"/>
-      </w:pPr>
-      <w:r>
-        <w:t>07. Prepare, teach and assess</w:t>
+        <w:pStyle w:val="Heading3"/>
+      </w:pPr>
+      <w:r>
+        <w:t>Project evidence from this case</w:t>
       </w:r>
     </w:p>
     <w:p>
-      <w:r>
-        <w:t>Use this preparation summary alongside the detailed Approval gates and idempotency lesson; it is a checklist rather than a replacement for the full sequence.</w:t>
+      <w:pPr>
+        <w:pStyle w:val="Heading1"/>
+      </w:pPr>
+      <w:r>
+        <w:t>Reference bank and extra practice</w:t>
       </w:r>
     </w:p>
     <w:p>
       <w:pPr>
-        <w:pStyle w:val="Heading3"/>
-      </w:pPr>
-      <w:r>
-        <w:t>Teaching target</w:t>
+        <w:pStyle w:val="Heading1"/>
+      </w:pPr>
+      <w:r>
+        <w:t>07. Reference · Alternative planning checklist</w:t>
       </w:r>
     </w:p>
     <w:p>
+      <w:r>
+        <w:t>Use alongside the main route when helpful.</w:t>
+      </w:r>
+    </w:p>
+    <w:p>
+      <w:pPr>
+        <w:pStyle w:val="Heading2"/>
+      </w:pPr>
+      <w:r>
+        <w:t>Planning,assessment and project reminders</w:t>
+      </w:r>
+    </w:p>
+    <w:p>
       <w:pPr>
         <w:spacing w:line="336" w:lineRule="auto" w:after="180"/>
-        <w:shd w:fill="EDF7F3"/>
       </w:pPr>
       <w:r>
         <w:rPr>
@@ -4313,34 +5187,48 @@
     </w:p>
     <w:p>
       <w:pPr>
-        <w:pStyle w:val="Heading3"/>
-      </w:pPr>
-      <w:r>
-        <w:t>Supported practice answer</w:t>
+        <w:spacing w:line="336" w:lineRule="auto" w:after="180"/>
+      </w:pPr>
+      <w:r>
+        <w:rPr>
+          <w:b w:val="0"/>
+        </w:rPr>
+        <w:t xml:space="preserve">Reasoned practice answer: Teacher explanation: Return the stored committed result; one effect total. A timeout alone is not </w:t>
+      </w:r>
+      <w:r>
+        <w:rPr>
+          <w:b/>
+        </w:rPr>
+        <w:t>evidence</w:t>
+      </w:r>
+      <w:r>
+        <w:rPr>
+          <w:b w:val="0"/>
+        </w:rPr>
+        <w:t xml:space="preserve"> the first effect failed.</w:t>
       </w:r>
     </w:p>
     <w:p>
       <w:pPr>
         <w:spacing w:line="336" w:lineRule="auto" w:after="180"/>
-        <w:shd w:fill="F1F6FC"/>
       </w:pPr>
       <w:r>
         <w:rPr>
           <w:b w:val="0"/>
         </w:rPr>
-        <w:t xml:space="preserve">Reasoned practice answer: Teacher explanation: Return the stored committed result; one effect total. A timeout alone is not </w:t>
+        <w:t xml:space="preserve">Check every learner before discussion: Use the worked case for </w:t>
       </w:r>
       <w:r>
         <w:rPr>
           <w:b/>
         </w:rPr>
-        <w:t>evidence</w:t>
+        <w:t>Approval gate</w:t>
       </w:r>
       <w:r>
         <w:rPr>
           <w:b w:val="0"/>
         </w:rPr>
-        <w:t xml:space="preserve"> the first effect failed.</w:t>
+        <w:t>s and idempotency. Proposed explanation: “The worked result establishes every future case”. Decide whether this explanation is supported.</w:t>
       </w:r>
     </w:p>
     <w:p>
@@ -4351,19 +5239,7 @@
         <w:rPr>
           <w:b w:val="0"/>
         </w:rPr>
-        <w:t xml:space="preserve">Check every learner before discussion: Use the worked case for </w:t>
-      </w:r>
-      <w:r>
-        <w:rPr>
-          <w:b/>
-        </w:rPr>
-        <w:t>Approval gate</w:t>
-      </w:r>
-      <w:r>
-        <w:rPr>
-          <w:b w:val="0"/>
-        </w:rPr>
-        <w:t>s and idempotency. Proposed explanation: “The worked result establishes every future case”. Decide whether this explanation is supported.</w:t>
+        <w:t>Point to the step or supplied fact that decides; explain your repair if needed.</w:t>
       </w:r>
     </w:p>
     <w:p>
@@ -4374,117 +5250,70 @@
         <w:rPr>
           <w:b w:val="0"/>
         </w:rPr>
-        <w:t>Point to the step or supplied fact that decides; explain your repair if needed.</w:t>
+        <w:t>Misconception repair: A key prevents duplicate application effects only within the implemented persistence and downstream guarantees; it is not universal exactly-once delivery.</w:t>
       </w:r>
     </w:p>
     <w:p>
       <w:pPr>
-        <w:pStyle w:val="Heading3"/>
-      </w:pPr>
-      <w:r>
-        <w:t>Repair the misconception</w:t>
+        <w:spacing w:line="336" w:lineRule="auto" w:after="180"/>
+      </w:pPr>
+      <w:r>
+        <w:rPr>
+          <w:b w:val="0"/>
+        </w:rPr>
+        <w:t xml:space="preserve">Support: read the exact case aloud, enlarge the labelled picture, supply </w:t>
+      </w:r>
+      <w:r>
+        <w:rPr>
+          <w:b/>
+        </w:rPr>
+        <w:t>input</w:t>
+      </w:r>
+      <w:r>
+        <w:rPr>
+          <w:b w:val="0"/>
+        </w:rPr>
+        <w:t xml:space="preserve"> cards and model only the first deciding step. Accept a spoken explanation or drawing; retain the reasoning goal.</w:t>
       </w:r>
     </w:p>
     <w:p>
       <w:pPr>
         <w:spacing w:line="336" w:lineRule="auto" w:after="180"/>
-        <w:shd w:fill="FFF5E6"/>
       </w:pPr>
       <w:r>
         <w:rPr>
           <w:b w:val="0"/>
         </w:rPr>
-        <w:t>Misconception repair: A key prevents duplicate application effects only within the implemented persistence and downstream guarantees; it is not universal exactly-once delivery.</w:t>
+        <w:t xml:space="preserve">Extension: A new K10 asks for desk 5 without approval. Require a </w:t>
+      </w:r>
+      <w:r>
+        <w:rPr>
+          <w:b/>
+        </w:rPr>
+        <w:t>prediction</w:t>
+      </w:r>
+      <w:r>
+        <w:rPr>
+          <w:b w:val="0"/>
+        </w:rPr>
+        <w:t xml:space="preserve"> and a reason before comparing. Expected result: Stop K10 at the </w:t>
+      </w:r>
+      <w:r>
+        <w:rPr>
+          <w:b/>
+        </w:rPr>
+        <w:t>approval gate</w:t>
+      </w:r>
+      <w:r>
+        <w:rPr>
+          <w:b w:val="0"/>
+        </w:rPr>
+        <w:t>. Reason: K9’s approval does not apply to a different action.</w:t>
       </w:r>
     </w:p>
     <w:p>
       <w:pPr>
-        <w:pStyle w:val="Heading3"/>
-      </w:pPr>
-      <w:r>
-        <w:t>Support without giving away the answer</w:t>
-      </w:r>
-    </w:p>
-    <w:p>
-      <w:pPr>
         <w:spacing w:line="336" w:lineRule="auto" w:after="180"/>
-        <w:shd w:fill="F1F6F8"/>
-      </w:pPr>
-      <w:r>
-        <w:rPr>
-          <w:b w:val="0"/>
-        </w:rPr>
-        <w:t xml:space="preserve">Support: read the exact case aloud, enlarge the labelled picture, supply </w:t>
-      </w:r>
-      <w:r>
-        <w:rPr>
-          <w:b/>
-        </w:rPr>
-        <w:t>input</w:t>
-      </w:r>
-      <w:r>
-        <w:rPr>
-          <w:b w:val="0"/>
-        </w:rPr>
-        <w:t xml:space="preserve"> cards and model only the first deciding step. Accept a spoken explanation or drawing; retain the reasoning goal.</w:t>
-      </w:r>
-    </w:p>
-    <w:p>
-      <w:pPr>
-        <w:pStyle w:val="Heading3"/>
-      </w:pPr>
-      <w:r>
-        <w:t>Extend the reasoning</w:t>
-      </w:r>
-    </w:p>
-    <w:p>
-      <w:pPr>
-        <w:spacing w:line="336" w:lineRule="auto" w:after="180"/>
-        <w:shd w:fill="F5F1FB"/>
-      </w:pPr>
-      <w:r>
-        <w:rPr>
-          <w:b w:val="0"/>
-        </w:rPr>
-        <w:t xml:space="preserve">Extension: A new K10 asks for desk 5 without approval. Require a </w:t>
-      </w:r>
-      <w:r>
-        <w:rPr>
-          <w:b/>
-        </w:rPr>
-        <w:t>prediction</w:t>
-      </w:r>
-      <w:r>
-        <w:rPr>
-          <w:b w:val="0"/>
-        </w:rPr>
-        <w:t xml:space="preserve"> and a reason before comparing. Expected result: Stop K10 at the </w:t>
-      </w:r>
-      <w:r>
-        <w:rPr>
-          <w:b/>
-        </w:rPr>
-        <w:t>approval gate</w:t>
-      </w:r>
-      <w:r>
-        <w:rPr>
-          <w:b w:val="0"/>
-        </w:rPr>
-        <w:t>. Reason: K9’s approval does not apply to a different action.</w:t>
-      </w:r>
-    </w:p>
-    <w:p>
-      <w:pPr>
-        <w:pStyle w:val="Heading3"/>
-      </w:pPr>
-      <w:r>
-        <w:t>Protect the independent attempt</w:t>
-      </w:r>
-    </w:p>
-    <w:p>
-      <w:pPr>
-        <w:spacing w:line="336" w:lineRule="auto" w:after="180"/>
-        <w:shd w:fill="FFF5E6"/>
       </w:pPr>
       <w:r>
         <w:rPr>
@@ -4679,58 +5508,57 @@
     </w:tbl>
     <w:p>
       <w:pPr>
-        <w:pStyle w:val="Heading3"/>
-      </w:pPr>
-      <w:r>
-        <w:t>Project checkpoint</w:t>
+        <w:spacing w:line="336" w:lineRule="auto" w:after="180"/>
+      </w:pPr>
+      <w:r>
+        <w:rPr>
+          <w:b w:val="0"/>
+        </w:rPr>
+        <w:t>Project checkpoint: Test changed cases. Keep normal, boundary and failure cases; compare expected and observed results.</w:t>
       </w:r>
     </w:p>
     <w:p>
       <w:pPr>
         <w:spacing w:line="336" w:lineRule="auto" w:after="180"/>
-        <w:shd w:fill="EDF7F3"/>
       </w:pPr>
       <w:r>
         <w:rPr>
           <w:b w:val="0"/>
         </w:rPr>
-        <w:t>Project checkpoint: Test changed cases. Keep normal, boundary and failure cases; compare expected and observed results.</w:t>
+        <w:t xml:space="preserve">Use the weekly teacher answer for topic-specific reasoning. A saved progress tick is an activity record; judge mastery from the learner’s explanation and </w:t>
+      </w:r>
+      <w:r>
+        <w:rPr>
+          <w:b/>
+        </w:rPr>
+        <w:t>evidence</w:t>
+      </w:r>
+      <w:r>
+        <w:rPr>
+          <w:b w:val="0"/>
+        </w:rPr>
+        <w:t>.</w:t>
       </w:r>
     </w:p>
     <w:p>
       <w:pPr>
-        <w:spacing w:line="336" w:lineRule="auto" w:after="180"/>
-      </w:pPr>
-      <w:r>
-        <w:rPr>
-          <w:b w:val="0"/>
-        </w:rPr>
-        <w:t xml:space="preserve">Use the weekly teacher answer for topic-specific reasoning. A saved progress tick is an activity record; judge mastery from the learner’s explanation and </w:t>
-      </w:r>
-      <w:r>
-        <w:rPr>
-          <w:b/>
-        </w:rPr>
-        <w:t>evidence</w:t>
-      </w:r>
-      <w:r>
-        <w:rPr>
-          <w:b w:val="0"/>
-        </w:rPr>
-        <w:t>.</w:t>
+        <w:pStyle w:val="Heading1"/>
+      </w:pPr>
+      <w:r>
+        <w:t>08. Reference · Feedback,labs and repair paths</w:t>
       </w:r>
     </w:p>
     <w:p>
-      <w:pPr>
-        <w:pStyle w:val="Heading1"/>
-      </w:pPr>
-      <w:r>
-        <w:t>08. Use feedback, labs and repair paths</w:t>
+      <w:r>
+        <w:t>Retain the first attempt and the evidence used for a repair.</w:t>
       </w:r>
     </w:p>
     <w:p>
-      <w:r>
-        <w:t>Use feedback, earlier review and portfolios purposefully. Apply the coding routine only when this lesson has an executable lab.</w:t>
+      <w:pPr>
+        <w:pStyle w:val="Heading2"/>
+      </w:pPr>
+      <w:r>
+        <w:t>Feedback and record guidance</w:t>
       </w:r>
     </w:p>
     <w:p>
@@ -4829,40 +5657,17 @@
         <w:pStyle w:val="Heading1"/>
       </w:pPr>
       <w:r>
-        <w:t>09. Visual concept journey</w:t>
+        <w:t>09. Reference · Teach with the six pictures</w:t>
       </w:r>
     </w:p>
     <w:p>
       <w:r>
-        <w:t>Show one Approval gates and idempotency graphic at a time, request a prediction and discuss its trace before the independent assessment.</w:t>
+        <w:t>Choose one picture for a particular reasoning move.</w:t>
       </w:r>
     </w:p>
     <w:p>
       <w:pPr>
-        <w:spacing w:line="336" w:lineRule="auto" w:after="180"/>
-      </w:pPr>
-      <w:r>
-        <w:rPr>
-          <w:b w:val="0"/>
-        </w:rPr>
-        <w:t xml:space="preserve">Use one picture at a time. Hide a worked result before asking for a </w:t>
-      </w:r>
-      <w:r>
-        <w:rPr>
-          <w:b/>
-        </w:rPr>
-        <w:t>prediction</w:t>
-      </w:r>
-      <w:r>
-        <w:rPr>
-          <w:b w:val="0"/>
-        </w:rPr>
-        <w:t>, then reveal it for feedback. These are supported teaching cases; retain the separate independent assessment for a fresh first attempt.</w:t>
-      </w:r>
-    </w:p>
-    <w:p>
-      <w:pPr>
-        <w:pStyle w:val="Heading3"/>
+        <w:pStyle w:val="Heading2"/>
       </w:pPr>
       <w:r>
         <w:t>01. Approval gates and idempotency: the case</w:t>
@@ -4873,7 +5678,7 @@
         <w:drawing>
           <wp:inline xmlns:a="http://schemas.openxmlformats.org/drawingml/2006/main" xmlns:pic="http://schemas.openxmlformats.org/drawingml/2006/picture">
             <wp:extent cx="5486400" cy="2834640"/>
-            <wp:docPr id="2" name="Picture 2" descr="One approval, one reservation. A desk tool needs approval for the exact request and deduplicates repeated request keys. Supplied facts: K9 reserves desk 4 and is approved once. Two copies of K9 arrive."/>
+            <wp:docPr id="3" name="Picture 3" descr="One approval, one reservation. A desk tool needs approval for the exact request and deduplicates repeated request keys. Supplied facts: K9 reserves desk 4 and is approved once. Two copies of K9 arrive."/>
             <wp:cNvGraphicFramePr>
               <a:graphicFrameLocks noChangeAspect="1"/>
             </wp:cNvGraphicFramePr>
@@ -4885,7 +5690,7 @@
                     <pic:cNvPicPr/>
                   </pic:nvPicPr>
                   <pic:blipFill>
-                    <a:blip r:embed="rId10"/>
+                    <a:blip r:embed="rId11"/>
                     <a:stretch>
                       <a:fillRect/>
                     </a:stretch>
@@ -4918,7 +5723,6 @@
     <w:p>
       <w:pPr>
         <w:spacing w:line="336" w:lineRule="auto" w:after="180"/>
-        <w:shd w:fill="F5F1FB"/>
       </w:pPr>
       <w:r>
         <w:rPr>
@@ -4929,27 +5733,18 @@
     </w:p>
     <w:p>
       <w:pPr>
-        <w:pStyle w:val="Heading3"/>
-      </w:pPr>
-      <w:r>
-        <w:t>Discuss while showing the picture</w:t>
+        <w:spacing w:line="336" w:lineRule="auto" w:after="180"/>
+      </w:pPr>
+      <w:r>
+        <w:rPr>
+          <w:b w:val="0"/>
+        </w:rPr>
+        <w:t>Teacher prompt: Point to the given fact that matters most. Explain why it matters. Ask learners to describe one label or arrow in ordinary words. Use the adjacent transcript if the image is difficult to see.</w:t>
       </w:r>
     </w:p>
     <w:p>
       <w:pPr>
-        <w:spacing w:line="336" w:lineRule="auto" w:after="180"/>
-        <w:shd w:fill="F1F6F8"/>
-      </w:pPr>
-      <w:r>
-        <w:rPr>
-          <w:b w:val="0"/>
-        </w:rPr>
-        <w:t>Teacher prompt: Point to the given fact that matters most. Explain why it matters. Ask learners to describe one label or arrow in ordinary words. Use the adjacent transcript if the image is difficult to see.</w:t>
-      </w:r>
-    </w:p>
-    <w:p>
-      <w:pPr>
-        <w:pStyle w:val="Heading3"/>
+        <w:pStyle w:val="Heading2"/>
       </w:pPr>
       <w:r>
         <w:t>02. Follow the deciding steps</w:t>
@@ -4960,7 +5755,7 @@
         <w:drawing>
           <wp:inline xmlns:a="http://schemas.openxmlformats.org/drawingml/2006/main" xmlns:pic="http://schemas.openxmlformats.org/drawingml/2006/picture">
             <wp:extent cx="5486400" cy="3182112"/>
-            <wp:docPr id="3" name="Picture 3" descr="Check approval: The approved identifier and desk match K9. → Execute first copy: No result is stored yet, so perform the approved reservation once. → Handle duplicate: Return the stored K9 result without another reservation."/>
+            <wp:docPr id="4" name="Picture 4" descr="Check approval: The approved identifier and desk match K9. → Execute first copy: No result is stored yet, so perform the approved reservation once. → Handle duplicate: Return the stored K9 result without another reservation."/>
             <wp:cNvGraphicFramePr>
               <a:graphicFrameLocks noChangeAspect="1"/>
             </wp:cNvGraphicFramePr>
@@ -4972,7 +5767,7 @@
                     <pic:cNvPicPr/>
                   </pic:nvPicPr>
                   <pic:blipFill>
-                    <a:blip r:embed="rId11"/>
+                    <a:blip r:embed="rId9"/>
                     <a:stretch>
                       <a:fillRect/>
                     </a:stretch>
@@ -5005,7 +5800,6 @@
     <w:p>
       <w:pPr>
         <w:spacing w:line="336" w:lineRule="auto" w:after="180"/>
-        <w:shd w:fill="F5F1FB"/>
       </w:pPr>
       <w:r>
         <w:rPr>
@@ -5028,39 +5822,30 @@
     </w:p>
     <w:p>
       <w:pPr>
-        <w:pStyle w:val="Heading3"/>
-      </w:pPr>
-      <w:r>
-        <w:t>Discuss while showing the picture</w:t>
+        <w:spacing w:line="336" w:lineRule="auto" w:after="180"/>
+      </w:pPr>
+      <w:r>
+        <w:rPr>
+          <w:b w:val="0"/>
+        </w:rPr>
+        <w:t xml:space="preserve">Teacher prompt: Point to each numbered stage and explain which recorded </w:t>
+      </w:r>
+      <w:r>
+        <w:rPr>
+          <w:b/>
+        </w:rPr>
+        <w:t>input</w:t>
+      </w:r>
+      <w:r>
+        <w:rPr>
+          <w:b w:val="0"/>
+        </w:rPr>
+        <w:t xml:space="preserve"> it uses. Ask learners to describe one label or arrow in ordinary words. Use the adjacent transcript if the image is difficult to see.</w:t>
       </w:r>
     </w:p>
     <w:p>
       <w:pPr>
-        <w:spacing w:line="336" w:lineRule="auto" w:after="180"/>
-        <w:shd w:fill="F1F6F8"/>
-      </w:pPr>
-      <w:r>
-        <w:rPr>
-          <w:b w:val="0"/>
-        </w:rPr>
-        <w:t xml:space="preserve">Teacher prompt: Point to each numbered stage and explain which recorded </w:t>
-      </w:r>
-      <w:r>
-        <w:rPr>
-          <w:b/>
-        </w:rPr>
-        <w:t>input</w:t>
-      </w:r>
-      <w:r>
-        <w:rPr>
-          <w:b w:val="0"/>
-        </w:rPr>
-        <w:t xml:space="preserve"> it uses. Ask learners to describe one label or arrow in ordinary words. Use the adjacent transcript if the image is difficult to see.</w:t>
-      </w:r>
-    </w:p>
-    <w:p>
-      <w:pPr>
-        <w:pStyle w:val="Heading3"/>
+        <w:pStyle w:val="Heading2"/>
       </w:pPr>
       <w:r>
         <w:t>03. Approval gates and idempotency — evidence trace</w:t>
@@ -5071,7 +5856,7 @@
         <w:drawing>
           <wp:inline xmlns:a="http://schemas.openxmlformats.org/drawingml/2006/main" xmlns:pic="http://schemas.openxmlformats.org/drawingml/2006/picture">
             <wp:extent cx="5486400" cy="3145536"/>
-            <wp:docPr id="4" name="Picture 4" descr="Approval gates and idempotency — evidence trace. Approved send v1 to D uses key K, commits once, then caller retries K with the identical payload. | The mock submission requires approval for request version v1 and destination D. Store key -&gt; committed result. Reusing the same key with the same payload returns that result; the same key with different payload is rejected. | Return the stored committed result; one effect total. A timeout alone is not evidence the first effect failed."/>
+            <wp:docPr id="5" name="Picture 5" descr="Approval gates and idempotency — evidence trace. Approved send v1 to D uses key K, commits once, then caller retries K with the identical payload. | The mock submission requires approval for request version v1 and destination D. Store key -&gt; committed result. Reusing the same key with the same payload returns that result; the same key with different payload is rejected. | Return the stored committed result; one effect total. A timeout alone is not evidence the first effect failed."/>
             <wp:cNvGraphicFramePr>
               <a:graphicFrameLocks noChangeAspect="1"/>
             </wp:cNvGraphicFramePr>
@@ -5168,7 +5953,6 @@
     <w:p>
       <w:pPr>
         <w:spacing w:line="336" w:lineRule="auto" w:after="180"/>
-        <w:shd w:fill="F5F1FB"/>
       </w:pPr>
       <w:r>
         <w:rPr>
@@ -5179,27 +5963,18 @@
     </w:p>
     <w:p>
       <w:pPr>
-        <w:pStyle w:val="Heading3"/>
-      </w:pPr>
-      <w:r>
-        <w:t>Discuss while showing the picture</w:t>
+        <w:spacing w:line="336" w:lineRule="auto" w:after="180"/>
+      </w:pPr>
+      <w:r>
+        <w:rPr>
+          <w:b w:val="0"/>
+        </w:rPr>
+        <w:t>Teacher prompt: Read the labels and values. Explain the relationship the model shows. Ask learners to describe one label or arrow in ordinary words. Use the adjacent transcript if the image is difficult to see.</w:t>
       </w:r>
     </w:p>
     <w:p>
       <w:pPr>
-        <w:spacing w:line="336" w:lineRule="auto" w:after="180"/>
-        <w:shd w:fill="F1F6F8"/>
-      </w:pPr>
-      <w:r>
-        <w:rPr>
-          <w:b w:val="0"/>
-        </w:rPr>
-        <w:t>Teacher prompt: Read the labels and values. Explain the relationship the model shows. Ask learners to describe one label or arrow in ordinary words. Use the adjacent transcript if the image is difficult to see.</w:t>
-      </w:r>
-    </w:p>
-    <w:p>
-      <w:pPr>
-        <w:pStyle w:val="Heading3"/>
+        <w:pStyle w:val="Heading2"/>
       </w:pPr>
       <w:r>
         <w:t>04. Change one thing. Trace what follows.</w:t>
@@ -5210,7 +5985,7 @@
         <w:drawing>
           <wp:inline xmlns:a="http://schemas.openxmlformats.org/drawingml/2006/main" xmlns:pic="http://schemas.openxmlformats.org/drawingml/2006/picture">
             <wp:extent cx="5486400" cy="3026664"/>
-            <wp:docPr id="5" name="Picture 5" descr="Original case: Return the stored K9 result without another reservation. Changed condition: A new K10 asks for desk 5 without approval. Expected result: Stop K10 at the approval gate. Reason: K9’s approval does not apply to a different action."/>
+            <wp:docPr id="6" name="Picture 6" descr="Original case: Return the stored K9 result without another reservation. Changed condition: A new K10 asks for desk 5 without approval. Expected result: Stop K10 at the approval gate. Reason: K9’s approval does not apply to a different action."/>
             <wp:cNvGraphicFramePr>
               <a:graphicFrameLocks noChangeAspect="1"/>
             </wp:cNvGraphicFramePr>
@@ -5278,7 +6053,6 @@
     <w:p>
       <w:pPr>
         <w:spacing w:line="336" w:lineRule="auto" w:after="180"/>
-        <w:shd w:fill="F5F1FB"/>
       </w:pPr>
       <w:r>
         <w:rPr>
@@ -5289,39 +6063,29 @@
     </w:p>
     <w:p>
       <w:pPr>
-        <w:pStyle w:val="Heading3"/>
-      </w:pPr>
-      <w:r>
-        <w:t>Discuss while showing the picture</w:t>
+        <w:spacing w:line="336" w:lineRule="auto" w:after="180"/>
+      </w:pPr>
+      <w:r>
+        <w:rPr>
+          <w:b w:val="0"/>
+        </w:rPr>
+        <w:t>Teacher prompt: Predict before checking the worked changed-case result. Name what changed and what the supplied facts allow you to conclude. Ask learners to describe one label or arrow in ordinary words.</w:t>
       </w:r>
     </w:p>
     <w:p>
       <w:pPr>
         <w:spacing w:line="336" w:lineRule="auto" w:after="180"/>
-        <w:shd w:fill="F1F6F8"/>
       </w:pPr>
       <w:r>
         <w:rPr>
           <w:b w:val="0"/>
         </w:rPr>
-        <w:t>Teacher prompt: Predict before checking the worked changed-case result. Name what changed and what the supplied facts allow you to conclude. Ask learners to describe one label or arrow in ordinary words.</w:t>
+        <w:t>Use the adjacent transcript if the image is difficult to see. Changed-case reasoning: K9’s approval does not apply to a different action.</w:t>
       </w:r>
     </w:p>
     <w:p>
       <w:pPr>
-        <w:spacing w:line="336" w:lineRule="auto" w:after="180"/>
-        <w:shd w:fill="F1F6F8"/>
-      </w:pPr>
-      <w:r>
-        <w:rPr>
-          <w:b w:val="0"/>
-        </w:rPr>
-        <w:t>Use the adjacent transcript if the image is difficult to see. Changed-case reasoning: K9’s approval does not apply to a different action.</w:t>
-      </w:r>
-    </w:p>
-    <w:p>
-      <w:pPr>
-        <w:pStyle w:val="Heading3"/>
+        <w:pStyle w:val="Heading2"/>
       </w:pPr>
       <w:r>
         <w:t>05. Connect the explanation to its limit</w:t>
@@ -5332,7 +6096,7 @@
         <w:drawing>
           <wp:inline xmlns:a="http://schemas.openxmlformats.org/drawingml/2006/main" xmlns:pic="http://schemas.openxmlformats.org/drawingml/2006/picture">
             <wp:extent cx="5486400" cy="2834640"/>
-            <wp:docPr id="6" name="Picture 6" descr="Approval answers whether an action may proceed. Idempotency prevents repeated handling of that action from creating duplicate effects. Limit: Deduplication requires reliable stored keys; this illustration does not prove crash-safe exactly-once execution."/>
+            <wp:docPr id="7" name="Picture 7" descr="Approval answers whether an action may proceed. Idempotency prevents repeated handling of that action from creating duplicate effects. Limit: Deduplication requires reliable stored keys; this illustration does not prove crash-safe exactly-once execution."/>
             <wp:cNvGraphicFramePr>
               <a:graphicFrameLocks noChangeAspect="1"/>
             </wp:cNvGraphicFramePr>
@@ -5388,7 +6152,6 @@
     <w:p>
       <w:pPr>
         <w:spacing w:line="336" w:lineRule="auto" w:after="180"/>
-        <w:shd w:fill="F5F1FB"/>
       </w:pPr>
       <w:r>
         <w:rPr>
@@ -5399,39 +6162,29 @@
     </w:p>
     <w:p>
       <w:pPr>
-        <w:pStyle w:val="Heading3"/>
-      </w:pPr>
-      <w:r>
-        <w:t>Discuss while showing the picture</w:t>
+        <w:spacing w:line="336" w:lineRule="auto" w:after="180"/>
+      </w:pPr>
+      <w:r>
+        <w:rPr>
+          <w:b w:val="0"/>
+        </w:rPr>
+        <w:t>Teacher prompt: Explain the case, then point to a limit on the claim. Ask learners to describe one label or arrow in ordinary words. Use the adjacent transcript if the image is difficult to see.</w:t>
       </w:r>
     </w:p>
     <w:p>
       <w:pPr>
         <w:spacing w:line="336" w:lineRule="auto" w:after="180"/>
-        <w:shd w:fill="F1F6F8"/>
       </w:pPr>
       <w:r>
         <w:rPr>
           <w:b w:val="0"/>
         </w:rPr>
-        <w:t>Teacher prompt: Explain the case, then point to a limit on the claim. Ask learners to describe one label or arrow in ordinary words. Use the adjacent transcript if the image is difficult to see.</w:t>
+        <w:t>Keep the stated scope: Deduplication requires reliable stored keys; this illustration does not prove crash-safe exactly-once execution.</w:t>
       </w:r>
     </w:p>
     <w:p>
       <w:pPr>
-        <w:spacing w:line="336" w:lineRule="auto" w:after="180"/>
-        <w:shd w:fill="F1F6F8"/>
-      </w:pPr>
-      <w:r>
-        <w:rPr>
-          <w:b w:val="0"/>
-        </w:rPr>
-        <w:t>Keep the stated scope: Deduplication requires reliable stored keys; this illustration does not prove crash-safe exactly-once execution.</w:t>
-      </w:r>
-    </w:p>
-    <w:p>
-      <w:pPr>
-        <w:pStyle w:val="Heading3"/>
+        <w:pStyle w:val="Heading2"/>
       </w:pPr>
       <w:r>
         <w:t>06. Make the idea visible in your project</w:t>
@@ -5442,7 +6195,7 @@
         <w:drawing>
           <wp:inline xmlns:a="http://schemas.openxmlformats.org/drawingml/2006/main" xmlns:pic="http://schemas.openxmlformats.org/drawingml/2006/picture">
             <wp:extent cx="5486400" cy="3529584"/>
-            <wp:docPr id="7" name="Picture 7" descr="For the Grounded Learning Service, retain an annotated trace and the changed-case result. Name the contract or evidence that makes the deciding step valid, so another team can review it. Draw your input, deciding step, result and limit. Supported question: Trace the two deliveries of approved K9. How many reservations should occur, and why can a new K10 for desk 5 not borrow K9’s approval?"/>
+            <wp:docPr id="8" name="Picture 8" descr="For the Grounded Learning Service, retain an annotated trace and the changed-case result. Name the contract or evidence that makes the deciding step valid, so another team can review it. Draw your input, deciding step, result and limit. Supported question: Trace the two deliveries of approved K9. How many reservations should occur, and why can a new K10 for desk 5 not borrow K9’s approval?"/>
             <wp:cNvGraphicFramePr>
               <a:graphicFrameLocks noChangeAspect="1"/>
             </wp:cNvGraphicFramePr>
@@ -5522,7 +6275,6 @@
     <w:p>
       <w:pPr>
         <w:spacing w:line="336" w:lineRule="auto" w:after="180"/>
-        <w:shd w:fill="F5F1FB"/>
       </w:pPr>
       <w:r>
         <w:rPr>
@@ -5545,70 +6297,138 @@
     </w:p>
     <w:p>
       <w:pPr>
-        <w:pStyle w:val="Heading3"/>
-      </w:pPr>
-      <w:r>
-        <w:t>Discuss while showing the picture</w:t>
+        <w:spacing w:line="336" w:lineRule="auto" w:after="180"/>
+      </w:pPr>
+      <w:r>
+        <w:rPr>
+          <w:b w:val="0"/>
+        </w:rPr>
+        <w:t xml:space="preserve">Teacher prompt: Draw your project trace and justify the deciding step using </w:t>
+      </w:r>
+      <w:r>
+        <w:rPr>
+          <w:b/>
+        </w:rPr>
+        <w:t>evidence</w:t>
+      </w:r>
+      <w:r>
+        <w:rPr>
+          <w:b w:val="0"/>
+        </w:rPr>
+        <w:t>. Ask learners to describe one label or arrow in ordinary words. Use the adjacent transcript if the image is difficult to see.</w:t>
       </w:r>
     </w:p>
     <w:p>
       <w:pPr>
         <w:spacing w:line="336" w:lineRule="auto" w:after="180"/>
-        <w:shd w:fill="F1F6F8"/>
       </w:pPr>
       <w:r>
         <w:rPr>
           <w:b w:val="0"/>
         </w:rPr>
-        <w:t xml:space="preserve">Teacher prompt: Draw your project trace and justify the deciding step using </w:t>
-      </w:r>
-      <w:r>
-        <w:rPr>
-          <w:b/>
-        </w:rPr>
-        <w:t>evidence</w:t>
-      </w:r>
-      <w:r>
-        <w:rPr>
-          <w:b w:val="0"/>
-        </w:rPr>
-        <w:t>. Ask learners to describe one label or arrow in ordinary words. Use the adjacent transcript if the image is difficult to see.</w:t>
+        <w:t>Supported practice key: The approved identifier and desk match K9. No result is stored yet, so perform the approved reservation once. Return the stored K9 result without another reservation.</w:t>
       </w:r>
     </w:p>
     <w:p>
       <w:pPr>
         <w:spacing w:line="336" w:lineRule="auto" w:after="180"/>
-        <w:shd w:fill="F1F6F8"/>
       </w:pPr>
       <w:r>
         <w:rPr>
           <w:b w:val="0"/>
         </w:rPr>
-        <w:t>Supported practice key: The approved identifier and desk match K9. No result is stored yet, so perform the approved reservation once. Return the stored K9 result without another reservation.</w:t>
+        <w:t xml:space="preserve">Changed case: Stop K10 at the </w:t>
+      </w:r>
+      <w:r>
+        <w:rPr>
+          <w:b/>
+        </w:rPr>
+        <w:t>approval gate</w:t>
+      </w:r>
+      <w:r>
+        <w:rPr>
+          <w:b w:val="0"/>
+        </w:rPr>
+        <w:t>. K9’s approval does not apply to a different action.</w:t>
       </w:r>
     </w:p>
     <w:p>
       <w:pPr>
+        <w:pStyle w:val="Heading2"/>
+      </w:pPr>
+      <w:r>
+        <w:t>Earlier wording, alternatives and picture transcripts · reference / check after trying</w:t>
+      </w:r>
+    </w:p>
+    <w:p>
+      <w:pPr>
         <w:spacing w:line="336" w:lineRule="auto" w:after="180"/>
-        <w:shd w:fill="F1F6F8"/>
       </w:pPr>
       <w:r>
         <w:rPr>
           <w:b w:val="0"/>
         </w:rPr>
-        <w:t xml:space="preserve">Changed case: Stop K10 at the </w:t>
+        <w:t xml:space="preserve">Use one picture at a time. Hide a worked result before asking for a </w:t>
       </w:r>
       <w:r>
         <w:rPr>
           <w:b/>
         </w:rPr>
-        <w:t>approval gate</w:t>
+        <w:t>prediction</w:t>
       </w:r>
       <w:r>
         <w:rPr>
           <w:b w:val="0"/>
         </w:rPr>
-        <w:t>. K9’s approval does not apply to a different action.</w:t>
+        <w:t>, then reveal it for feedback. These are supported teaching cases; retain the separate independent assessment for a fresh first attempt.</w:t>
+      </w:r>
+    </w:p>
+    <w:p>
+      <w:pPr>
+        <w:pStyle w:val="Heading3"/>
+      </w:pPr>
+      <w:r>
+        <w:t>01. Approval gates and idempotency: the case</w:t>
+      </w:r>
+    </w:p>
+    <w:p>
+      <w:pPr>
+        <w:pStyle w:val="Heading3"/>
+      </w:pPr>
+      <w:r>
+        <w:t>02. Follow the deciding steps</w:t>
+      </w:r>
+    </w:p>
+    <w:p>
+      <w:pPr>
+        <w:pStyle w:val="Heading3"/>
+      </w:pPr>
+      <w:r>
+        <w:t>03. Approval gates and idempotency — evidence trace</w:t>
+      </w:r>
+    </w:p>
+    <w:p>
+      <w:pPr>
+        <w:pStyle w:val="Heading3"/>
+      </w:pPr>
+      <w:r>
+        <w:t>04. Change one thing. Trace what follows.</w:t>
+      </w:r>
+    </w:p>
+    <w:p>
+      <w:pPr>
+        <w:pStyle w:val="Heading3"/>
+      </w:pPr>
+      <w:r>
+        <w:t>05. Connect the explanation to its limit</w:t>
+      </w:r>
+    </w:p>
+    <w:p>
+      <w:pPr>
+        <w:pStyle w:val="Heading3"/>
+      </w:pPr>
+      <w:r>
+        <w:t>06. Make the idea visible in your project</w:t>
       </w:r>
     </w:p>
     <w:sectPr>
